--- a/01_Thesis/ESG-Adjusted Volatility Forecasts and Equity Option Trading.docx
+++ b/01_Thesis/ESG-Adjusted Volatility Forecasts and Equity Option Trading.docx
@@ -12,153 +12,134 @@
           <w:b/>
           <w:bCs/>
         </w:rPr>
-        <w:t>ESG</w:t>
-      </w:r>
+        <w:t>ESG-Adjusted Volatility Forecasts and Equity Option Trading:</w:t>
+      </w:r>
+    </w:p>
+    <w:p>
+      <w:pPr>
+        <w:spacing w:after="1440"/>
+        <w:jc w:val="center"/>
+      </w:pPr>
       <w:r>
         <w:rPr>
           <w:b/>
           <w:bCs/>
         </w:rPr>
-        <w:t>-</w:t>
-      </w:r>
-      <w:r>
+        <w:t>Evidence from Vega-Hedged Strategies</w:t>
+      </w:r>
+    </w:p>
+    <w:p>
+      <w:pPr>
+        <w:spacing w:after="240"/>
+        <w:jc w:val="center"/>
+      </w:pPr>
+      <w:r>
+        <w:rPr>
+          <w:i/>
+          <w:iCs/>
+        </w:rPr>
+        <w:t>Master's Thesis - MSc in Financial Markets &amp; Sustainable Investments</w:t>
+      </w:r>
+    </w:p>
+    <w:p>
+      <w:pPr>
+        <w:spacing w:after="240"/>
+        <w:jc w:val="center"/>
+      </w:pPr>
+      <w:r>
+        <w:rPr>
+          <w:i/>
+          <w:iCs/>
+        </w:rPr>
+        <w:t>Academic Year 2025-2026</w:t>
+      </w:r>
+    </w:p>
+    <w:p>
+      <w:pPr>
+        <w:spacing w:after="240"/>
+        <w:jc w:val="center"/>
+      </w:pPr>
+      <w:r>
+        <w:t>Audencia Business School</w:t>
+      </w:r>
+    </w:p>
+    <w:p>
+      <w:pPr>
+        <w:spacing w:before="480" w:after="240"/>
+        <w:jc w:val="center"/>
+      </w:pPr>
+      <w:r>
+        <w:t>Thesis Supervisor: TRIANTAFYLLOU Athanasios</w:t>
+      </w:r>
+    </w:p>
+    <w:p>
+      <w:pPr>
+        <w:spacing w:after="240"/>
+        <w:jc w:val="center"/>
+        <w:rPr>
+          <w:lang w:val="fr-FR"/>
+        </w:rPr>
+      </w:pPr>
+      <w:r>
+        <w:rPr>
+          <w:lang w:val="fr-FR"/>
+        </w:rPr>
+        <w:t>Students: GADRON Joshua &amp; VEDEL Louison</w:t>
+      </w:r>
+    </w:p>
+    <w:p>
+      <w:pPr>
+        <w:rPr>
+          <w:lang w:val="fr-FR"/>
+        </w:rPr>
+      </w:pPr>
+      <w:r>
+        <w:rPr>
+          <w:lang w:val="fr-FR"/>
+        </w:rPr>
+        <w:br/>
+      </w:r>
+      <w:r>
+        <w:rPr>
+          <w:lang w:val="fr-FR"/>
+        </w:rPr>
+        <w:br w:type="page"/>
+      </w:r>
+    </w:p>
+    <w:p>
+      <w:pPr>
+        <w:pStyle w:val="Heading1"/>
+        <w:spacing w:before="240" w:after="120"/>
+      </w:pPr>
+      <w:bookmarkStart w:id="0" w:name="_Toc241347552"/>
+      <w:r>
+        <w:t>I. ABSTRACT</w:t>
+      </w:r>
+      <w:bookmarkEnd w:id="0"/>
+    </w:p>
+    <w:p>
+      <w:pPr>
+        <w:pStyle w:val="BodyText2"/>
+        <w:spacing w:after="60"/>
         <w:rPr>
           <w:b/>
           <w:bCs/>
         </w:rPr>
-        <w:t>Adjusted Volatility Forecasts and Equity Option Trading:</w:t>
-      </w:r>
-    </w:p>
-    <w:p>
-      <w:pPr>
-        <w:spacing w:after="1440"/>
-        <w:jc w:val="center"/>
-      </w:pPr>
-      <w:r>
-        <w:rPr>
-          <w:b/>
-          <w:bCs/>
-        </w:rPr>
-        <w:t>Evidence from Vega</w:t>
-      </w:r>
-      <w:r>
-        <w:rPr>
-          <w:b/>
-          <w:bCs/>
-        </w:rPr>
-        <w:t>-</w:t>
-      </w:r>
-      <w:r>
-        <w:rPr>
-          <w:b/>
-          <w:bCs/>
-        </w:rPr>
-        <w:t>Hedged Strategies</w:t>
-      </w:r>
-    </w:p>
-    <w:p>
-      <w:pPr>
-        <w:spacing w:after="240"/>
-        <w:jc w:val="center"/>
-      </w:pPr>
-      <w:r>
-        <w:rPr>
-          <w:i/>
-          <w:iCs/>
-        </w:rPr>
-        <w:t xml:space="preserve">Master's Thesis </w:t>
-      </w:r>
-      <w:r>
-        <w:rPr>
-          <w:i/>
-          <w:iCs/>
-        </w:rPr>
-        <w:t>-</w:t>
-      </w:r>
-      <w:r>
-        <w:rPr>
-          <w:i/>
-          <w:iCs/>
-        </w:rPr>
-        <w:t xml:space="preserve"> MSc in Financial Markets &amp; Sustainable Investments</w:t>
-      </w:r>
-    </w:p>
-    <w:p>
-      <w:pPr>
-        <w:spacing w:after="240"/>
-        <w:jc w:val="center"/>
-      </w:pPr>
-      <w:r>
-        <w:rPr>
-          <w:i/>
-          <w:iCs/>
-        </w:rPr>
-        <w:t>Academic Year 2025</w:t>
-      </w:r>
-      <w:r>
-        <w:rPr>
-          <w:i/>
-          <w:iCs/>
-        </w:rPr>
-        <w:t>-</w:t>
-      </w:r>
-      <w:r>
-        <w:rPr>
-          <w:i/>
-          <w:iCs/>
-        </w:rPr>
-        <w:t>2026</w:t>
-      </w:r>
-    </w:p>
-    <w:p>
-      <w:pPr>
-        <w:spacing w:after="240"/>
-        <w:jc w:val="center"/>
-      </w:pPr>
-      <w:r>
-        <w:t>Audencia Business School</w:t>
-      </w:r>
-    </w:p>
-    <w:p>
-      <w:pPr>
-        <w:spacing w:before="480" w:after="240"/>
-        <w:jc w:val="center"/>
-      </w:pPr>
-      <w:r>
-        <w:t>Thesis Supervisor: TRIANTAFYLLOU Athanasios</w:t>
-      </w:r>
-    </w:p>
-    <w:p>
-      <w:pPr>
-        <w:spacing w:after="240"/>
-        <w:jc w:val="center"/>
-        <w:rPr>
-          <w:lang w:val="fr-FR"/>
-        </w:rPr>
-      </w:pPr>
-      <w:r>
-        <w:rPr>
-          <w:lang w:val="fr-FR"/>
-        </w:rPr>
-        <w:t>Students: GADRON Joshua &amp; VEDEL Louison</w:t>
-      </w:r>
-    </w:p>
-    <w:p>
-      <w:pPr>
-        <w:rPr>
-          <w:lang w:val="fr-FR"/>
-        </w:rPr>
-      </w:pPr>
-      <w:r>
-        <w:rPr>
-          <w:lang w:val="fr-FR"/>
-        </w:rPr>
+      </w:pPr>
+      <w:r>
+        <w:t>This thesis examines whether ESG-related information improves ex-ante equity volatility forecasts and, ultimately, whether any incremental information can support option pricing and vega-hedged trading strategies. The empirical design starts from 345 candidate US-listed firms and applies a strict sequence of data and estimation screens. The final forecasting panel contains 344 usable firms after excluding EVHC, while the integrated option panel contains 342 firms after excluding EA and SCG because no usable date intersection was available. Forecasts are generated from 12 January 2010 to 28 June 2019 using a minimum historical window of 252 observations and refitting every 21 trading days. ESG information is incorporated with a lagged timing convention to avoid look-ahead bias, and Environmental, Social, and Governance pillars are modelled separately. The option-pricing sample contains 336 firms, and the realised trading backtest contains 278 firms with at least one completed trade. Forecast accuracy is mixed: conventional GARCH and GJR-GARCH remain the strongest standalone benchmarks, while ESG-augmented specifications show higher point-estimate losses but contribute incremental information in encompassing regressions. The implied-volatility minus forecast-volatility gap differs across specifications and varies with the implied-volatility regime, and the vega-hedged, delta-neutral trading exercise does not reveal a systematic, ESG-attributable trading advantage. Overall, ESG information conditions rather than replaces conventional volatility dynamics, and practitioners should treat it as a complementary input to established GARCH-family models rather than as a standalone forecasting or trading signal.</w:t>
+      </w:r>
+    </w:p>
+    <w:p>
+      <w:pPr>
+        <w:spacing w:after="80"/>
+      </w:pPr>
+    </w:p>
+    <w:p>
+      <w:r>
         <w:br/>
       </w:r>
       <w:r>
-        <w:rPr>
-          <w:lang w:val="fr-FR"/>
-        </w:rPr>
         <w:br w:type="page"/>
       </w:r>
     </w:p>
@@ -166,54 +147,15 @@
       <w:pPr>
         <w:pStyle w:val="Heading1"/>
         <w:spacing w:before="240" w:after="120"/>
-      </w:pPr>
-      <w:bookmarkStart w:id="0" w:name="_Toc240808247"/>
-      <w:r>
-        <w:lastRenderedPageBreak/>
-        <w:t>I. ABSTRACT</w:t>
-      </w:r>
-      <w:bookmarkEnd w:id="0"/>
-    </w:p>
-    <w:p>
-      <w:pPr>
-        <w:pStyle w:val="BodyText2"/>
-        <w:spacing w:after="60"/>
-        <w:rPr>
-          <w:b/>
-          <w:bCs/>
-        </w:rPr>
-      </w:pPr>
-      <w:r>
-        <w:t>This thesis examines whether ESG-related information improves ex-ante equity volatility forecasts and, ultimately, whether any incremental information can support option pricing and vega-hedged trading strategies. The empirical design starts from 404 tickers identified in the OptionMetrics dataset, which are subjected to LSEG identifier and historical-identity checks, followed by price and ESG availability screening. This process produces 345 candidate US-listed firms, after which a strict sequence of data and estimation screens is applied. The final forecasting panel contains 344 usable firms after excluding EVHC, while the integrated option panel contains 342 firms after excluding EA and SCG because no usable date intersection was available. Forecasts are generated from 12 January 2010 to 28 June 2019 using a minimum historical window of 252 observations and refitting every 21 trading days. ESG information is incorporated with a lagged timing convention to avoid look-ahead bias, and Environmental, Social, and Governance pillars are modelled separately. The option-pricing sample contains 336 firms, and the realised trading backtest contains 278 firms with at least one completed trade.</w:t>
-      </w:r>
-    </w:p>
-    <w:p>
-      <w:pPr>
-        <w:spacing w:after="80"/>
-      </w:pPr>
-    </w:p>
-    <w:p>
-      <w:r>
-        <w:br/>
-      </w:r>
-      <w:r>
-        <w:br w:type="page"/>
-      </w:r>
-    </w:p>
-    <w:p>
-      <w:pPr>
-        <w:pStyle w:val="Heading1"/>
-        <w:spacing w:before="240" w:after="120"/>
         <w:rPr>
           <w:lang w:val="en-GB"/>
         </w:rPr>
       </w:pPr>
-      <w:bookmarkStart w:id="1" w:name="_Toc240808248"/>
+      <w:bookmarkStart w:id="1" w:name="_Toc241347553"/>
       <w:r>
         <w:rPr>
           <w:lang w:val="en-GB"/>
         </w:rPr>
-        <w:lastRenderedPageBreak/>
         <w:t>II. TABLE OF CONTENTS</w:t>
       </w:r>
       <w:bookmarkEnd w:id="1"/>
@@ -222,9 +164,8 @@
       <w:pPr>
         <w:pStyle w:val="TOC1"/>
         <w:tabs>
-          <w:tab w:val="right" w:pos="9062"/>
+          <w:tab w:val="right" w:leader="dot" w:pos="9062"/>
         </w:tabs>
-        <w:spacing w:before="200" w:after="60" w:line="240" w:lineRule="auto"/>
         <w:rPr>
           <w:rFonts w:asciiTheme="minorHAnsi" w:eastAsiaTheme="minorEastAsia" w:hAnsiTheme="minorHAnsi" w:cstheme="minorBidi"/>
           <w:noProof/>
@@ -244,7 +185,7 @@
       <w:r>
         <w:fldChar w:fldCharType="separate"/>
       </w:r>
-      <w:hyperlink w:anchor="_Toc240808247" w:history="1">
+      <w:hyperlink w:anchor="_Toc241347552" w:history="1">
         <w:r>
           <w:rPr>
             <w:rStyle w:val="Hyperlink"/>
@@ -271,7 +212,7 @@
             <w:noProof/>
             <w:webHidden/>
           </w:rPr>
-          <w:instrText xml:space="preserve"> PAGEREF _Toc240808247 \h </w:instrText>
+          <w:instrText xml:space="preserve"> PAGEREF _Toc241347552 \h </w:instrText>
         </w:r>
         <w:r>
           <w:rPr>
@@ -306,9 +247,8 @@
       <w:pPr>
         <w:pStyle w:val="TOC1"/>
         <w:tabs>
-          <w:tab w:val="right" w:pos="9062"/>
+          <w:tab w:val="right" w:leader="dot" w:pos="9062"/>
         </w:tabs>
-        <w:spacing w:before="200" w:after="60" w:line="240" w:lineRule="auto"/>
         <w:rPr>
           <w:rFonts w:asciiTheme="minorHAnsi" w:eastAsiaTheme="minorEastAsia" w:hAnsiTheme="minorHAnsi" w:cstheme="minorBidi"/>
           <w:noProof/>
@@ -319,7 +259,7 @@
           <w14:ligatures w14:val="standardContextual"/>
         </w:rPr>
       </w:pPr>
-      <w:hyperlink w:anchor="_Toc240808248" w:history="1">
+      <w:hyperlink w:anchor="_Toc241347553" w:history="1">
         <w:r>
           <w:rPr>
             <w:rStyle w:val="Hyperlink"/>
@@ -346,7 +286,7 @@
             <w:noProof/>
             <w:webHidden/>
           </w:rPr>
-          <w:instrText xml:space="preserve"> PAGEREF _Toc240808248 \h </w:instrText>
+          <w:instrText xml:space="preserve"> PAGEREF _Toc241347553 \h </w:instrText>
         </w:r>
         <w:r>
           <w:rPr>
@@ -381,9 +321,8 @@
       <w:pPr>
         <w:pStyle w:val="TOC1"/>
         <w:tabs>
-          <w:tab w:val="right" w:pos="9062"/>
+          <w:tab w:val="right" w:leader="dot" w:pos="9062"/>
         </w:tabs>
-        <w:spacing w:before="200" w:after="60" w:line="240" w:lineRule="auto"/>
         <w:rPr>
           <w:rFonts w:asciiTheme="minorHAnsi" w:eastAsiaTheme="minorEastAsia" w:hAnsiTheme="minorHAnsi" w:cstheme="minorBidi"/>
           <w:noProof/>
@@ -394,13 +333,13 @@
           <w14:ligatures w14:val="standardContextual"/>
         </w:rPr>
       </w:pPr>
-      <w:hyperlink w:anchor="_Toc240808249" w:history="1">
+      <w:hyperlink w:anchor="_Toc241347554" w:history="1">
         <w:r>
           <w:rPr>
             <w:rStyle w:val="Hyperlink"/>
             <w:noProof/>
           </w:rPr>
-          <w:t>III. INTRODUCTION</w:t>
+          <w:t>TABLE OF ILLUSTRATIONS</w:t>
         </w:r>
         <w:r>
           <w:rPr>
@@ -421,7 +360,7 @@
             <w:noProof/>
             <w:webHidden/>
           </w:rPr>
-          <w:instrText xml:space="preserve"> PAGEREF _Toc240808249 \h </w:instrText>
+          <w:instrText xml:space="preserve"> PAGEREF _Toc241347554 \h </w:instrText>
         </w:r>
         <w:r>
           <w:rPr>
@@ -454,11 +393,10 @@
     </w:p>
     <w:p>
       <w:pPr>
-        <w:pStyle w:val="TOC1"/>
+        <w:pStyle w:val="TOC2"/>
         <w:tabs>
-          <w:tab w:val="right" w:pos="9062"/>
+          <w:tab w:val="right" w:leader="dot" w:pos="9062"/>
         </w:tabs>
-        <w:spacing w:before="200" w:after="60" w:line="240" w:lineRule="auto"/>
         <w:rPr>
           <w:rFonts w:asciiTheme="minorHAnsi" w:eastAsiaTheme="minorEastAsia" w:hAnsiTheme="minorHAnsi" w:cstheme="minorBidi"/>
           <w:noProof/>
@@ -469,13 +407,13 @@
           <w14:ligatures w14:val="standardContextual"/>
         </w:rPr>
       </w:pPr>
-      <w:hyperlink w:anchor="_Toc240808250" w:history="1">
+      <w:hyperlink w:anchor="_Toc241347555" w:history="1">
         <w:r>
           <w:rPr>
             <w:rStyle w:val="Hyperlink"/>
             <w:noProof/>
           </w:rPr>
-          <w:t>IV. LITERATURE REVIEW</w:t>
+          <w:t>List of Tables</w:t>
         </w:r>
         <w:r>
           <w:rPr>
@@ -496,7 +434,7 @@
             <w:noProof/>
             <w:webHidden/>
           </w:rPr>
-          <w:instrText xml:space="preserve"> PAGEREF _Toc240808250 \h </w:instrText>
+          <w:instrText xml:space="preserve"> PAGEREF _Toc241347555 \h </w:instrText>
         </w:r>
         <w:r>
           <w:rPr>
@@ -516,7 +454,7 @@
             <w:noProof/>
             <w:webHidden/>
           </w:rPr>
-          <w:t>8</w:t>
+          <w:t>6</w:t>
         </w:r>
         <w:r>
           <w:rPr>
@@ -531,10 +469,8 @@
       <w:pPr>
         <w:pStyle w:val="TOC2"/>
         <w:tabs>
-          <w:tab w:val="right" w:pos="9062"/>
+          <w:tab w:val="right" w:leader="dot" w:pos="9062"/>
         </w:tabs>
-        <w:spacing w:before="200" w:after="60" w:line="240" w:lineRule="auto"/>
-        <w:ind w:left="221"/>
         <w:rPr>
           <w:rFonts w:asciiTheme="minorHAnsi" w:eastAsiaTheme="minorEastAsia" w:hAnsiTheme="minorHAnsi" w:cstheme="minorBidi"/>
           <w:noProof/>
@@ -545,13 +481,13 @@
           <w14:ligatures w14:val="standardContextual"/>
         </w:rPr>
       </w:pPr>
-      <w:hyperlink w:anchor="_Toc240808251" w:history="1">
+      <w:hyperlink w:anchor="_Toc241347556" w:history="1">
         <w:r>
           <w:rPr>
             <w:rStyle w:val="Hyperlink"/>
             <w:noProof/>
           </w:rPr>
-          <w:t>1. Foundations of Volatility Forecasting</w:t>
+          <w:t>List of Figures</w:t>
         </w:r>
         <w:r>
           <w:rPr>
@@ -572,7 +508,7 @@
             <w:noProof/>
             <w:webHidden/>
           </w:rPr>
-          <w:instrText xml:space="preserve"> PAGEREF _Toc240808251 \h </w:instrText>
+          <w:instrText xml:space="preserve"> PAGEREF _Toc241347556 \h </w:instrText>
         </w:r>
         <w:r>
           <w:rPr>
@@ -592,7 +528,7 @@
             <w:noProof/>
             <w:webHidden/>
           </w:rPr>
-          <w:t>8</w:t>
+          <w:t>6</w:t>
         </w:r>
         <w:r>
           <w:rPr>
@@ -605,11 +541,10 @@
     </w:p>
     <w:p>
       <w:pPr>
-        <w:pStyle w:val="TOC3"/>
+        <w:pStyle w:val="TOC1"/>
         <w:tabs>
-          <w:tab w:val="right" w:pos="9062"/>
+          <w:tab w:val="right" w:leader="dot" w:pos="9062"/>
         </w:tabs>
-        <w:spacing w:before="200" w:after="60" w:line="240" w:lineRule="auto"/>
         <w:rPr>
           <w:rFonts w:asciiTheme="minorHAnsi" w:eastAsiaTheme="minorEastAsia" w:hAnsiTheme="minorHAnsi" w:cstheme="minorBidi"/>
           <w:noProof/>
@@ -620,13 +555,13 @@
           <w14:ligatures w14:val="standardContextual"/>
         </w:rPr>
       </w:pPr>
-      <w:hyperlink w:anchor="_Toc240808252" w:history="1">
+      <w:hyperlink w:anchor="_Toc241347557" w:history="1">
         <w:r>
           <w:rPr>
             <w:rStyle w:val="Hyperlink"/>
             <w:noProof/>
           </w:rPr>
-          <w:t>1.1 ARCH/GARCH Models and Their Extensions</w:t>
+          <w:t>III. INTRODUCTION</w:t>
         </w:r>
         <w:r>
           <w:rPr>
@@ -647,7 +582,7 @@
             <w:noProof/>
             <w:webHidden/>
           </w:rPr>
-          <w:instrText xml:space="preserve"> PAGEREF _Toc240808252 \h </w:instrText>
+          <w:instrText xml:space="preserve"> PAGEREF _Toc241347557 \h </w:instrText>
         </w:r>
         <w:r>
           <w:rPr>
@@ -680,11 +615,10 @@
     </w:p>
     <w:p>
       <w:pPr>
-        <w:pStyle w:val="TOC3"/>
+        <w:pStyle w:val="TOC1"/>
         <w:tabs>
-          <w:tab w:val="right" w:pos="9062"/>
+          <w:tab w:val="right" w:leader="dot" w:pos="9062"/>
         </w:tabs>
-        <w:spacing w:before="200" w:after="60" w:line="240" w:lineRule="auto"/>
         <w:rPr>
           <w:rFonts w:asciiTheme="minorHAnsi" w:eastAsiaTheme="minorEastAsia" w:hAnsiTheme="minorHAnsi" w:cstheme="minorBidi"/>
           <w:noProof/>
@@ -695,13 +629,13 @@
           <w14:ligatures w14:val="standardContextual"/>
         </w:rPr>
       </w:pPr>
-      <w:hyperlink w:anchor="_Toc240808253" w:history="1">
+      <w:hyperlink w:anchor="_Toc241347558" w:history="1">
         <w:r>
           <w:rPr>
             <w:rStyle w:val="Hyperlink"/>
             <w:noProof/>
           </w:rPr>
-          <w:t>1.2 Realised Volatility and the HAR-RV Model</w:t>
+          <w:t>IV. LITERATURE REVIEW</w:t>
         </w:r>
         <w:r>
           <w:rPr>
@@ -722,7 +656,7 @@
             <w:noProof/>
             <w:webHidden/>
           </w:rPr>
-          <w:instrText xml:space="preserve"> PAGEREF _Toc240808253 \h </w:instrText>
+          <w:instrText xml:space="preserve"> PAGEREF _Toc241347558 \h </w:instrText>
         </w:r>
         <w:r>
           <w:rPr>
@@ -755,11 +689,10 @@
     </w:p>
     <w:p>
       <w:pPr>
-        <w:pStyle w:val="TOC3"/>
+        <w:pStyle w:val="TOC2"/>
         <w:tabs>
-          <w:tab w:val="right" w:pos="9062"/>
+          <w:tab w:val="right" w:leader="dot" w:pos="9062"/>
         </w:tabs>
-        <w:spacing w:before="200" w:after="60" w:line="240" w:lineRule="auto"/>
         <w:rPr>
           <w:rFonts w:asciiTheme="minorHAnsi" w:eastAsiaTheme="minorEastAsia" w:hAnsiTheme="minorHAnsi" w:cstheme="minorBidi"/>
           <w:noProof/>
@@ -770,13 +703,13 @@
           <w14:ligatures w14:val="standardContextual"/>
         </w:rPr>
       </w:pPr>
-      <w:hyperlink w:anchor="_Toc240808254" w:history="1">
+      <w:hyperlink w:anchor="_Toc241347559" w:history="1">
         <w:r>
           <w:rPr>
             <w:rStyle w:val="Hyperlink"/>
             <w:noProof/>
           </w:rPr>
-          <w:t>1.3 Limits of Volatility Forecasting: Out-of-Sample Performance and the Case for Non-Financial Information</w:t>
+          <w:t>1. Foundations of Volatility Forecasting</w:t>
         </w:r>
         <w:r>
           <w:rPr>
@@ -797,7 +730,7 @@
             <w:noProof/>
             <w:webHidden/>
           </w:rPr>
-          <w:instrText xml:space="preserve"> PAGEREF _Toc240808254 \h </w:instrText>
+          <w:instrText xml:space="preserve"> PAGEREF _Toc241347559 \h </w:instrText>
         </w:r>
         <w:r>
           <w:rPr>
@@ -817,7 +750,7 @@
             <w:noProof/>
             <w:webHidden/>
           </w:rPr>
-          <w:t>11</w:t>
+          <w:t>10</w:t>
         </w:r>
         <w:r>
           <w:rPr>
@@ -830,11 +763,10 @@
     </w:p>
     <w:p>
       <w:pPr>
-        <w:pStyle w:val="TOC2"/>
+        <w:pStyle w:val="TOC3"/>
         <w:tabs>
-          <w:tab w:val="right" w:pos="9062"/>
+          <w:tab w:val="right" w:leader="dot" w:pos="9062"/>
         </w:tabs>
-        <w:spacing w:before="200" w:after="60" w:line="240" w:lineRule="auto"/>
         <w:rPr>
           <w:rFonts w:asciiTheme="minorHAnsi" w:eastAsiaTheme="minorEastAsia" w:hAnsiTheme="minorHAnsi" w:cstheme="minorBidi"/>
           <w:noProof/>
@@ -845,13 +777,13 @@
           <w14:ligatures w14:val="standardContextual"/>
         </w:rPr>
       </w:pPr>
-      <w:hyperlink w:anchor="_Toc240808255" w:history="1">
+      <w:hyperlink w:anchor="_Toc241347560" w:history="1">
         <w:r>
           <w:rPr>
             <w:rStyle w:val="Hyperlink"/>
             <w:noProof/>
           </w:rPr>
-          <w:t>2. Volatility in Option Markets</w:t>
+          <w:t>1.1 ARCH/GARCH Models and Their Extensions</w:t>
         </w:r>
         <w:r>
           <w:rPr>
@@ -872,7 +804,7 @@
             <w:noProof/>
             <w:webHidden/>
           </w:rPr>
-          <w:instrText xml:space="preserve"> PAGEREF _Toc240808255 \h </w:instrText>
+          <w:instrText xml:space="preserve"> PAGEREF _Toc241347560 \h </w:instrText>
         </w:r>
         <w:r>
           <w:rPr>
@@ -892,7 +824,7 @@
             <w:noProof/>
             <w:webHidden/>
           </w:rPr>
-          <w:t>12</w:t>
+          <w:t>10</w:t>
         </w:r>
         <w:r>
           <w:rPr>
@@ -907,9 +839,8 @@
       <w:pPr>
         <w:pStyle w:val="TOC3"/>
         <w:tabs>
-          <w:tab w:val="right" w:pos="9062"/>
+          <w:tab w:val="right" w:leader="dot" w:pos="9062"/>
         </w:tabs>
-        <w:spacing w:before="200" w:after="60" w:line="240" w:lineRule="auto"/>
         <w:rPr>
           <w:rFonts w:asciiTheme="minorHAnsi" w:eastAsiaTheme="minorEastAsia" w:hAnsiTheme="minorHAnsi" w:cstheme="minorBidi"/>
           <w:noProof/>
@@ -920,13 +851,13 @@
           <w14:ligatures w14:val="standardContextual"/>
         </w:rPr>
       </w:pPr>
-      <w:hyperlink w:anchor="_Toc240808256" w:history="1">
+      <w:hyperlink w:anchor="_Toc241347561" w:history="1">
         <w:r>
           <w:rPr>
             <w:rStyle w:val="Hyperlink"/>
             <w:noProof/>
           </w:rPr>
-          <w:t>2.1 Implied Volatility and Its Interpretation</w:t>
+          <w:t>1.2 Realised Volatility and the HAR-RV Model</w:t>
         </w:r>
         <w:r>
           <w:rPr>
@@ -947,7 +878,7 @@
             <w:noProof/>
             <w:webHidden/>
           </w:rPr>
-          <w:instrText xml:space="preserve"> PAGEREF _Toc240808256 \h </w:instrText>
+          <w:instrText xml:space="preserve"> PAGEREF _Toc241347561 \h </w:instrText>
         </w:r>
         <w:r>
           <w:rPr>
@@ -982,9 +913,8 @@
       <w:pPr>
         <w:pStyle w:val="TOC3"/>
         <w:tabs>
-          <w:tab w:val="right" w:pos="9062"/>
+          <w:tab w:val="right" w:leader="dot" w:pos="9062"/>
         </w:tabs>
-        <w:spacing w:before="200" w:after="60" w:line="240" w:lineRule="auto"/>
         <w:rPr>
           <w:rFonts w:asciiTheme="minorHAnsi" w:eastAsiaTheme="minorEastAsia" w:hAnsiTheme="minorHAnsi" w:cstheme="minorBidi"/>
           <w:noProof/>
@@ -995,13 +925,13 @@
           <w14:ligatures w14:val="standardContextual"/>
         </w:rPr>
       </w:pPr>
-      <w:hyperlink w:anchor="_Toc240808257" w:history="1">
+      <w:hyperlink w:anchor="_Toc241347562" w:history="1">
         <w:r>
           <w:rPr>
             <w:rStyle w:val="Hyperlink"/>
             <w:noProof/>
           </w:rPr>
-          <w:t>2.2 The Variance Risk Premium</w:t>
+          <w:t>1.3 Limits of Volatility Forecasting: Out-of-Sample Performance and the Case for Non-Financial Information</w:t>
         </w:r>
         <w:r>
           <w:rPr>
@@ -1022,7 +952,7 @@
             <w:noProof/>
             <w:webHidden/>
           </w:rPr>
-          <w:instrText xml:space="preserve"> PAGEREF _Toc240808257 \h </w:instrText>
+          <w:instrText xml:space="preserve"> PAGEREF _Toc241347562 \h </w:instrText>
         </w:r>
         <w:r>
           <w:rPr>
@@ -1055,12 +985,10 @@
     </w:p>
     <w:p>
       <w:pPr>
-        <w:pStyle w:val="TOC3"/>
+        <w:pStyle w:val="TOC2"/>
         <w:tabs>
-          <w:tab w:val="right" w:pos="9062"/>
+          <w:tab w:val="right" w:leader="dot" w:pos="9062"/>
         </w:tabs>
-        <w:spacing w:before="200" w:after="60" w:line="240" w:lineRule="auto"/>
-        <w:ind w:left="442"/>
         <w:rPr>
           <w:rFonts w:asciiTheme="minorHAnsi" w:eastAsiaTheme="minorEastAsia" w:hAnsiTheme="minorHAnsi" w:cstheme="minorBidi"/>
           <w:noProof/>
@@ -1071,13 +999,13 @@
           <w14:ligatures w14:val="standardContextual"/>
         </w:rPr>
       </w:pPr>
-      <w:hyperlink w:anchor="_Toc240808258" w:history="1">
+      <w:hyperlink w:anchor="_Toc241347563" w:history="1">
         <w:r>
           <w:rPr>
             <w:rStyle w:val="Hyperlink"/>
             <w:noProof/>
           </w:rPr>
-          <w:t>2.3 Supply, Demand, and Order Flow: A Critical Identification Problem</w:t>
+          <w:t>2. Volatility in Option Markets</w:t>
         </w:r>
         <w:r>
           <w:rPr>
@@ -1098,7 +1026,7 @@
             <w:noProof/>
             <w:webHidden/>
           </w:rPr>
-          <w:instrText xml:space="preserve"> PAGEREF _Toc240808258 \h </w:instrText>
+          <w:instrText xml:space="preserve"> PAGEREF _Toc241347563 \h </w:instrText>
         </w:r>
         <w:r>
           <w:rPr>
@@ -1118,7 +1046,7 @@
             <w:noProof/>
             <w:webHidden/>
           </w:rPr>
-          <w:t>13</w:t>
+          <w:t>14</w:t>
         </w:r>
         <w:r>
           <w:rPr>
@@ -1133,10 +1061,8 @@
       <w:pPr>
         <w:pStyle w:val="TOC3"/>
         <w:tabs>
-          <w:tab w:val="right" w:pos="9062"/>
+          <w:tab w:val="right" w:leader="dot" w:pos="9062"/>
         </w:tabs>
-        <w:spacing w:before="200" w:after="60" w:line="240" w:lineRule="auto"/>
-        <w:ind w:left="442"/>
         <w:rPr>
           <w:rFonts w:asciiTheme="minorHAnsi" w:eastAsiaTheme="minorEastAsia" w:hAnsiTheme="minorHAnsi" w:cstheme="minorBidi"/>
           <w:noProof/>
@@ -1147,13 +1073,13 @@
           <w14:ligatures w14:val="standardContextual"/>
         </w:rPr>
       </w:pPr>
-      <w:hyperlink w:anchor="_Toc240808259" w:history="1">
+      <w:hyperlink w:anchor="_Toc241347564" w:history="1">
         <w:r>
           <w:rPr>
             <w:rStyle w:val="Hyperlink"/>
             <w:noProof/>
           </w:rPr>
-          <w:t>2.4 Limits of Standard Pricing Approaches</w:t>
+          <w:t>2.1 Implied Volatility and Its Interpretation</w:t>
         </w:r>
         <w:r>
           <w:rPr>
@@ -1174,7 +1100,7 @@
             <w:noProof/>
             <w:webHidden/>
           </w:rPr>
-          <w:instrText xml:space="preserve"> PAGEREF _Toc240808259 \h </w:instrText>
+          <w:instrText xml:space="preserve"> PAGEREF _Toc241347564 \h </w:instrText>
         </w:r>
         <w:r>
           <w:rPr>
@@ -1194,7 +1120,7 @@
             <w:noProof/>
             <w:webHidden/>
           </w:rPr>
-          <w:t>14</w:t>
+          <w:t>15</w:t>
         </w:r>
         <w:r>
           <w:rPr>
@@ -1207,11 +1133,10 @@
     </w:p>
     <w:p>
       <w:pPr>
-        <w:pStyle w:val="TOC2"/>
+        <w:pStyle w:val="TOC3"/>
         <w:tabs>
-          <w:tab w:val="right" w:pos="9062"/>
+          <w:tab w:val="right" w:leader="dot" w:pos="9062"/>
         </w:tabs>
-        <w:spacing w:before="200" w:after="60" w:line="240" w:lineRule="auto"/>
         <w:rPr>
           <w:rFonts w:asciiTheme="minorHAnsi" w:eastAsiaTheme="minorEastAsia" w:hAnsiTheme="minorHAnsi" w:cstheme="minorBidi"/>
           <w:noProof/>
@@ -1222,13 +1147,13 @@
           <w14:ligatures w14:val="standardContextual"/>
         </w:rPr>
       </w:pPr>
-      <w:hyperlink w:anchor="_Toc240808260" w:history="1">
+      <w:hyperlink w:anchor="_Toc241347565" w:history="1">
         <w:r>
           <w:rPr>
             <w:rStyle w:val="Hyperlink"/>
             <w:noProof/>
           </w:rPr>
-          <w:t>3. ESG and Financial Markets</w:t>
+          <w:t>2.2 The Variance Risk Premium</w:t>
         </w:r>
         <w:r>
           <w:rPr>
@@ -1249,7 +1174,7 @@
             <w:noProof/>
             <w:webHidden/>
           </w:rPr>
-          <w:instrText xml:space="preserve"> PAGEREF _Toc240808260 \h </w:instrText>
+          <w:instrText xml:space="preserve"> PAGEREF _Toc241347565 \h </w:instrText>
         </w:r>
         <w:r>
           <w:rPr>
@@ -1269,7 +1194,7 @@
             <w:noProof/>
             <w:webHidden/>
           </w:rPr>
-          <w:t>14</w:t>
+          <w:t>15</w:t>
         </w:r>
         <w:r>
           <w:rPr>
@@ -1284,9 +1209,8 @@
       <w:pPr>
         <w:pStyle w:val="TOC3"/>
         <w:tabs>
-          <w:tab w:val="right" w:pos="9062"/>
+          <w:tab w:val="right" w:leader="dot" w:pos="9062"/>
         </w:tabs>
-        <w:spacing w:before="200" w:after="60" w:line="240" w:lineRule="auto"/>
         <w:rPr>
           <w:rFonts w:asciiTheme="minorHAnsi" w:eastAsiaTheme="minorEastAsia" w:hAnsiTheme="minorHAnsi" w:cstheme="minorBidi"/>
           <w:noProof/>
@@ -1297,13 +1221,13 @@
           <w14:ligatures w14:val="standardContextual"/>
         </w:rPr>
       </w:pPr>
-      <w:hyperlink w:anchor="_Toc240808261" w:history="1">
+      <w:hyperlink w:anchor="_Toc241347566" w:history="1">
         <w:r>
           <w:rPr>
             <w:rStyle w:val="Hyperlink"/>
             <w:noProof/>
           </w:rPr>
-          <w:t>3.1 ESG and Stock Returns, Risk, and Resilience</w:t>
+          <w:t>2.3 Supply, Demand, and Order Flow: A Critical Identification Problem</w:t>
         </w:r>
         <w:r>
           <w:rPr>
@@ -1324,7 +1248,7 @@
             <w:noProof/>
             <w:webHidden/>
           </w:rPr>
-          <w:instrText xml:space="preserve"> PAGEREF _Toc240808261 \h </w:instrText>
+          <w:instrText xml:space="preserve"> PAGEREF _Toc241347566 \h </w:instrText>
         </w:r>
         <w:r>
           <w:rPr>
@@ -1344,7 +1268,7 @@
             <w:noProof/>
             <w:webHidden/>
           </w:rPr>
-          <w:t>15</w:t>
+          <w:t>16</w:t>
         </w:r>
         <w:r>
           <w:rPr>
@@ -1359,9 +1283,8 @@
       <w:pPr>
         <w:pStyle w:val="TOC3"/>
         <w:tabs>
-          <w:tab w:val="right" w:pos="9062"/>
+          <w:tab w:val="right" w:leader="dot" w:pos="9062"/>
         </w:tabs>
-        <w:spacing w:before="200" w:after="60" w:line="240" w:lineRule="auto"/>
         <w:rPr>
           <w:rFonts w:asciiTheme="minorHAnsi" w:eastAsiaTheme="minorEastAsia" w:hAnsiTheme="minorHAnsi" w:cstheme="minorBidi"/>
           <w:noProof/>
@@ -1372,13 +1295,13 @@
           <w14:ligatures w14:val="standardContextual"/>
         </w:rPr>
       </w:pPr>
-      <w:hyperlink w:anchor="_Toc240808262" w:history="1">
+      <w:hyperlink w:anchor="_Toc241347567" w:history="1">
         <w:r>
           <w:rPr>
             <w:rStyle w:val="Hyperlink"/>
             <w:noProof/>
           </w:rPr>
-          <w:t>3.2 ESG, Volatility, and the Theoretical Case for ESG as a Realised Volatility Predictor</w:t>
+          <w:t>2.4 Limits of Standard Pricing Approaches</w:t>
         </w:r>
         <w:r>
           <w:rPr>
@@ -1399,7 +1322,7 @@
             <w:noProof/>
             <w:webHidden/>
           </w:rPr>
-          <w:instrText xml:space="preserve"> PAGEREF _Toc240808262 \h </w:instrText>
+          <w:instrText xml:space="preserve"> PAGEREF _Toc241347567 \h </w:instrText>
         </w:r>
         <w:r>
           <w:rPr>
@@ -1419,7 +1342,7 @@
             <w:noProof/>
             <w:webHidden/>
           </w:rPr>
-          <w:t>15</w:t>
+          <w:t>16</w:t>
         </w:r>
         <w:r>
           <w:rPr>
@@ -1432,11 +1355,10 @@
     </w:p>
     <w:p>
       <w:pPr>
-        <w:pStyle w:val="TOC3"/>
+        <w:pStyle w:val="TOC2"/>
         <w:tabs>
-          <w:tab w:val="right" w:pos="9062"/>
+          <w:tab w:val="right" w:leader="dot" w:pos="9062"/>
         </w:tabs>
-        <w:spacing w:before="200" w:after="60" w:line="240" w:lineRule="auto"/>
         <w:rPr>
           <w:rFonts w:asciiTheme="minorHAnsi" w:eastAsiaTheme="minorEastAsia" w:hAnsiTheme="minorHAnsi" w:cstheme="minorBidi"/>
           <w:noProof/>
@@ -1447,13 +1369,13 @@
           <w14:ligatures w14:val="standardContextual"/>
         </w:rPr>
       </w:pPr>
-      <w:hyperlink w:anchor="_Toc240808263" w:history="1">
+      <w:hyperlink w:anchor="_Toc241347568" w:history="1">
         <w:r>
           <w:rPr>
             <w:rStyle w:val="Hyperlink"/>
             <w:noProof/>
           </w:rPr>
-          <w:t>3.3 Material vs. Immaterial ESG Issues and the Measurement Problem</w:t>
+          <w:t>3. ESG and Financial Markets</w:t>
         </w:r>
         <w:r>
           <w:rPr>
@@ -1474,7 +1396,7 @@
             <w:noProof/>
             <w:webHidden/>
           </w:rPr>
-          <w:instrText xml:space="preserve"> PAGEREF _Toc240808263 \h </w:instrText>
+          <w:instrText xml:space="preserve"> PAGEREF _Toc241347568 \h </w:instrText>
         </w:r>
         <w:r>
           <w:rPr>
@@ -1494,7 +1416,7 @@
             <w:noProof/>
             <w:webHidden/>
           </w:rPr>
-          <w:t>16</w:t>
+          <w:t>17</w:t>
         </w:r>
         <w:r>
           <w:rPr>
@@ -1509,9 +1431,8 @@
       <w:pPr>
         <w:pStyle w:val="TOC3"/>
         <w:tabs>
-          <w:tab w:val="right" w:pos="9062"/>
+          <w:tab w:val="right" w:leader="dot" w:pos="9062"/>
         </w:tabs>
-        <w:spacing w:before="200" w:after="60" w:line="240" w:lineRule="auto"/>
         <w:rPr>
           <w:rFonts w:asciiTheme="minorHAnsi" w:eastAsiaTheme="minorEastAsia" w:hAnsiTheme="minorHAnsi" w:cstheme="minorBidi"/>
           <w:noProof/>
@@ -1522,13 +1443,13 @@
           <w14:ligatures w14:val="standardContextual"/>
         </w:rPr>
       </w:pPr>
-      <w:hyperlink w:anchor="_Toc240808264" w:history="1">
+      <w:hyperlink w:anchor="_Toc241347569" w:history="1">
         <w:r>
           <w:rPr>
             <w:rStyle w:val="Hyperlink"/>
             <w:noProof/>
           </w:rPr>
-          <w:t>3.4 Critical Discussion: Causality, Risk Premium, and Unresolved Debates</w:t>
+          <w:t>3.1 ESG and Stock Returns, Risk, and Resilience</w:t>
         </w:r>
         <w:r>
           <w:rPr>
@@ -1549,7 +1470,7 @@
             <w:noProof/>
             <w:webHidden/>
           </w:rPr>
-          <w:instrText xml:space="preserve"> PAGEREF _Toc240808264 \h </w:instrText>
+          <w:instrText xml:space="preserve"> PAGEREF _Toc241347569 \h </w:instrText>
         </w:r>
         <w:r>
           <w:rPr>
@@ -1569,7 +1490,7 @@
             <w:noProof/>
             <w:webHidden/>
           </w:rPr>
-          <w:t>16</w:t>
+          <w:t>17</w:t>
         </w:r>
         <w:r>
           <w:rPr>
@@ -1582,11 +1503,10 @@
     </w:p>
     <w:p>
       <w:pPr>
-        <w:pStyle w:val="TOC2"/>
+        <w:pStyle w:val="TOC3"/>
         <w:tabs>
-          <w:tab w:val="right" w:pos="9062"/>
+          <w:tab w:val="right" w:leader="dot" w:pos="9062"/>
         </w:tabs>
-        <w:spacing w:before="200" w:after="60" w:line="240" w:lineRule="auto"/>
         <w:rPr>
           <w:rFonts w:asciiTheme="minorHAnsi" w:eastAsiaTheme="minorEastAsia" w:hAnsiTheme="minorHAnsi" w:cstheme="minorBidi"/>
           <w:noProof/>
@@ -1597,13 +1517,13 @@
           <w14:ligatures w14:val="standardContextual"/>
         </w:rPr>
       </w:pPr>
-      <w:hyperlink w:anchor="_Toc240808265" w:history="1">
+      <w:hyperlink w:anchor="_Toc241347570" w:history="1">
         <w:r>
           <w:rPr>
             <w:rStyle w:val="Hyperlink"/>
             <w:noProof/>
           </w:rPr>
-          <w:t>4. ESG, Climate Risk, and Derivative Markets</w:t>
+          <w:t>3.2 ESG, Volatility, and the Theoretical Case for ESG as a Realised Volatility Predictor</w:t>
         </w:r>
         <w:r>
           <w:rPr>
@@ -1624,7 +1544,7 @@
             <w:noProof/>
             <w:webHidden/>
           </w:rPr>
-          <w:instrText xml:space="preserve"> PAGEREF _Toc240808265 \h </w:instrText>
+          <w:instrText xml:space="preserve"> PAGEREF _Toc241347570 \h </w:instrText>
         </w:r>
         <w:r>
           <w:rPr>
@@ -1644,7 +1564,7 @@
             <w:noProof/>
             <w:webHidden/>
           </w:rPr>
-          <w:t>17</w:t>
+          <w:t>18</w:t>
         </w:r>
         <w:r>
           <w:rPr>
@@ -1659,9 +1579,8 @@
       <w:pPr>
         <w:pStyle w:val="TOC3"/>
         <w:tabs>
-          <w:tab w:val="right" w:pos="9062"/>
+          <w:tab w:val="right" w:leader="dot" w:pos="9062"/>
         </w:tabs>
-        <w:spacing w:before="200" w:after="60" w:line="240" w:lineRule="auto"/>
         <w:rPr>
           <w:rFonts w:asciiTheme="minorHAnsi" w:eastAsiaTheme="minorEastAsia" w:hAnsiTheme="minorHAnsi" w:cstheme="minorBidi"/>
           <w:noProof/>
@@ -1672,13 +1591,13 @@
           <w14:ligatures w14:val="standardContextual"/>
         </w:rPr>
       </w:pPr>
-      <w:hyperlink w:anchor="_Toc240808266" w:history="1">
+      <w:hyperlink w:anchor="_Toc241347571" w:history="1">
         <w:r>
           <w:rPr>
             <w:rStyle w:val="Hyperlink"/>
             <w:noProof/>
           </w:rPr>
-          <w:t>4.1 Climate Risk Pricing in Options</w:t>
+          <w:t>3.3 Material vs. Immaterial ESG Issues and the Measurement Problem</w:t>
         </w:r>
         <w:r>
           <w:rPr>
@@ -1699,7 +1618,7 @@
             <w:noProof/>
             <w:webHidden/>
           </w:rPr>
-          <w:instrText xml:space="preserve"> PAGEREF _Toc240808266 \h </w:instrText>
+          <w:instrText xml:space="preserve"> PAGEREF _Toc241347571 \h </w:instrText>
         </w:r>
         <w:r>
           <w:rPr>
@@ -1719,7 +1638,7 @@
             <w:noProof/>
             <w:webHidden/>
           </w:rPr>
-          <w:t>17</w:t>
+          <w:t>18</w:t>
         </w:r>
         <w:r>
           <w:rPr>
@@ -1734,9 +1653,8 @@
       <w:pPr>
         <w:pStyle w:val="TOC3"/>
         <w:tabs>
-          <w:tab w:val="right" w:pos="9062"/>
+          <w:tab w:val="right" w:leader="dot" w:pos="9062"/>
         </w:tabs>
-        <w:spacing w:before="200" w:after="60" w:line="240" w:lineRule="auto"/>
         <w:rPr>
           <w:rFonts w:asciiTheme="minorHAnsi" w:eastAsiaTheme="minorEastAsia" w:hAnsiTheme="minorHAnsi" w:cstheme="minorBidi"/>
           <w:noProof/>
@@ -1747,13 +1665,13 @@
           <w14:ligatures w14:val="standardContextual"/>
         </w:rPr>
       </w:pPr>
-      <w:hyperlink w:anchor="_Toc240808267" w:history="1">
+      <w:hyperlink w:anchor="_Toc241347572" w:history="1">
         <w:r>
           <w:rPr>
             <w:rStyle w:val="Hyperlink"/>
             <w:noProof/>
           </w:rPr>
-          <w:t>4.2 Carbon Risk and Tail Risk</w:t>
+          <w:t>3.4 Critical Discussion: Causality, Risk Premium, and Unresolved Debates</w:t>
         </w:r>
         <w:r>
           <w:rPr>
@@ -1774,7 +1692,7 @@
             <w:noProof/>
             <w:webHidden/>
           </w:rPr>
-          <w:instrText xml:space="preserve"> PAGEREF _Toc240808267 \h </w:instrText>
+          <w:instrText xml:space="preserve"> PAGEREF _Toc241347572 \h </w:instrText>
         </w:r>
         <w:r>
           <w:rPr>
@@ -1794,7 +1712,7 @@
             <w:noProof/>
             <w:webHidden/>
           </w:rPr>
-          <w:t>17</w:t>
+          <w:t>19</w:t>
         </w:r>
         <w:r>
           <w:rPr>
@@ -1807,12 +1725,10 @@
     </w:p>
     <w:p>
       <w:pPr>
-        <w:pStyle w:val="TOC3"/>
+        <w:pStyle w:val="TOC2"/>
         <w:tabs>
-          <w:tab w:val="right" w:pos="9062"/>
+          <w:tab w:val="right" w:leader="dot" w:pos="9062"/>
         </w:tabs>
-        <w:spacing w:before="200" w:after="60" w:line="240" w:lineRule="auto"/>
-        <w:ind w:left="442"/>
         <w:rPr>
           <w:rFonts w:asciiTheme="minorHAnsi" w:eastAsiaTheme="minorEastAsia" w:hAnsiTheme="minorHAnsi" w:cstheme="minorBidi"/>
           <w:noProof/>
@@ -1823,13 +1739,13 @@
           <w14:ligatures w14:val="standardContextual"/>
         </w:rPr>
       </w:pPr>
-      <w:hyperlink w:anchor="_Toc240808268" w:history="1">
+      <w:hyperlink w:anchor="_Toc241347573" w:history="1">
         <w:r>
           <w:rPr>
             <w:rStyle w:val="Hyperlink"/>
             <w:noProof/>
           </w:rPr>
-          <w:t>4.3 ESG-Related Option Premia and the Trading Exploitation Question</w:t>
+          <w:t>4. ESG, Climate Risk, and Derivative Markets</w:t>
         </w:r>
         <w:r>
           <w:rPr>
@@ -1850,7 +1766,7 @@
             <w:noProof/>
             <w:webHidden/>
           </w:rPr>
-          <w:instrText xml:space="preserve"> PAGEREF _Toc240808268 \h </w:instrText>
+          <w:instrText xml:space="preserve"> PAGEREF _Toc241347573 \h </w:instrText>
         </w:r>
         <w:r>
           <w:rPr>
@@ -1870,7 +1786,7 @@
             <w:noProof/>
             <w:webHidden/>
           </w:rPr>
-          <w:t>18</w:t>
+          <w:t>20</w:t>
         </w:r>
         <w:r>
           <w:rPr>
@@ -1885,9 +1801,8 @@
       <w:pPr>
         <w:pStyle w:val="TOC3"/>
         <w:tabs>
-          <w:tab w:val="right" w:pos="9062"/>
+          <w:tab w:val="right" w:leader="dot" w:pos="9062"/>
         </w:tabs>
-        <w:spacing w:before="200" w:after="60" w:line="240" w:lineRule="auto"/>
         <w:rPr>
           <w:rFonts w:asciiTheme="minorHAnsi" w:eastAsiaTheme="minorEastAsia" w:hAnsiTheme="minorHAnsi" w:cstheme="minorBidi"/>
           <w:noProof/>
@@ -1898,13 +1813,13 @@
           <w14:ligatures w14:val="standardContextual"/>
         </w:rPr>
       </w:pPr>
-      <w:hyperlink w:anchor="_Toc240808269" w:history="1">
+      <w:hyperlink w:anchor="_Toc241347574" w:history="1">
         <w:r>
           <w:rPr>
             <w:rStyle w:val="Hyperlink"/>
             <w:noProof/>
           </w:rPr>
-          <w:t>4.4 Key Insight: An Emerging and Methodologically Incomplete Literature</w:t>
+          <w:t>4.1 Climate Risk Pricing in Options</w:t>
         </w:r>
         <w:r>
           <w:rPr>
@@ -1925,7 +1840,7 @@
             <w:noProof/>
             <w:webHidden/>
           </w:rPr>
-          <w:instrText xml:space="preserve"> PAGEREF _Toc240808269 \h </w:instrText>
+          <w:instrText xml:space="preserve"> PAGEREF _Toc241347574 \h </w:instrText>
         </w:r>
         <w:r>
           <w:rPr>
@@ -1945,7 +1860,7 @@
             <w:noProof/>
             <w:webHidden/>
           </w:rPr>
-          <w:t>18</w:t>
+          <w:t>20</w:t>
         </w:r>
         <w:r>
           <w:rPr>
@@ -1958,11 +1873,10 @@
     </w:p>
     <w:p>
       <w:pPr>
-        <w:pStyle w:val="TOC2"/>
+        <w:pStyle w:val="TOC3"/>
         <w:tabs>
-          <w:tab w:val="right" w:pos="9062"/>
+          <w:tab w:val="right" w:leader="dot" w:pos="9062"/>
         </w:tabs>
-        <w:spacing w:before="200" w:after="60" w:line="240" w:lineRule="auto"/>
         <w:rPr>
           <w:rFonts w:asciiTheme="minorHAnsi" w:eastAsiaTheme="minorEastAsia" w:hAnsiTheme="minorHAnsi" w:cstheme="minorBidi"/>
           <w:noProof/>
@@ -1973,13 +1887,13 @@
           <w14:ligatures w14:val="standardContextual"/>
         </w:rPr>
       </w:pPr>
-      <w:hyperlink w:anchor="_Toc240808270" w:history="1">
+      <w:hyperlink w:anchor="_Toc241347575" w:history="1">
         <w:r>
           <w:rPr>
             <w:rStyle w:val="Hyperlink"/>
             <w:noProof/>
           </w:rPr>
-          <w:t>5. Toward ESG-Adjusted Volatility Forecasting: A Conceptual Framework</w:t>
+          <w:t>4.2 Carbon Risk and Tail Risk</w:t>
         </w:r>
         <w:r>
           <w:rPr>
@@ -2000,7 +1914,7 @@
             <w:noProof/>
             <w:webHidden/>
           </w:rPr>
-          <w:instrText xml:space="preserve"> PAGEREF _Toc240808270 \h </w:instrText>
+          <w:instrText xml:space="preserve"> PAGEREF _Toc241347575 \h </w:instrText>
         </w:r>
         <w:r>
           <w:rPr>
@@ -2020,7 +1934,7 @@
             <w:noProof/>
             <w:webHidden/>
           </w:rPr>
-          <w:t>19</w:t>
+          <w:t>20</w:t>
         </w:r>
         <w:r>
           <w:rPr>
@@ -2035,9 +1949,8 @@
       <w:pPr>
         <w:pStyle w:val="TOC3"/>
         <w:tabs>
-          <w:tab w:val="right" w:pos="9062"/>
+          <w:tab w:val="right" w:leader="dot" w:pos="9062"/>
         </w:tabs>
-        <w:spacing w:before="200" w:after="60" w:line="240" w:lineRule="auto"/>
         <w:rPr>
           <w:rFonts w:asciiTheme="minorHAnsi" w:eastAsiaTheme="minorEastAsia" w:hAnsiTheme="minorHAnsi" w:cstheme="minorBidi"/>
           <w:noProof/>
@@ -2048,13 +1961,13 @@
           <w14:ligatures w14:val="standardContextual"/>
         </w:rPr>
       </w:pPr>
-      <w:hyperlink w:anchor="_Toc240808271" w:history="1">
+      <w:hyperlink w:anchor="_Toc241347576" w:history="1">
         <w:r>
           <w:rPr>
             <w:rStyle w:val="Hyperlink"/>
             <w:noProof/>
           </w:rPr>
-          <w:t>5.1 The Three-Channel Architecture: Forecasting, Pricing, and Trading</w:t>
+          <w:t>4.3 ESG-Related Option Premia and the Trading Exploitation Question</w:t>
         </w:r>
         <w:r>
           <w:rPr>
@@ -2075,7 +1988,7 @@
             <w:noProof/>
             <w:webHidden/>
           </w:rPr>
-          <w:instrText xml:space="preserve"> PAGEREF _Toc240808271 \h </w:instrText>
+          <w:instrText xml:space="preserve"> PAGEREF _Toc241347576 \h </w:instrText>
         </w:r>
         <w:r>
           <w:rPr>
@@ -2095,7 +2008,7 @@
             <w:noProof/>
             <w:webHidden/>
           </w:rPr>
-          <w:t>19</w:t>
+          <w:t>21</w:t>
         </w:r>
         <w:r>
           <w:rPr>
@@ -2110,9 +2023,8 @@
       <w:pPr>
         <w:pStyle w:val="TOC3"/>
         <w:tabs>
-          <w:tab w:val="right" w:pos="9062"/>
+          <w:tab w:val="right" w:leader="dot" w:pos="9062"/>
         </w:tabs>
-        <w:spacing w:before="200" w:after="60" w:line="240" w:lineRule="auto"/>
         <w:rPr>
           <w:rFonts w:asciiTheme="minorHAnsi" w:eastAsiaTheme="minorEastAsia" w:hAnsiTheme="minorHAnsi" w:cstheme="minorBidi"/>
           <w:noProof/>
@@ -2123,13 +2035,13 @@
           <w14:ligatures w14:val="standardContextual"/>
         </w:rPr>
       </w:pPr>
-      <w:hyperlink w:anchor="_Toc240808272" w:history="1">
+      <w:hyperlink w:anchor="_Toc241347577" w:history="1">
         <w:r>
           <w:rPr>
             <w:rStyle w:val="Hyperlink"/>
             <w:noProof/>
           </w:rPr>
-          <w:t>5.2 Why Current Literature Is Insufficient: Specific Gaps and Tensions</w:t>
+          <w:t>4.4 Key Insight: An Emerging and Methodologically Incomplete Literature</w:t>
         </w:r>
         <w:r>
           <w:rPr>
@@ -2150,7 +2062,7 @@
             <w:noProof/>
             <w:webHidden/>
           </w:rPr>
-          <w:instrText xml:space="preserve"> PAGEREF _Toc240808272 \h </w:instrText>
+          <w:instrText xml:space="preserve"> PAGEREF _Toc241347577 \h </w:instrText>
         </w:r>
         <w:r>
           <w:rPr>
@@ -2170,7 +2082,7 @@
             <w:noProof/>
             <w:webHidden/>
           </w:rPr>
-          <w:t>20</w:t>
+          <w:t>21</w:t>
         </w:r>
         <w:r>
           <w:rPr>
@@ -2185,9 +2097,8 @@
       <w:pPr>
         <w:pStyle w:val="TOC2"/>
         <w:tabs>
-          <w:tab w:val="right" w:pos="9062"/>
+          <w:tab w:val="right" w:leader="dot" w:pos="9062"/>
         </w:tabs>
-        <w:spacing w:before="200" w:after="60" w:line="240" w:lineRule="auto"/>
         <w:rPr>
           <w:rFonts w:asciiTheme="minorHAnsi" w:eastAsiaTheme="minorEastAsia" w:hAnsiTheme="minorHAnsi" w:cstheme="minorBidi"/>
           <w:noProof/>
@@ -2198,13 +2109,13 @@
           <w14:ligatures w14:val="standardContextual"/>
         </w:rPr>
       </w:pPr>
-      <w:hyperlink w:anchor="_Toc240808273" w:history="1">
+      <w:hyperlink w:anchor="_Toc241347578" w:history="1">
         <w:r>
           <w:rPr>
             <w:rStyle w:val="Hyperlink"/>
             <w:noProof/>
           </w:rPr>
-          <w:t>6. Research Gap, Problematisation, and Contribution</w:t>
+          <w:t>5. Toward ESG-Adjusted Volatility Forecasting: A Conceptual Framework</w:t>
         </w:r>
         <w:r>
           <w:rPr>
@@ -2225,7 +2136,7 @@
             <w:noProof/>
             <w:webHidden/>
           </w:rPr>
-          <w:instrText xml:space="preserve"> PAGEREF _Toc240808273 \h </w:instrText>
+          <w:instrText xml:space="preserve"> PAGEREF _Toc241347578 \h </w:instrText>
         </w:r>
         <w:r>
           <w:rPr>
@@ -2245,7 +2156,7 @@
             <w:noProof/>
             <w:webHidden/>
           </w:rPr>
-          <w:t>20</w:t>
+          <w:t>22</w:t>
         </w:r>
         <w:r>
           <w:rPr>
@@ -2260,10 +2171,8 @@
       <w:pPr>
         <w:pStyle w:val="TOC3"/>
         <w:tabs>
-          <w:tab w:val="right" w:pos="9062"/>
+          <w:tab w:val="right" w:leader="dot" w:pos="9062"/>
         </w:tabs>
-        <w:spacing w:before="200" w:after="60" w:line="240" w:lineRule="auto"/>
-        <w:ind w:left="442"/>
         <w:rPr>
           <w:rFonts w:asciiTheme="minorHAnsi" w:eastAsiaTheme="minorEastAsia" w:hAnsiTheme="minorHAnsi" w:cstheme="minorBidi"/>
           <w:noProof/>
@@ -2274,13 +2183,13 @@
           <w14:ligatures w14:val="standardContextual"/>
         </w:rPr>
       </w:pPr>
-      <w:hyperlink w:anchor="_Toc240808274" w:history="1">
+      <w:hyperlink w:anchor="_Toc241347579" w:history="1">
         <w:r>
           <w:rPr>
             <w:rStyle w:val="Hyperlink"/>
             <w:noProof/>
           </w:rPr>
-          <w:t>6.1 Identifying the Gap as a Theoretical Tension</w:t>
+          <w:t>5.1 The Three-Channel Architecture: Forecasting, Pricing, and Trading</w:t>
         </w:r>
         <w:r>
           <w:rPr>
@@ -2301,7 +2210,7 @@
             <w:noProof/>
             <w:webHidden/>
           </w:rPr>
-          <w:instrText xml:space="preserve"> PAGEREF _Toc240808274 \h </w:instrText>
+          <w:instrText xml:space="preserve"> PAGEREF _Toc241347579 \h </w:instrText>
         </w:r>
         <w:r>
           <w:rPr>
@@ -2321,7 +2230,7 @@
             <w:noProof/>
             <w:webHidden/>
           </w:rPr>
-          <w:t>20</w:t>
+          <w:t>22</w:t>
         </w:r>
         <w:r>
           <w:rPr>
@@ -2336,9 +2245,8 @@
       <w:pPr>
         <w:pStyle w:val="TOC3"/>
         <w:tabs>
-          <w:tab w:val="right" w:pos="9062"/>
+          <w:tab w:val="right" w:leader="dot" w:pos="9062"/>
         </w:tabs>
-        <w:spacing w:before="200" w:after="60" w:line="240" w:lineRule="auto"/>
         <w:rPr>
           <w:rFonts w:asciiTheme="minorHAnsi" w:eastAsiaTheme="minorEastAsia" w:hAnsiTheme="minorHAnsi" w:cstheme="minorBidi"/>
           <w:noProof/>
@@ -2349,13 +2257,13 @@
           <w14:ligatures w14:val="standardContextual"/>
         </w:rPr>
       </w:pPr>
-      <w:hyperlink w:anchor="_Toc240808275" w:history="1">
+      <w:hyperlink w:anchor="_Toc241347580" w:history="1">
         <w:r>
           <w:rPr>
             <w:rStyle w:val="Hyperlink"/>
             <w:noProof/>
           </w:rPr>
-          <w:t>6.2 Why This Gap Matters: Academic and Practical Stakes</w:t>
+          <w:t>5.2 Why Current Literature Is Insufficient: Specific Gaps and Tensions</w:t>
         </w:r>
         <w:r>
           <w:rPr>
@@ -2376,7 +2284,7 @@
             <w:noProof/>
             <w:webHidden/>
           </w:rPr>
-          <w:instrText xml:space="preserve"> PAGEREF _Toc240808275 \h </w:instrText>
+          <w:instrText xml:space="preserve"> PAGEREF _Toc241347580 \h </w:instrText>
         </w:r>
         <w:r>
           <w:rPr>
@@ -2396,7 +2304,7 @@
             <w:noProof/>
             <w:webHidden/>
           </w:rPr>
-          <w:t>21</w:t>
+          <w:t>23</w:t>
         </w:r>
         <w:r>
           <w:rPr>
@@ -2409,11 +2317,10 @@
     </w:p>
     <w:p>
       <w:pPr>
-        <w:pStyle w:val="TOC3"/>
+        <w:pStyle w:val="TOC2"/>
         <w:tabs>
-          <w:tab w:val="right" w:pos="9062"/>
+          <w:tab w:val="right" w:leader="dot" w:pos="9062"/>
         </w:tabs>
-        <w:spacing w:before="200" w:after="60" w:line="240" w:lineRule="auto"/>
         <w:rPr>
           <w:rFonts w:asciiTheme="minorHAnsi" w:eastAsiaTheme="minorEastAsia" w:hAnsiTheme="minorHAnsi" w:cstheme="minorBidi"/>
           <w:noProof/>
@@ -2424,13 +2331,13 @@
           <w14:ligatures w14:val="standardContextual"/>
         </w:rPr>
       </w:pPr>
-      <w:hyperlink w:anchor="_Toc240808276" w:history="1">
+      <w:hyperlink w:anchor="_Toc241347581" w:history="1">
         <w:r>
           <w:rPr>
             <w:rStyle w:val="Hyperlink"/>
             <w:noProof/>
           </w:rPr>
-          <w:t>6.3 Research Positioning and Contribution</w:t>
+          <w:t>6. Research Gap, Problematisation, and Contribution</w:t>
         </w:r>
         <w:r>
           <w:rPr>
@@ -2451,7 +2358,7 @@
             <w:noProof/>
             <w:webHidden/>
           </w:rPr>
-          <w:instrText xml:space="preserve"> PAGEREF _Toc240808276 \h </w:instrText>
+          <w:instrText xml:space="preserve"> PAGEREF _Toc241347581 \h </w:instrText>
         </w:r>
         <w:r>
           <w:rPr>
@@ -2471,7 +2378,7 @@
             <w:noProof/>
             <w:webHidden/>
           </w:rPr>
-          <w:t>21</w:t>
+          <w:t>23</w:t>
         </w:r>
         <w:r>
           <w:rPr>
@@ -2484,11 +2391,10 @@
     </w:p>
     <w:p>
       <w:pPr>
-        <w:pStyle w:val="TOC1"/>
+        <w:pStyle w:val="TOC3"/>
         <w:tabs>
-          <w:tab w:val="right" w:pos="9062"/>
+          <w:tab w:val="right" w:leader="dot" w:pos="9062"/>
         </w:tabs>
-        <w:spacing w:before="200" w:after="60" w:line="240" w:lineRule="auto"/>
         <w:rPr>
           <w:rFonts w:asciiTheme="minorHAnsi" w:eastAsiaTheme="minorEastAsia" w:hAnsiTheme="minorHAnsi" w:cstheme="minorBidi"/>
           <w:noProof/>
@@ -2499,13 +2405,13 @@
           <w14:ligatures w14:val="standardContextual"/>
         </w:rPr>
       </w:pPr>
-      <w:hyperlink w:anchor="_Toc240808277" w:history="1">
+      <w:hyperlink w:anchor="_Toc241347582" w:history="1">
         <w:r>
           <w:rPr>
             <w:rStyle w:val="Hyperlink"/>
             <w:noProof/>
           </w:rPr>
-          <w:t>V. RESEARCH QUESTION</w:t>
+          <w:t>6.1 Identifying the Gap as a Theoretical Tension</w:t>
         </w:r>
         <w:r>
           <w:rPr>
@@ -2526,7 +2432,7 @@
             <w:noProof/>
             <w:webHidden/>
           </w:rPr>
-          <w:instrText xml:space="preserve"> PAGEREF _Toc240808277 \h </w:instrText>
+          <w:instrText xml:space="preserve"> PAGEREF _Toc241347582 \h </w:instrText>
         </w:r>
         <w:r>
           <w:rPr>
@@ -2559,11 +2465,10 @@
     </w:p>
     <w:p>
       <w:pPr>
-        <w:pStyle w:val="TOC1"/>
+        <w:pStyle w:val="TOC3"/>
         <w:tabs>
-          <w:tab w:val="right" w:pos="9062"/>
+          <w:tab w:val="right" w:leader="dot" w:pos="9062"/>
         </w:tabs>
-        <w:spacing w:before="200" w:after="60" w:line="240" w:lineRule="auto"/>
         <w:rPr>
           <w:rFonts w:asciiTheme="minorHAnsi" w:eastAsiaTheme="minorEastAsia" w:hAnsiTheme="minorHAnsi" w:cstheme="minorBidi"/>
           <w:noProof/>
@@ -2574,13 +2479,13 @@
           <w14:ligatures w14:val="standardContextual"/>
         </w:rPr>
       </w:pPr>
-      <w:hyperlink w:anchor="_Toc240808278" w:history="1">
+      <w:hyperlink w:anchor="_Toc241347583" w:history="1">
         <w:r>
           <w:rPr>
             <w:rStyle w:val="Hyperlink"/>
             <w:noProof/>
           </w:rPr>
-          <w:t>VI. METHODOLOGY</w:t>
+          <w:t>6.2 Why This Gap Matters: Academic and Practical Stakes</w:t>
         </w:r>
         <w:r>
           <w:rPr>
@@ -2601,7 +2506,7 @@
             <w:noProof/>
             <w:webHidden/>
           </w:rPr>
-          <w:instrText xml:space="preserve"> PAGEREF _Toc240808278 \h </w:instrText>
+          <w:instrText xml:space="preserve"> PAGEREF _Toc241347583 \h </w:instrText>
         </w:r>
         <w:r>
           <w:rPr>
@@ -2621,7 +2526,7 @@
             <w:noProof/>
             <w:webHidden/>
           </w:rPr>
-          <w:t>25</w:t>
+          <w:t>24</w:t>
         </w:r>
         <w:r>
           <w:rPr>
@@ -2636,9 +2541,8 @@
       <w:pPr>
         <w:pStyle w:val="TOC3"/>
         <w:tabs>
-          <w:tab w:val="right" w:pos="9062"/>
+          <w:tab w:val="right" w:leader="dot" w:pos="9062"/>
         </w:tabs>
-        <w:spacing w:before="200" w:after="60" w:line="240" w:lineRule="auto"/>
         <w:rPr>
           <w:rFonts w:asciiTheme="minorHAnsi" w:eastAsiaTheme="minorEastAsia" w:hAnsiTheme="minorHAnsi" w:cstheme="minorBidi"/>
           <w:noProof/>
@@ -2649,13 +2553,13 @@
           <w14:ligatures w14:val="standardContextual"/>
         </w:rPr>
       </w:pPr>
-      <w:hyperlink w:anchor="_Toc240808279" w:history="1">
+      <w:hyperlink w:anchor="_Toc241347584" w:history="1">
         <w:r>
           <w:rPr>
             <w:rStyle w:val="Hyperlink"/>
             <w:noProof/>
           </w:rPr>
-          <w:t>6.1 Research Design Overview</w:t>
+          <w:t>6.3 Research Positioning and Contribution</w:t>
         </w:r>
         <w:r>
           <w:rPr>
@@ -2676,7 +2580,7 @@
             <w:noProof/>
             <w:webHidden/>
           </w:rPr>
-          <w:instrText xml:space="preserve"> PAGEREF _Toc240808279 \h </w:instrText>
+          <w:instrText xml:space="preserve"> PAGEREF _Toc241347584 \h </w:instrText>
         </w:r>
         <w:r>
           <w:rPr>
@@ -2696,7 +2600,7 @@
             <w:noProof/>
             <w:webHidden/>
           </w:rPr>
-          <w:t>25</w:t>
+          <w:t>24</w:t>
         </w:r>
         <w:r>
           <w:rPr>
@@ -2709,11 +2613,10 @@
     </w:p>
     <w:p>
       <w:pPr>
-        <w:pStyle w:val="TOC3"/>
+        <w:pStyle w:val="TOC1"/>
         <w:tabs>
-          <w:tab w:val="right" w:pos="9062"/>
+          <w:tab w:val="right" w:leader="dot" w:pos="9062"/>
         </w:tabs>
-        <w:spacing w:before="200" w:after="60" w:line="240" w:lineRule="auto"/>
         <w:rPr>
           <w:rFonts w:asciiTheme="minorHAnsi" w:eastAsiaTheme="minorEastAsia" w:hAnsiTheme="minorHAnsi" w:cstheme="minorBidi"/>
           <w:noProof/>
@@ -2724,13 +2627,13 @@
           <w14:ligatures w14:val="standardContextual"/>
         </w:rPr>
       </w:pPr>
-      <w:hyperlink w:anchor="_Toc240808280" w:history="1">
+      <w:hyperlink w:anchor="_Toc241347585" w:history="1">
         <w:r>
           <w:rPr>
             <w:rStyle w:val="Hyperlink"/>
             <w:noProof/>
           </w:rPr>
-          <w:t>6.2 Data</w:t>
+          <w:t>V. RESEARCH QUESTION</w:t>
         </w:r>
         <w:r>
           <w:rPr>
@@ -2751,7 +2654,7 @@
             <w:noProof/>
             <w:webHidden/>
           </w:rPr>
-          <w:instrText xml:space="preserve"> PAGEREF _Toc240808280 \h </w:instrText>
+          <w:instrText xml:space="preserve"> PAGEREF _Toc241347585 \h </w:instrText>
         </w:r>
         <w:r>
           <w:rPr>
@@ -2771,7 +2674,7 @@
             <w:noProof/>
             <w:webHidden/>
           </w:rPr>
-          <w:t>25</w:t>
+          <w:t>26</w:t>
         </w:r>
         <w:r>
           <w:rPr>
@@ -2784,11 +2687,10 @@
     </w:p>
     <w:p>
       <w:pPr>
-        <w:pStyle w:val="TOC3"/>
+        <w:pStyle w:val="TOC1"/>
         <w:tabs>
-          <w:tab w:val="right" w:pos="9062"/>
+          <w:tab w:val="right" w:leader="dot" w:pos="9062"/>
         </w:tabs>
-        <w:spacing w:before="200" w:after="60" w:line="240" w:lineRule="auto"/>
         <w:rPr>
           <w:rFonts w:asciiTheme="minorHAnsi" w:eastAsiaTheme="minorEastAsia" w:hAnsiTheme="minorHAnsi" w:cstheme="minorBidi"/>
           <w:noProof/>
@@ -2799,13 +2701,13 @@
           <w14:ligatures w14:val="standardContextual"/>
         </w:rPr>
       </w:pPr>
-      <w:hyperlink w:anchor="_Toc240808281" w:history="1">
+      <w:hyperlink w:anchor="_Toc241347586" w:history="1">
         <w:r>
           <w:rPr>
             <w:rStyle w:val="Hyperlink"/>
             <w:noProof/>
           </w:rPr>
-          <w:t>6.3 Volatility Models</w:t>
+          <w:t>VI. METHODOLOGY</w:t>
         </w:r>
         <w:r>
           <w:rPr>
@@ -2826,7 +2728,7 @@
             <w:noProof/>
             <w:webHidden/>
           </w:rPr>
-          <w:instrText xml:space="preserve"> PAGEREF _Toc240808281 \h </w:instrText>
+          <w:instrText xml:space="preserve"> PAGEREF _Toc241347586 \h </w:instrText>
         </w:r>
         <w:r>
           <w:rPr>
@@ -2846,7 +2748,7 @@
             <w:noProof/>
             <w:webHidden/>
           </w:rPr>
-          <w:t>27</w:t>
+          <w:t>28</w:t>
         </w:r>
         <w:r>
           <w:rPr>
@@ -2861,10 +2763,8 @@
       <w:pPr>
         <w:pStyle w:val="TOC3"/>
         <w:tabs>
-          <w:tab w:val="right" w:pos="9062"/>
+          <w:tab w:val="right" w:leader="dot" w:pos="9062"/>
         </w:tabs>
-        <w:spacing w:before="200" w:after="60" w:line="240" w:lineRule="auto"/>
-        <w:ind w:left="442"/>
         <w:rPr>
           <w:rFonts w:asciiTheme="minorHAnsi" w:eastAsiaTheme="minorEastAsia" w:hAnsiTheme="minorHAnsi" w:cstheme="minorBidi"/>
           <w:noProof/>
@@ -2875,13 +2775,13 @@
           <w14:ligatures w14:val="standardContextual"/>
         </w:rPr>
       </w:pPr>
-      <w:hyperlink w:anchor="_Toc240808282" w:history="1">
+      <w:hyperlink w:anchor="_Toc241347587" w:history="1">
         <w:r>
           <w:rPr>
             <w:rStyle w:val="Hyperlink"/>
             <w:noProof/>
           </w:rPr>
-          <w:t>6.4 Option Pricing and Forecast-Implied Volatility Gap</w:t>
+          <w:t>6.1 Research Design Overview</w:t>
         </w:r>
         <w:r>
           <w:rPr>
@@ -2902,7 +2802,7 @@
             <w:noProof/>
             <w:webHidden/>
           </w:rPr>
-          <w:instrText xml:space="preserve"> PAGEREF _Toc240808282 \h </w:instrText>
+          <w:instrText xml:space="preserve"> PAGEREF _Toc241347587 \h </w:instrText>
         </w:r>
         <w:r>
           <w:rPr>
@@ -2937,9 +2837,8 @@
       <w:pPr>
         <w:pStyle w:val="TOC3"/>
         <w:tabs>
-          <w:tab w:val="right" w:pos="9062"/>
+          <w:tab w:val="right" w:leader="dot" w:pos="9062"/>
         </w:tabs>
-        <w:spacing w:before="200" w:after="60" w:line="240" w:lineRule="auto"/>
         <w:rPr>
           <w:rFonts w:asciiTheme="minorHAnsi" w:eastAsiaTheme="minorEastAsia" w:hAnsiTheme="minorHAnsi" w:cstheme="minorBidi"/>
           <w:noProof/>
@@ -2950,13 +2849,13 @@
           <w14:ligatures w14:val="standardContextual"/>
         </w:rPr>
       </w:pPr>
-      <w:hyperlink w:anchor="_Toc240808283" w:history="1">
+      <w:hyperlink w:anchor="_Toc241347588" w:history="1">
         <w:r>
           <w:rPr>
             <w:rStyle w:val="Hyperlink"/>
             <w:noProof/>
           </w:rPr>
-          <w:t>6.5 Trading Strategy</w:t>
+          <w:t>6.2 Data</w:t>
         </w:r>
         <w:r>
           <w:rPr>
@@ -2977,7 +2876,7 @@
             <w:noProof/>
             <w:webHidden/>
           </w:rPr>
-          <w:instrText xml:space="preserve"> PAGEREF _Toc240808283 \h </w:instrText>
+          <w:instrText xml:space="preserve"> PAGEREF _Toc241347588 \h </w:instrText>
         </w:r>
         <w:r>
           <w:rPr>
@@ -2997,7 +2896,7 @@
             <w:noProof/>
             <w:webHidden/>
           </w:rPr>
-          <w:t>29</w:t>
+          <w:t>28</w:t>
         </w:r>
         <w:r>
           <w:rPr>
@@ -3012,9 +2911,8 @@
       <w:pPr>
         <w:pStyle w:val="TOC3"/>
         <w:tabs>
-          <w:tab w:val="right" w:pos="9062"/>
+          <w:tab w:val="right" w:leader="dot" w:pos="9062"/>
         </w:tabs>
-        <w:spacing w:before="200" w:after="60" w:line="240" w:lineRule="auto"/>
         <w:rPr>
           <w:rFonts w:asciiTheme="minorHAnsi" w:eastAsiaTheme="minorEastAsia" w:hAnsiTheme="minorHAnsi" w:cstheme="minorBidi"/>
           <w:noProof/>
@@ -3025,13 +2923,13 @@
           <w14:ligatures w14:val="standardContextual"/>
         </w:rPr>
       </w:pPr>
-      <w:hyperlink w:anchor="_Toc240808284" w:history="1">
+      <w:hyperlink w:anchor="_Toc241347589" w:history="1">
         <w:r>
           <w:rPr>
             <w:rStyle w:val="Hyperlink"/>
             <w:noProof/>
           </w:rPr>
-          <w:t>6.6 Performance Evaluation</w:t>
+          <w:t>6.3 Volatility Models</w:t>
         </w:r>
         <w:r>
           <w:rPr>
@@ -3052,7 +2950,7 @@
             <w:noProof/>
             <w:webHidden/>
           </w:rPr>
-          <w:instrText xml:space="preserve"> PAGEREF _Toc240808284 \h </w:instrText>
+          <w:instrText xml:space="preserve"> PAGEREF _Toc241347589 \h </w:instrText>
         </w:r>
         <w:r>
           <w:rPr>
@@ -3087,9 +2985,8 @@
       <w:pPr>
         <w:pStyle w:val="TOC3"/>
         <w:tabs>
-          <w:tab w:val="right" w:pos="9062"/>
+          <w:tab w:val="right" w:leader="dot" w:pos="9062"/>
         </w:tabs>
-        <w:spacing w:before="200" w:after="60" w:line="240" w:lineRule="auto"/>
         <w:rPr>
           <w:rFonts w:asciiTheme="minorHAnsi" w:eastAsiaTheme="minorEastAsia" w:hAnsiTheme="minorHAnsi" w:cstheme="minorBidi"/>
           <w:noProof/>
@@ -3100,13 +2997,13 @@
           <w14:ligatures w14:val="standardContextual"/>
         </w:rPr>
       </w:pPr>
-      <w:hyperlink w:anchor="_Toc240808285" w:history="1">
+      <w:hyperlink w:anchor="_Toc241347590" w:history="1">
         <w:r>
           <w:rPr>
             <w:rStyle w:val="Hyperlink"/>
             <w:noProof/>
           </w:rPr>
-          <w:t>6.7 Robustness</w:t>
+          <w:t>6.4 Option Pricing and Forecast-Implied Volatility Gap</w:t>
         </w:r>
         <w:r>
           <w:rPr>
@@ -3127,7 +3024,7 @@
             <w:noProof/>
             <w:webHidden/>
           </w:rPr>
-          <w:instrText xml:space="preserve"> PAGEREF _Toc240808285 \h </w:instrText>
+          <w:instrText xml:space="preserve"> PAGEREF _Toc241347590 \h </w:instrText>
         </w:r>
         <w:r>
           <w:rPr>
@@ -3147,7 +3044,7 @@
             <w:noProof/>
             <w:webHidden/>
           </w:rPr>
-          <w:t>30</w:t>
+          <w:t>38</w:t>
         </w:r>
         <w:r>
           <w:rPr>
@@ -3160,11 +3057,10 @@
     </w:p>
     <w:p>
       <w:pPr>
-        <w:pStyle w:val="TOC1"/>
+        <w:pStyle w:val="TOC3"/>
         <w:tabs>
-          <w:tab w:val="right" w:pos="9062"/>
+          <w:tab w:val="right" w:leader="dot" w:pos="9062"/>
         </w:tabs>
-        <w:spacing w:before="200" w:after="60" w:line="240" w:lineRule="auto"/>
         <w:rPr>
           <w:rFonts w:asciiTheme="minorHAnsi" w:eastAsiaTheme="minorEastAsia" w:hAnsiTheme="minorHAnsi" w:cstheme="minorBidi"/>
           <w:noProof/>
@@ -3175,13 +3071,13 @@
           <w14:ligatures w14:val="standardContextual"/>
         </w:rPr>
       </w:pPr>
-      <w:hyperlink w:anchor="_Toc240808286" w:history="1">
+      <w:hyperlink w:anchor="_Toc241347591" w:history="1">
         <w:r>
           <w:rPr>
             <w:rStyle w:val="Hyperlink"/>
             <w:noProof/>
           </w:rPr>
-          <w:t>VII. DATA, RESULTS, AND ANALYSIS</w:t>
+          <w:t>6.5 Trading Strategy</w:t>
         </w:r>
         <w:r>
           <w:rPr>
@@ -3202,7 +3098,7 @@
             <w:noProof/>
             <w:webHidden/>
           </w:rPr>
-          <w:instrText xml:space="preserve"> PAGEREF _Toc240808286 \h </w:instrText>
+          <w:instrText xml:space="preserve"> PAGEREF _Toc241347591 \h </w:instrText>
         </w:r>
         <w:r>
           <w:rPr>
@@ -3222,7 +3118,7 @@
             <w:noProof/>
             <w:webHidden/>
           </w:rPr>
-          <w:t>32</w:t>
+          <w:t>39</w:t>
         </w:r>
         <w:r>
           <w:rPr>
@@ -3235,11 +3131,10 @@
     </w:p>
     <w:p>
       <w:pPr>
-        <w:pStyle w:val="TOC1"/>
+        <w:pStyle w:val="TOC3"/>
         <w:tabs>
-          <w:tab w:val="right" w:pos="9062"/>
+          <w:tab w:val="right" w:leader="dot" w:pos="9062"/>
         </w:tabs>
-        <w:spacing w:before="200" w:after="60" w:line="240" w:lineRule="auto"/>
         <w:rPr>
           <w:rFonts w:asciiTheme="minorHAnsi" w:eastAsiaTheme="minorEastAsia" w:hAnsiTheme="minorHAnsi" w:cstheme="minorBidi"/>
           <w:noProof/>
@@ -3250,13 +3145,13 @@
           <w14:ligatures w14:val="standardContextual"/>
         </w:rPr>
       </w:pPr>
-      <w:hyperlink w:anchor="_Toc240808287" w:history="1">
+      <w:hyperlink w:anchor="_Toc241347592" w:history="1">
         <w:r>
           <w:rPr>
             <w:rStyle w:val="Hyperlink"/>
             <w:noProof/>
           </w:rPr>
-          <w:t>VIII. CONCLUSION</w:t>
+          <w:t>6.6 Performance Evaluation</w:t>
         </w:r>
         <w:r>
           <w:rPr>
@@ -3277,7 +3172,7 @@
             <w:noProof/>
             <w:webHidden/>
           </w:rPr>
-          <w:instrText xml:space="preserve"> PAGEREF _Toc240808287 \h </w:instrText>
+          <w:instrText xml:space="preserve"> PAGEREF _Toc241347592 \h </w:instrText>
         </w:r>
         <w:r>
           <w:rPr>
@@ -3297,7 +3192,7 @@
             <w:noProof/>
             <w:webHidden/>
           </w:rPr>
-          <w:t>36</w:t>
+          <w:t>40</w:t>
         </w:r>
         <w:r>
           <w:rPr>
@@ -3310,11 +3205,10 @@
     </w:p>
     <w:p>
       <w:pPr>
-        <w:pStyle w:val="TOC1"/>
+        <w:pStyle w:val="TOC3"/>
         <w:tabs>
-          <w:tab w:val="right" w:pos="9062"/>
+          <w:tab w:val="right" w:leader="dot" w:pos="9062"/>
         </w:tabs>
-        <w:spacing w:before="200" w:after="60" w:line="240" w:lineRule="auto"/>
         <w:rPr>
           <w:rFonts w:asciiTheme="minorHAnsi" w:eastAsiaTheme="minorEastAsia" w:hAnsiTheme="minorHAnsi" w:cstheme="minorBidi"/>
           <w:noProof/>
@@ -3325,13 +3219,13 @@
           <w14:ligatures w14:val="standardContextual"/>
         </w:rPr>
       </w:pPr>
-      <w:hyperlink w:anchor="_Toc240808288" w:history="1">
+      <w:hyperlink w:anchor="_Toc241347593" w:history="1">
         <w:r>
           <w:rPr>
             <w:rStyle w:val="Hyperlink"/>
             <w:noProof/>
           </w:rPr>
-          <w:t>IX. AI USAGE STATEMENT AND CRITICAL REFLECTION</w:t>
+          <w:t>6.7 Robustness</w:t>
         </w:r>
         <w:r>
           <w:rPr>
@@ -3352,7 +3246,7 @@
             <w:noProof/>
             <w:webHidden/>
           </w:rPr>
-          <w:instrText xml:space="preserve"> PAGEREF _Toc240808288 \h </w:instrText>
+          <w:instrText xml:space="preserve"> PAGEREF _Toc241347593 \h </w:instrText>
         </w:r>
         <w:r>
           <w:rPr>
@@ -3372,7 +3266,7 @@
             <w:noProof/>
             <w:webHidden/>
           </w:rPr>
-          <w:t>37</w:t>
+          <w:t>41</w:t>
         </w:r>
         <w:r>
           <w:rPr>
@@ -3385,11 +3279,10 @@
     </w:p>
     <w:p>
       <w:pPr>
-        <w:pStyle w:val="TOC2"/>
+        <w:pStyle w:val="TOC1"/>
         <w:tabs>
-          <w:tab w:val="right" w:pos="9062"/>
+          <w:tab w:val="right" w:leader="dot" w:pos="9062"/>
         </w:tabs>
-        <w:spacing w:before="200" w:after="60" w:line="240" w:lineRule="auto"/>
         <w:rPr>
           <w:rFonts w:asciiTheme="minorHAnsi" w:eastAsiaTheme="minorEastAsia" w:hAnsiTheme="minorHAnsi" w:cstheme="minorBidi"/>
           <w:noProof/>
@@ -3400,13 +3293,13 @@
           <w14:ligatures w14:val="standardContextual"/>
         </w:rPr>
       </w:pPr>
-      <w:hyperlink w:anchor="_Toc240808289" w:history="1">
+      <w:hyperlink w:anchor="_Toc241347594" w:history="1">
         <w:r>
           <w:rPr>
             <w:rStyle w:val="Hyperlink"/>
             <w:noProof/>
           </w:rPr>
-          <w:t>1. Nature and Sequencing of Human Work</w:t>
+          <w:t>VII. DATA, RESULTS, AND ANALYSIS</w:t>
         </w:r>
         <w:r>
           <w:rPr>
@@ -3427,7 +3320,7 @@
             <w:noProof/>
             <w:webHidden/>
           </w:rPr>
-          <w:instrText xml:space="preserve"> PAGEREF _Toc240808289 \h </w:instrText>
+          <w:instrText xml:space="preserve"> PAGEREF _Toc241347594 \h </w:instrText>
         </w:r>
         <w:r>
           <w:rPr>
@@ -3447,7 +3340,7 @@
             <w:noProof/>
             <w:webHidden/>
           </w:rPr>
-          <w:t>37</w:t>
+          <w:t>42</w:t>
         </w:r>
         <w:r>
           <w:rPr>
@@ -3460,12 +3353,10 @@
     </w:p>
     <w:p>
       <w:pPr>
-        <w:pStyle w:val="TOC2"/>
+        <w:pStyle w:val="TOC3"/>
         <w:tabs>
-          <w:tab w:val="right" w:pos="9062"/>
+          <w:tab w:val="right" w:leader="dot" w:pos="9062"/>
         </w:tabs>
-        <w:spacing w:before="200" w:after="60" w:line="240" w:lineRule="auto"/>
-        <w:ind w:left="221"/>
         <w:rPr>
           <w:rFonts w:asciiTheme="minorHAnsi" w:eastAsiaTheme="minorEastAsia" w:hAnsiTheme="minorHAnsi" w:cstheme="minorBidi"/>
           <w:noProof/>
@@ -3476,13 +3367,13 @@
           <w14:ligatures w14:val="standardContextual"/>
         </w:rPr>
       </w:pPr>
-      <w:hyperlink w:anchor="_Toc240808290" w:history="1">
+      <w:hyperlink w:anchor="_Toc241347595" w:history="1">
         <w:r>
           <w:rPr>
             <w:rStyle w:val="Hyperlink"/>
             <w:noProof/>
           </w:rPr>
-          <w:t>2. Purpose and Scope of AI Assistance</w:t>
+          <w:t>Model</w:t>
         </w:r>
         <w:r>
           <w:rPr>
@@ -3503,7 +3394,7 @@
             <w:noProof/>
             <w:webHidden/>
           </w:rPr>
-          <w:instrText xml:space="preserve"> PAGEREF _Toc240808290 \h </w:instrText>
+          <w:instrText xml:space="preserve"> PAGEREF _Toc241347595 \h </w:instrText>
         </w:r>
         <w:r>
           <w:rPr>
@@ -3523,7 +3414,7 @@
             <w:noProof/>
             <w:webHidden/>
           </w:rPr>
-          <w:t>37</w:t>
+          <w:t>42</w:t>
         </w:r>
         <w:r>
           <w:rPr>
@@ -3536,11 +3427,10 @@
     </w:p>
     <w:p>
       <w:pPr>
-        <w:pStyle w:val="TOC2"/>
+        <w:pStyle w:val="TOC1"/>
         <w:tabs>
-          <w:tab w:val="right" w:pos="9062"/>
+          <w:tab w:val="right" w:leader="dot" w:pos="9062"/>
         </w:tabs>
-        <w:spacing w:before="200" w:after="60" w:line="240" w:lineRule="auto"/>
         <w:rPr>
           <w:rFonts w:asciiTheme="minorHAnsi" w:eastAsiaTheme="minorEastAsia" w:hAnsiTheme="minorHAnsi" w:cstheme="minorBidi"/>
           <w:noProof/>
@@ -3551,13 +3441,13 @@
           <w14:ligatures w14:val="standardContextual"/>
         </w:rPr>
       </w:pPr>
-      <w:hyperlink w:anchor="_Toc240808291" w:history="1">
+      <w:hyperlink w:anchor="_Toc241347596" w:history="1">
         <w:r>
           <w:rPr>
             <w:rStyle w:val="Hyperlink"/>
             <w:noProof/>
           </w:rPr>
-          <w:t>3. Description of the AI-Assisted Process</w:t>
+          <w:t>VIII. CONCLUSION</w:t>
         </w:r>
         <w:r>
           <w:rPr>
@@ -3578,7 +3468,7 @@
             <w:noProof/>
             <w:webHidden/>
           </w:rPr>
-          <w:instrText xml:space="preserve"> PAGEREF _Toc240808291 \h </w:instrText>
+          <w:instrText xml:space="preserve"> PAGEREF _Toc241347596 \h </w:instrText>
         </w:r>
         <w:r>
           <w:rPr>
@@ -3598,7 +3488,7 @@
             <w:noProof/>
             <w:webHidden/>
           </w:rPr>
-          <w:t>38</w:t>
+          <w:t>46</w:t>
         </w:r>
         <w:r>
           <w:rPr>
@@ -3611,11 +3501,10 @@
     </w:p>
     <w:p>
       <w:pPr>
-        <w:pStyle w:val="TOC2"/>
+        <w:pStyle w:val="TOC3"/>
         <w:tabs>
-          <w:tab w:val="right" w:pos="9062"/>
+          <w:tab w:val="right" w:leader="dot" w:pos="9062"/>
         </w:tabs>
-        <w:spacing w:before="200" w:after="60" w:line="240" w:lineRule="auto"/>
         <w:rPr>
           <w:rFonts w:asciiTheme="minorHAnsi" w:eastAsiaTheme="minorEastAsia" w:hAnsiTheme="minorHAnsi" w:cstheme="minorBidi"/>
           <w:noProof/>
@@ -3626,13 +3515,13 @@
           <w14:ligatures w14:val="standardContextual"/>
         </w:rPr>
       </w:pPr>
-      <w:hyperlink w:anchor="_Toc240808292" w:history="1">
+      <w:hyperlink w:anchor="_Toc241347597" w:history="1">
         <w:r>
           <w:rPr>
             <w:rStyle w:val="Hyperlink"/>
             <w:noProof/>
           </w:rPr>
-          <w:t>4. Critical Analysis of AI Limitations and Risks</w:t>
+          <w:t>Recommendations</w:t>
         </w:r>
         <w:r>
           <w:rPr>
@@ -3653,7 +3542,7 @@
             <w:noProof/>
             <w:webHidden/>
           </w:rPr>
-          <w:instrText xml:space="preserve"> PAGEREF _Toc240808292 \h </w:instrText>
+          <w:instrText xml:space="preserve"> PAGEREF _Toc241347597 \h </w:instrText>
         </w:r>
         <w:r>
           <w:rPr>
@@ -3673,7 +3562,7 @@
             <w:noProof/>
             <w:webHidden/>
           </w:rPr>
-          <w:t>38</w:t>
+          <w:t>46</w:t>
         </w:r>
         <w:r>
           <w:rPr>
@@ -3686,11 +3575,10 @@
     </w:p>
     <w:p>
       <w:pPr>
-        <w:pStyle w:val="TOC2"/>
+        <w:pStyle w:val="TOC3"/>
         <w:tabs>
-          <w:tab w:val="right" w:pos="9062"/>
+          <w:tab w:val="right" w:leader="dot" w:pos="9062"/>
         </w:tabs>
-        <w:spacing w:before="200" w:after="60" w:line="240" w:lineRule="auto"/>
         <w:rPr>
           <w:rFonts w:asciiTheme="minorHAnsi" w:eastAsiaTheme="minorEastAsia" w:hAnsiTheme="minorHAnsi" w:cstheme="minorBidi"/>
           <w:noProof/>
@@ -3701,13 +3589,13 @@
           <w14:ligatures w14:val="standardContextual"/>
         </w:rPr>
       </w:pPr>
-      <w:hyperlink w:anchor="_Toc240808293" w:history="1">
+      <w:hyperlink w:anchor="_Toc241347598" w:history="1">
         <w:r>
           <w:rPr>
             <w:rStyle w:val="Hyperlink"/>
             <w:noProof/>
           </w:rPr>
-          <w:t>5. Ethical Positioning and Compliance</w:t>
+          <w:t>Limitations</w:t>
         </w:r>
         <w:r>
           <w:rPr>
@@ -3728,7 +3616,7 @@
             <w:noProof/>
             <w:webHidden/>
           </w:rPr>
-          <w:instrText xml:space="preserve"> PAGEREF _Toc240808293 \h </w:instrText>
+          <w:instrText xml:space="preserve"> PAGEREF _Toc241347598 \h </w:instrText>
         </w:r>
         <w:r>
           <w:rPr>
@@ -3748,7 +3636,7 @@
             <w:noProof/>
             <w:webHidden/>
           </w:rPr>
-          <w:t>39</w:t>
+          <w:t>47</w:t>
         </w:r>
         <w:r>
           <w:rPr>
@@ -3761,11 +3649,10 @@
     </w:p>
     <w:p>
       <w:pPr>
-        <w:pStyle w:val="TOC1"/>
+        <w:pStyle w:val="TOC3"/>
         <w:tabs>
-          <w:tab w:val="right" w:pos="9062"/>
+          <w:tab w:val="right" w:leader="dot" w:pos="9062"/>
         </w:tabs>
-        <w:spacing w:before="200" w:after="60" w:line="240" w:lineRule="auto"/>
         <w:rPr>
           <w:rFonts w:asciiTheme="minorHAnsi" w:eastAsiaTheme="minorEastAsia" w:hAnsiTheme="minorHAnsi" w:cstheme="minorBidi"/>
           <w:noProof/>
@@ -3776,13 +3663,13 @@
           <w14:ligatures w14:val="standardContextual"/>
         </w:rPr>
       </w:pPr>
-      <w:hyperlink w:anchor="_Toc240808294" w:history="1">
+      <w:hyperlink w:anchor="_Toc241347599" w:history="1">
         <w:r>
           <w:rPr>
             <w:rStyle w:val="Hyperlink"/>
             <w:noProof/>
           </w:rPr>
-          <w:t>X. BIBLIOGRAPHY</w:t>
+          <w:t>Areas for Follow-Up Research</w:t>
         </w:r>
         <w:r>
           <w:rPr>
@@ -3803,7 +3690,7 @@
             <w:noProof/>
             <w:webHidden/>
           </w:rPr>
-          <w:instrText xml:space="preserve"> PAGEREF _Toc240808294 \h </w:instrText>
+          <w:instrText xml:space="preserve"> PAGEREF _Toc241347599 \h </w:instrText>
         </w:r>
         <w:r>
           <w:rPr>
@@ -3823,7 +3710,7 @@
             <w:noProof/>
             <w:webHidden/>
           </w:rPr>
-          <w:t>40</w:t>
+          <w:t>47</w:t>
         </w:r>
         <w:r>
           <w:rPr>
@@ -3838,9 +3725,8 @@
       <w:pPr>
         <w:pStyle w:val="TOC1"/>
         <w:tabs>
-          <w:tab w:val="right" w:pos="9062"/>
+          <w:tab w:val="right" w:leader="dot" w:pos="9062"/>
         </w:tabs>
-        <w:spacing w:before="200" w:after="60" w:line="240" w:lineRule="auto"/>
         <w:rPr>
           <w:rFonts w:asciiTheme="minorHAnsi" w:eastAsiaTheme="minorEastAsia" w:hAnsiTheme="minorHAnsi" w:cstheme="minorBidi"/>
           <w:noProof/>
@@ -3851,13 +3737,13 @@
           <w14:ligatures w14:val="standardContextual"/>
         </w:rPr>
       </w:pPr>
-      <w:hyperlink w:anchor="_Toc240808295" w:history="1">
+      <w:hyperlink w:anchor="_Toc241347600" w:history="1">
         <w:r>
           <w:rPr>
             <w:rStyle w:val="Hyperlink"/>
             <w:noProof/>
           </w:rPr>
-          <w:t>XI. APPENDICES</w:t>
+          <w:t>IX. AI USAGE STATEMENT AND CRITICAL REFLECTION</w:t>
         </w:r>
         <w:r>
           <w:rPr>
@@ -3878,7 +3764,7 @@
             <w:noProof/>
             <w:webHidden/>
           </w:rPr>
-          <w:instrText xml:space="preserve"> PAGEREF _Toc240808295 \h </w:instrText>
+          <w:instrText xml:space="preserve"> PAGEREF _Toc241347600 \h </w:instrText>
         </w:r>
         <w:r>
           <w:rPr>
@@ -3898,7 +3784,7 @@
             <w:noProof/>
             <w:webHidden/>
           </w:rPr>
-          <w:t>44</w:t>
+          <w:t>49</w:t>
         </w:r>
         <w:r>
           <w:rPr>
@@ -3913,9 +3799,8 @@
       <w:pPr>
         <w:pStyle w:val="TOC2"/>
         <w:tabs>
-          <w:tab w:val="right" w:pos="9062"/>
+          <w:tab w:val="right" w:leader="dot" w:pos="9062"/>
         </w:tabs>
-        <w:spacing w:before="200" w:after="60" w:line="240" w:lineRule="auto"/>
         <w:rPr>
           <w:rFonts w:asciiTheme="minorHAnsi" w:eastAsiaTheme="minorEastAsia" w:hAnsiTheme="minorHAnsi" w:cstheme="minorBidi"/>
           <w:noProof/>
@@ -3926,13 +3811,13 @@
           <w14:ligatures w14:val="standardContextual"/>
         </w:rPr>
       </w:pPr>
-      <w:hyperlink w:anchor="_Toc240808296" w:history="1">
+      <w:hyperlink w:anchor="_Toc241347601" w:history="1">
         <w:r>
           <w:rPr>
             <w:rStyle w:val="Hyperlink"/>
             <w:noProof/>
           </w:rPr>
-          <w:t>Appendix A. Final Sample and Empirical Pipeline Audit</w:t>
+          <w:t>1. Nature and Sequencing of Human Work</w:t>
         </w:r>
         <w:r>
           <w:rPr>
@@ -3953,7 +3838,7 @@
             <w:noProof/>
             <w:webHidden/>
           </w:rPr>
-          <w:instrText xml:space="preserve"> PAGEREF _Toc240808296 \h </w:instrText>
+          <w:instrText xml:space="preserve"> PAGEREF _Toc241347601 \h </w:instrText>
         </w:r>
         <w:r>
           <w:rPr>
@@ -3973,7 +3858,7 @@
             <w:noProof/>
             <w:webHidden/>
           </w:rPr>
-          <w:t>44</w:t>
+          <w:t>49</w:t>
         </w:r>
         <w:r>
           <w:rPr>
@@ -3988,10 +3873,8 @@
       <w:pPr>
         <w:pStyle w:val="TOC2"/>
         <w:tabs>
-          <w:tab w:val="right" w:pos="9062"/>
+          <w:tab w:val="right" w:leader="dot" w:pos="9062"/>
         </w:tabs>
-        <w:spacing w:before="200" w:after="60" w:line="240" w:lineRule="auto"/>
-        <w:ind w:left="221"/>
         <w:rPr>
           <w:rFonts w:asciiTheme="minorHAnsi" w:eastAsiaTheme="minorEastAsia" w:hAnsiTheme="minorHAnsi" w:cstheme="minorBidi"/>
           <w:noProof/>
@@ -4002,13 +3885,13 @@
           <w14:ligatures w14:val="standardContextual"/>
         </w:rPr>
       </w:pPr>
-      <w:hyperlink w:anchor="_Toc240808297" w:history="1">
+      <w:hyperlink w:anchor="_Toc241347602" w:history="1">
         <w:r>
           <w:rPr>
             <w:rStyle w:val="Hyperlink"/>
             <w:noProof/>
           </w:rPr>
-          <w:t>Appendix B. Option Pricing and Mispricing Diagnostics</w:t>
+          <w:t>2. Purpose and Scope of AI Assistance</w:t>
         </w:r>
         <w:r>
           <w:rPr>
@@ -4029,7 +3912,7 @@
             <w:noProof/>
             <w:webHidden/>
           </w:rPr>
-          <w:instrText xml:space="preserve"> PAGEREF _Toc240808297 \h </w:instrText>
+          <w:instrText xml:space="preserve"> PAGEREF _Toc241347602 \h </w:instrText>
         </w:r>
         <w:r>
           <w:rPr>
@@ -4049,7 +3932,7 @@
             <w:noProof/>
             <w:webHidden/>
           </w:rPr>
-          <w:t>45</w:t>
+          <w:t>49</w:t>
         </w:r>
         <w:r>
           <w:rPr>
@@ -4064,9 +3947,8 @@
       <w:pPr>
         <w:pStyle w:val="TOC2"/>
         <w:tabs>
-          <w:tab w:val="right" w:pos="9062"/>
+          <w:tab w:val="right" w:leader="dot" w:pos="9062"/>
         </w:tabs>
-        <w:spacing w:before="200" w:after="60" w:line="240" w:lineRule="auto"/>
         <w:rPr>
           <w:rFonts w:asciiTheme="minorHAnsi" w:eastAsiaTheme="minorEastAsia" w:hAnsiTheme="minorHAnsi" w:cstheme="minorBidi"/>
           <w:noProof/>
@@ -4077,13 +3959,13 @@
           <w14:ligatures w14:val="standardContextual"/>
         </w:rPr>
       </w:pPr>
-      <w:hyperlink w:anchor="_Toc240808298" w:history="1">
+      <w:hyperlink w:anchor="_Toc241347603" w:history="1">
         <w:r>
           <w:rPr>
             <w:rStyle w:val="Hyperlink"/>
             <w:noProof/>
           </w:rPr>
-          <w:t>Appendix C. Trading Performance and Risk</w:t>
+          <w:t>3. Description of the AI-Assisted Process</w:t>
         </w:r>
         <w:r>
           <w:rPr>
@@ -4104,7 +3986,7 @@
             <w:noProof/>
             <w:webHidden/>
           </w:rPr>
-          <w:instrText xml:space="preserve"> PAGEREF _Toc240808298 \h </w:instrText>
+          <w:instrText xml:space="preserve"> PAGEREF _Toc241347603 \h </w:instrText>
         </w:r>
         <w:r>
           <w:rPr>
@@ -4139,9 +4021,8 @@
       <w:pPr>
         <w:pStyle w:val="TOC2"/>
         <w:tabs>
-          <w:tab w:val="right" w:pos="9062"/>
+          <w:tab w:val="right" w:leader="dot" w:pos="9062"/>
         </w:tabs>
-        <w:spacing w:before="200" w:after="60" w:line="240" w:lineRule="auto"/>
         <w:rPr>
           <w:rFonts w:asciiTheme="minorHAnsi" w:eastAsiaTheme="minorEastAsia" w:hAnsiTheme="minorHAnsi" w:cstheme="minorBidi"/>
           <w:noProof/>
@@ -4152,13 +4033,13 @@
           <w14:ligatures w14:val="standardContextual"/>
         </w:rPr>
       </w:pPr>
-      <w:hyperlink w:anchor="_Toc240808299" w:history="1">
+      <w:hyperlink w:anchor="_Toc241347604" w:history="1">
         <w:r>
           <w:rPr>
             <w:rStyle w:val="Hyperlink"/>
             <w:noProof/>
           </w:rPr>
-          <w:t>Appendix D. Threshold Robustness and Paired Tests</w:t>
+          <w:t>4. Critical Analysis of AI Limitations and Risks</w:t>
         </w:r>
         <w:r>
           <w:rPr>
@@ -4179,7 +4060,7 @@
             <w:noProof/>
             <w:webHidden/>
           </w:rPr>
-          <w:instrText xml:space="preserve"> PAGEREF _Toc240808299 \h </w:instrText>
+          <w:instrText xml:space="preserve"> PAGEREF _Toc241347604 \h </w:instrText>
         </w:r>
         <w:r>
           <w:rPr>
@@ -4199,7 +4080,7 @@
             <w:noProof/>
             <w:webHidden/>
           </w:rPr>
-          <w:t>65</w:t>
+          <w:t>50</w:t>
         </w:r>
         <w:r>
           <w:rPr>
@@ -4214,9 +4095,8 @@
       <w:pPr>
         <w:pStyle w:val="TOC2"/>
         <w:tabs>
-          <w:tab w:val="right" w:pos="9062"/>
+          <w:tab w:val="right" w:leader="dot" w:pos="9062"/>
         </w:tabs>
-        <w:spacing w:before="200" w:after="60" w:line="240" w:lineRule="auto"/>
         <w:rPr>
           <w:rFonts w:asciiTheme="minorHAnsi" w:eastAsiaTheme="minorEastAsia" w:hAnsiTheme="minorHAnsi" w:cstheme="minorBidi"/>
           <w:noProof/>
@@ -4227,12 +4107,530 @@
           <w14:ligatures w14:val="standardContextual"/>
         </w:rPr>
       </w:pPr>
-      <w:hyperlink w:anchor="_Toc240808300" w:history="1">
+      <w:hyperlink w:anchor="_Toc241347605" w:history="1">
         <w:r>
           <w:rPr>
             <w:rStyle w:val="Hyperlink"/>
             <w:noProof/>
           </w:rPr>
+          <w:t>5. Ethical Positioning and Compliance</w:t>
+        </w:r>
+        <w:r>
+          <w:rPr>
+            <w:noProof/>
+            <w:webHidden/>
+          </w:rPr>
+          <w:tab/>
+        </w:r>
+        <w:r>
+          <w:rPr>
+            <w:noProof/>
+            <w:webHidden/>
+          </w:rPr>
+          <w:fldChar w:fldCharType="begin"/>
+        </w:r>
+        <w:r>
+          <w:rPr>
+            <w:noProof/>
+            <w:webHidden/>
+          </w:rPr>
+          <w:instrText xml:space="preserve"> PAGEREF _Toc241347605 \h </w:instrText>
+        </w:r>
+        <w:r>
+          <w:rPr>
+            <w:noProof/>
+            <w:webHidden/>
+          </w:rPr>
+        </w:r>
+        <w:r>
+          <w:rPr>
+            <w:noProof/>
+            <w:webHidden/>
+          </w:rPr>
+          <w:fldChar w:fldCharType="separate"/>
+        </w:r>
+        <w:r>
+          <w:rPr>
+            <w:noProof/>
+            <w:webHidden/>
+          </w:rPr>
+          <w:t>51</w:t>
+        </w:r>
+        <w:r>
+          <w:rPr>
+            <w:noProof/>
+            <w:webHidden/>
+          </w:rPr>
+          <w:fldChar w:fldCharType="end"/>
+        </w:r>
+      </w:hyperlink>
+    </w:p>
+    <w:p>
+      <w:pPr>
+        <w:pStyle w:val="TOC1"/>
+        <w:tabs>
+          <w:tab w:val="right" w:leader="dot" w:pos="9062"/>
+        </w:tabs>
+        <w:rPr>
+          <w:rFonts w:asciiTheme="minorHAnsi" w:eastAsiaTheme="minorEastAsia" w:hAnsiTheme="minorHAnsi" w:cstheme="minorBidi"/>
+          <w:noProof/>
+          <w:kern w:val="2"/>
+          <w:sz w:val="24"/>
+          <w:szCs w:val="24"/>
+          <w:lang w:eastAsia="en-GB"/>
+          <w14:ligatures w14:val="standardContextual"/>
+        </w:rPr>
+      </w:pPr>
+      <w:hyperlink w:anchor="_Toc241347606" w:history="1">
+        <w:r>
+          <w:rPr>
+            <w:rStyle w:val="Hyperlink"/>
+            <w:noProof/>
+          </w:rPr>
+          <w:t>X. BIBLIOGRAPHY</w:t>
+        </w:r>
+        <w:r>
+          <w:rPr>
+            <w:noProof/>
+            <w:webHidden/>
+          </w:rPr>
+          <w:tab/>
+        </w:r>
+        <w:r>
+          <w:rPr>
+            <w:noProof/>
+            <w:webHidden/>
+          </w:rPr>
+          <w:fldChar w:fldCharType="begin"/>
+        </w:r>
+        <w:r>
+          <w:rPr>
+            <w:noProof/>
+            <w:webHidden/>
+          </w:rPr>
+          <w:instrText xml:space="preserve"> PAGEREF _Toc241347606 \h </w:instrText>
+        </w:r>
+        <w:r>
+          <w:rPr>
+            <w:noProof/>
+            <w:webHidden/>
+          </w:rPr>
+        </w:r>
+        <w:r>
+          <w:rPr>
+            <w:noProof/>
+            <w:webHidden/>
+          </w:rPr>
+          <w:fldChar w:fldCharType="separate"/>
+        </w:r>
+        <w:r>
+          <w:rPr>
+            <w:noProof/>
+            <w:webHidden/>
+          </w:rPr>
+          <w:t>52</w:t>
+        </w:r>
+        <w:r>
+          <w:rPr>
+            <w:noProof/>
+            <w:webHidden/>
+          </w:rPr>
+          <w:fldChar w:fldCharType="end"/>
+        </w:r>
+      </w:hyperlink>
+    </w:p>
+    <w:p>
+      <w:pPr>
+        <w:pStyle w:val="TOC1"/>
+        <w:tabs>
+          <w:tab w:val="right" w:leader="dot" w:pos="9062"/>
+        </w:tabs>
+        <w:rPr>
+          <w:rFonts w:asciiTheme="minorHAnsi" w:eastAsiaTheme="minorEastAsia" w:hAnsiTheme="minorHAnsi" w:cstheme="minorBidi"/>
+          <w:noProof/>
+          <w:kern w:val="2"/>
+          <w:sz w:val="24"/>
+          <w:szCs w:val="24"/>
+          <w:lang w:eastAsia="en-GB"/>
+          <w14:ligatures w14:val="standardContextual"/>
+        </w:rPr>
+      </w:pPr>
+      <w:hyperlink w:anchor="_Toc241347607" w:history="1">
+        <w:r>
+          <w:rPr>
+            <w:rStyle w:val="Hyperlink"/>
+            <w:noProof/>
+          </w:rPr>
+          <w:t>XI. APPENDICES</w:t>
+        </w:r>
+        <w:r>
+          <w:rPr>
+            <w:noProof/>
+            <w:webHidden/>
+          </w:rPr>
+          <w:tab/>
+        </w:r>
+        <w:r>
+          <w:rPr>
+            <w:noProof/>
+            <w:webHidden/>
+          </w:rPr>
+          <w:fldChar w:fldCharType="begin"/>
+        </w:r>
+        <w:r>
+          <w:rPr>
+            <w:noProof/>
+            <w:webHidden/>
+          </w:rPr>
+          <w:instrText xml:space="preserve"> PAGEREF _Toc241347607 \h </w:instrText>
+        </w:r>
+        <w:r>
+          <w:rPr>
+            <w:noProof/>
+            <w:webHidden/>
+          </w:rPr>
+        </w:r>
+        <w:r>
+          <w:rPr>
+            <w:noProof/>
+            <w:webHidden/>
+          </w:rPr>
+          <w:fldChar w:fldCharType="separate"/>
+        </w:r>
+        <w:r>
+          <w:rPr>
+            <w:noProof/>
+            <w:webHidden/>
+          </w:rPr>
+          <w:t>57</w:t>
+        </w:r>
+        <w:r>
+          <w:rPr>
+            <w:noProof/>
+            <w:webHidden/>
+          </w:rPr>
+          <w:fldChar w:fldCharType="end"/>
+        </w:r>
+      </w:hyperlink>
+    </w:p>
+    <w:p>
+      <w:pPr>
+        <w:pStyle w:val="TOC2"/>
+        <w:tabs>
+          <w:tab w:val="right" w:leader="dot" w:pos="9062"/>
+        </w:tabs>
+        <w:rPr>
+          <w:rFonts w:asciiTheme="minorHAnsi" w:eastAsiaTheme="minorEastAsia" w:hAnsiTheme="minorHAnsi" w:cstheme="minorBidi"/>
+          <w:noProof/>
+          <w:kern w:val="2"/>
+          <w:sz w:val="24"/>
+          <w:szCs w:val="24"/>
+          <w:lang w:eastAsia="en-GB"/>
+          <w14:ligatures w14:val="standardContextual"/>
+        </w:rPr>
+      </w:pPr>
+      <w:hyperlink w:anchor="_Toc241347608" w:history="1">
+        <w:r>
+          <w:rPr>
+            <w:rStyle w:val="Hyperlink"/>
+            <w:noProof/>
+          </w:rPr>
+          <w:t>Appendix A. Final Sample and Empirical Pipeline Audit</w:t>
+        </w:r>
+        <w:r>
+          <w:rPr>
+            <w:noProof/>
+            <w:webHidden/>
+          </w:rPr>
+          <w:tab/>
+        </w:r>
+        <w:r>
+          <w:rPr>
+            <w:noProof/>
+            <w:webHidden/>
+          </w:rPr>
+          <w:fldChar w:fldCharType="begin"/>
+        </w:r>
+        <w:r>
+          <w:rPr>
+            <w:noProof/>
+            <w:webHidden/>
+          </w:rPr>
+          <w:instrText xml:space="preserve"> PAGEREF _Toc241347608 \h </w:instrText>
+        </w:r>
+        <w:r>
+          <w:rPr>
+            <w:noProof/>
+            <w:webHidden/>
+          </w:rPr>
+        </w:r>
+        <w:r>
+          <w:rPr>
+            <w:noProof/>
+            <w:webHidden/>
+          </w:rPr>
+          <w:fldChar w:fldCharType="separate"/>
+        </w:r>
+        <w:r>
+          <w:rPr>
+            <w:noProof/>
+            <w:webHidden/>
+          </w:rPr>
+          <w:t>57</w:t>
+        </w:r>
+        <w:r>
+          <w:rPr>
+            <w:noProof/>
+            <w:webHidden/>
+          </w:rPr>
+          <w:fldChar w:fldCharType="end"/>
+        </w:r>
+      </w:hyperlink>
+    </w:p>
+    <w:p>
+      <w:pPr>
+        <w:pStyle w:val="TOC2"/>
+        <w:tabs>
+          <w:tab w:val="right" w:leader="dot" w:pos="9062"/>
+        </w:tabs>
+        <w:rPr>
+          <w:rFonts w:asciiTheme="minorHAnsi" w:eastAsiaTheme="minorEastAsia" w:hAnsiTheme="minorHAnsi" w:cstheme="minorBidi"/>
+          <w:noProof/>
+          <w:kern w:val="2"/>
+          <w:sz w:val="24"/>
+          <w:szCs w:val="24"/>
+          <w:lang w:eastAsia="en-GB"/>
+          <w14:ligatures w14:val="standardContextual"/>
+        </w:rPr>
+      </w:pPr>
+      <w:hyperlink w:anchor="_Toc241347609" w:history="1">
+        <w:r>
+          <w:rPr>
+            <w:rStyle w:val="Hyperlink"/>
+            <w:noProof/>
+          </w:rPr>
+          <w:t>Appendix B. Option Pricing and Mispricing Diagnostics</w:t>
+        </w:r>
+        <w:r>
+          <w:rPr>
+            <w:noProof/>
+            <w:webHidden/>
+          </w:rPr>
+          <w:tab/>
+        </w:r>
+        <w:r>
+          <w:rPr>
+            <w:noProof/>
+            <w:webHidden/>
+          </w:rPr>
+          <w:fldChar w:fldCharType="begin"/>
+        </w:r>
+        <w:r>
+          <w:rPr>
+            <w:noProof/>
+            <w:webHidden/>
+          </w:rPr>
+          <w:instrText xml:space="preserve"> PAGEREF _Toc241347609 \h </w:instrText>
+        </w:r>
+        <w:r>
+          <w:rPr>
+            <w:noProof/>
+            <w:webHidden/>
+          </w:rPr>
+        </w:r>
+        <w:r>
+          <w:rPr>
+            <w:noProof/>
+            <w:webHidden/>
+          </w:rPr>
+          <w:fldChar w:fldCharType="separate"/>
+        </w:r>
+        <w:r>
+          <w:rPr>
+            <w:noProof/>
+            <w:webHidden/>
+          </w:rPr>
+          <w:t>57</w:t>
+        </w:r>
+        <w:r>
+          <w:rPr>
+            <w:noProof/>
+            <w:webHidden/>
+          </w:rPr>
+          <w:fldChar w:fldCharType="end"/>
+        </w:r>
+      </w:hyperlink>
+    </w:p>
+    <w:p>
+      <w:pPr>
+        <w:pStyle w:val="TOC2"/>
+        <w:tabs>
+          <w:tab w:val="right" w:leader="dot" w:pos="9062"/>
+        </w:tabs>
+        <w:rPr>
+          <w:rFonts w:asciiTheme="minorHAnsi" w:eastAsiaTheme="minorEastAsia" w:hAnsiTheme="minorHAnsi" w:cstheme="minorBidi"/>
+          <w:noProof/>
+          <w:kern w:val="2"/>
+          <w:sz w:val="24"/>
+          <w:szCs w:val="24"/>
+          <w:lang w:eastAsia="en-GB"/>
+          <w14:ligatures w14:val="standardContextual"/>
+        </w:rPr>
+      </w:pPr>
+      <w:hyperlink w:anchor="_Toc241347610" w:history="1">
+        <w:r>
+          <w:rPr>
+            <w:rStyle w:val="Hyperlink"/>
+            <w:noProof/>
+          </w:rPr>
+          <w:t>Appendix C. Trading Performance and Risk</w:t>
+        </w:r>
+        <w:r>
+          <w:rPr>
+            <w:noProof/>
+            <w:webHidden/>
+          </w:rPr>
+          <w:tab/>
+        </w:r>
+        <w:r>
+          <w:rPr>
+            <w:noProof/>
+            <w:webHidden/>
+          </w:rPr>
+          <w:fldChar w:fldCharType="begin"/>
+        </w:r>
+        <w:r>
+          <w:rPr>
+            <w:noProof/>
+            <w:webHidden/>
+          </w:rPr>
+          <w:instrText xml:space="preserve"> PAGEREF _Toc241347610 \h </w:instrText>
+        </w:r>
+        <w:r>
+          <w:rPr>
+            <w:noProof/>
+            <w:webHidden/>
+          </w:rPr>
+        </w:r>
+        <w:r>
+          <w:rPr>
+            <w:noProof/>
+            <w:webHidden/>
+          </w:rPr>
+          <w:fldChar w:fldCharType="separate"/>
+        </w:r>
+        <w:r>
+          <w:rPr>
+            <w:noProof/>
+            <w:webHidden/>
+          </w:rPr>
+          <w:t>60</w:t>
+        </w:r>
+        <w:r>
+          <w:rPr>
+            <w:noProof/>
+            <w:webHidden/>
+          </w:rPr>
+          <w:fldChar w:fldCharType="end"/>
+        </w:r>
+      </w:hyperlink>
+    </w:p>
+    <w:p>
+      <w:pPr>
+        <w:pStyle w:val="TOC2"/>
+        <w:tabs>
+          <w:tab w:val="right" w:leader="dot" w:pos="9062"/>
+        </w:tabs>
+        <w:rPr>
+          <w:rFonts w:asciiTheme="minorHAnsi" w:eastAsiaTheme="minorEastAsia" w:hAnsiTheme="minorHAnsi" w:cstheme="minorBidi"/>
+          <w:noProof/>
+          <w:kern w:val="2"/>
+          <w:sz w:val="24"/>
+          <w:szCs w:val="24"/>
+          <w:lang w:eastAsia="en-GB"/>
+          <w14:ligatures w14:val="standardContextual"/>
+        </w:rPr>
+      </w:pPr>
+      <w:hyperlink w:anchor="_Toc241347611" w:history="1">
+        <w:r>
+          <w:rPr>
+            <w:rStyle w:val="Hyperlink"/>
+            <w:noProof/>
+          </w:rPr>
+          <w:t>Appendix D. Threshold Robustness and Paired Tests</w:t>
+        </w:r>
+        <w:r>
+          <w:rPr>
+            <w:noProof/>
+            <w:webHidden/>
+          </w:rPr>
+          <w:tab/>
+        </w:r>
+        <w:r>
+          <w:rPr>
+            <w:noProof/>
+            <w:webHidden/>
+          </w:rPr>
+          <w:fldChar w:fldCharType="begin"/>
+        </w:r>
+        <w:r>
+          <w:rPr>
+            <w:noProof/>
+            <w:webHidden/>
+          </w:rPr>
+          <w:instrText xml:space="preserve"> PAGEREF _Toc241347611 \h </w:instrText>
+        </w:r>
+        <w:r>
+          <w:rPr>
+            <w:noProof/>
+            <w:webHidden/>
+          </w:rPr>
+        </w:r>
+        <w:r>
+          <w:rPr>
+            <w:noProof/>
+            <w:webHidden/>
+          </w:rPr>
+          <w:fldChar w:fldCharType="separate"/>
+        </w:r>
+        <w:r>
+          <w:rPr>
+            <w:noProof/>
+            <w:webHidden/>
+          </w:rPr>
+          <w:t>70</w:t>
+        </w:r>
+        <w:r>
+          <w:rPr>
+            <w:noProof/>
+            <w:webHidden/>
+          </w:rPr>
+          <w:fldChar w:fldCharType="end"/>
+        </w:r>
+      </w:hyperlink>
+    </w:p>
+    <w:p>
+      <w:pPr>
+        <w:pStyle w:val="TOC2"/>
+        <w:tabs>
+          <w:tab w:val="right" w:leader="dot" w:pos="9062"/>
+        </w:tabs>
+        <w:rPr>
+          <w:rFonts w:asciiTheme="minorHAnsi" w:eastAsiaTheme="minorEastAsia" w:hAnsiTheme="minorHAnsi" w:cstheme="minorBidi"/>
+          <w:noProof/>
+          <w:kern w:val="2"/>
+          <w:sz w:val="24"/>
+          <w:szCs w:val="24"/>
+          <w:lang w:eastAsia="en-GB"/>
+          <w14:ligatures w14:val="standardContextual"/>
+        </w:rPr>
+      </w:pPr>
+      <w:hyperlink w:anchor="_Toc241347612" w:history="1">
+        <w:r>
+          <w:rPr>
+            <w:rStyle w:val="Hyperlink"/>
+            <w:noProof/>
+          </w:rPr>
           <w:t>Appendix E. Reproducibility and Data Provenance</w:t>
         </w:r>
         <w:r>
@@ -4254,7 +4652,7 @@
             <w:noProof/>
             <w:webHidden/>
           </w:rPr>
-          <w:instrText xml:space="preserve"> PAGEREF _Toc240808300 \h </w:instrText>
+          <w:instrText xml:space="preserve"> PAGEREF _Toc241347612 \h </w:instrText>
         </w:r>
         <w:r>
           <w:rPr>
@@ -4274,7 +4672,7 @@
             <w:noProof/>
             <w:webHidden/>
           </w:rPr>
-          <w:t>68</w:t>
+          <w:t>71</w:t>
         </w:r>
         <w:r>
           <w:rPr>
@@ -4290,13 +4688,11 @@
         <w:pStyle w:val="ListParagraph"/>
         <w:spacing w:before="200" w:line="240" w:lineRule="auto"/>
         <w:rPr>
-          <w:rFonts w:ascii="Times New Roman" w:eastAsia="Times New Roman" w:hAnsi="Times New Roman"/>
           <w:lang w:val="en-GB"/>
         </w:rPr>
       </w:pPr>
       <w:r>
         <w:rPr>
-          <w:rFonts w:ascii="Times New Roman" w:eastAsia="Times New Roman" w:hAnsi="Times New Roman"/>
           <w:lang w:val="en-GB"/>
         </w:rPr>
         <w:fldChar w:fldCharType="end"/>
@@ -4312,55 +4708,424 @@
           <w:lang w:val="en-GB"/>
         </w:rPr>
       </w:pPr>
-      <w:bookmarkStart w:id="2" w:name="III_INTRODUCTION_3"/>
-      <w:bookmarkStart w:id="3" w:name="_Toc240808249"/>
+      <w:bookmarkStart w:id="2" w:name="_Toc241347554"/>
       <w:r>
         <w:rPr>
           <w:szCs w:val="22"/>
           <w:lang w:val="en-GB"/>
         </w:rPr>
-        <w:lastRenderedPageBreak/>
+        <w:t>TABLE OF ILLUSTRATIONS</w:t>
+      </w:r>
+      <w:bookmarkEnd w:id="2"/>
+    </w:p>
+    <w:p>
+      <w:pPr>
+        <w:spacing w:after="200"/>
+      </w:pPr>
+      <w:r>
+        <w:rPr>
+          <w:i/>
+        </w:rPr>
+        <w:t>(Page references to be completed after final pagination is set in Word; select this list and press F9, or update manually before submission.)</w:t>
+      </w:r>
+    </w:p>
+    <w:p>
+      <w:pPr>
+        <w:pStyle w:val="Heading2"/>
+        <w:spacing w:before="0" w:after="120"/>
+      </w:pPr>
+      <w:bookmarkStart w:id="3" w:name="_Toc241347555"/>
+      <w:r>
+        <w:t>List of Tables</w:t>
+      </w:r>
+      <w:bookmarkEnd w:id="3"/>
+    </w:p>
+    <w:p>
+      <w:pPr>
+        <w:spacing w:after="80"/>
+        <w:ind w:left="720" w:hanging="720"/>
+      </w:pPr>
+      <w:r>
+        <w:rPr>
+          <w:b/>
+        </w:rPr>
+        <w:t xml:space="preserve">Table 1. </w:t>
+      </w:r>
+      <w:r>
+        <w:t>Out-of-sample forecast accuracy by volatility model</w:t>
+      </w:r>
+      <w:r>
+        <w:tab/>
+        <w:t>[p. __]</w:t>
+      </w:r>
+    </w:p>
+    <w:p>
+      <w:pPr>
+        <w:spacing w:after="80"/>
+        <w:ind w:left="720" w:hanging="720"/>
+      </w:pPr>
+      <w:r>
+        <w:rPr>
+          <w:b/>
+        </w:rPr>
+        <w:t xml:space="preserve">Table 2. </w:t>
+      </w:r>
+      <w:r>
+        <w:t>Trade coverage by entry threshold</w:t>
+      </w:r>
+      <w:r>
+        <w:tab/>
+        <w:t>[p. __]</w:t>
+      </w:r>
+    </w:p>
+    <w:p>
+      <w:pPr>
+        <w:spacing w:after="80"/>
+        <w:ind w:left="720" w:hanging="720"/>
+      </w:pPr>
+      <w:r>
+        <w:rPr>
+          <w:b/>
+        </w:rPr>
+        <w:t xml:space="preserve">Table 3. </w:t>
+      </w:r>
+      <w:r>
+        <w:t>Benchmark trading performance by horizon</w:t>
+      </w:r>
+      <w:r>
+        <w:tab/>
+        <w:t>[p. __]</w:t>
+      </w:r>
+    </w:p>
+    <w:p>
+      <w:pPr>
+        <w:spacing w:after="80"/>
+        <w:ind w:left="720" w:hanging="720"/>
+      </w:pPr>
+      <w:r>
+        <w:rPr>
+          <w:b/>
+        </w:rPr>
+        <w:t xml:space="preserve">Table 4. </w:t>
+      </w:r>
+      <w:r>
+        <w:t>Black-76 straddle pricing and mispricing summary</w:t>
+      </w:r>
+      <w:r>
+        <w:tab/>
+        <w:t>[p. __]</w:t>
+      </w:r>
+    </w:p>
+    <w:p>
+      <w:pPr>
+        <w:spacing w:after="80"/>
+        <w:ind w:left="720" w:hanging="720"/>
+      </w:pPr>
+      <w:r>
+        <w:rPr>
+          <w:b/>
+        </w:rPr>
+        <w:t xml:space="preserve">Table B1. </w:t>
+      </w:r>
+      <w:r>
+        <w:t>Black-76 straddle pricing summary</w:t>
+      </w:r>
+      <w:r>
+        <w:tab/>
+        <w:t>[p. __]</w:t>
+      </w:r>
+    </w:p>
+    <w:p>
+      <w:pPr>
+        <w:spacing w:after="80"/>
+        <w:ind w:left="720" w:hanging="720"/>
+      </w:pPr>
+      <w:r>
+        <w:rPr>
+          <w:b/>
+        </w:rPr>
+        <w:t xml:space="preserve">Table B2. </w:t>
+      </w:r>
+      <w:r>
+        <w:t>Signed and absolute mispricing summary</w:t>
+      </w:r>
+      <w:r>
+        <w:tab/>
+        <w:t>[p. __]</w:t>
+      </w:r>
+    </w:p>
+    <w:p>
+      <w:pPr>
+        <w:spacing w:after="80"/>
+        <w:ind w:left="720" w:hanging="720"/>
+      </w:pPr>
+      <w:r>
+        <w:rPr>
+          <w:b/>
+        </w:rPr>
+        <w:t xml:space="preserve">Table B3. </w:t>
+      </w:r>
+      <w:r>
+        <w:t>Implied-volatility versus forecast-volatility diagnostics</w:t>
+      </w:r>
+      <w:r>
+        <w:tab/>
+        <w:t>[p. __]</w:t>
+      </w:r>
+    </w:p>
+    <w:p>
+      <w:pPr>
+        <w:spacing w:after="80"/>
+        <w:ind w:left="720" w:hanging="720"/>
+      </w:pPr>
+      <w:r>
+        <w:rPr>
+          <w:b/>
+        </w:rPr>
+        <w:t xml:space="preserve">Table C1. </w:t>
+      </w:r>
+      <w:r>
+        <w:t>Baseline realised P&amp;L by model and horizon</w:t>
+      </w:r>
+      <w:r>
+        <w:tab/>
+        <w:t>[p. __]</w:t>
+      </w:r>
+    </w:p>
+    <w:p>
+      <w:pPr>
+        <w:spacing w:after="80"/>
+        <w:ind w:left="720" w:hanging="720"/>
+      </w:pPr>
+      <w:r>
+        <w:rPr>
+          <w:b/>
+        </w:rPr>
+        <w:t xml:space="preserve">Table C2. </w:t>
+      </w:r>
+      <w:r>
+        <w:t>USD 1 million capital-normalised performance</w:t>
+      </w:r>
+      <w:r>
+        <w:tab/>
+        <w:t>[p. __]</w:t>
+      </w:r>
+    </w:p>
+    <w:p>
+      <w:pPr>
+        <w:spacing w:after="80"/>
+        <w:ind w:left="720" w:hanging="720"/>
+      </w:pPr>
+      <w:r>
+        <w:rPr>
+          <w:b/>
+        </w:rPr>
+        <w:t xml:space="preserve">Table C3. </w:t>
+      </w:r>
+      <w:r>
+        <w:t>Risk diagnostics</w:t>
+      </w:r>
+      <w:r>
+        <w:tab/>
+        <w:t>[p. __]</w:t>
+      </w:r>
+    </w:p>
+    <w:p>
+      <w:pPr>
+        <w:spacing w:after="80"/>
+        <w:ind w:left="720" w:hanging="720"/>
+      </w:pPr>
+      <w:r>
+        <w:rPr>
+          <w:b/>
+        </w:rPr>
+        <w:t xml:space="preserve">Table D1. </w:t>
+      </w:r>
+      <w:r>
+        <w:t>Threshold robustness summary</w:t>
+      </w:r>
+      <w:r>
+        <w:tab/>
+        <w:t>[p. __]</w:t>
+      </w:r>
+    </w:p>
+    <w:p>
+      <w:pPr>
+        <w:spacing w:after="80"/>
+        <w:ind w:left="720" w:hanging="720"/>
+      </w:pPr>
+      <w:r>
+        <w:rPr>
+          <w:b/>
+        </w:rPr>
+        <w:t xml:space="preserve">Table D2. </w:t>
+      </w:r>
+      <w:r>
+        <w:t>Holm-adjusted paired ESG-versus-benchmark P&amp;L tests</w:t>
+      </w:r>
+      <w:r>
+        <w:tab/>
+        <w:t>[p. __]</w:t>
+      </w:r>
+    </w:p>
+    <w:p>
+      <w:pPr>
+        <w:spacing w:after="80"/>
+      </w:pPr>
+    </w:p>
+    <w:p>
+      <w:pPr>
+        <w:pStyle w:val="Heading2"/>
+        <w:spacing w:before="240" w:after="120"/>
+      </w:pPr>
+      <w:bookmarkStart w:id="4" w:name="_Toc241347556"/>
+      <w:r>
+        <w:t>List of Figures</w:t>
+      </w:r>
+      <w:bookmarkEnd w:id="4"/>
+    </w:p>
+    <w:p>
+      <w:pPr>
+        <w:spacing w:after="80"/>
+        <w:ind w:left="720" w:hanging="720"/>
+      </w:pPr>
+      <w:r>
+        <w:rPr>
+          <w:b/>
+        </w:rPr>
+        <w:t xml:space="preserve">Figure C1. </w:t>
+      </w:r>
+      <w:r>
+        <w:t>Total realised P&amp;L by model at the 10-day horizon.</w:t>
+      </w:r>
+      <w:r>
+        <w:tab/>
+        <w:t>[p. __]</w:t>
+      </w:r>
+    </w:p>
+    <w:p>
+      <w:pPr>
+        <w:spacing w:after="80"/>
+        <w:ind w:left="720" w:hanging="720"/>
+      </w:pPr>
+      <w:r>
+        <w:rPr>
+          <w:b/>
+        </w:rPr>
+        <w:t xml:space="preserve">Figure C2. </w:t>
+      </w:r>
+      <w:r>
+        <w:t>Total realised P&amp;L by model at the 20-day horizon.</w:t>
+      </w:r>
+      <w:r>
+        <w:tab/>
+        <w:t>[p. __]</w:t>
+      </w:r>
+    </w:p>
+    <w:p>
+      <w:pPr>
+        <w:spacing w:after="80"/>
+        <w:ind w:left="720" w:hanging="720"/>
+      </w:pPr>
+      <w:r>
+        <w:rPr>
+          <w:b/>
+        </w:rPr>
+        <w:t xml:space="preserve">Figure C3. </w:t>
+      </w:r>
+      <w:r>
+        <w:t>Cumulative return on the USD 1 million reference capital at the 10-day horizon.</w:t>
+      </w:r>
+      <w:r>
+        <w:tab/>
+        <w:t>[p. __]</w:t>
+      </w:r>
+    </w:p>
+    <w:p>
+      <w:pPr>
+        <w:spacing w:after="80"/>
+        <w:ind w:left="720" w:hanging="720"/>
+      </w:pPr>
+      <w:r>
+        <w:rPr>
+          <w:b/>
+        </w:rPr>
+        <w:t xml:space="preserve">Figure C4. </w:t>
+      </w:r>
+      <w:r>
+        <w:t>Maximum drawdown by model at the 10-day horizon.</w:t>
+      </w:r>
+      <w:r>
+        <w:tab/>
+        <w:t>[p. __]</w:t>
+      </w:r>
+    </w:p>
+    <w:p>
+      <w:pPr>
+        <w:spacing w:after="80"/>
+        <w:ind w:left="720" w:hanging="720"/>
+      </w:pPr>
+      <w:r>
+        <w:rPr>
+          <w:b/>
+        </w:rPr>
+        <w:t xml:space="preserve">Figure D1. </w:t>
+      </w:r>
+      <w:r>
+        <w:t>Mean model total P&amp;L across entry thresholds and horizons.</w:t>
+      </w:r>
+      <w:r>
+        <w:tab/>
+        <w:t>[p. __]</w:t>
+      </w:r>
+    </w:p>
+    <w:p>
+      <w:pPr>
+        <w:spacing w:after="80"/>
+        <w:ind w:left="720" w:hanging="720"/>
+      </w:pPr>
+      <w:r>
+        <w:rPr>
+          <w:b/>
+        </w:rPr>
+        <w:t xml:space="preserve">Figure D2. </w:t>
+      </w:r>
+      <w:r>
+        <w:t>Mean paired ESG-minus-benchmark P&amp;L difference by entry threshold.</w:t>
+      </w:r>
+      <w:r>
+        <w:tab/>
+        <w:t>[p. __]</w:t>
+      </w:r>
+    </w:p>
+    <w:p>
+      <w:pPr>
+        <w:pStyle w:val="Heading1"/>
+        <w:pageBreakBefore/>
+        <w:spacing w:before="0" w:after="120"/>
+        <w:rPr>
+          <w:szCs w:val="22"/>
+          <w:lang w:val="en-GB"/>
+        </w:rPr>
+      </w:pPr>
+      <w:bookmarkStart w:id="5" w:name="III_INTRODUCTION_3"/>
+      <w:bookmarkStart w:id="6" w:name="_Toc241347557"/>
+      <w:r>
+        <w:rPr>
+          <w:szCs w:val="22"/>
+          <w:lang w:val="en-GB"/>
+        </w:rPr>
         <w:t>III. INTRODUCTION</w:t>
       </w:r>
-      <w:bookmarkEnd w:id="2"/>
-      <w:bookmarkEnd w:id="3"/>
+      <w:bookmarkEnd w:id="5"/>
+      <w:bookmarkEnd w:id="6"/>
     </w:p>
     <w:p>
       <w:pPr>
         <w:pStyle w:val="BodyText2"/>
       </w:pPr>
       <w:r>
-        <w:t>Forecasting financial volatility remains an important challenge in quantitative finance, especially when investors try to compare model</w:t>
-      </w:r>
-      <w:r>
-        <w:t>-</w:t>
-      </w:r>
-      <w:r>
-        <w:t>based forecasts with market</w:t>
-      </w:r>
-      <w:r>
-        <w:t>-</w:t>
-      </w:r>
-      <w:r>
-        <w:t>implied measures of uncertainty. Since the early ARCH and GARCH models introduced by Engle (1982) and Bollerslev (1986), and the later development of realised volatility models based on high</w:t>
-      </w:r>
-      <w:r>
-        <w:t>-</w:t>
-      </w:r>
-      <w:r>
-        <w:t>frequency data (Andersen et al., 2003; Corsi, 2009), the literature has developed many tools to forecast volatility. However, these models also have clear limits. More complex specifications often provide only small improvements out of sample compared with simpler models (Patton &amp; Sheppard, 2015; Poon &amp; Granger, 2003). In option markets, even when a model improves statistical accuracy, the economic value of this improvement may be reduced by transaction costs, margin requirements, and other implementation constraints (Santa</w:t>
-      </w:r>
-      <w:r>
-        <w:t>-</w:t>
-      </w:r>
-      <w:r>
-        <w:t>Clara &amp; Saretto, 2009; Broadie et al., 2009). This raises an important question: can new types of information, especially non</w:t>
-      </w:r>
-      <w:r>
-        <w:t>-</w:t>
-      </w:r>
-      <w:r>
-        <w:t>financial information such as Environmental, Social, and Governance (ESG) ratings, improve volatility forecasts in a meaningful way?</w:t>
+        <w:t>Forecasting financial volatility remains an important challenge in quantitative finance, especially when investors try to compare model-based forecasts with market-implied measures of uncertainty. Since the early ARCH and GARCH models introduced by Engle (1982) and Bollerslev (1986), and the later development of realised volatility models based on high-frequency data (Andersen et al., 2003; Corsi, 2009), the literature has developed many tools to forecast volatility. However, these models also have clear limits. More complex specifications often provide only small improvements out of sample compared with simpler models (Patton &amp; Sheppard, 2015; Poon &amp; Granger, 2003). In option markets, even when a model improves statistical accuracy, the economic value of this improvement may be reduced by transaction costs, margin requirements, and other implementation constraints (Santa-Clara &amp; Saretto, 2009; Broadie et al., 2009). This raises an important question: can new types of information, especially non-financial information such as Environmental, Social, and Governance (ESG) ratings, improve volatility forecasts in a meaningful way?</w:t>
       </w:r>
     </w:p>
     <w:p>
@@ -4373,37 +5138,7 @@
         <w:pStyle w:val="BodyText2"/>
       </w:pPr>
       <w:r>
-        <w:t>This thesis studies this question by combining volatility forecasting, equity option pricing, and vega</w:t>
-      </w:r>
-      <w:r>
-        <w:t>-</w:t>
-      </w:r>
-      <w:r>
-        <w:t>hedged trading strategies. The main idea is that ESG characteristics may contain information about risks that are not fully captured by past returns. For example, firms with weaker ESG profiles may be more exposed to regulatory sanctions, environmental incidents, governance problems, or social controversies. These events can affect future volatility, but they may not be visible in standard GARCH or HAR</w:t>
-      </w:r>
-      <w:r>
-        <w:t>-</w:t>
-      </w:r>
-      <w:r>
-        <w:t>RV models based only on historical return dynamics. If ESG scores capture part of this information, then ESG</w:t>
-      </w:r>
-      <w:r>
-        <w:t>-</w:t>
-      </w:r>
-      <w:r>
-        <w:t>augmented volatility forecasts could improve option pricing and produce useful trading signals in a delta</w:t>
-      </w:r>
-      <w:r>
-        <w:t>-</w:t>
-      </w:r>
-      <w:r>
-        <w:t>neutral and vega</w:t>
-      </w:r>
-      <w:r>
-        <w:t>-</w:t>
-      </w:r>
-      <w:r>
-        <w:t>hedged framework. The objective of this thesis is therefore to test whether this effect exists, how strong it is, and through which channels it works.</w:t>
+        <w:t>This thesis studies this question by combining volatility forecasting, equity option pricing, and vega-hedged trading strategies. The main idea is that ESG characteristics may contain information about risks that are not fully captured by past returns. For example, firms with weaker ESG profiles may be more exposed to regulatory sanctions, environmental incidents, governance problems, or social controversies. These events can affect future volatility, but they may not be visible in standard GARCH or HAR-RV models based only on historical return dynamics. If ESG scores capture part of this information, then ESG-augmented volatility forecasts could improve option pricing and produce useful trading signals in a delta-neutral and vega-hedged framework. The objective of this thesis is therefore to test whether this effect exists, how strong it is, and through which channels it works.</w:t>
       </w:r>
     </w:p>
     <w:p>
@@ -4411,53 +5146,7 @@
         <w:pStyle w:val="BodyText2"/>
       </w:pPr>
       <w:r>
-        <w:t>The research problem comes from the fact that three related literatures have not yet been fully connected. The volatility forecasting literature, including ARCH/GARCH models, realised volatility measures, and HAR</w:t>
-      </w:r>
-      <w:r>
-        <w:t>-</w:t>
-      </w:r>
-      <w:r>
-        <w:t>RV models, is well developed, but it mainly relies on return</w:t>
-      </w:r>
-      <w:r>
-        <w:t>-</w:t>
-      </w:r>
-      <w:r>
-        <w:t xml:space="preserve">based information. This leaves </w:t>
-      </w:r>
-      <w:r>
-        <w:t>open to</w:t>
-      </w:r>
-      <w:r>
-        <w:t xml:space="preserve"> the question of whether non</w:t>
-      </w:r>
-      <w:r>
-        <w:t>-</w:t>
-      </w:r>
-      <w:r>
-        <w:t>financial variables can improve forecasts beyond the limits already identified in this literature. The option pricing and variance risk premium literature shows that implied volatility usually contains a premium over subsequently realized volatility, but it does not clearly explain whether ESG characteristics can predict this premium in a way that can be used in trading. Finally, the ESG finance litera</w:t>
-      </w:r>
-      <w:r>
-        <w:t>t</w:t>
-      </w:r>
-      <w:r>
-        <w:t>ure provides evidence that ESG factors are related to stock returns, firm risk, and downside exposure. Cao et al. (2023) show that ESG preferences influence institutional trading and stock return patterns, while Ilhan et al. (2021) and Reiner (2025) provide option</w:t>
-      </w:r>
-      <w:r>
-        <w:t>-</w:t>
-      </w:r>
-      <w:r>
-        <w:t>market evidence that carbon and climate</w:t>
-      </w:r>
-      <w:r>
-        <w:t>-</w:t>
-      </w:r>
-      <w:r>
-        <w:t xml:space="preserve">related risks affect downside protection and implied volatility. However, this </w:t>
-      </w:r>
-      <w:r>
-        <w:lastRenderedPageBreak/>
-        <w:t>literature is still mainly focused on pricing effects and does not directly test whether ESG information can be used as a forecasting input to improve option trading performance.</w:t>
+        <w:t>The research problem comes from the fact that three related literatures have not yet been fully connected. The volatility forecasting literature, including ARCH/GARCH models, realised volatility measures, and HAR-RV models, is well developed, but it mainly relies on return-based information. This leaves open to the question of whether non-financial variables can improve forecasts beyond the limits already identified in this literature. The option pricing and variance risk premium literature shows that implied volatility usually contains a premium over subsequently realized volatility, but it does not clearly explain whether ESG characteristics can predict this premium in a way that can be used in trading. Finally, the ESG finance literature provides evidence that ESG factors are related to stock returns, firm risk, and downside exposure. Cao et al. (2023) show that ESG preferences influence institutional trading and stock return patterns, while Ilhan et al. (2021) and Reiner (2025) provide option-market evidence that carbon and climate-related risks affect downside protection and implied volatility. However, this literature is still mainly focused on pricing effects and does not directly test whether ESG information can be used as a forecasting input to improve option trading performance.</w:t>
       </w:r>
       <w:r>
         <w:br/>
@@ -4481,13 +5170,7 @@
         <w:pStyle w:val="BodyText2"/>
       </w:pPr>
       <w:r>
-        <w:t>The rest of the thesis is organised as follows. Section IV reviews the main literature on volatility forecasting, option market dynamics, and ESG finance, and develops the conceptual framework used in the thesis. Section V presents the main research question and its sub</w:t>
-      </w:r>
-      <w:r>
-        <w:t>-</w:t>
-      </w:r>
-      <w:r>
-        <w:t>questions. Section VI explains the empirical methodology, including the data, model specifications, option pricing approach, trading strategy design, and performance evaluation. Sections VII and VIII present the empirical results and the conclusion, respectively. Section IX contains the AI Usage Statement and Critical Reflection. Section X provides the complete bibliography.</w:t>
+        <w:t>The rest of the thesis is organised as follows. Section IV reviews the main literature on volatility forecasting, option market dynamics, and ESG finance, and develops the conceptual framework used in the thesis. Section V presents the main research question and its sub-questions. Section VI explains the empirical methodology, including the data, model specifications, option pricing approach, trading strategy design, and performance evaluation. Sections VII and VIII present the empirical results and the conclusion, respectively. Section IX contains the AI Usage Statement and Critical Reflection. Section X provides the complete bibliography.</w:t>
       </w:r>
     </w:p>
     <w:p>
@@ -4511,15 +5194,14 @@
           <w:lang w:val="en-GB"/>
         </w:rPr>
       </w:pPr>
-      <w:bookmarkStart w:id="4" w:name="_Toc240808250"/>
+      <w:bookmarkStart w:id="7" w:name="_Toc241347558"/>
       <w:r>
         <w:rPr>
           <w:lang w:val="en-GB"/>
         </w:rPr>
-        <w:lastRenderedPageBreak/>
         <w:t>IV. LITERATURE REVIEW</w:t>
       </w:r>
-      <w:bookmarkEnd w:id="4"/>
+      <w:bookmarkEnd w:id="7"/>
     </w:p>
     <w:p>
       <w:pPr>
@@ -4534,14 +5216,14 @@
           <w:lang w:val="en-GB"/>
         </w:rPr>
       </w:pPr>
-      <w:bookmarkStart w:id="5" w:name="_Toc240808251"/>
+      <w:bookmarkStart w:id="8" w:name="_Toc241347559"/>
       <w:r>
         <w:rPr>
           <w:lang w:val="en-GB"/>
         </w:rPr>
         <w:t>1. Foundations of Volatility Forecasting</w:t>
       </w:r>
-      <w:bookmarkEnd w:id="5"/>
+      <w:bookmarkEnd w:id="8"/>
     </w:p>
     <w:p>
       <w:pPr>
@@ -4549,13 +5231,7 @@
         <w:jc w:val="both"/>
       </w:pPr>
       <w:r>
-        <w:t>Forecasting future volatility is a key issue in financial risk management, derivatives pricing, and portfolio optimisation. Over the last four decades, the academic literature has developed many models to address this problem. These models differ in their theoretical assumptions, the type of data they require, and their empirical performance. This section reviews the main developments in volatility forecasting, from the first ARCH and GARCH models to realised volatility models based on high-frequency data. It also discusses the practical limits of these models when they are used for out-of-sample forecasting. These limits are important for this thesis because they affect the feasibility of using ESG information to</w:t>
-      </w:r>
-      <w:r>
-        <w:t xml:space="preserve"> </w:t>
-      </w:r>
-      <w:r>
-        <w:t>improve volatility forecasts.</w:t>
+        <w:t>Forecasting future volatility is a key issue in financial risk management, derivatives pricing, and portfolio optimisation. Over the last four decades, the academic literature has developed many models to address this problem. These models differ in their theoretical assumptions, the type of data they require, and their empirical performance. This section reviews the main developments in volatility forecasting, from the first ARCH and GARCH models to realised volatility models based on high-frequency data. It also discusses the practical limits of these models when they are used for out-of-sample forecasting. These limits are important for this thesis because they affect the feasibility of using ESG information to improve volatility forecasts.</w:t>
       </w:r>
       <w:r>
         <w:br/>
@@ -4569,14 +5245,14 @@
           <w:lang w:val="en-GB"/>
         </w:rPr>
       </w:pPr>
-      <w:bookmarkStart w:id="6" w:name="_Toc240808252"/>
+      <w:bookmarkStart w:id="9" w:name="_Toc241347560"/>
       <w:r>
         <w:rPr>
           <w:lang w:val="en-GB"/>
         </w:rPr>
         <w:t>1.1 ARCH/GARCH Models and Their Extensions</w:t>
       </w:r>
-      <w:bookmarkEnd w:id="6"/>
+      <w:bookmarkEnd w:id="9"/>
     </w:p>
     <w:p>
       <w:pPr>
@@ -4596,11 +5272,7 @@
         <w:pStyle w:val="BodyText2"/>
       </w:pPr>
       <w:r>
-        <w:t xml:space="preserve">Although the GARCH(1,1) model is widely used, early empirical studies showed that its symmetric treatment of positive and negative shocks does not fit equity market data very well. In particular, the leverage effect, where negative return shocks tend to increase future volatility more than positive shocks of the same size, has been well documented since Black (1976). Standard GARCH models are not able to capture this feature properly. This limitation led to the development of asymmetric models, especially the Exponential GARCH (EGARCH) model introduced by Nelson (1991). This model specifies the logarithm of conditional variance, which avoids the need for non-negativity constraints and allows volatility to react differently depending on the sign of shocks. Another important approach is the GJR-GARCH model proposed by Glosten et al. (1993), which adds a threshold term so that negative shocks </w:t>
-      </w:r>
-      <w:r>
-        <w:lastRenderedPageBreak/>
-        <w:t>have a stronger impact on conditional variance. Empirical studies on equity markets generally find that these asymmetric models provide a better in-sample fit and, in many cases, better short-term forecasts than the standard symmetric GARCH model (Ding et al., 1993; Hentschel, 1995).</w:t>
+        <w:t>Although the GARCH(1,1) model is widely used, early empirical studies showed that its symmetric treatment of positive and negative shocks does not fit equity market data very well. In particular, the leverage effect, where negative return shocks tend to increase future volatility more than positive shocks of the same size, has been well documented since Black (1976). Standard GARCH models are not able to capture this feature properly. This limitation led to the development of asymmetric models, especially the Exponential GARCH (EGARCH) model introduced by Nelson (1991). This model specifies the logarithm of conditional variance, which avoids the need for non-negativity constraints and allows volatility to react differently depending on the sign of shocks. Another important approach is the GJR-GARCH model proposed by Glosten et al. (1993), which adds a threshold term so that negative shocks have a stronger impact on conditional variance. Empirical studies on equity markets generally find that these asymmetric models provide a better in-sample fit and, in many cases, better short-term forecasts than the standard symmetric GARCH model (Ding et al., 1993; Hentschel, 1995).</w:t>
       </w:r>
     </w:p>
     <w:p>
@@ -4645,14 +5317,14 @@
           <w:lang w:val="en-GB"/>
         </w:rPr>
       </w:pPr>
-      <w:bookmarkStart w:id="7" w:name="_Toc240808253"/>
+      <w:bookmarkStart w:id="10" w:name="_Toc241347561"/>
       <w:r>
         <w:rPr>
           <w:lang w:val="en-GB"/>
         </w:rPr>
         <w:t>1.2 Realised Volatility and the HAR-RV Model</w:t>
       </w:r>
-      <w:bookmarkEnd w:id="7"/>
+      <w:bookmarkEnd w:id="10"/>
     </w:p>
     <w:p>
       <w:pPr>
@@ -4698,11 +5370,7 @@
         <w:pStyle w:val="BodyText2"/>
       </w:pPr>
       <w:r>
-        <w:t xml:space="preserve">That said, the HAR-RV model has real limitations that are worth acknowledging. First, it is linear and additive, meaning it assumes each time-scale component enters the forecast separately and </w:t>
-      </w:r>
-      <w:r>
-        <w:lastRenderedPageBreak/>
-        <w:t>proportionally, which may not hold if volatility dynamics are regime-dependent or non-linear. Second, the Heterogeneous Market Hypothesis is a useful interpretive framework, but it has not been formally tested as a causal mechanism. Third, realised volatility computed at high frequency is affected by market microstructure noise; Barndorff-Nielsen and Shephard (2004) and later work on pre-averaging and realised kernels propose noise-robust alternatives that are considered in the empirical design of this thesis. Overall, comparative forecast evaluations have established HAR-RV as an important benchmark for realised-volatility forecasting, particularly at longer horizons (Patton &amp; Sheppard, 2015; Bollerslev et al., 2016). In the present thesis, however, the final empirical forecasting engine is restricted to the 15 GARCH-family specifications described in the methodology, with HAR-RV discussed as part of the literature rather than estimated as a final model.</w:t>
+        <w:t>That said, the HAR-RV model has real limitations that are worth acknowledging. First, it is linear and additive, meaning it assumes each time-scale component enters the forecast separately and proportionally, which may not hold if volatility dynamics are regime-dependent or non-linear. Second, the Heterogeneous Market Hypothesis is a useful interpretive framework, but it has not been formally tested as a causal mechanism. Third, realised volatility computed at high frequency is affected by market microstructure noise; Barndorff-Nielsen and Shephard (2004) and later work on pre-averaging and realised kernels propose noise-robust alternatives. Overall, comparative forecast evaluations have established HAR-RV as an important benchmark for realised-volatility forecasting, particularly at longer horizons (Patton &amp; Sheppard, 2015; Bollerslev et al., 2016). However, the implementation of HAR-RV, and of these noise-robust refinements, requires intraday realised-volatility measures constructed from high-frequency transaction data, which are not available for this project. In the present thesis, therefore, the final empirical forecasting engine is restricted to the 15 GARCH-family specifications described in the methodology, with HAR-RV discussed as part of the literature rather than estimated as a final model.</w:t>
       </w:r>
     </w:p>
     <w:p>
@@ -4718,27 +5386,21 @@
           <w:lang w:val="en-GB"/>
         </w:rPr>
       </w:pPr>
-      <w:bookmarkStart w:id="8" w:name="_Toc240808254"/>
+      <w:bookmarkStart w:id="11" w:name="_Toc241347562"/>
       <w:r>
         <w:rPr>
           <w:lang w:val="en-GB"/>
         </w:rPr>
         <w:t>1.3 Limits of Volatility Forecasting: Out-of-Sample Performance and the Case for Non-Financial Information</w:t>
       </w:r>
-      <w:bookmarkEnd w:id="8"/>
+      <w:bookmarkEnd w:id="11"/>
     </w:p>
     <w:p>
       <w:pPr>
         <w:pStyle w:val="BodyText2"/>
       </w:pPr>
       <w:r>
-        <w:t xml:space="preserve">Despite the technical sophistication of both GARCH and HAR-RV models, a recurring question in the literature is whether greater model complexity actually leads to better out-of-sample forecast performance in practice. Poon and Granger (2003), reviewing more than ninety studies, found that while volatility is clearly predictable to some degree, it is hard to show that complex models consistently beat simpler ones once proper statistical tests are used. Andersen et al. (2011) offered a theoretical explanation for this: the </w:t>
-      </w:r>
-      <w:r>
-        <w:t>forecast ability</w:t>
-      </w:r>
-      <w:r>
-        <w:t xml:space="preserve"> of realised volatility is fundamentally constrained by the diurnal and long-memory structure of intra-day returns, which implies a ceiling on forecast accuracy that no model can overcome, regardless of its complexity.</w:t>
+        <w:t>Despite the technical sophistication of both GARCH and HAR-RV models, a recurring question in the literature is whether greater model complexity actually leads to better out-of-sample forecast performance in practice. Poon and Granger (2003), reviewing more than ninety studies, found that while volatility is clearly predictable to some degree, it is hard to show that complex models consistently beat simpler ones once proper statistical tests are used. Andersen et al. (2011) offered a theoretical explanation for this: the forecast ability of realised volatility is fundamentally constrained by the diurnal and long-memory structure of intra-day returns, which implies a ceiling on forecast accuracy that no model can overcome, regardless of its complexity.</w:t>
       </w:r>
     </w:p>
     <w:p>
@@ -4764,11 +5426,7 @@
         <w:pStyle w:val="BodyText2"/>
       </w:pPr>
       <w:r>
-        <w:t xml:space="preserve">Taken together, these findings have a practical implication that is often overlooked. If standard volatility models are already close to their predictive ceiling, then marginal improvements in model design are unlikely to produce meaningful gains in trading performance. A more promising direction is to find new </w:t>
-      </w:r>
-      <w:r>
-        <w:lastRenderedPageBreak/>
-        <w:t>information sources that are not already captured by past return dynamics. ESG-related risks - regulatory sanctions, environmental incidents, supply chain disruptions, social controversies - are good candidates for this. Unlike the ARCH-type dynamics embedded in past return innovations, ESG events are shaped by corporate governance decisions, stakeholder relationships, and regulatory changes that are only partially reflected in historical return series. This line of reasoning motivates the main empirical hypothesis of this thesis.</w:t>
+        <w:t>Taken together, these findings have a practical implication that is often overlooked. If standard volatility models are already close to their predictive ceiling, then marginal improvements in model design are unlikely to produce meaningful gains in trading performance. A more promising direction is to find new information sources that are not already captured by past return dynamics. ESG-related risks - regulatory sanctions, environmental incidents, supply chain disruptions, social controversies - are good candidates for this. Unlike the ARCH-type dynamics embedded in past return innovations, ESG events are shaped by corporate governance decisions, stakeholder relationships, and regulatory changes that are only partially reflected in historical return series. This line of reasoning motivates the main empirical hypothesis of this thesis.</w:t>
       </w:r>
     </w:p>
     <w:p>
@@ -4784,14 +5442,14 @@
           <w:lang w:val="en-GB"/>
         </w:rPr>
       </w:pPr>
-      <w:bookmarkStart w:id="9" w:name="_Toc240808255"/>
+      <w:bookmarkStart w:id="12" w:name="_Toc241347563"/>
       <w:r>
         <w:rPr>
           <w:lang w:val="en-GB"/>
         </w:rPr>
         <w:t>2. Volatility in Option Markets</w:t>
       </w:r>
-      <w:bookmarkEnd w:id="9"/>
+      <w:bookmarkEnd w:id="12"/>
     </w:p>
     <w:p>
       <w:pPr>
@@ -4814,25 +5472,21 @@
           <w:lang w:val="en-GB"/>
         </w:rPr>
       </w:pPr>
-      <w:bookmarkStart w:id="10" w:name="_Toc240808256"/>
+      <w:bookmarkStart w:id="13" w:name="_Toc241347564"/>
       <w:r>
         <w:rPr>
           <w:lang w:val="en-GB"/>
         </w:rPr>
         <w:t>2.1 Implied Volatility and Its Interpretation</w:t>
       </w:r>
-      <w:bookmarkEnd w:id="10"/>
+      <w:bookmarkEnd w:id="13"/>
     </w:p>
     <w:p>
       <w:pPr>
         <w:pStyle w:val="BodyText2"/>
       </w:pPr>
       <w:r>
-        <w:t xml:space="preserve">Implied volatility, defined as the value of the volatility parameter that equates the Black and Scholes (1973) theoretical option price to its observed market price, is today among the most widely monitored variables in financial markets. Latané and Rendleman (1976) first demonstrated that implied volatilities contain information about future realised volatility beyond that available from historical data, establishing the forecasting content of option markets. This result has been replicated extensively, with the general finding that at-the-money implied volatility is an upward-biased but informationally efficient predictor of future realised volatility at the corresponding maturity (Canina &amp; Figlewski, 1993; Christensen &amp; Prabhala, 1998). The systematic upward bias reflects the presence of a variance risk premium rather than forecasting inefficiency per se. More fundamentally, the implied volatility surface exhibits well-documented features that cannot be reconciled with the constant-volatility assumption of Black-Scholes. The volatility smile in equity options, characterised by elevated implied volatilities for deep out-of-the-money puts, reflects the market's pricing of left-tail risk (Rubinstein, 1994; Bates, 2000). These features are relevant background considerations for interpreting option-market evidence, but the </w:t>
-      </w:r>
-      <w:r>
-        <w:lastRenderedPageBreak/>
-        <w:t>present thesis focuses empirically on at-the-money implied volatility and the implied-volatility minus forecast-volatility gap.</w:t>
+        <w:t>Implied volatility, defined as the value of the volatility parameter that equates the Black and Scholes (1973) theoretical option price to its observed market price, is today among the most widely monitored variables in financial markets. Latané and Rendleman (1976) first demonstrated that implied volatilities contain information about future realised volatility beyond that available from historical data, establishing the forecasting content of option markets. This result has been replicated extensively, with the general finding that at-the-money implied volatility is an upward-biased but informationally efficient predictor of future realised volatility at the corresponding maturity (Canina &amp; Figlewski, 1993; Christensen &amp; Prabhala, 1998). The systematic upward bias reflects the presence of a variance risk premium rather than forecasting inefficiency per se. More fundamentally, the implied volatility surface exhibits well-documented features that cannot be reconciled with the constant-volatility assumption of Black-Scholes. The volatility smile in equity options, characterised by elevated implied volatilities for deep out-of-the-money puts, reflects the market's pricing of left-tail risk (Rubinstein, 1994; Bates, 2000). These features are relevant background considerations for interpreting option-market evidence, but the present thesis focuses empirically on at-the-money implied volatility and the implied-volatility minus forecast-volatility gap.</w:t>
       </w:r>
     </w:p>
     <w:p>
@@ -4848,14 +5502,14 @@
           <w:lang w:val="en-GB"/>
         </w:rPr>
       </w:pPr>
-      <w:bookmarkStart w:id="11" w:name="_Toc240808257"/>
+      <w:bookmarkStart w:id="14" w:name="_Toc241347565"/>
       <w:r>
         <w:rPr>
           <w:lang w:val="en-GB"/>
         </w:rPr>
         <w:t>2.2 The Variance Risk Premium</w:t>
       </w:r>
-      <w:bookmarkEnd w:id="11"/>
+      <w:bookmarkEnd w:id="14"/>
     </w:p>
     <w:p>
       <w:pPr>
@@ -4878,14 +5532,14 @@
           <w:lang w:val="en-GB"/>
         </w:rPr>
       </w:pPr>
-      <w:bookmarkStart w:id="12" w:name="_Toc240808258"/>
+      <w:bookmarkStart w:id="15" w:name="_Toc241347566"/>
       <w:r>
         <w:rPr>
           <w:lang w:val="en-GB"/>
         </w:rPr>
         <w:t>2.3 Supply, Demand, and Order Flow: A Critical Identification Problem</w:t>
       </w:r>
-      <w:bookmarkEnd w:id="12"/>
+      <w:bookmarkEnd w:id="15"/>
     </w:p>
     <w:p>
       <w:pPr>
@@ -4900,11 +5554,7 @@
         <w:pStyle w:val="BodyText2"/>
       </w:pPr>
       <w:r>
-        <w:t xml:space="preserve">This demand-pressure mechanism creates an identification problem that is central to this thesis and has not been properly addressed in the emerging ESG-options literature. If investors with ESG mandates - pension funds, sovereign wealth funds, or sustainable investment vehicles - systematically buy </w:t>
-      </w:r>
-      <w:r>
-        <w:lastRenderedPageBreak/>
-        <w:t>protective puts on low-ESG firms, the implied volatility of those firms will be pushed up by a demand-driven effect that has nothing to do with any actual deterioration in fundamental risk. The ESG-driven institutional trading patterns documented by Cao et al. (2023), combined with the carbon tail risk premia identified by Ilhan et al. (2021), suggest that ESG-related effects in option markets could come from three different sources: a genuine fundamental risk premium reflecting higher expected realised volatility; a demand-pressure effect driven by ESG-motivated portfolio decisions; or a liquidity effect caused by thinner option markets for low-ESG firms. These three channels have very different implications for how persistent and exploitable the ESG option premium actually is, which directly motivates the test design used in this thesis.</w:t>
+        <w:t>This demand-pressure mechanism creates an identification problem that is central to this thesis and has not been properly addressed in the emerging ESG-options literature. If investors with ESG mandates - pension funds, sovereign wealth funds, or sustainable investment vehicles - systematically buy protective puts on low-ESG firms, the implied volatility of those firms will be pushed up by a demand-driven effect that has nothing to do with any actual deterioration in fundamental risk. The ESG-driven institutional trading patterns documented by Cao et al. (2023), combined with the carbon tail risk premia identified by Ilhan et al. (2021), suggest that ESG-related effects in option markets could come from three different sources: a genuine fundamental risk premium reflecting higher expected realised volatility; a demand-pressure effect driven by ESG-motivated portfolio decisions; or a liquidity effect caused by thinner option markets for low-ESG firms. These three channels have very different implications for how persistent and exploitable the ESG option premium actually is, which directly motivates the test design used in this thesis.</w:t>
       </w:r>
     </w:p>
     <w:p>
@@ -4920,14 +5570,14 @@
           <w:lang w:val="en-GB"/>
         </w:rPr>
       </w:pPr>
-      <w:bookmarkStart w:id="13" w:name="_Toc240808259"/>
+      <w:bookmarkStart w:id="16" w:name="_Toc241347567"/>
       <w:r>
         <w:rPr>
           <w:lang w:val="en-GB"/>
         </w:rPr>
         <w:t>2.4 Limits of Standard Pricing Approaches</w:t>
       </w:r>
-      <w:bookmarkEnd w:id="13"/>
+      <w:bookmarkEnd w:id="16"/>
     </w:p>
     <w:p>
       <w:pPr>
@@ -4950,14 +5600,14 @@
           <w:lang w:val="en-GB"/>
         </w:rPr>
       </w:pPr>
-      <w:bookmarkStart w:id="14" w:name="_Toc240808260"/>
+      <w:bookmarkStart w:id="17" w:name="_Toc241347568"/>
       <w:r>
         <w:rPr>
           <w:lang w:val="en-GB"/>
         </w:rPr>
         <w:t>3. ESG and Financial Markets</w:t>
       </w:r>
-      <w:bookmarkEnd w:id="14"/>
+      <w:bookmarkEnd w:id="17"/>
     </w:p>
     <w:p>
       <w:pPr>
@@ -4980,14 +5630,14 @@
           <w:lang w:val="en-GB"/>
         </w:rPr>
       </w:pPr>
-      <w:bookmarkStart w:id="15" w:name="_Toc240808261"/>
+      <w:bookmarkStart w:id="18" w:name="_Toc241347569"/>
       <w:r>
         <w:rPr>
           <w:lang w:val="en-GB"/>
         </w:rPr>
         <w:t>3.1 ESG and Stock Returns, Risk, and Resilience</w:t>
       </w:r>
-      <w:bookmarkEnd w:id="15"/>
+      <w:bookmarkEnd w:id="18"/>
     </w:p>
     <w:p>
       <w:pPr>
@@ -5010,25 +5660,21 @@
           <w:lang w:val="en-GB"/>
         </w:rPr>
       </w:pPr>
-      <w:bookmarkStart w:id="16" w:name="_Toc240808262"/>
+      <w:bookmarkStart w:id="19" w:name="_Toc241347570"/>
       <w:r>
         <w:rPr>
           <w:lang w:val="en-GB"/>
         </w:rPr>
         <w:t>3.2 ESG, Volatility, and the Theoretical Case for ESG as a Realised Volatility Predictor</w:t>
       </w:r>
-      <w:bookmarkEnd w:id="16"/>
+      <w:bookmarkEnd w:id="19"/>
     </w:p>
     <w:p>
       <w:pPr>
         <w:pStyle w:val="BodyText2"/>
       </w:pPr>
       <w:r>
-        <w:t xml:space="preserve">Beyond average returns, the relationship between ESG and stock price volatility is directly relevant to the forecasting ambitions of the present thesis. Pankratz et al. (2023) show that firms exposed to extreme heat experience weaker operating performance and more negative investor surprises, suggesting that physical climate risk can affect firm-level financial outcomes and may be only imperfectly incorporated into market expectations. Albuquerque et al. (2020) document that environmental and social stocks exhibited greater resilience during the exogenous COVID-19 market shock, reinforcing the view that ESG characteristics may moderate the transmission of aggregate stress to firm-level risk. Yang et al. (2024), in their study ESG risk exposure: a tale of two tails, provide direct evidence that ESG risk exposure affects downside risk and tail behaviour in equity markets. These empirical regularities support a specific theoretical channel through which ESG characteristics would improve realised volatility forecasts: firms with weak ESG governance are more likely to experience sudden, large, and value-destructive events - regulatory penalties, environmental disasters, product recalls, social controversies - that generate discontinuous spikes in realised volatility. The arrival rate of such events is a function of </w:t>
-      </w:r>
-      <w:r>
-        <w:lastRenderedPageBreak/>
-        <w:t>the firm's ESG posture, not of its past return history, and is therefore orthogonal to the information set exploited by standard forecasting models. This orthogonality is the theoretical foundation for the empirical hypothesis that ESG-augmented volatility models will generate lower out-of-sample forecast errors than their purely return-based counterparts.</w:t>
+        <w:t>Beyond average returns, the relationship between ESG and stock price volatility is directly relevant to the forecasting ambitions of the present thesis. Pankratz et al. (2023) show that firms exposed to extreme heat experience weaker operating performance and more negative investor surprises, suggesting that physical climate risk can affect firm-level financial outcomes and may be only imperfectly incorporated into market expectations. Albuquerque et al. (2020) document that environmental and social stocks exhibited greater resilience during the exogenous COVID-19 market shock, reinforcing the view that ESG characteristics may moderate the transmission of aggregate stress to firm-level risk. Yang et al. (2024), in their study ESG risk exposure: a tale of two tails, provide direct evidence that ESG risk exposure affects downside risk and tail behaviour in equity markets. These empirical regularities support a specific theoretical channel through which ESG characteristics would improve realised volatility forecasts: firms with weak ESG governance are more likely to experience sudden, large, and value-destructive events - regulatory penalties, environmental disasters, product recalls, social controversies - that generate discontinuous spikes in realised volatility. The arrival rate of such events is a function of the firm's ESG posture, not of its past return history, and is therefore orthogonal to the information set exploited by standard forecasting models. This orthogonality is the theoretical foundation for the empirical hypothesis that ESG-augmented volatility models will generate lower out-of-sample forecast errors than their purely return-based counterparts.</w:t>
       </w:r>
     </w:p>
     <w:p>
@@ -5044,14 +5690,14 @@
           <w:lang w:val="en-GB"/>
         </w:rPr>
       </w:pPr>
-      <w:bookmarkStart w:id="17" w:name="_Toc240808263"/>
+      <w:bookmarkStart w:id="20" w:name="_Toc241347571"/>
       <w:r>
         <w:rPr>
           <w:lang w:val="en-GB"/>
         </w:rPr>
         <w:t>3.3 Material vs. Immaterial ESG Issues and the Measurement Problem</w:t>
       </w:r>
-      <w:bookmarkEnd w:id="17"/>
+      <w:bookmarkEnd w:id="20"/>
     </w:p>
     <w:p>
       <w:pPr>
@@ -5074,25 +5720,21 @@
           <w:lang w:val="en-GB"/>
         </w:rPr>
       </w:pPr>
-      <w:bookmarkStart w:id="18" w:name="_Toc240808264"/>
+      <w:bookmarkStart w:id="21" w:name="_Toc241347572"/>
       <w:r>
         <w:rPr>
           <w:lang w:val="en-GB"/>
         </w:rPr>
         <w:t>3.4 Critical Discussion: Causality, Risk Premium, and Unresolved Debates</w:t>
       </w:r>
-      <w:bookmarkEnd w:id="18"/>
+      <w:bookmarkEnd w:id="21"/>
     </w:p>
     <w:p>
       <w:pPr>
         <w:pStyle w:val="BodyText2"/>
       </w:pPr>
       <w:r>
-        <w:t xml:space="preserve">Despite the breadth and depth of the ESG-finance literature, several fundamental debates remain unresolved and bear directly on the interpretation of any ESG-related trading signal. The first concerns causality: the association between ESG performance and financial outcomes is well documented, but the direction of causality is difficult to establish, as firms with strong financial performance may invest more heavily in ESG activities, generating reverse causality. The second and more practically consequential debate concerns whether the ESG-return relationship reflects a durable risk premium or a transitional preference-based repricing. Pástor et al. (2021) formalised this distinction in an equilibrium model, arguing that if ESG assets are preferred by a growing share of investors, they may be bid up in price, generating lower future returns for marginal buyers, and that the positive ESG-return relationship documented in historical data may therefore be a transitional phenomenon. The practical implication for option trading is direct: if the ESG option premium reflects this transitional demand-driven repricing rather than a durable structural premium, its persistence and exploitability are fundamentally uncertain. Distinguishing between the structural and transitional interpretations of the ESG premium is therefore </w:t>
-      </w:r>
-      <w:r>
-        <w:lastRenderedPageBreak/>
-        <w:t>not merely an academic question but a prerequisite for assessing the investment horizon over which an ESG-based option strategy can be expected to remain profitable.</w:t>
+        <w:t>Despite the breadth and depth of the ESG-finance literature, several fundamental debates remain unresolved and bear directly on the interpretation of any ESG-related trading signal. The first concerns causality: the association between ESG performance and financial outcomes is well documented, but the direction of causality is difficult to establish, as firms with strong financial performance may invest more heavily in ESG activities, generating reverse causality. The second and more practically consequential debate concerns whether the ESG-return relationship reflects a durable risk premium or a transitional preference-based repricing. Pástor et al. (2021) formalised this distinction in an equilibrium model, arguing that if ESG assets are preferred by a growing share of investors, they may be bid up in price, generating lower future returns for marginal buyers, and that the positive ESG-return relationship documented in historical data may therefore be a transitional phenomenon. The practical implication for option trading is direct: if the ESG option premium reflects this transitional demand-driven repricing rather than a durable structural premium, its persistence and exploitability are fundamentally uncertain. Distinguishing between the structural and transitional interpretations of the ESG premium is therefore not merely an academic question but a prerequisite for assessing the investment horizon over which an ESG-based option strategy can be expected to remain profitable.</w:t>
       </w:r>
     </w:p>
     <w:p>
@@ -5108,14 +5750,14 @@
           <w:lang w:val="en-GB"/>
         </w:rPr>
       </w:pPr>
-      <w:bookmarkStart w:id="19" w:name="_Toc240808265"/>
+      <w:bookmarkStart w:id="22" w:name="_Toc241347573"/>
       <w:r>
         <w:rPr>
           <w:lang w:val="en-GB"/>
         </w:rPr>
         <w:t>4. ESG, Climate Risk, and Derivative Markets</w:t>
       </w:r>
-      <w:bookmarkEnd w:id="19"/>
+      <w:bookmarkEnd w:id="22"/>
     </w:p>
     <w:p>
       <w:pPr>
@@ -5138,14 +5780,14 @@
           <w:lang w:val="en-GB"/>
         </w:rPr>
       </w:pPr>
-      <w:bookmarkStart w:id="20" w:name="_Toc240808266"/>
+      <w:bookmarkStart w:id="23" w:name="_Toc241347574"/>
       <w:r>
         <w:rPr>
           <w:lang w:val="en-GB"/>
         </w:rPr>
         <w:t>4.1 Climate Risk Pricing in Options</w:t>
       </w:r>
-      <w:bookmarkEnd w:id="20"/>
+      <w:bookmarkEnd w:id="23"/>
     </w:p>
     <w:p>
       <w:pPr>
@@ -5168,25 +5810,21 @@
           <w:lang w:val="en-GB"/>
         </w:rPr>
       </w:pPr>
-      <w:bookmarkStart w:id="21" w:name="_Toc240808267"/>
+      <w:bookmarkStart w:id="24" w:name="_Toc241347575"/>
       <w:r>
         <w:rPr>
           <w:lang w:val="en-GB"/>
         </w:rPr>
         <w:t>4.2 Carbon Risk and Tail Risk</w:t>
       </w:r>
-      <w:bookmarkEnd w:id="21"/>
+      <w:bookmarkEnd w:id="24"/>
     </w:p>
     <w:p>
       <w:pPr>
         <w:pStyle w:val="BodyText2"/>
       </w:pPr>
       <w:r>
-        <w:t xml:space="preserve">Ilhan et al. (2021) took a different but complementary approach by looking at how carbon risk shows up in the left tail of the equity options distribution. Using out-of-the-money put option prices as a measure of downside risk, they find that firms in carbon-intensive industries have significantly higher implied downside risk, and that this relationship becomes stronger when climate policy uncertainty is high. Their results suggest that the options market prices carbon risk as a separate component of left-tail risk, distinct from broader market risk and industry effects. This means that carbon risk is not just a relabelling of existing risk factors, but a genuinely new source of uncertainty that is priced in derivative markets. For option pricing, this implies that firms exposed to carbon transition risk should show higher </w:t>
-      </w:r>
-      <w:r>
-        <w:lastRenderedPageBreak/>
-        <w:t>implied volatility - especially for longer-dated options - and a more negatively skewed risk-neutral return distribution, which is consistent with the patterns documented by Reiner (2025).</w:t>
+        <w:t>Ilhan et al. (2021) took a different but complementary approach by looking at how carbon risk shows up in the left tail of the equity options distribution. Using out-of-the-money put option prices as a measure of downside risk, they find that firms in carbon-intensive industries have significantly higher implied downside risk, and that this relationship becomes stronger when climate policy uncertainty is high. Their results suggest that the options market prices carbon risk as a separate component of left-tail risk, distinct from broader market risk and industry effects. This means that carbon risk is not just a relabelling of existing risk factors, but a genuinely new source of uncertainty that is priced in derivative markets. For option pricing, this implies that firms exposed to carbon transition risk should show higher implied volatility - especially for longer-dated options - and a more negatively skewed risk-neutral return distribution, which is consistent with the patterns documented by Reiner (2025).</w:t>
       </w:r>
     </w:p>
     <w:p>
@@ -5202,14 +5840,14 @@
           <w:lang w:val="en-GB"/>
         </w:rPr>
       </w:pPr>
-      <w:bookmarkStart w:id="22" w:name="_Toc240808268"/>
+      <w:bookmarkStart w:id="25" w:name="_Toc241347576"/>
       <w:r>
         <w:rPr>
           <w:lang w:val="en-GB"/>
         </w:rPr>
         <w:t>4.3 ESG-Related Option Premia and the Trading Exploitation Question</w:t>
       </w:r>
-      <w:bookmarkEnd w:id="22"/>
+      <w:bookmarkEnd w:id="25"/>
     </w:p>
     <w:p>
       <w:pPr>
@@ -5232,14 +5870,14 @@
           <w:lang w:val="en-GB"/>
         </w:rPr>
       </w:pPr>
-      <w:bookmarkStart w:id="23" w:name="_Toc240808269"/>
+      <w:bookmarkStart w:id="26" w:name="_Toc241347577"/>
       <w:r>
         <w:rPr>
           <w:lang w:val="en-GB"/>
         </w:rPr>
         <w:t>4.4 Key Insight: An Emerging and Methodologically Incomplete Literature</w:t>
       </w:r>
-      <w:bookmarkEnd w:id="23"/>
+      <w:bookmarkEnd w:id="26"/>
     </w:p>
     <w:p>
       <w:pPr>
@@ -5262,15 +5900,14 @@
           <w:lang w:val="en-GB"/>
         </w:rPr>
       </w:pPr>
-      <w:bookmarkStart w:id="24" w:name="_Toc240808270"/>
+      <w:bookmarkStart w:id="27" w:name="_Toc241347578"/>
       <w:r>
         <w:rPr>
           <w:lang w:val="en-GB"/>
         </w:rPr>
-        <w:lastRenderedPageBreak/>
         <w:t>5. Toward ESG-Adjusted Volatility Forecasting: A Conceptual Framework</w:t>
       </w:r>
-      <w:bookmarkEnd w:id="24"/>
+      <w:bookmarkEnd w:id="27"/>
     </w:p>
     <w:p>
       <w:pPr>
@@ -5293,14 +5930,14 @@
           <w:lang w:val="en-GB"/>
         </w:rPr>
       </w:pPr>
-      <w:bookmarkStart w:id="25" w:name="_Toc240808271"/>
+      <w:bookmarkStart w:id="28" w:name="_Toc241347579"/>
       <w:r>
         <w:rPr>
           <w:lang w:val="en-GB"/>
         </w:rPr>
         <w:t>5.1 The Three-Channel Architecture: Forecasting, Pricing, and Trading</w:t>
       </w:r>
-      <w:bookmarkEnd w:id="25"/>
+      <w:bookmarkEnd w:id="28"/>
     </w:p>
     <w:p>
       <w:pPr>
@@ -5339,15 +5976,14 @@
           <w:lang w:val="en-GB"/>
         </w:rPr>
       </w:pPr>
-      <w:bookmarkStart w:id="26" w:name="_Toc240808272"/>
+      <w:bookmarkStart w:id="29" w:name="_Toc241347580"/>
       <w:r>
         <w:rPr>
           <w:lang w:val="en-GB"/>
         </w:rPr>
-        <w:lastRenderedPageBreak/>
         <w:t>5.2 Why Current Literature Is Insufficient: Specific Gaps and Tensions</w:t>
       </w:r>
-      <w:bookmarkEnd w:id="26"/>
+      <w:bookmarkEnd w:id="29"/>
     </w:p>
     <w:p>
       <w:pPr>
@@ -5378,14 +6014,14 @@
           <w:lang w:val="en-GB"/>
         </w:rPr>
       </w:pPr>
-      <w:bookmarkStart w:id="27" w:name="_Toc240808273"/>
+      <w:bookmarkStart w:id="30" w:name="_Toc241347581"/>
       <w:r>
         <w:rPr>
           <w:lang w:val="en-GB"/>
         </w:rPr>
         <w:t>6. Research Gap, Problematisation, and Contribution</w:t>
       </w:r>
-      <w:bookmarkEnd w:id="27"/>
+      <w:bookmarkEnd w:id="30"/>
     </w:p>
     <w:p>
       <w:pPr>
@@ -5408,25 +6044,21 @@
           <w:lang w:val="en-GB"/>
         </w:rPr>
       </w:pPr>
-      <w:bookmarkStart w:id="28" w:name="_Toc240808274"/>
+      <w:bookmarkStart w:id="31" w:name="_Toc241347582"/>
       <w:r>
         <w:rPr>
           <w:lang w:val="en-GB"/>
         </w:rPr>
         <w:t>6.1 Identifying the Gap as a Theoretical Tension</w:t>
       </w:r>
-      <w:bookmarkEnd w:id="28"/>
+      <w:bookmarkEnd w:id="31"/>
     </w:p>
     <w:p>
       <w:pPr>
         <w:pStyle w:val="BodyText2"/>
       </w:pPr>
       <w:r>
-        <w:t xml:space="preserve">The main gap identified by this literature review is not simply a matter of missing prior work. It reflects an unresolved theoretical tension with empirically testable consequences. On one side, the fundamental risk interpretation of ESG-related option premia - supported by the ESG preference and trading evidence of Cao et al. (2023), and more directly by the option-market climate risk evidence of Ilhan et al. (2021) and Reiner (2025) - holds that low-ESG or climate-exposed firms may be genuinely riskier: they may be more likely to experience adverse events, their realised volatility may be higher, and option markets may rationally price these differences. Under this interpretation, an ESG-augmented volatility forecasting model should improve option pricing because it captures information about future realised volatility that goes beyond past return dynamics, and a vega-hedged strategy based on this forecast </w:t>
-      </w:r>
-      <w:r>
-        <w:lastRenderedPageBreak/>
-        <w:t>should earn stable risk-adjusted returns over time. On the other side, the demand-pressure and preference-shift interpretation - formalised by Pástor et al. (2021) and grounded in the order-flow mechanisms of Bollen and Whaley (2004) and Garleanu et al. (2009) - holds that the ESG option premium is at least partly demand-driven, and therefore carries a regime-change risk that historical backtests conducted during the post-2015 period of rapid ESG adoption may not adequately capture.</w:t>
+        <w:t>The main gap identified by this literature review is not simply a matter of missing prior work. It reflects an unresolved theoretical tension with empirically testable consequences. On one side, the fundamental risk interpretation of ESG-related option premia - supported by the ESG preference and trading evidence of Cao et al. (2023), and more directly by the option-market climate risk evidence of Ilhan et al. (2021) and Reiner (2025) - holds that low-ESG or climate-exposed firms may be genuinely riskier: they may be more likely to experience adverse events, their realised volatility may be higher, and option markets may rationally price these differences. Under this interpretation, an ESG-augmented volatility forecasting model should improve option pricing because it captures information about future realised volatility that goes beyond past return dynamics, and a vega-hedged strategy based on this forecast should earn stable risk-adjusted returns over time. On the other side, the demand-pressure and preference-shift interpretation - formalised by Pástor et al. (2021) and grounded in the order-flow mechanisms of Bollen and Whaley (2004) and Garleanu et al. (2009) - holds that the ESG option premium is at least partly demand-driven, and therefore carries a regime-change risk that historical backtests conducted during the post-2015 period of rapid ESG adoption may not adequately capture.</w:t>
       </w:r>
       <w:r>
         <w:br/>
@@ -5445,14 +6077,14 @@
           <w:lang w:val="en-GB"/>
         </w:rPr>
       </w:pPr>
-      <w:bookmarkStart w:id="29" w:name="_Toc240808275"/>
+      <w:bookmarkStart w:id="32" w:name="_Toc241347583"/>
       <w:r>
         <w:rPr>
           <w:lang w:val="en-GB"/>
         </w:rPr>
         <w:t>6.2 Why This Gap Matters: Academic and Practical Stakes</w:t>
       </w:r>
-      <w:bookmarkEnd w:id="29"/>
+      <w:bookmarkEnd w:id="32"/>
     </w:p>
     <w:p>
       <w:pPr>
@@ -5483,14 +6115,14 @@
           <w:lang w:val="en-GB"/>
         </w:rPr>
       </w:pPr>
-      <w:bookmarkStart w:id="30" w:name="_Toc240808276"/>
+      <w:bookmarkStart w:id="33" w:name="_Toc241347584"/>
       <w:r>
         <w:rPr>
           <w:lang w:val="en-GB"/>
         </w:rPr>
         <w:t>6.3 Research Positioning and Contribution</w:t>
       </w:r>
-      <w:bookmarkEnd w:id="30"/>
+      <w:bookmarkEnd w:id="33"/>
     </w:p>
     <w:p>
       <w:pPr>
@@ -5511,11 +6143,7 @@
         </w:rPr>
       </w:pPr>
       <w:r>
-        <w:t xml:space="preserve">In doing so, the thesis responds to open questions in the literature: Cao et al. (2023) show that ESG preferences can affect institutional trading and stock return patterns, which raises the question of </w:t>
-      </w:r>
-      <w:r>
-        <w:lastRenderedPageBreak/>
-        <w:t>whether similar mechanisms operate in derivative markets; Reiner (2025) calls for studies that go beyond simply documenting climate risk pricing; and Ilhan et al. (2021) highlight the risk-management implications of carbon-related option pricing effects.</w:t>
+        <w:t>In doing so, the thesis responds to open questions in the literature: Cao et al. (2023) show that ESG preferences can affect institutional trading and stock return patterns, which raises the question of whether similar mechanisms operate in derivative markets; Reiner (2025) calls for studies that go beyond simply documenting climate risk pricing; and Ilhan et al. (2021) highlight the risk-management implications of carbon-related option pricing effects.</w:t>
       </w:r>
     </w:p>
     <w:p/>
@@ -5528,8 +6156,8 @@
           <w:sz w:val="32"/>
         </w:rPr>
       </w:pPr>
-      <w:bookmarkStart w:id="31" w:name="_Toc1396209805"/>
-      <w:bookmarkStart w:id="32" w:name="V_RESEARCH_QUESTION_31"/>
+      <w:bookmarkStart w:id="34" w:name="_Toc1396209805"/>
+      <w:bookmarkStart w:id="35" w:name="V_RESEARCH_QUESTION_31"/>
       <w:r>
         <w:br w:type="page"/>
       </w:r>
@@ -5542,49 +6170,24 @@
           <w:lang w:val="en-GB"/>
         </w:rPr>
       </w:pPr>
-      <w:bookmarkStart w:id="33" w:name="_Toc240808277"/>
+      <w:bookmarkStart w:id="36" w:name="_Toc241347585"/>
       <w:r>
         <w:rPr>
           <w:szCs w:val="22"/>
           <w:lang w:val="en-GB"/>
         </w:rPr>
-        <w:lastRenderedPageBreak/>
         <w:t>V. RESEARCH QUESTION</w:t>
       </w:r>
-      <w:bookmarkEnd w:id="31"/>
-      <w:bookmarkEnd w:id="32"/>
-      <w:bookmarkEnd w:id="33"/>
+      <w:bookmarkEnd w:id="34"/>
+      <w:bookmarkEnd w:id="35"/>
+      <w:bookmarkEnd w:id="36"/>
     </w:p>
     <w:p>
       <w:pPr>
         <w:pStyle w:val="BodyText2"/>
       </w:pPr>
       <w:r>
-        <w:t>While volatility forecasting has been extensively studied and remains a central tool in financial modelling, little is known about how volatility expectations are adjusted and operationalised when incorporating non</w:t>
-      </w:r>
-      <w:r>
-        <w:t>-</w:t>
-      </w:r>
-      <w:r>
-        <w:t>financial risk information, such as ESG and climate</w:t>
-      </w:r>
-      <w:r>
-        <w:t>-</w:t>
-      </w:r>
-      <w:r>
-        <w:t>related signals, in equity option markets. Although recent evidence shows that climate event risk and climate exposure are priced in equity options (Reiner, 2025), and that ESG preferences influence institutional trading and stock return patterns (Cao et al., 2023), there is a clear gap in understanding whether ESG</w:t>
-      </w:r>
-      <w:r>
-        <w:t>-</w:t>
-      </w:r>
-      <w:r>
-        <w:t xml:space="preserve"> and climate</w:t>
-      </w:r>
-      <w:r>
-        <w:t>-</w:t>
-      </w:r>
-      <w:r>
-        <w:t>related information can improve volatility forecasts and generate economically meaningful option trading signals.</w:t>
+        <w:t>While volatility forecasting has been extensively studied and remains a central tool in financial modelling, little is known about how volatility expectations are adjusted and operationalised when incorporating non-financial risk information, such as ESG and climate-related signals, in equity option markets. Although recent evidence shows that climate event risk and climate exposure are priced in equity options (Reiner, 2025), and that ESG preferences influence institutional trading and stock return patterns (Cao et al., 2023), there is a clear gap in understanding whether ESG- and climate-related information can improve volatility forecasts and generate economically meaningful option trading signals.</w:t>
       </w:r>
     </w:p>
     <w:p>
@@ -5607,61 +6210,7 @@
           <w:i/>
           <w:iCs/>
         </w:rPr>
-        <w:t>To what extent can the integration of ESG</w:t>
-      </w:r>
-      <w:r>
-        <w:rPr>
-          <w:b/>
-          <w:bCs/>
-          <w:i/>
-          <w:iCs/>
-        </w:rPr>
-        <w:t>-</w:t>
-      </w:r>
-      <w:r>
-        <w:rPr>
-          <w:b/>
-          <w:bCs/>
-          <w:i/>
-          <w:iCs/>
-        </w:rPr>
-        <w:t>related risk information into volatility forecasts improve the pricing of equity options and enhance the performance of vega</w:t>
-      </w:r>
-      <w:r>
-        <w:rPr>
-          <w:b/>
-          <w:bCs/>
-          <w:i/>
-          <w:iCs/>
-        </w:rPr>
-        <w:t>-</w:t>
-      </w:r>
-      <w:r>
-        <w:rPr>
-          <w:b/>
-          <w:bCs/>
-          <w:i/>
-          <w:iCs/>
-        </w:rPr>
-        <w:t>hedged, delta</w:t>
-      </w:r>
-      <w:r>
-        <w:rPr>
-          <w:b/>
-          <w:bCs/>
-          <w:i/>
-          <w:iCs/>
-        </w:rPr>
-        <w:t>-</w:t>
-      </w:r>
-      <w:r>
-        <w:rPr>
-          <w:b/>
-          <w:bCs/>
-          <w:i/>
-          <w:iCs/>
-        </w:rPr>
-        <w:t>neutral trading strategies?</w:t>
+        <w:t>To what extent can the integration of ESG-related risk information into volatility forecasts improve the pricing of equity options and enhance the performance of vega-hedged, delta-neutral trading strategies?</w:t>
       </w:r>
     </w:p>
     <w:p>
@@ -5674,13 +6223,7 @@
         <w:pStyle w:val="BodyText2"/>
       </w:pPr>
       <w:r>
-        <w:t>This overarching question can be further decomposed into three analytically distinct and sequentially ordered sub</w:t>
-      </w:r>
-      <w:r>
-        <w:t>-</w:t>
-      </w:r>
-      <w:r>
-        <w:t>questions, each corresponding to one of the three contributions identified in the literature review and guiding a specific component of the empirical methodology.</w:t>
+        <w:t>This overarching question can be further decomposed into three analytically distinct and sequentially ordered sub-questions, each corresponding to one of the three contributions identified in the literature review and guiding a specific component of the empirical methodology.</w:t>
       </w:r>
     </w:p>
     <w:p>
@@ -5709,11 +6252,7 @@
         <w:jc w:val="both"/>
       </w:pPr>
       <w:r>
-        <w:t xml:space="preserve">The second sub-question concerns the Pricing Component: how does the incorporation of ESG-related risk information change the relationship between ex-ante forecast volatility and option-implied volatility, and what are the implications for the resulting forecast-implied volatility gap? This component compares the implied-volatility minus forecast-volatility gap across conventional and ESG-adjusted specifications and examines whether the relationship varies across implied-volatility regimes. It does </w:t>
-      </w:r>
-      <w:r>
-        <w:lastRenderedPageBreak/>
-        <w:t>not attempt to identify a separate demand-pressure or variance-of-variance component of a formal theoretical variance risk premium.</w:t>
+        <w:t>The second sub-question concerns the Pricing Component: how does the incorporation of ESG-related risk information change the relationship between ex-ante forecast volatility and option-implied volatility, and what are the implications for the resulting forecast-implied volatility gap? This component compares the implied-volatility minus forecast-volatility gap across conventional and ESG-adjusted specifications and examines whether the relationship varies across implied-volatility regimes. It does not attempt to identify a separate demand-pressure or variance-of-variance component of a formal theoretical variance risk premium.</w:t>
       </w:r>
     </w:p>
     <w:p>
@@ -5752,42 +6291,15 @@
           <w:lang w:val="en-GB"/>
         </w:rPr>
       </w:pPr>
-      <w:bookmarkStart w:id="34" w:name="_Toc788471730"/>
-      <w:bookmarkStart w:id="35" w:name="VI_METHODOLOGY_32"/>
-      <w:bookmarkStart w:id="36" w:name="_Toc240808278"/>
+      <w:bookmarkStart w:id="37" w:name="_Toc788471730"/>
+      <w:bookmarkStart w:id="38" w:name="VI_METHODOLOGY_32"/>
+      <w:bookmarkStart w:id="39" w:name="_Toc241347586"/>
       <w:r>
         <w:rPr>
           <w:szCs w:val="22"/>
           <w:lang w:val="en-GB"/>
         </w:rPr>
-        <w:lastRenderedPageBreak/>
         <w:t>VI. METHODOLOGY</w:t>
-      </w:r>
-      <w:bookmarkEnd w:id="34"/>
-      <w:bookmarkEnd w:id="35"/>
-      <w:bookmarkEnd w:id="36"/>
-    </w:p>
-    <w:p>
-      <w:pPr>
-        <w:spacing w:after="80"/>
-      </w:pPr>
-    </w:p>
-    <w:p>
-      <w:pPr>
-        <w:pStyle w:val="Heading3"/>
-        <w:spacing w:before="120" w:after="60"/>
-        <w:rPr>
-          <w:lang w:val="en-GB"/>
-        </w:rPr>
-      </w:pPr>
-      <w:bookmarkStart w:id="37" w:name="_Toc416811096"/>
-      <w:bookmarkStart w:id="38" w:name="BM_6_1_Research_Design_Overvie_33"/>
-      <w:bookmarkStart w:id="39" w:name="_Toc240808279"/>
-      <w:r>
-        <w:rPr>
-          <w:lang w:val="en-GB"/>
-        </w:rPr>
-        <w:t>6.1 Research Design Overview</w:t>
       </w:r>
       <w:bookmarkEnd w:id="37"/>
       <w:bookmarkEnd w:id="38"/>
@@ -5795,64 +6307,6 @@
     </w:p>
     <w:p>
       <w:pPr>
-        <w:pStyle w:val="BodyText2"/>
-      </w:pPr>
-      <w:r>
-        <w:t xml:space="preserve">The methodological architecture of this thesis follows a sequential and modular design </w:t>
-      </w:r>
-      <w:r>
-        <w:t>organized</w:t>
-      </w:r>
-      <w:r>
-        <w:t xml:space="preserve"> around the three</w:t>
-      </w:r>
-      <w:r>
-        <w:t>-</w:t>
-      </w:r>
-      <w:r>
-        <w:t>channel framework developed in the literature review. The research adopts a quantitative, deductive approach grounded in the positivist tradition of empirical asset pricing: testable hypotheses are derived from the theoretical literature, model specifications are fully determined before data analysis, and the empirical evaluation is conducted out</w:t>
-      </w:r>
-      <w:r>
-        <w:t>-</w:t>
-      </w:r>
-      <w:r>
-        <w:t>of</w:t>
-      </w:r>
-      <w:r>
-        <w:t>-</w:t>
-      </w:r>
-      <w:r>
-        <w:t>sample with pre</w:t>
-      </w:r>
-      <w:r>
-        <w:t>-</w:t>
-      </w:r>
-      <w:r>
-        <w:t>specified loss functions. This design is consistent with the standards of the quantitative finance literature (Patton &amp; Sheppard, 2015; Bollerslev et al., 2016) and guards against the data</w:t>
-      </w:r>
-      <w:r>
-        <w:t>-</w:t>
-      </w:r>
-      <w:r>
-        <w:t>mining biases that are particularly acute in option strategy research. The choice of a deductive, quantitative design is further justified by the nature of the research question: the measurement of ESG effects on volatility forecasting and option pricing requires precise model specifications and formal statistical tests of incremental forecasting content, which cannot be achieved through qualitative or exploratory approaches.</w:t>
-      </w:r>
-    </w:p>
-    <w:p>
-      <w:pPr>
-        <w:spacing w:after="80"/>
-        <w:jc w:val="both"/>
-      </w:pPr>
-    </w:p>
-    <w:p>
-      <w:pPr>
-        <w:pStyle w:val="BodyText2"/>
-      </w:pPr>
-      <w:r>
-        <w:t>The empirical design proceeds sequentially. Stage 1 constructs and validates the strict out-of-sample volatility panel and evaluates the 15 forecasting specifications. Stage 1 is the statistical foundation for the subsequent option analysis. The final evaluation uses squared errors of the one-day-ahead variance forecast as the primary comparable loss, supplemented by volatility-scale MAE/RMSE, OOS R-squared, Diebold-Mariano tests with HAC corrections, encompassing regressions, and Model Confidence Set procedures. Stage 2 compares validated ex-ante forecasts with option-implied volatility over the effective options sample, and Stage 3 evaluates the resulting trading signals under the predefined contract-selection and hedging framework.</w:t>
-      </w:r>
-    </w:p>
-    <w:p>
-      <w:pPr>
         <w:spacing w:after="80"/>
       </w:pPr>
     </w:p>
@@ -5864,14 +6318,14 @@
           <w:lang w:val="en-GB"/>
         </w:rPr>
       </w:pPr>
-      <w:bookmarkStart w:id="40" w:name="_Toc1036989540"/>
-      <w:bookmarkStart w:id="41" w:name="BM_6_2_Data_34"/>
-      <w:bookmarkStart w:id="42" w:name="_Toc240808280"/>
+      <w:bookmarkStart w:id="40" w:name="_Toc416811096"/>
+      <w:bookmarkStart w:id="41" w:name="BM_6_1_Research_Design_Overvie_33"/>
+      <w:bookmarkStart w:id="42" w:name="_Toc241347587"/>
       <w:r>
         <w:rPr>
           <w:lang w:val="en-GB"/>
         </w:rPr>
-        <w:t>6.2 Data</w:t>
+        <w:t>6.1 Research Design Overview</w:t>
       </w:r>
       <w:bookmarkEnd w:id="40"/>
       <w:bookmarkEnd w:id="41"/>
@@ -5879,15 +6333,59 @@
     </w:p>
     <w:p>
       <w:pPr>
+        <w:pStyle w:val="BodyText2"/>
+      </w:pPr>
+      <w:r>
+        <w:t>The methodological architecture of this thesis follows a sequential and modular design organized around the three-channel framework developed in the literature review. The research adopts a quantitative, deductive approach grounded in the positivist tradition of empirical asset pricing: testable hypotheses are derived from the theoretical literature, model specifications are fully determined before data analysis, and the empirical evaluation is conducted out-of-sample with pre-specified loss functions. This design is consistent with the standards of the quantitative finance literature (Patton &amp; Sheppard, 2015; Bollerslev et al., 2016) and guards against the data-mining biases that are particularly acute in option strategy research. The choice of a deductive, quantitative design is further justified by the nature of the research question: the measurement of ESG effects on volatility forecasting and option pricing requires precise model specifications and formal statistical tests of incremental forecasting content, which cannot be achieved through qualitative or exploratory approaches.</w:t>
+      </w:r>
+    </w:p>
+    <w:p>
+      <w:pPr>
+        <w:spacing w:after="80"/>
+        <w:jc w:val="both"/>
+      </w:pPr>
+    </w:p>
+    <w:p>
+      <w:pPr>
+        <w:pStyle w:val="BodyText2"/>
+      </w:pPr>
+      <w:r>
+        <w:t>The empirical design proceeds sequentially. Stage 1 constructs and validates the strict out-of-sample volatility panel and evaluates the 15 forecasting specifications. Stage 1 is the statistical foundation for the subsequent option analysis. The final evaluation uses squared errors of the one-day-ahead variance forecast as the primary comparable loss, supplemented by volatility-scale MAE/RMSE, OOS R-squared, Diebold-Mariano tests with HAC corrections, encompassing regressions, and Model Confidence Set procedures. Stage 2 compares validated ex-ante forecasts with option-implied volatility over the effective options sample, and Stage 3 evaluates the resulting trading signals under the predefined contract-selection and hedging framework.</w:t>
+      </w:r>
+    </w:p>
+    <w:p>
+      <w:pPr>
+        <w:spacing w:after="80"/>
+      </w:pPr>
+    </w:p>
+    <w:p>
+      <w:pPr>
+        <w:pStyle w:val="Heading3"/>
+        <w:spacing w:before="120" w:after="60"/>
+        <w:rPr>
+          <w:lang w:val="en-GB"/>
+        </w:rPr>
+      </w:pPr>
+      <w:bookmarkStart w:id="43" w:name="_Toc1036989540"/>
+      <w:bookmarkStart w:id="44" w:name="BM_6_2_Data_34"/>
+      <w:bookmarkStart w:id="45" w:name="_Toc241347588"/>
+      <w:r>
+        <w:rPr>
+          <w:lang w:val="en-GB"/>
+        </w:rPr>
+        <w:t>6.2 Data</w:t>
+      </w:r>
+      <w:bookmarkEnd w:id="43"/>
+      <w:bookmarkEnd w:id="44"/>
+      <w:bookmarkEnd w:id="45"/>
+    </w:p>
+    <w:p>
+      <w:pPr>
         <w:spacing w:after="160"/>
         <w:jc w:val="both"/>
       </w:pPr>
       <w:r>
-        <w:t xml:space="preserve">The empirical analysis combines four types of information required by the three-stage research design: daily equity prices and returns, realised-volatility measures constructed from those returns, equity-option observations, and annual ESG scores. The empirical universe was initially defined from 404 tickers identified in the OptionMetrics dataset. These firms were then screened through LSEG identifier and historical-identity checks, followed by price and ESG availability tests, resulting in a 345-firm candidate panel. EVHC was excluded because its equity-return history did not satisfy the minimum 252-observation requirement. EA and SCG were subsequently removed from the integrated option panel because no usable observation-date correspondence remains after the strict out-of-sample and canonical option filters. The forecasting panel therefore contains 344 usable firms, while the integrated option </w:t>
-      </w:r>
-      <w:r>
-        <w:lastRenderedPageBreak/>
-        <w:t>panel contains 342 firms. The option dataset is sourced from OptionMetrics and is used only over its effective availability period, which ends on 28 June 2019.</w:t>
+        <w:t>The empirical analysis combines four types of information required by the three-stage research design: daily equity prices and returns, realised-volatility measures constructed from those returns, equity-option observations, and annual ESG scores. The empirical panel was initially constructed from 345 candidate firms. EVHC was excluded because its equity-return history did not satisfy the minimum 252-observation requirement. EA and SCG were subsequently removed from the integrated option panel because no usable observation-date correspondence remains after the strict out-of-sample and canonical option filters. The forecasting panel therefore contains 344 usable firms, while the integrated option panel contains 342 firms. The option dataset is sourced from OptionMetrics and is used only over its effective availability period, which ends on 28 June 2019.</w:t>
       </w:r>
     </w:p>
     <w:p>
@@ -5902,19 +6400,7 @@
         <w:jc w:val="both"/>
       </w:pPr>
       <w:r>
-        <w:t>The processed ESG files contain annual firm-level composite scores together with Environmental, Social, and Governance pillar scores. The ESG data cover 20</w:t>
-      </w:r>
-      <w:r>
-        <w:t>09</w:t>
-      </w:r>
-      <w:r>
-        <w:t>-20</w:t>
-      </w:r>
-      <w:r>
-        <w:t>19</w:t>
-      </w:r>
-      <w:r>
-        <w:t xml:space="preserve"> and are aligned to the market observations using the latest score available at the relevant date, with the timing rule designed to prevent look-ahead bias. Because ESG ratings are annual rather than daily, the specification treats ESG as a relatively slow-moving information variable rather than as a high-frequency market signal. Usable ESG coverage varies across firms and dates and is treated explicitly as part of the forecasting-panel coverage analysis.</w:t>
+        <w:t>The processed ESG files contain annual firm-level composite scores together with Environmental, Social, and Governance pillar scores. The ESG data cover 2009-2019 and are aligned to the market observations using the latest score available at the relevant date, with the timing rule designed to prevent look-ahead bias. Because ESG ratings are annual rather than daily, the specification treats ESG as a relatively slow-moving information variable rather than as a high-frequency market signal. Usable ESG coverage varies across firms and dates and is treated explicitly as part of the forecasting-panel coverage analysis.</w:t>
       </w:r>
     </w:p>
     <w:p>
@@ -5942,7 +6428,6 @@
         <w:pStyle w:val="Heading4"/>
         <w:spacing w:after="240"/>
         <w:rPr>
-          <w:rFonts w:ascii="Times New Roman" w:hAnsi="Times New Roman" w:cs="Times New Roman"/>
           <w:b/>
           <w:bCs/>
           <w:i w:val="0"/>
@@ -5953,7 +6438,6 @@
       </w:pPr>
       <w:r>
         <w:rPr>
-          <w:rFonts w:ascii="Times New Roman" w:hAnsi="Times New Roman" w:cs="Times New Roman"/>
           <w:b/>
           <w:bCs/>
           <w:i w:val="0"/>
@@ -5969,11 +6453,7 @@
         <w:jc w:val="both"/>
       </w:pPr>
       <w:r>
-        <w:t xml:space="preserve">The integrated option panel contains 342 firms after three distinct data-screening decisions. EVHC is excluded at the forecasting stage because its equity-return history does not satisfy the minimum 252-observation requirement. EA and SCG are excluded from the final integrated panel because their equity-price histories, ESG information, and option records are individually available, but the dates on which validated out-of-sample forecasts are available do not intersect with the dates on which canonical ATM approximately 30-day option observations survive the option filters. Consequently, an observation-level comparison of forecast volatility and implied volatility cannot be constructed without interpolation or imputation, which would alter the strict out-of-sample design. These firms are therefore removed from the final empirical files rather than manufacturing matched observations. This distinction ensures that </w:t>
-      </w:r>
-      <w:r>
-        <w:lastRenderedPageBreak/>
-        <w:t>each stage uses only firms for which the datasets required at that stage can be aligned consistently, while preserving the larger validated forecasting panel where option coverage is not required.</w:t>
+        <w:t>The integrated option panel contains 342 firms after three distinct data-screening decisions. EVHC is excluded at the forecasting stage because its equity-return history does not satisfy the minimum 252-observation requirement. EA and SCG are excluded from the final integrated panel because their equity-price histories, ESG information, and option records are individually available, but the dates on which validated out-of-sample forecasts are available do not intersect with the dates on which canonical ATM approximately 30-day option observations survive the option filters. Consequently, an observation-level comparison of forecast volatility and implied volatility cannot be constructed without interpolation or imputation, which would alter the strict out-of-sample design. These firms are therefore removed from the final empirical files rather than manufacturing matched observations. This distinction ensures that each stage uses only firms for which the datasets required at that stage can be aligned consistently, while preserving the larger validated forecasting panel where option coverage is not required.</w:t>
       </w:r>
     </w:p>
     <w:p>
@@ -5989,18 +6469,18 @@
           <w:lang w:val="en-GB"/>
         </w:rPr>
       </w:pPr>
-      <w:bookmarkStart w:id="43" w:name="_Toc177243122"/>
-      <w:bookmarkStart w:id="44" w:name="BM_6_3_Volatility_Models_35"/>
-      <w:bookmarkStart w:id="45" w:name="_Toc240808281"/>
+      <w:bookmarkStart w:id="46" w:name="_Toc177243122"/>
+      <w:bookmarkStart w:id="47" w:name="BM_6_3_Volatility_Models_35"/>
+      <w:bookmarkStart w:id="48" w:name="_Toc241347589"/>
       <w:r>
         <w:rPr>
           <w:lang w:val="en-GB"/>
         </w:rPr>
         <w:t>6.3 Volatility Models</w:t>
       </w:r>
-      <w:bookmarkEnd w:id="43"/>
-      <w:bookmarkEnd w:id="44"/>
-      <w:bookmarkEnd w:id="45"/>
+      <w:bookmarkEnd w:id="46"/>
+      <w:bookmarkEnd w:id="47"/>
+      <w:bookmarkEnd w:id="48"/>
     </w:p>
     <w:p>
       <w:pPr>
@@ -6038,11 +6518,440 @@
         <w:jc w:val="both"/>
       </w:pPr>
       <w:r>
-        <w:t xml:space="preserve">Out-of-sample forecast evaluation is based on the one-day-ahead realised variance target, defined as the squared daily return in percentage units, and the model-implied daily conditional variance. The primary loss is the squared variance forecast error, allowing consistent pairwise Diebold-Mariano and Model </w:t>
-      </w:r>
-      <w:r>
-        <w:lastRenderedPageBreak/>
-        <w:t>Confidence Set comparisons across all 15 specifications. Volatility-scale MAE and RMSE and OOS R-squared are reported as complementary measures. Encompassing regressions test whether the ESG forecast contains incremental information conditional on the corresponding baseline forecast.</w:t>
+        <w:t>Out-of-sample forecast evaluation is based on the one-day-ahead realised variance target, defined as the squared daily return in percentage units, and the model-implied daily conditional variance. The primary loss is the squared variance forecast error, allowing consistent pairwise Diebold-Mariano and Model Confidence Set comparisons across all 15 specifications. Volatility-scale MAE and RMSE and OOS R-squared are reported as complementary measures. Encompassing regressions test whether the ESG forecast contains incremental information conditional on the corresponding baseline forecast.</w:t>
+      </w:r>
+    </w:p>
+    <w:p>
+      <w:pPr>
+        <w:pStyle w:val="Heading4"/>
+      </w:pPr>
+      <w:r>
+        <w:t>6.3.1 Baseline GARCH(1,1) specification</w:t>
+      </w:r>
+    </w:p>
+    <w:p>
+      <w:pPr>
+        <w:pStyle w:val="BodyText2"/>
+      </w:pPr>
+      <w:r>
+        <w:t>The baseline volatility engine starts from the Generalised Autoregressive Conditional Heteroskedasticity model of Bollerslev (1986). Let r_t denote the daily log return, expressed in percentage units, and let epsilon_t = r_t - mu denote the innovation around the conditional mean. The conditional variance is h_t = Var(epsilon_t | F_{t-1}). The implemented GARCH(1,1) recursion is h_t = omega + alpha epsilon_(t-1)^2 + beta h_(t-1). Here omega is the long-run variance intercept, alpha is the ARCH or news coeffi</w:t>
+      </w:r>
+      <w:r>
+        <w:t>cient measuring the immediate response to a new squared shock, and beta is the GARCH persistence coefficient governing the carry-over of previously estimated variance.</w:t>
+      </w:r>
+    </w:p>
+    <w:p>
+      <w:pPr>
+        <w:pStyle w:val="BodyText2"/>
+      </w:pPr>
+      <w:r>
+        <w:t>The code estimates this model with the arch Python package using a constant conditional mean, Gaussian innovations, p=1, o=0 and q=1. The model is estimated recursively rather than once on the complete sample. This is essential because the thesis evaluates genuine out-of-sample information rather than a full-sample fitted variance. The one-day-ahead variance is subsequently converted to annualised volatility as sigma_(t+1)^ann = sqrt(h_hat_(t+1) x 252) / 100 because the return input is expressed in percenta</w:t>
+      </w:r>
+      <w:r>
+        <w:t>ge points.</w:t>
+      </w:r>
+    </w:p>
+    <w:p>
+      <w:pPr>
+        <w:pStyle w:val="BodyText2"/>
+      </w:pPr>
+      <w:r>
+        <w:t>It is important to distinguish the parameters of the GARCH recursion from the ESG coefficients introduced later. In the conventional model, alpha and beta belong to the internal conditional-variance dynamics. They are not ESG coefficients. A higher alpha means that the model reacts more strongly to the most recent squared innovation, whereas a higher beta means that the effect of previously estimated variance decays more slowly.</w:t>
+      </w:r>
+    </w:p>
+    <w:p>
+      <w:pPr>
+        <w:pStyle w:val="Heading4"/>
+      </w:pPr>
+      <w:r>
+        <w:t>6.3.2 Asymmetric GJR-GARCH(1,1) specification</w:t>
+      </w:r>
+    </w:p>
+    <w:p>
+      <w:pPr>
+        <w:pStyle w:val="BodyText2"/>
+      </w:pPr>
+      <w:r>
+        <w:t>The second baseline family is the Glosten, Jagannathan and Runkle (1993) threshold model, commonly referred to as GJR-GARCH. Its purpose is to capture the asymmetry of equity volatility, whereby negative return shocks can have a different effect on future variance from positive shocks of the same magnitude. The implemented recursion is h_t = omega + alpha epsilon_(t-1)^2 + gamma I(epsilon_(t-1)&lt;0) epsilon_(t-1)^2 + beta h_(t-1). The additional coefficient gamma is therefore the leverage or asymmetry paramet</w:t>
+      </w:r>
+      <w:r>
+        <w:t>er.</w:t>
+      </w:r>
+    </w:p>
+    <w:p>
+      <w:pPr>
+        <w:pStyle w:val="BodyText2"/>
+      </w:pPr>
+      <w:r>
+        <w:t>In the implementation, GJR-GARCH is generated with arch_model using vol='GARCH', p=1, o=1 and q=1. The o=1 term activates the asymmetric threshold component. The resulting model contains the conventional ARCH coefficient alpha, the asymmetric coefficient gamma, and the persistence coefficient beta. GJR-GARCH therefore does not mean that gamma is the ESG effect: gamma measures the asymmetric response of the baseline volatility process to negative return innovations.</w:t>
+      </w:r>
+    </w:p>
+    <w:p>
+      <w:pPr>
+        <w:pStyle w:val="Heading4"/>
+      </w:pPr>
+      <w:r>
+        <w:t>6.3.3 EGARCH(1,1) specification</w:t>
+      </w:r>
+    </w:p>
+    <w:p>
+      <w:pPr>
+        <w:pStyle w:val="BodyText2"/>
+      </w:pPr>
+      <w:r>
+        <w:t>The third family is the Exponential GARCH model of Nelson (1991). EGARCH models the logarithm of conditional variance rather than variance itself. The implemented recursion can be written ln(h_t) = omega + beta ln(h_(t-1)) + alpha(|z_(t-1)| - E|z|) + gamma z_(t-1), where z_(t-1) = epsilon_(t-1)/sqrt(h_(t-1)). Under the Gaussian innovation assumption, E|z| = sqrt(2/pi). Alpha captures the response to shock magnitude, while gamma captures the sign effect.</w:t>
+      </w:r>
+    </w:p>
+    <w:p>
+      <w:pPr>
+        <w:pStyle w:val="BodyText2"/>
+      </w:pPr>
+      <w:r>
+        <w:t>The code estimates several EGARCH candidate solutions from different starting values and retains only converged and admissible solutions, selecting the candidate with the highest finite log-likelihood. This multi-start procedure reduces sensitivity to pathological numerical solutions. The one-step forecast is then reconstructed directly from the fitted parameters and the last standardised residual before exponentiation. The final ESG stage applies the documented log-variance bounds of -10 and +5.</w:t>
+      </w:r>
+    </w:p>
+    <w:p>
+      <w:pPr>
+        <w:pStyle w:val="Heading4"/>
+      </w:pPr>
+      <w:r>
+        <w:t>6.3.4 How the ESG augmentation is actually constructed</w:t>
+      </w:r>
+    </w:p>
+    <w:p>
+      <w:pPr>
+        <w:pStyle w:val="BodyText2"/>
+      </w:pPr>
+      <w:r>
+        <w:t>A central methodological point is that the implemented ESG specifications are not GARCH models in which ESG has simply been inserted as another ARCH or leverage parameter. The code estimates the conventional GARCH, GJR-GARCH and EGARCH dynamics first and then constructs an ESG-augmented forecast through a second-stage regression on the fitted log conditional variance. This is best described as an exogenous-information augmentation or two-stage conditional-variance forecasting architecture.</w:t>
+      </w:r>
+    </w:p>
+    <w:p>
+      <w:pPr>
+        <w:pStyle w:val="BodyText2"/>
+      </w:pPr>
+      <w:r>
+        <w:t>For each fitted volatility family j, the engine obtains the historical fitted conditional variance h_hat_t^(j), constructs y_t^(j) = ln(h_hat_t^(j)), and constructs the lagged variance state x_t^(j) = ln(h_hat_(t-1)^(j)). The composite ESG relation is y_t^(j) = c_j + phi_j x_t^(j) + delta_E,j E_t + delta_S,j S_t + delta_G,j G_t + u_t. The pillar-specific versions retain only one ESG variable. The ESG variables are standardised within the current training window rather than using future-sample moments.</w:t>
+      </w:r>
+    </w:p>
+    <w:p>
+      <w:pPr>
+        <w:pStyle w:val="BodyText2"/>
+      </w:pPr>
+      <w:r>
+        <w:t>The 15-model design follows directly from this architecture: three conventional baselines, three composite-ESG specifications, and nine pillar-specific specifications. Environmental, Social and Governance remain distinct information channels. In particular, the Social pillar is not averaged with the Environmental and Governance pillars. This matters because the purpose of the pillar specifications is to determine whether incremental information differs by ESG dimension.</w:t>
+      </w:r>
+    </w:p>
+    <w:p>
+      <w:pPr>
+        <w:pStyle w:val="Heading4"/>
+      </w:pPr>
+      <w:r>
+        <w:t>6.3.5 Are the ESG coefficients alpha, beta, or gamma?</w:t>
+      </w:r>
+    </w:p>
+    <w:p>
+      <w:pPr>
+        <w:pStyle w:val="BodyText2"/>
+      </w:pPr>
+      <w:r>
+        <w:t>The answer is no. The ESG coefficients are neither the alpha nor the gamma parameters of the underlying GARCH-family model. In GARCH, alpha is the immediate response of variance to a squared return innovation. In GJR-GARCH, gamma is the incremental response associated with a negative innovation. In EGARCH, alpha controls shock magnitude and gamma controls the sign response in the log-variance equation. The ESG coefficients instead measure the marginal association between standardised ESG information and the</w:t>
+      </w:r>
+      <w:r>
+        <w:t xml:space="preserve"> fitted log conditional variance, conditional on the lagged fitted variance.</w:t>
+      </w:r>
+    </w:p>
+    <w:p>
+      <w:pPr>
+        <w:pStyle w:val="BodyText2"/>
+      </w:pPr>
+      <w:r>
+        <w:t>For example, delta_E,j answers a question of the form: holding the lagged fitted variance state constant, how does a one-standard-deviation change in Environmental information relate to the fitted log variance generated by model family j? It should therefore not be interpreted as a shock-response coefficient analogous to alpha or as an asymmetric leverage coefficient analogous to gamma.</w:t>
+      </w:r>
+    </w:p>
+    <w:p>
+      <w:pPr>
+        <w:pStyle w:val="BodyText2"/>
+      </w:pPr>
+      <w:r>
+        <w:t>The terminology is consequently important. The conventional GARCH-family parameters define the internal dynamics of the volatility process, whereas the ESG coefficients are exogenous-information loadings in the augmentation layer. The empirical contribution of ESG is evaluated through the resulting out-of-sample forecast rather than through a claim that ESG changes the structural meaning of alpha, beta or gamma.</w:t>
+      </w:r>
+    </w:p>
+    <w:p>
+      <w:pPr>
+        <w:pStyle w:val="Heading4"/>
+      </w:pPr>
+      <w:r>
+        <w:t>6.3.6 From the fitted augmentation to the one-day-ahead ESG forecast</w:t>
+      </w:r>
+    </w:p>
+    <w:p>
+      <w:pPr>
+        <w:pStyle w:val="BodyText2"/>
+      </w:pPr>
+      <w:r>
+        <w:t>At each forecast date, the engine takes the latest fitted baseline variance state and the ESG value available under the lag convention. For a single-pillar model, the forecast equation is ln(h_hat_(t+1)^ESG) = c_hat_j + phi_hat_j ln(h_hat_t) + delta_hat_k,j Z_(k,t), where k denotes E, S or G. For the composite model, ln(h_hat_(t+1)^ESG) = c_hat_j + phi_hat_j ln(h_hat_t) + delta_hat_E,j Z_E,t + delta_hat_S,j Z_S,t + delta_hat_G,j Z_G,t.</w:t>
+      </w:r>
+    </w:p>
+    <w:p>
+      <w:pPr>
+        <w:pStyle w:val="BodyText2"/>
+      </w:pPr>
+      <w:r>
+        <w:t>The resulting log variance is transformed back as h_hat_(t+1)^ESG = exp(clip(ln(h_hat_(t+1)^ESG), -10, 5)). The upper bound of +5 implies an annualised volatility ceiling of approximately 193.4 percent. These bounds are numerical safeguards rather than economic assumptions about normal equity volatility. The lower bound prevents numerical underflow, while the upper bound limits pathological explosive forecasts.</w:t>
+      </w:r>
+    </w:p>
+    <w:p>
+      <w:pPr>
+        <w:pStyle w:val="BodyText2"/>
+      </w:pPr>
+      <w:r>
+        <w:t>The ESG timing rule is explicit in the code: an ESG observation dated in calendar year y is mapped to forecasting year y+1. Thus a score observed during 2018 is eligible for forecasts in 2019 rather than being used contemporaneously in 2018. Within each refit window, the latest annual score consistent with this one-year lag is used. This design prevents annual ESG information from being treated as known before the relevant information date.</w:t>
+      </w:r>
+    </w:p>
+    <w:p>
+      <w:pPr>
+        <w:pStyle w:val="Heading4"/>
+      </w:pPr>
+      <w:r>
+        <w:t>6.3.7 Recursive out-of-sample estimation and refitting schedule</w:t>
+      </w:r>
+    </w:p>
+    <w:p>
+      <w:pPr>
+        <w:pStyle w:val="BodyText2"/>
+      </w:pPr>
+      <w:r>
+        <w:t>The forecasting design is strictly recursive. A forecast date t is eligible only when at least 252 prior daily return observations are available. The model is estimated using observations strictly preceding the forecast date. No return dated t or later enters the estimation sample used to produce the forecast for t. This establishes the information-set discipline required for a genuine out-of-sample test.</w:t>
+      </w:r>
+    </w:p>
+    <w:p>
+      <w:pPr>
+        <w:pStyle w:val="BodyText2"/>
+      </w:pPr>
+      <w:r>
+        <w:t>The models are refitted every 21 trading days. Between refits, previously estimated parameters are retained while the one-day-ahead state is updated using the latest information. This balances computational feasibility and parameter stability: daily refitting can make estimates sensitive to very short-lived changes, whereas very infrequent refitting can allow outdated parameters to dominate changing volatility regimes.</w:t>
+      </w:r>
+    </w:p>
+    <w:p>
+      <w:pPr>
+        <w:pStyle w:val="BodyText2"/>
+      </w:pPr>
+      <w:r>
+        <w:t>At refit date tau, the process can be summarised as: estimate the baseline family on observations strictly before tau; derive fitted conditional variances; estimate the ESG augmentation on the same training information; standardise ESG using training-window moments; generate daily forecasts until the next refit; then recompute all parameters and standardisation moments at the next refit. The sequence therefore prevents future observations from influencing earlier forecasts.</w:t>
+      </w:r>
+    </w:p>
+    <w:p>
+      <w:pPr>
+        <w:pStyle w:val="Heading4"/>
+      </w:pPr>
+      <w:r>
+        <w:t>6.3.8 Numerical convergence, failure handling, and auditability</w:t>
+      </w:r>
+    </w:p>
+    <w:p>
+      <w:pPr>
+        <w:pStyle w:val="BodyText2"/>
+      </w:pPr>
+      <w:r>
+        <w:t>Numerical convergence is treated as part of the empirical methodology rather than hidden inside the results. For conventional GARCH and GJR-GARCH, a non-zero convergence flag triggers a fit failure and the corresponding forecast is not manufactured. For EGARCH, the multi-start procedure attempts several initial parameter configurations. Candidate solutions are retained only when the optimisation converges, the likelihood is finite, and the parameters satisfy the predefined admissibility checks. The candidat</w:t>
+      </w:r>
+      <w:r>
+        <w:t>e with the highest finite log-likelihood is selected.</w:t>
+      </w:r>
+    </w:p>
+    <w:p>
+      <w:pPr>
+        <w:pStyle w:val="BodyText2"/>
+      </w:pPr>
+      <w:r>
+        <w:t>The final rebuild identified isolated fit failures rather than silently replacing them. Eighty-eight EGARCH failures were recovered through the multi-start correction, while ten GARCH/GJR failures remained represented as missing forecasts. These observations were not imputed, and affected firms were not removed from the broader forecasting panel merely because an isolated date-family combination failed. This preserves the distinction between model availability and firm-level sample eligibility.</w:t>
+      </w:r>
+    </w:p>
+    <w:p>
+      <w:pPr>
+        <w:pStyle w:val="BodyText2"/>
+      </w:pPr>
+      <w:r>
+        <w:t>The code separates intermediate block outputs, progress information, error logs and the final merged forecast file. Each ticker is processed independently, allowing failed fits or interruptions to be identified at ticker-date-family level. The final forecast file is sorted by ticker, date and model and duplicate ticker-date-model observations are removed at merge time. This makes the empirical output traceable rather than dependent on an opaque single execution.</w:t>
+      </w:r>
+    </w:p>
+    <w:p>
+      <w:pPr>
+        <w:pStyle w:val="Heading4"/>
+      </w:pPr>
+      <w:r>
+        <w:t>6.3.9 Forecast evaluation and the meaning of the comparison</w:t>
+      </w:r>
+    </w:p>
+    <w:p>
+      <w:pPr>
+        <w:pStyle w:val="BodyText2"/>
+      </w:pPr>
+      <w:r>
+        <w:t>The forecast target is the next-day realised variance proxy r_(t+1)^2, with returns expressed in percentage units. The primary loss is the squared variance forecast error, L_t = (r_(t+1)^2 - h_hat_(t+1))^2. Because the target and forecast are on the same variance scale, this loss permits direct pairwise comparison across all 15 specifications. Volatility-scale MAE and RMSE are complementary measures after taking the square root of the model variance forecast.</w:t>
+      </w:r>
+    </w:p>
+    <w:p>
+      <w:pPr>
+        <w:pStyle w:val="BodyText2"/>
+      </w:pPr>
+      <w:r>
+        <w:t>The Diebold-Mariano procedure compares matched forecast-error losses between models. Encompassing regressions provide a different test: they ask whether the ESG forecast contains information that remains useful after conditioning on the corresponding conventional forecast. This distinction is central. An ESG model can have a higher standalone loss and still contain incremental information relative to a benchmark; conversely, a lower average loss does not by itself establish statistical significance or an ES</w:t>
+      </w:r>
+      <w:r>
+        <w:t>G-specific economic mechanism.</w:t>
+      </w:r>
+    </w:p>
+    <w:p>
+      <w:pPr>
+        <w:pStyle w:val="BodyText2"/>
+      </w:pPr>
+      <w:r>
+        <w:t>The Model Confidence Set is used as an additional joint comparison of predictive performance. Together, variance-loss measures, Diebold-Mariano tests, encompassing regressions and MCS analysis separate three concepts that should not be conflated: point-estimate forecast accuracy, statistically significant predictive differences, and incremental information conditional on a conventional benchmark.</w:t>
+      </w:r>
+    </w:p>
+    <w:p>
+      <w:pPr>
+        <w:pStyle w:val="Heading4"/>
+      </w:pPr>
+      <w:r>
+        <w:t>6.3.10 Linking volatility forecasts to Black-76 option valuation</w:t>
+      </w:r>
+    </w:p>
+    <w:p>
+      <w:pPr>
+        <w:pStyle w:val="BodyText2"/>
+      </w:pPr>
+      <w:r>
+        <w:t>Once the one-day-ahead volatility forecasts are generated, they are carried into the option stage without re-estimating the forecasting models on option information. For a European call under Black-76, C = exp(-rT)[F N(d1) - K N(d2)], while P = exp(-rT)[K N(-d2) - F N(-d1)], with d1 = [ln(F/K) + 0.5 sigma^2 T] / (sigma sqrt(T)) and d2 = d1 - sigma sqrt(T). Here F is the observed LSEG forward price, K is strike, r is the risk-free proxy, T is time to maturity and sigma is the annualised forecast volatility.</w:t>
+      </w:r>
+    </w:p>
+    <w:p>
+      <w:pPr>
+        <w:pStyle w:val="BodyText2"/>
+      </w:pPr>
+      <w:r>
+        <w:t>The observed call and put are paired at the same firm-date-expiry-strike level to construct the straddle. Forecast volatility therefore enters the theoretical option value through sigma, while market-implied volatility remains an observed market quantity. The empirical comparison is consequently between a physical-measure forecast generated from historical returns and ESG information and the volatility expectation embedded in the option market.</w:t>
+      </w:r>
+    </w:p>
+    <w:p>
+      <w:pPr>
+        <w:pStyle w:val="BodyText2"/>
+      </w:pPr>
+      <w:r>
+        <w:t>The resulting difference is deliberately called the forecast-implied volatility gap rather than a formal variance risk premium. The option input is observed at a single maturity and strike, while the forecast is a conditional physical-measure expectation. The distinction prevents the empirical pricing deviation from being interpreted as a complete identification of the theoretical risk-neutral variance premium.</w:t>
+      </w:r>
+    </w:p>
+    <w:p>
+      <w:pPr>
+        <w:pStyle w:val="Heading4"/>
+      </w:pPr>
+      <w:r>
+        <w:t>6.3.11 Trading signal and interpretation of the volatility gap</w:t>
+      </w:r>
+    </w:p>
+    <w:p>
+      <w:pPr>
+        <w:pStyle w:val="BodyText2"/>
+      </w:pPr>
+      <w:r>
+        <w:t>For each model, the trading signal begins with Gap_t = IV_t - sigma_hat_t. The gap is standardised using a rolling 252-observation standard deviation based only on information available before the trading date: Z_t = Gap_t / SD_252(Gap). A positive Z-score means that market-implied volatility is high relative to the model forecast and generates a short-volatility signal. A negative Z-score means that implied volatility is low relative to the forecast and generates a long-volatility signal. The baseline entr</w:t>
+      </w:r>
+      <w:r>
+        <w:t>y rule is |Z| &gt;= 1.5, with |Z| &gt;= 1.0 and |Z| &gt;= 2.0 used for threshold robustness.</w:t>
+      </w:r>
+    </w:p>
+    <w:p>
+      <w:pPr>
+        <w:pStyle w:val="BodyText2"/>
+      </w:pPr>
+      <w:r>
+        <w:t>This sign convention is economically intuitive: when implied volatility exceeds the model forecast, the strategy takes the short-volatility side; when implied volatility is below the forecast, it takes the long-volatility side. The signal is model-specific, so replacing the baseline forecast with an ESG-augmented forecast changes both the level of the gap and the standardisation history used to construct Z.</w:t>
+      </w:r>
+    </w:p>
+    <w:p>
+      <w:pPr>
+        <w:pStyle w:val="Heading4"/>
+      </w:pPr>
+      <w:r>
+        <w:t>6.3.12 Delta and vega hedging mechanics</w:t>
+      </w:r>
+    </w:p>
+    <w:p>
+      <w:pPr>
+        <w:pStyle w:val="BodyText2"/>
+      </w:pPr>
+      <w:r>
+        <w:t>The trading implementation separates two risk-neutralisation objectives. Delta hedging controls first-order exposure to movements in the underlying equity, whereas vega hedging controls first-order exposure to changes in implied volatility. They are therefore not substitutes. If the target straddle has vega V1 and the longer-maturity hedge straddle has vega V2, the hedge ratio is h = V1 / V2 and the hedge is taken in the opposite direction. The combined position then has approximately zero net vega at entry</w:t>
+      </w:r>
+      <w:r>
+        <w:t>: V_net = V1 - h V2 approximately equals zero.</w:t>
+      </w:r>
+    </w:p>
+    <w:p>
+      <w:pPr>
+        <w:pStyle w:val="BodyText2"/>
+      </w:pPr>
+      <w:r>
+        <w:t>The underlying delta is separately neutralised using the observed contract deltas. The vega hedge is selected from observable longer-maturity ATM straddles on the same underlying and date. The algorithm chooses the nearest admissible expiry strictly beyond the target straddle within the predefined 15-to-180-day window and selects the strike closest to the corresponding forward price. No interpolation or synthetic option series is introduced.</w:t>
+      </w:r>
+    </w:p>
+    <w:p>
+      <w:pPr>
+        <w:pStyle w:val="BodyText2"/>
+      </w:pPr>
+      <w:r>
+        <w:t>If a required observed delta is missing at a hedge date, the corresponding horizon-level trade is excluded rather than imputed. This preserves the principle that every realised P&amp;L observation is generated from an actually observed contract and an explicitly recorded hedge. The final baseline backtest contains 555,659 completed trades across 278 firms and three holding horizons.</w:t>
+      </w:r>
+    </w:p>
+    <w:p>
+      <w:pPr>
+        <w:pStyle w:val="Heading4"/>
+      </w:pPr>
+      <w:r>
+        <w:t>6.3.13 Why the model architecture matters for the thesis contribution</w:t>
+      </w:r>
+    </w:p>
+    <w:p>
+      <w:pPr>
+        <w:pStyle w:val="BodyText2"/>
+      </w:pPr>
+      <w:r>
+        <w:t>The implemented architecture implies a deliberately limited causal interpretation. The conventional GARCH-family component captures information already contained in return dynamics. The ESG augmentation adds a slow-moving non-financial information set to the fitted conditional-variance state. If an ESG model changes the out-of-sample forecast, the empirical result shows that ESG information changes the model-based conditional expectation of variance; it does not establish that ESG is the structural cause of</w:t>
+      </w:r>
+      <w:r>
+        <w:t xml:space="preserve"> the future return shock.</w:t>
+      </w:r>
+    </w:p>
+    <w:p>
+      <w:pPr>
+        <w:pStyle w:val="BodyText2"/>
+      </w:pPr>
+      <w:r>
+        <w:t>Similarly, if the forecast-implied volatility gap changes, the result does not isolate whether the option market is inefficient, whether the ESG forecast captures a different physical-measure expectation, or whether other option-pricing forces are responsible. This is why the thesis does not interpret the gap as a complete arbitrage measure or as a formal decomposition of the theoretical variance risk premium.</w:t>
+      </w:r>
+    </w:p>
+    <w:p>
+      <w:pPr>
+        <w:pStyle w:val="BodyText2"/>
+      </w:pPr>
+      <w:r>
+        <w:t>The empirical sequencing is therefore deliberate. Forecast evaluation comes first because a trading signal based on an unvalidated forecast would conflate statistical model error with option-market mispricing. The option stage comes second and tests whether different forecasts imply materially different Black-76 values and volatility gaps. The trading stage comes last and asks whether those differences survive exact-contract implementation, delta neutralisation, longer-maturity vega hedging and fixed holdin</w:t>
+      </w:r>
+      <w:r>
+        <w:t>g periods.</w:t>
+      </w:r>
+    </w:p>
+    <w:p>
+      <w:pPr>
+        <w:pStyle w:val="BodyText2"/>
+      </w:pPr>
+      <w:r>
+        <w:t>In summary, the 15 specifications should be understood as three volatility dynamics crossed with five information configurations: conventional GARCH, GJR-GARCH and EGARCH; composite ESG augmentation; and three pillar-specific ESG augmentations. The conventional alpha, beta and gamma parameters retain their standard GARCH-family meanings. The ESG coefficients are separate exogenous-information loadings estimated on the fitted log-variance process. This distinction is the key methodological clarification requ</w:t>
+      </w:r>
+      <w:r>
+        <w:t>ired for interpreting and reproducing the final empirical engine.</w:t>
       </w:r>
     </w:p>
     <w:p>
@@ -6058,14 +6967,14 @@
           <w:lang w:val="en-GB"/>
         </w:rPr>
       </w:pPr>
-      <w:bookmarkStart w:id="46" w:name="_Toc240808282"/>
+      <w:bookmarkStart w:id="49" w:name="_Toc241347590"/>
       <w:r>
         <w:rPr>
           <w:lang w:val="en-GB"/>
         </w:rPr>
         <w:t>6.4 Option Pricing and Forecast-Implied Volatility Gap</w:t>
       </w:r>
-      <w:bookmarkEnd w:id="46"/>
+      <w:bookmarkEnd w:id="49"/>
     </w:p>
     <w:p>
       <w:pPr>
@@ -6104,11 +7013,7 @@
         <w:jc w:val="both"/>
       </w:pPr>
       <w:r>
-        <w:t xml:space="preserve">No separate cross-sectional ESG-quintile decomposition, Bekaert-Hoerova variance-of-variance decomposition, institutional-ownership demand-pressure decomposition, or option-skew test is used in the final empirical design. These mechanisms are outside the implemented dataset and are therefore not </w:t>
-      </w:r>
-      <w:r>
-        <w:lastRenderedPageBreak/>
-        <w:t>presented as completed empirical results. The thesis instead identifies the contribution of ESG-adjusted forecasts through out-of-sample forecast evaluation, matched Black-76 pricing diagnostics, the implied-volatility minus forecast-volatility gap, and the subsequent hedged trading exercise.</w:t>
+        <w:t>No separate cross-sectional ESG-quintile decomposition, Bekaert-Hoerova variance-of-variance decomposition, institutional-ownership demand-pressure decomposition, or option-skew test is used in the final empirical design. These mechanisms are outside the implemented dataset and are therefore not presented as completed empirical results. The thesis instead identifies the contribution of ESG-adjusted forecasts through out-of-sample forecast evaluation, matched Black-76 pricing diagnostics, the implied-volatility minus forecast-volatility gap, and the subsequent hedged trading exercise.</w:t>
       </w:r>
     </w:p>
     <w:p>
@@ -6124,79 +7029,14 @@
           <w:lang w:val="en-GB"/>
         </w:rPr>
       </w:pPr>
-      <w:bookmarkStart w:id="47" w:name="_Toc1471716771"/>
-      <w:bookmarkStart w:id="48" w:name="BM_6_5_Trading_Strategy_37"/>
-      <w:bookmarkStart w:id="49" w:name="_Toc240808283"/>
+      <w:bookmarkStart w:id="50" w:name="_Toc1471716771"/>
+      <w:bookmarkStart w:id="51" w:name="BM_6_5_Trading_Strategy_37"/>
+      <w:bookmarkStart w:id="52" w:name="_Toc241347591"/>
       <w:r>
         <w:rPr>
           <w:lang w:val="en-GB"/>
         </w:rPr>
         <w:t>6.5 Trading Strategy</w:t>
-      </w:r>
-      <w:bookmarkEnd w:id="47"/>
-      <w:bookmarkEnd w:id="48"/>
-      <w:bookmarkEnd w:id="49"/>
-    </w:p>
-    <w:p>
-      <w:pPr>
-        <w:spacing w:after="160"/>
-        <w:jc w:val="both"/>
-      </w:pPr>
-      <w:r>
-        <w:t>The trading component is designed as an out-of-sample test of the economic information contained in the volatility gap. The primary signal is defined consistently as implied volatility minus the model-specific OOS forecast volatility. The signal is standardised using only information available before the trading date: the rolling standard deviation of the gap over the preceding 252 observations, subject to the minimum-history requirement. A positive Z-score therefore indicates that implied volatility is high relative to the model forecast and generates a short-volatility signal; a negative Z-score indicates that implied volatility is low relative to the forecast and generates a long-volatility signal. The baseline entry threshold is |Z| &gt;= 1.5, with fixed holding horizons of 5, 10 and 20 trading days.</w:t>
-      </w:r>
-    </w:p>
-    <w:p>
-      <w:pPr>
-        <w:spacing w:after="80"/>
-        <w:jc w:val="both"/>
-      </w:pPr>
-      <w:r>
-        <w:t>At entry, the strategy uses the actual observed call and put contracts selected by the option-screening procedure rather than a synthetic daily series. The entry premium follows the conservative executable-price convention, buying at the ask and selling at the bid. The same option contracts are tracked through the holding period, subject to valid subsequent quotes; no interpolation or synthetic replacement is introduced. The underlying equity hedge is delta-neutralised using the observed contract deltas at the relevant hedge dates. The final implementation therefore combines an option-level delta hedge with a separate longer-maturity vega hedge, rather than treating vega hedging as a substitute for delta hedging.</w:t>
-      </w:r>
-    </w:p>
-    <w:p>
-      <w:pPr>
-        <w:spacing w:after="160"/>
-        <w:jc w:val="both"/>
-      </w:pPr>
-      <w:r>
-        <w:t>Vega hedging is implemented with an observable second, longer-maturity ATM straddle on the same underlying and date. If the target straddle has vega V1 and the hedge straddle has vega V2, the hedge ratio is h = V1/V2 and the hedge position is taken in the opposite direction. The resulting portfolio is approximately vega-neutral at entry while retaining the relative-volatility signal. The implemented backtest reports realised P&amp;L, active days, volatility, drawdown and Sharpe-type measures. It does not claim a separate transaction-cost-adjusted P&amp;L or turnover series because those quantities are not contained in the final backtest output. All entry, hedge and exit decisions use only information available at the corresponding trading date.</w:t>
-      </w:r>
-    </w:p>
-    <w:p>
-      <w:pPr>
-        <w:jc w:val="both"/>
-      </w:pPr>
-      <w:r>
-        <w:t xml:space="preserve">The vega-hedging procedure uses the full set of liquid call-put combinations available on each firm-date within a 15-180-day maturity window. The algorithm selects the nearest admissible expiry strictly longer than the target straddle and the strike closest to the corresponding forward price. No interpolation or synthetic option construction is introduced. Missing observed option deltas are treated as unavailable hedge information rather than imputed; horizon-level trades are excluded when a required delta </w:t>
-      </w:r>
-      <w:r>
-        <w:lastRenderedPageBreak/>
-        <w:t>observation is missing. The final implementation generated 555,659 valid ticker-model-horizon trades across 278 firms and the 15 volatility specifications, comprising 265,610 five-day, 220,285 ten-day and 69,764 twenty-day observations.</w:t>
-      </w:r>
-    </w:p>
-    <w:p>
-      <w:pPr>
-        <w:spacing w:after="80"/>
-      </w:pPr>
-    </w:p>
-    <w:p>
-      <w:pPr>
-        <w:pStyle w:val="Heading3"/>
-        <w:spacing w:before="120" w:after="60"/>
-        <w:rPr>
-          <w:lang w:val="en-GB"/>
-        </w:rPr>
-      </w:pPr>
-      <w:bookmarkStart w:id="50" w:name="_Toc1936957439"/>
-      <w:bookmarkStart w:id="51" w:name="BM_6_6_Performance_Evaluation_38"/>
-      <w:bookmarkStart w:id="52" w:name="_Toc240808284"/>
-      <w:r>
-        <w:rPr>
-          <w:lang w:val="en-GB"/>
-        </w:rPr>
-        <w:t>6.6 Performance Evaluation</w:t>
       </w:r>
       <w:bookmarkEnd w:id="50"/>
       <w:bookmarkEnd w:id="51"/>
@@ -6204,27 +7044,37 @@
     </w:p>
     <w:p>
       <w:pPr>
-        <w:jc w:val="both"/>
-      </w:pPr>
-      <w:r>
-        <w:t>Performance evaluation is conducted consistently across model, horizon and signal direction. The methodology does not include a separate cross-sectional ESG-quintile decomposition or market-regime decomposition.</w:t>
-      </w:r>
-    </w:p>
-    <w:p>
-      <w:pPr>
-        <w:jc w:val="both"/>
-      </w:pPr>
-      <w:r>
-        <w:t>The analysis preserves the distinction between long- and short-volatility signals and reports their realised outcomes separately. Differences across directions are interpreted descriptively rather than as a model ranking.</w:t>
-      </w:r>
-    </w:p>
-    <w:p>
-      <w:pPr>
         <w:spacing w:after="160"/>
         <w:jc w:val="both"/>
       </w:pPr>
       <w:r>
-        <w:t>Strategy performance is evaluated from realised daily P&amp;L generated by the exact option contracts and associated delta and vega hedges. Overlapping trades are aggregated by exit date. For each model and horizon, the analysis reports active trading days, mean daily P&amp;L, annualised P&amp;L, annualised P&amp;L volatility, cumulative P&amp;L, maximum drawdown and a Sharpe-type ratio. A fixed USD 1,000,000 reference capital is used only to express P&amp;L on a common scale; it is not a margin requirement. Paired ESG-versus-benchmark comparisons are conducted at the firm-date-horizon-direction level for the three signal thresholds, with 72 matched comparison cells at the baseline |Z| &gt;= 1.5 threshold and 216 paired comparison cells across all three thresholds. Holm adjustment is applied across the relevant multiple-testing exercises. Annualised P&amp;L is scaled using the number of trading days in the sample; annualised volatility is the standard deviation of daily strategy P&amp;L multiplied by the square root of 252. The Sharpe-type ratio is defined as annualised mean P&amp;L divided by annualised P&amp;L volatility, without a separate risk-free-rate adjustment. The Sortino-type ratio reported in the risk diagnostics uses annualised mean P&amp;L relative to annualised downside deviation. These conventions are applied consistently across models and horizons.</w:t>
+        <w:t>The trading component is designed as an out-of-sample test of the economic information contained in the volatility gap. The primary signal is defined consistently as implied volatility minus the model-specific OOS forecast volatility. The signal is standardised using only information available before the trading date: the rolling standard deviation of the gap over the preceding 252 observations, subject to the minimum-history requirement. A positive Z-score therefore indicates that implied volatility is high relative to the model forecast and generates a short-volatility signal; a negative Z-score indicates that implied volatility is low relative to the forecast and generates a long-volatility signal. The baseline entry threshold is |Z| &gt;= 1.5, with fixed holding horizons of 5, 10 and 20 trading days.</w:t>
+      </w:r>
+    </w:p>
+    <w:p>
+      <w:pPr>
+        <w:spacing w:after="80"/>
+        <w:jc w:val="both"/>
+      </w:pPr>
+      <w:r>
+        <w:t>At entry, the strategy uses the actual observed call and put contracts selected by the option-screening procedure rather than a synthetic daily series. The entry premium follows the conservative executable-price convention, buying at the ask and selling at the bid. The same option contracts are tracked through the holding period, subject to valid subsequent quotes; no interpolation or synthetic replacement is introduced. The underlying equity hedge is delta-neutralised using the observed contract deltas at the relevant hedge dates. The final implementation therefore combines an option-level delta hedge with a separate longer-maturity vega hedge, rather than treating vega hedging as a substitute for delta hedging.</w:t>
+      </w:r>
+    </w:p>
+    <w:p>
+      <w:pPr>
+        <w:spacing w:after="160"/>
+        <w:jc w:val="both"/>
+      </w:pPr>
+      <w:r>
+        <w:t>Vega hedging is implemented with an observable second, longer-maturity ATM straddle on the same underlying and date. If the target straddle has vega V1 and the hedge straddle has vega V2, the hedge ratio is h = V1/V2 and the hedge position is taken in the opposite direction. The resulting portfolio is approximately vega-neutral at entry while retaining the relative-volatility signal. The implemented backtest reports realised P&amp;L, active days, volatility, drawdown and Sharpe-type measures. It does not claim a separate transaction-cost-adjusted P&amp;L or turnover series because those quantities are not contained in the final backtest output. All entry, hedge and exit decisions use only information available at the corresponding trading date.</w:t>
+      </w:r>
+    </w:p>
+    <w:p>
+      <w:pPr>
+        <w:jc w:val="both"/>
+      </w:pPr>
+      <w:r>
+        <w:t>The vega-hedging procedure uses the full set of liquid call-put combinations available on each firm-date within a 15-180-day maturity window. The algorithm selects the nearest admissible expiry strictly longer than the target straddle and the strike closest to the corresponding forward price. No interpolation or synthetic option construction is introduced. Missing observed option deltas are treated as unavailable hedge information rather than imputed; horizon-level trades are excluded when a required delta observation is missing. The final implementation generated 555,659 valid ticker-model-horizon trades across 278 firms and the 15 volatility specifications, comprising 265,610 five-day, 220,285 ten-day and 69,764 twenty-day observations.</w:t>
       </w:r>
     </w:p>
     <w:p>
@@ -6240,14 +7090,14 @@
           <w:lang w:val="en-GB"/>
         </w:rPr>
       </w:pPr>
-      <w:bookmarkStart w:id="53" w:name="_Toc1631356835"/>
-      <w:bookmarkStart w:id="54" w:name="BM_6_7_Robustness_39"/>
-      <w:bookmarkStart w:id="55" w:name="_Toc240808285"/>
+      <w:bookmarkStart w:id="53" w:name="_Toc1936957439"/>
+      <w:bookmarkStart w:id="54" w:name="BM_6_6_Performance_Evaluation_38"/>
+      <w:bookmarkStart w:id="55" w:name="_Toc241347592"/>
       <w:r>
         <w:rPr>
           <w:lang w:val="en-GB"/>
         </w:rPr>
-        <w:t>6.7 Robustness</w:t>
+        <w:t>6.6 Performance Evaluation</w:t>
       </w:r>
       <w:bookmarkEnd w:id="53"/>
       <w:bookmarkEnd w:id="54"/>
@@ -6255,15 +7105,27 @@
     </w:p>
     <w:p>
       <w:pPr>
+        <w:jc w:val="both"/>
+      </w:pPr>
+      <w:r>
+        <w:t>Performance evaluation is conducted consistently across model, horizon and signal direction. The methodology does not include a separate cross-sectional ESG-quintile decomposition or market-regime decomposition.</w:t>
+      </w:r>
+    </w:p>
+    <w:p>
+      <w:pPr>
+        <w:jc w:val="both"/>
+      </w:pPr>
+      <w:r>
+        <w:t>The analysis preserves the distinction between long- and short-volatility signals and reports their realised outcomes separately. Differences across directions are interpreted descriptively rather than as a model ranking.</w:t>
+      </w:r>
+    </w:p>
+    <w:p>
+      <w:pPr>
         <w:spacing w:after="160"/>
         <w:jc w:val="both"/>
       </w:pPr>
       <w:r>
-        <w:t xml:space="preserve">Robustness is organised around the completed numerical and econometric audit. The EGARCH implementation uses multi-start estimation and parameter-admissibility restrictions; isolated non-convergent GARCH/GJR fits are retained as missing forecasts rather than imputed or used to remove otherwise valid firms. The upper log-variance bound is fixed at +5, while the lower bound is fixed at -10 in the final panel. Wider upper clipping pilots produced unstable forecast distributions and are not </w:t>
-      </w:r>
-      <w:r>
-        <w:lastRenderedPageBreak/>
-        <w:t>used for the main results. Forecast conclusions are assessed through variance-loss measures, formal predictive-comparison tests, encompassing regressions and Model Confidence Set analysis. The trading analysis additionally repeats the complete signal and vega-hedged backtest at |Z| &gt;= 1.0 and |Z| &gt;= 2.0, changing only entry selectivity while keeping the pricing, contract-selection, delta-hedging, vega-hedging and holding-period rules unchanged. The resulting trade counts are 905,011, 555,659 and 278,864 respectively.</w:t>
+        <w:t>Strategy performance is evaluated from realised daily P&amp;L generated by the exact option contracts and associated delta and vega hedges. Overlapping trades are aggregated by exit date. For each model and horizon, the analysis reports active trading days, mean daily P&amp;L, annualised P&amp;L, annualised P&amp;L volatility, cumulative P&amp;L, maximum drawdown and a Sharpe-type ratio. A fixed USD 1,000,000 reference capital is used only to express P&amp;L on a common scale; it is not a margin requirement. Paired ESG-versus-benchmark comparisons are conducted at the firm-date-horizon-direction level for the three signal thresholds, with 72 matched comparison cells at the baseline |Z| &gt;= 1.5 threshold and 216 paired comparison cells across all three thresholds. Holm adjustment is applied across the relevant multiple-testing exercises. Annualised P&amp;L is scaled using the number of trading days in the sample; annualised volatility is the standard deviation of daily strategy P&amp;L multiplied by the square root of 252. The Sharpe-type ratio is defined as annualised mean P&amp;L divided by annualised P&amp;L volatility, without a separate risk-free-rate adjustment. The Sortino-type ratio reported in the risk diagnostics uses annualised mean P&amp;L relative to annualised downside deviation. These conventions are applied consistently across models and horizons.</w:t>
       </w:r>
     </w:p>
     <w:p>
@@ -6272,35 +7134,69 @@
       </w:pPr>
     </w:p>
     <w:p>
-      <w:r>
-        <w:br/>
-      </w:r>
-      <w:r>
-        <w:br w:type="page"/>
-      </w:r>
-    </w:p>
-    <w:p>
-      <w:pPr>
-        <w:pStyle w:val="Heading1"/>
-        <w:spacing w:before="240" w:after="120"/>
+      <w:pPr>
+        <w:pStyle w:val="Heading3"/>
+        <w:spacing w:before="120" w:after="60"/>
         <w:rPr>
           <w:lang w:val="en-GB"/>
         </w:rPr>
       </w:pPr>
-      <w:bookmarkStart w:id="56" w:name="_Toc205644972"/>
-      <w:bookmarkStart w:id="57" w:name="VII_DATA_RESULTS_AND_ANALYSIS_40"/>
-      <w:bookmarkStart w:id="58" w:name="_Toc240808286"/>
-      <w:r>
-        <w:rPr>
-          <w:szCs w:val="22"/>
+      <w:bookmarkStart w:id="56" w:name="_Toc1631356835"/>
+      <w:bookmarkStart w:id="57" w:name="BM_6_7_Robustness_39"/>
+      <w:bookmarkStart w:id="58" w:name="_Toc241347593"/>
+      <w:r>
+        <w:rPr>
           <w:lang w:val="en-GB"/>
         </w:rPr>
-        <w:lastRenderedPageBreak/>
-        <w:t>VII. DATA, RESULTS, AND ANALYSIS</w:t>
+        <w:t>6.7 Robustness</w:t>
       </w:r>
       <w:bookmarkEnd w:id="56"/>
       <w:bookmarkEnd w:id="57"/>
       <w:bookmarkEnd w:id="58"/>
+    </w:p>
+    <w:p>
+      <w:pPr>
+        <w:spacing w:after="160"/>
+        <w:jc w:val="both"/>
+      </w:pPr>
+      <w:r>
+        <w:t>Robustness is organised around the completed numerical and econometric audit. The EGARCH implementation uses multi-start estimation and parameter-admissibility restrictions; isolated non-convergent GARCH/GJR fits are retained as missing forecasts rather than imputed or used to remove otherwise valid firms. The upper log-variance bound is fixed at +5, while the lower bound is fixed at -10 in the final panel. Wider upper clipping pilots produced unstable forecast distributions and are not used for the main results. Forecast conclusions are assessed through variance-loss measures, formal predictive-comparison tests, encompassing regressions and Model Confidence Set analysis. The trading analysis additionally repeats the complete signal and vega-hedged backtest at |Z| &gt;= 1.0 and |Z| &gt;= 2.0, changing only entry selectivity while keeping the pricing, contract-selection, delta-hedging, vega-hedging and holding-period rules unchanged. The resulting trade counts are 905,011, 555,659 and 278,864 respectively.</w:t>
+      </w:r>
+    </w:p>
+    <w:p>
+      <w:pPr>
+        <w:spacing w:after="80"/>
+      </w:pPr>
+    </w:p>
+    <w:p>
+      <w:r>
+        <w:br/>
+      </w:r>
+      <w:r>
+        <w:br w:type="page"/>
+      </w:r>
+    </w:p>
+    <w:p>
+      <w:pPr>
+        <w:pStyle w:val="Heading1"/>
+        <w:spacing w:before="240" w:after="120"/>
+        <w:rPr>
+          <w:lang w:val="en-GB"/>
+        </w:rPr>
+      </w:pPr>
+      <w:bookmarkStart w:id="59" w:name="_Toc205644972"/>
+      <w:bookmarkStart w:id="60" w:name="VII_DATA_RESULTS_AND_ANALYSIS_40"/>
+      <w:bookmarkStart w:id="61" w:name="_Toc241347594"/>
+      <w:r>
+        <w:rPr>
+          <w:szCs w:val="22"/>
+          <w:lang w:val="en-GB"/>
+        </w:rPr>
+        <w:t>VII. DATA, RESULTS, AND ANALYSIS</w:t>
+      </w:r>
+      <w:bookmarkEnd w:id="59"/>
+      <w:bookmarkEnd w:id="60"/>
+      <w:bookmarkEnd w:id="61"/>
     </w:p>
     <w:p>
       <w:pPr>
@@ -6343,6 +7239,7 @@
                 <w:lang w:val="en-GB"/>
               </w:rPr>
             </w:pPr>
+            <w:bookmarkStart w:id="62" w:name="_Toc241347595"/>
             <w:r>
               <w:rPr>
                 <w:bCs w:val="0"/>
@@ -6350,6 +7247,7 @@
               </w:rPr>
               <w:t>Model</w:t>
             </w:r>
+            <w:bookmarkEnd w:id="62"/>
           </w:p>
         </w:tc>
         <w:tc>
@@ -7469,11 +8367,7 @@
         <w:pStyle w:val="BodyText2"/>
       </w:pPr>
       <w:r>
-        <w:t xml:space="preserve">The final empirical sample is constructed in three stages. The forecasting panel contains 344 usable firms from the 345-firm candidate universe; EVHC is excluded because its return history does not reach the 252-observation minimum. The integrated option panel contains 342 firms after EA and SCG are removed because no usable ticker-date correspondence remains under the strict common-date and canonical option filters. The option-pricing sample contains 336 firms, and the realised trading sample </w:t>
-      </w:r>
-      <w:r>
-        <w:lastRenderedPageBreak/>
-        <w:t>contains 278 firms with at least one completed baseline trade. The original audit identified 98 isolated FIT_FAIL events; 88 EGARCH failures were recovered by the multi-start correction, while 10 GARCH/GJR failures remain represented as missing forecasts. No forecasts are imputed and no excluded firm is reintroduced at a later stage.</w:t>
+        <w:t>The final empirical sample is constructed in three stages. The forecasting panel contains 344 usable firms from the 345-firm candidate universe; EVHC is excluded because its return history does not reach the 252-observation minimum. The integrated option panel contains 342 firms after EA and SCG are removed because no usable ticker-date correspondence remains under the strict common-date and canonical option filters. The option-pricing sample contains 336 firms, and the realised trading sample contains 278 firms with at least one completed baseline trade. The original audit identified 98 isolated FIT_FAIL events; 88 EGARCH failures were recovered by the multi-start correction, while 10 GARCH/GJR failures remain represented as missing forecasts. No forecasts are imputed and no excluded firm is reintroduced at a later stage.</w:t>
       </w:r>
     </w:p>
     <w:p>
@@ -7501,7 +8395,7 @@
         <w:rPr>
           <w:b/>
         </w:rPr>
-        <w:t>Table 4. Benchmark trading performance by horizon</w:t>
+        <w:t>Table 3. Benchmark trading performance by horizon</w:t>
       </w:r>
     </w:p>
     <w:tbl>
@@ -7617,13 +8511,11 @@
             <w:pPr>
               <w:pStyle w:val="ListParagraph"/>
               <w:rPr>
-                <w:rFonts w:ascii="Times New Roman" w:eastAsia="Times New Roman" w:hAnsi="Times New Roman"/>
                 <w:lang w:val="en-GB"/>
               </w:rPr>
             </w:pPr>
             <w:r>
               <w:rPr>
-                <w:rFonts w:ascii="Times New Roman" w:eastAsia="Times New Roman" w:hAnsi="Times New Roman"/>
                 <w:lang w:val="en-GB"/>
               </w:rPr>
               <w:t>5</w:t>
@@ -8176,7 +9068,7 @@
         <w:rPr>
           <w:b/>
         </w:rPr>
-        <w:t>Table 3. Black-76 straddle pricing and mispricing summary</w:t>
+        <w:t>Table 4. Black-76 straddle pricing and mispricing summary</w:t>
       </w:r>
     </w:p>
     <w:tbl>
@@ -8404,7 +9296,6 @@
           </w:tcPr>
           <w:p>
             <w:r>
-              <w:lastRenderedPageBreak/>
               <w:t>ESG-EGARCH(E)</w:t>
             </w:r>
           </w:p>
@@ -9222,10 +10113,9 @@
           <w:sz w:val="32"/>
         </w:rPr>
       </w:pPr>
-      <w:bookmarkStart w:id="59" w:name="_Toc1535341967"/>
-      <w:bookmarkStart w:id="60" w:name="VIII_CONCLUSION_41"/>
-      <w:bookmarkStart w:id="61" w:name="_Toc240800527"/>
-      <w:bookmarkStart w:id="62" w:name="_Toc240808287"/>
+      <w:bookmarkStart w:id="63" w:name="_Toc1535341967"/>
+      <w:bookmarkStart w:id="64" w:name="VIII_CONCLUSION_41"/>
+      <w:bookmarkStart w:id="65" w:name="_Toc240800527"/>
       <w:r>
         <w:br w:type="page"/>
       </w:r>
@@ -9238,84 +10128,143 @@
           <w:lang w:val="en-GB"/>
         </w:rPr>
       </w:pPr>
+      <w:bookmarkStart w:id="66" w:name="_Toc241347596"/>
       <w:r>
         <w:rPr>
           <w:szCs w:val="22"/>
           <w:lang w:val="en-GB"/>
         </w:rPr>
-        <w:lastRenderedPageBreak/>
         <w:t>VIII. CONCLUSION</w:t>
-      </w:r>
-      <w:bookmarkEnd w:id="59"/>
-      <w:bookmarkEnd w:id="60"/>
-      <w:bookmarkEnd w:id="61"/>
-      <w:bookmarkEnd w:id="62"/>
-    </w:p>
-    <w:p>
-      <w:pPr>
-        <w:spacing w:after="160"/>
-        <w:jc w:val="both"/>
-      </w:pPr>
-      <w:r>
-        <w:t>The empirical evidence provides a deliberately qualified answer to the research question. ESG information does not uniformly improve out-of-sample volatility forecasting: conventional GARCH and GJR-GARCH remain strong benchmarks, and several ESG specifications have higher standalone forecast losses. At the same time, the encompassing results indicate incremental information in the ESG forecasts, while the EGARCH family shows a materially different forecast behaviour relative to its conventional benchmark. The appropriate conclusion is therefore not that ESG replaces conventional volatility models, but that ESG information can alter the information set used for volatility forecasting in ways that remain economically relevant to subsequent option analysis.</w:t>
-      </w:r>
-    </w:p>
-    <w:p>
-      <w:pPr>
-        <w:jc w:val="both"/>
-      </w:pPr>
-      <w:r>
-        <w:t>The option stage provides the second part of the answer. The implied-volatility minus forecast-volatility gap differs across model specifications and changes with the implied-volatility regime, while the Black-76 pricing exercise shows systematic differences in observed-versus-model straddle values. The trading implementation then tests whether these differences survive exact-contract selection, delta neutralisation and longer-maturity vega hedging. The baseline exercise contains 555,659 completed trades across 278 firms, with 265,610 five-day, 220,285 ten-day and 69,764 twenty-day observations. The threshold analysis expands or contracts the signal set without changing the hedging architecture, providing a direct check on the dependence of the realised results on signal selectivity.</w:t>
-      </w:r>
-    </w:p>
-    <w:p>
-      <w:pPr>
-        <w:jc w:val="both"/>
-      </w:pPr>
-      <w:r>
-        <w:t>Taken together, the evidence supports a cautious economic interpretation. ESG information can add incremental information to conventional volatility dynamics, but the results do not establish a universal ESG forecasting advantage or a systematic trading profit attributable to ESG alone. The economic results are conditional on the 2010-2019 common sample, the available OptionMetrics option coverage, the specified Black-76 approximation, the observable-contract vega hedge and the no-imputation treatment of missing hedge information. These design choices define the scope of the conclusions and provide the appropriate basis for future extensions rather than unresolved components of the present empirical analysis.</w:t>
-      </w:r>
-    </w:p>
-    <w:p>
-      <w:pPr>
-        <w:spacing w:after="80"/>
-        <w:jc w:val="both"/>
-      </w:pPr>
-    </w:p>
-    <w:p>
-      <w:pPr>
-        <w:pStyle w:val="BodyText2"/>
-        <w:spacing w:after="60"/>
-      </w:pPr>
-      <w:r>
-        <w:br/>
-      </w:r>
-      <w:r>
-        <w:br w:type="page"/>
-      </w:r>
-    </w:p>
-    <w:p>
-      <w:pPr>
-        <w:pStyle w:val="Heading1"/>
-        <w:spacing w:before="240" w:after="120"/>
-        <w:rPr>
-          <w:lang w:val="en-GB"/>
-        </w:rPr>
-      </w:pPr>
-      <w:bookmarkStart w:id="63" w:name="_Toc794257853"/>
-      <w:bookmarkStart w:id="64" w:name="IX_AI_USAGE_STATEMENT_AND_CRIT_42"/>
-      <w:bookmarkStart w:id="65" w:name="_Toc240808288"/>
-      <w:r>
-        <w:rPr>
-          <w:szCs w:val="22"/>
-          <w:lang w:val="en-GB"/>
-        </w:rPr>
-        <w:lastRenderedPageBreak/>
-        <w:t>IX. AI USAGE STATEMENT AND CRITICAL REFLECTION</w:t>
       </w:r>
       <w:bookmarkEnd w:id="63"/>
       <w:bookmarkEnd w:id="64"/>
       <w:bookmarkEnd w:id="65"/>
+      <w:bookmarkEnd w:id="66"/>
+    </w:p>
+    <w:p>
+      <w:pPr>
+        <w:spacing w:after="160"/>
+        <w:jc w:val="both"/>
+      </w:pPr>
+      <w:r>
+        <w:t>The empirical evidence provides a deliberately qualified answer to the research question. ESG information does not uniformly improve out-of-sample volatility forecasting: conventional GARCH and GJR-GARCH remain strong benchmarks, and several ESG specifications have higher standalone forecast losses. At the same time, the encompassing results indicate incremental information in the ESG forecasts, while the EGARCH family shows a materially different forecast behaviour relative to its conventional benchmark. The appropriate conclusion is therefore not that ESG replaces conventional volatility models, but that ESG information can alter the information set used for volatility forecasting in ways that remain economically relevant to subsequent option analysis.</w:t>
+      </w:r>
+    </w:p>
+    <w:p>
+      <w:pPr>
+        <w:jc w:val="both"/>
+      </w:pPr>
+      <w:r>
+        <w:t>The option stage provides the second part of the answer. The implied-volatility minus forecast-volatility gap differs across model specifications and changes with the implied-volatility regime, while the Black-76 pricing exercise shows systematic differences in observed-versus-model straddle values. The trading implementation then tests whether these differences survive exact-contract selection, delta neutralisation and longer-maturity vega hedging. The baseline exercise contains 555,659 completed trades across 278 firms, with 265,610 five-day, 220,285 ten-day and 69,764 twenty-day observations. The threshold analysis expands or contracts the signal set without changing the hedging architecture, providing a direct check on the dependence of the realised results on signal selectivity.</w:t>
+      </w:r>
+    </w:p>
+    <w:p>
+      <w:pPr>
+        <w:jc w:val="both"/>
+      </w:pPr>
+      <w:r>
+        <w:t>Taken together, the evidence supports a cautious economic interpretation. ESG information can add incremental information to conventional volatility dynamics, but the results do not establish a universal ESG forecasting advantage or a systematic trading profit attributable to ESG alone. The economic results are conditional on the 2010-2019 common sample, the available OptionMetrics option coverage, the specified Black-76 approximation, the observable-contract vega hedge and the no-imputation treatment of missing hedge information. These design choices define the scope of the conclusions and provide the appropriate basis for future extensions rather than unresolved components of the present empirical analysis.</w:t>
+      </w:r>
+    </w:p>
+    <w:p>
+      <w:pPr>
+        <w:pStyle w:val="Heading3"/>
+        <w:spacing w:after="60"/>
+      </w:pPr>
+      <w:bookmarkStart w:id="67" w:name="_Toc241347597"/>
+      <w:r>
+        <w:t>Recommendations</w:t>
+      </w:r>
+      <w:bookmarkEnd w:id="67"/>
+    </w:p>
+    <w:p>
+      <w:pPr>
+        <w:spacing w:after="160"/>
+        <w:jc w:val="both"/>
+      </w:pPr>
+      <w:r>
+        <w:t>For practitioners working with option-implied and model-based volatility, ESG information is best treated as a complementary conditioning input rather than as a replacement for established GARCH-family models: the encompassing-regression evidence supports incorporating ESG forecasts alongside a conventional benchmark, not substituting for one. Because the incremental contribution of ESG information is heterogeneous across model families - materially present for the EGARCH family but weaker for standalone GARCH/GJR-GARCH loss reduction - desks should evaluate ESG-augmented forecasts against the specific conventional model already in use rather than adopting a single ESG specification universally. Finally, because the reported trading performance is gross of transaction costs and does not include a turnover series (Section 6.5), any live implementation of a vega-hedged strategy based on the implied-volatility minus forecast-volatility gap should be assessed against a firm's own transaction-cost structure before deployment, rather than inferred directly from the reported gross P&amp;L figures.</w:t>
+      </w:r>
+    </w:p>
+    <w:p>
+      <w:pPr>
+        <w:pStyle w:val="Heading3"/>
+        <w:spacing w:after="60"/>
+      </w:pPr>
+      <w:bookmarkStart w:id="68" w:name="_Toc241347598"/>
+      <w:r>
+        <w:t>Limitations</w:t>
+      </w:r>
+      <w:bookmarkEnd w:id="68"/>
+    </w:p>
+    <w:p>
+      <w:pPr>
+        <w:spacing w:after="160"/>
+        <w:jc w:val="both"/>
+      </w:pPr>
+      <w:r>
+        <w:t>Several design choices bound the scope of these conclusions. The empirical evidence is conditional on the 2010-2019 common sample and the available OptionMetrics option coverage, so the results describe this observed period and should not be extrapolated without qualification to the post-2019 environment of expanded ESG disclosure and regulation. The option-pricing diagnostics rely on the Black-76 European-style approximation applied to equity options, together with a daily U.S. Treasury benchmark yield as the risk-free proxy rather than a maturity-matched short-term rate (Section 6.4); the resulting pricing gap is therefore interpreted as a model-based pricing deviation and not as a direct arbitrage measure. The realised trading results are gross of transaction costs, and no separate transaction-cost-adjusted P&amp;L or turnover series is reported (Section 6.5). Several analytical channels discussed in the literature review - a cross-sectional ESG-quintile decomposition, a Bekaert-Hoerova variance-of-variance decomposition, an institutional-ownership demand-pressure decomposition, and an option-skew test - fall outside the implemented dataset and are not directly tested in the final empirical design (Section 6.4), so the specific economic mechanism behind the documented ESG effect is not identified. Finally, horizon-level trades with a missing observed option delta are excluded rather than imputed (Section 6.5), which could introduce a selection effect on which trades are represented in the realised backtest.</w:t>
+      </w:r>
+    </w:p>
+    <w:p>
+      <w:pPr>
+        <w:pStyle w:val="Heading3"/>
+        <w:spacing w:after="60"/>
+      </w:pPr>
+      <w:bookmarkStart w:id="69" w:name="_Toc241347599"/>
+      <w:r>
+        <w:t>Areas for Follow-Up Research</w:t>
+      </w:r>
+      <w:bookmarkEnd w:id="69"/>
+    </w:p>
+    <w:p>
+      <w:pPr>
+        <w:spacing w:after="160"/>
+        <w:jc w:val="both"/>
+      </w:pPr>
+      <w:r>
+        <w:t>Three extensions follow directly from the limitations above. First, extending the sample beyond June 2019 would test whether the documented forecasting and pricing patterns persist through the more recent period of expanded ESG regulation and disclosure. Second, directly implementing the channels identified in the literature review but not tested in the present design - cross-sectional ESG-quintile decomposition, variance-of-variance decomposition, institutional demand-pressure decomposition, and option-skew effects - would help identify which specific mechanism drives the incremental information found in the encompassing regressions. Third, incorporating an explicit transaction-cost and turnover analysis alongside the existing gross P&amp;L results would establish whether the documented differences translate into net economic profitability once realistic trading frictions are applied.</w:t>
+      </w:r>
+    </w:p>
+    <w:p>
+      <w:pPr>
+        <w:spacing w:after="80"/>
+        <w:jc w:val="both"/>
+      </w:pPr>
+    </w:p>
+    <w:p>
+      <w:pPr>
+        <w:pStyle w:val="BodyText2"/>
+        <w:spacing w:after="60"/>
+      </w:pPr>
+      <w:r>
+        <w:br/>
+      </w:r>
+      <w:r>
+        <w:br w:type="page"/>
+      </w:r>
+    </w:p>
+    <w:p>
+      <w:pPr>
+        <w:pStyle w:val="Heading1"/>
+        <w:spacing w:before="240" w:after="120"/>
+        <w:rPr>
+          <w:lang w:val="en-GB"/>
+        </w:rPr>
+      </w:pPr>
+      <w:bookmarkStart w:id="70" w:name="_Toc794257853"/>
+      <w:bookmarkStart w:id="71" w:name="IX_AI_USAGE_STATEMENT_AND_CRIT_42"/>
+      <w:bookmarkStart w:id="72" w:name="_Toc241347600"/>
+      <w:r>
+        <w:rPr>
+          <w:szCs w:val="22"/>
+          <w:lang w:val="en-GB"/>
+        </w:rPr>
+        <w:t>IX. AI USAGE STATEMENT AND CRITICAL REFLECTION</w:t>
+      </w:r>
+      <w:bookmarkEnd w:id="70"/>
+      <w:bookmarkEnd w:id="71"/>
+      <w:bookmarkEnd w:id="72"/>
     </w:p>
     <w:p>
       <w:pPr>
@@ -9331,9 +10280,9 @@
           <w:lang w:val="en-GB"/>
         </w:rPr>
       </w:pPr>
-      <w:bookmarkStart w:id="66" w:name="_Toc2577763"/>
-      <w:bookmarkStart w:id="67" w:name="BM_1_Nature_and_Sequencing_of__43"/>
-      <w:bookmarkStart w:id="68" w:name="_Toc240808289"/>
+      <w:bookmarkStart w:id="73" w:name="_Toc2577763"/>
+      <w:bookmarkStart w:id="74" w:name="BM_1_Nature_and_Sequencing_of__43"/>
+      <w:bookmarkStart w:id="75" w:name="_Toc241347601"/>
       <w:r>
         <w:rPr>
           <w:szCs w:val="22"/>
@@ -9341,9 +10290,9 @@
         </w:rPr>
         <w:t>1. Nature and Sequencing of Human Work</w:t>
       </w:r>
-      <w:bookmarkEnd w:id="66"/>
-      <w:bookmarkEnd w:id="67"/>
-      <w:bookmarkEnd w:id="68"/>
+      <w:bookmarkEnd w:id="73"/>
+      <w:bookmarkEnd w:id="74"/>
+      <w:bookmarkEnd w:id="75"/>
     </w:p>
     <w:p>
       <w:pPr>
@@ -9363,25 +10312,7 @@
         <w:pStyle w:val="BodyText2"/>
       </w:pPr>
       <w:r>
-        <w:t xml:space="preserve">The first draft of this thesis </w:t>
-      </w:r>
-      <w:r>
-        <w:t>-</w:t>
-      </w:r>
-      <w:r>
-        <w:t xml:space="preserve"> referenced as 'ESG</w:t>
-      </w:r>
-      <w:r>
-        <w:t>-</w:t>
-      </w:r>
-      <w:r>
-        <w:t xml:space="preserve">Adjusted Volatility Forecasts and Equity Option Trading' in the submitted file pair </w:t>
-      </w:r>
-      <w:r>
-        <w:t>-</w:t>
-      </w:r>
-      <w:r>
-        <w:t xml:space="preserve"> was produced by us independently and constitutes the intellectual and structural foundation of the present revised version. That draft contained the core literature review, the research question, the initial methodology outline, and the bibliography. It represents our authentic academic work and the primary evidence of our research reasoning.</w:t>
+        <w:t>The first draft of this thesis - referenced as 'ESG-Adjusted Volatility Forecasts and Equity Option Trading' in the submitted file pair - was produced by us independently and constitutes the intellectual and structural foundation of the present revised version. That draft contained the core literature review, the research question, the initial methodology outline, and the bibliography. It represents our authentic academic work and the primary evidence of our research reasoning.</w:t>
       </w:r>
     </w:p>
     <w:p>
@@ -9398,9 +10329,9 @@
           <w:lang w:val="en-GB"/>
         </w:rPr>
       </w:pPr>
-      <w:bookmarkStart w:id="69" w:name="_Toc788840920"/>
-      <w:bookmarkStart w:id="70" w:name="BM_2_Purpose_and_Scope_of_AI_A_44"/>
-      <w:bookmarkStart w:id="71" w:name="_Toc240808290"/>
+      <w:bookmarkStart w:id="76" w:name="_Toc788840920"/>
+      <w:bookmarkStart w:id="77" w:name="BM_2_Purpose_and_Scope_of_AI_A_44"/>
+      <w:bookmarkStart w:id="78" w:name="_Toc241347602"/>
       <w:r>
         <w:rPr>
           <w:szCs w:val="22"/>
@@ -9408,53 +10339,16 @@
         </w:rPr>
         <w:t>2. Purpose and Scope of AI Assistance</w:t>
       </w:r>
-      <w:bookmarkEnd w:id="69"/>
-      <w:bookmarkEnd w:id="70"/>
-      <w:bookmarkEnd w:id="71"/>
+      <w:bookmarkEnd w:id="76"/>
+      <w:bookmarkEnd w:id="77"/>
+      <w:bookmarkEnd w:id="78"/>
     </w:p>
     <w:p>
       <w:pPr>
         <w:pStyle w:val="BodyText2"/>
       </w:pPr>
       <w:r>
-        <w:t xml:space="preserve">AI tools </w:t>
-      </w:r>
-      <w:r>
-        <w:t>-</w:t>
-      </w:r>
-      <w:r>
-        <w:t xml:space="preserve"> specifically Claude (Anthropic) </w:t>
-      </w:r>
-      <w:r>
-        <w:t>-</w:t>
-      </w:r>
-      <w:r>
-        <w:t xml:space="preserve"> were used in a subsequent and clearly delineated phase, exclusively as a support instrument for the following tasks: improving the structure and coherence of section transitions; refining the academic register and phrasing in the literature review; strengthening the methodological justification by making the connection between each model choice and the limitations identified in the literature more explicit; verifying the internal coherence between sections; and checking alignment with the Audencia MSc Thesis Guidelines. AI was not used to select academic sources, to formulate the research question, to design the empirical methodology, to develop the conceptual framework, or to generate any empirical findings. Every reference cited in this thesis was independently assessed by us for relevance and quality before inclusion. Publicly available references </w:t>
-      </w:r>
-      <w:r>
-        <w:lastRenderedPageBreak/>
-        <w:t>were checked against their original journal, publisher</w:t>
-      </w:r>
-      <w:r>
-        <w:t xml:space="preserve"> </w:t>
-      </w:r>
-      <w:r>
-        <w:t>or working</w:t>
-      </w:r>
-      <w:r>
-        <w:t>-</w:t>
-      </w:r>
-      <w:r>
-        <w:t>paper source, while the Reiner (2025) working paper was treated as supervisor</w:t>
-      </w:r>
-      <w:r>
-        <w:t>-</w:t>
-      </w:r>
-      <w:r>
-        <w:t>provided preliminary material and cited on that basis. Bibliographic details for Reiner (2025) have been verified against the document supplied by the supervisor: the correct title is ‘Pricing of climate event risks and opportunities in the options market’ and the correct institutional affiliation is the Vienna University of Economics and Business and the Vienna Graduate School of Finance</w:t>
-      </w:r>
-      <w:r>
-        <w:t>.</w:t>
+        <w:t>AI tools - specifically Claude (Anthropic) - were used in a subsequent and clearly delineated phase, exclusively as a support instrument for the following tasks: improving the structure and coherence of section transitions; refining the academic register and phrasing in the literature review; strengthening the methodological justification by making the connection between each model choice and the limitations identified in the literature more explicit; verifying the internal coherence between sections; and checking alignment with the Audencia MSc Thesis Guidelines. AI was not used to select academic sources, to formulate the research question, to design the empirical methodology, to develop the conceptual framework, or to generate any empirical findings. Every reference cited in this thesis was independently assessed by us for relevance and quality before inclusion. Publicly available references were checked against their original journal, publisher or working-paper source, while the Reiner (2025) working paper was treated as supervisor-provided preliminary material and cited on that basis. Bibliographic details for Reiner (2025) have been verified against the document supplied by the supervisor: the correct title is ‘Pricing of climate event risks and opportunities in the options market’ and the correct institutional affiliation is the Vienna University of Economics and Business and the Vienna Graduate School of Finance.</w:t>
       </w:r>
     </w:p>
     <w:p>
@@ -9471,63 +10365,21 @@
           <w:lang w:val="en-GB"/>
         </w:rPr>
       </w:pPr>
-      <w:bookmarkStart w:id="72" w:name="_Toc240808291"/>
+      <w:bookmarkStart w:id="79" w:name="_Toc241347603"/>
       <w:r>
         <w:rPr>
           <w:lang w:val="en-GB"/>
         </w:rPr>
-        <w:t>3. Description of the AI</w:t>
-      </w:r>
-      <w:r>
-        <w:rPr>
-          <w:lang w:val="en-GB"/>
-        </w:rPr>
-        <w:t>-</w:t>
-      </w:r>
-      <w:r>
-        <w:rPr>
-          <w:lang w:val="en-GB"/>
-        </w:rPr>
-        <w:t>Assisted Process</w:t>
-      </w:r>
-      <w:bookmarkEnd w:id="72"/>
+        <w:t>3. Description of the AI-Assisted Process</w:t>
+      </w:r>
+      <w:bookmarkEnd w:id="79"/>
     </w:p>
     <w:p>
       <w:pPr>
         <w:pStyle w:val="BodyText2"/>
       </w:pPr>
       <w:r>
-        <w:t>The AI</w:t>
-      </w:r>
-      <w:r>
-        <w:t>-</w:t>
-      </w:r>
-      <w:r>
-        <w:t>assisted revision process was iterative and transparent. We provided the AI tool with our original draft and the official Audencia MSc Guidelines as context, specifying that the tool's role was to improve academic presentation and compliance without altering our intellectual contribution. AI</w:t>
-      </w:r>
-      <w:r>
-        <w:t>-</w:t>
-      </w:r>
-      <w:r>
-        <w:t>generated suggestions were evaluated critically on a section</w:t>
-      </w:r>
-      <w:r>
-        <w:t>-</w:t>
-      </w:r>
-      <w:r>
-        <w:t>by</w:t>
-      </w:r>
-      <w:r>
-        <w:t>-</w:t>
-      </w:r>
-      <w:r>
-        <w:t>section basis: suggestions that accurately reflected our original reasoning were incorporated; suggestions that introduced generic phrasing, altered our specific methodological choices, or shifted the analytical emphasis were rejected. All revised paragraphs were subsequently re</w:t>
-      </w:r>
-      <w:r>
-        <w:t>-</w:t>
-      </w:r>
-      <w:r>
-        <w:t>read, edited manually, and verified for consistency with the original draft before integration. The comparison between the original and revised versions constitutes the primary evidence of this iterative editorial process.</w:t>
+        <w:t>The AI-assisted revision process was iterative and transparent. We provided the AI tool with our original draft and the official Audencia MSc Guidelines as context, specifying that the tool's role was to improve academic presentation and compliance without altering our intellectual contribution. AI-generated suggestions were evaluated critically on a section-by-section basis: suggestions that accurately reflected our original reasoning were incorporated; suggestions that introduced generic phrasing, altered our specific methodological choices, or shifted the analytical emphasis were rejected. All revised paragraphs were subsequently re-read, edited manually, and verified for consistency with the original draft before integration. The comparison between the original and revised versions constitutes the primary evidence of this iterative editorial process.</w:t>
       </w:r>
     </w:p>
     <w:p>
@@ -9544,9 +10396,9 @@
           <w:lang w:val="en-GB"/>
         </w:rPr>
       </w:pPr>
-      <w:bookmarkStart w:id="73" w:name="_Toc1680677746"/>
-      <w:bookmarkStart w:id="74" w:name="BM_4_Critical_Analysis_of_AI_L_46"/>
-      <w:bookmarkStart w:id="75" w:name="_Toc240808292"/>
+      <w:bookmarkStart w:id="80" w:name="_Toc1680677746"/>
+      <w:bookmarkStart w:id="81" w:name="BM_4_Critical_Analysis_of_AI_L_46"/>
+      <w:bookmarkStart w:id="82" w:name="_Toc241347604"/>
       <w:r>
         <w:rPr>
           <w:szCs w:val="22"/>
@@ -9554,98 +10406,16 @@
         </w:rPr>
         <w:t>4. Critical Analysis of AI Limitations and Risks</w:t>
       </w:r>
-      <w:bookmarkEnd w:id="73"/>
-      <w:bookmarkEnd w:id="74"/>
-      <w:bookmarkEnd w:id="75"/>
+      <w:bookmarkEnd w:id="80"/>
+      <w:bookmarkEnd w:id="81"/>
+      <w:bookmarkEnd w:id="82"/>
     </w:p>
     <w:p>
       <w:pPr>
         <w:pStyle w:val="BodyText2"/>
       </w:pPr>
       <w:r>
-        <w:t>The use of AI in academic research carries well</w:t>
-      </w:r>
-      <w:r>
-        <w:t>-</w:t>
-      </w:r>
-      <w:r>
-        <w:t>documented risks that we took active steps to mitigate. The most serious is reference hallucination: AI language models are known to fabricate plausible</w:t>
-      </w:r>
-      <w:r>
-        <w:t>-</w:t>
-      </w:r>
-      <w:r>
-        <w:t>sounding but non</w:t>
-      </w:r>
-      <w:r>
-        <w:t>-</w:t>
-      </w:r>
-      <w:r>
-        <w:t>existent academic citations. To guard against this, the bibliography was manually checked against original journal, publisher, SSRN, or working</w:t>
-      </w:r>
-      <w:r>
-        <w:t>-</w:t>
-      </w:r>
-      <w:r>
-        <w:t>paper sources wherever publicly available. For the Reiner (2025) working paper supplied by our supervisor, we verified the bibliographic details against the document provided to us: the correct title is ‘Pricing of climate event risks and opportunities in the options market’ (not the earlier working</w:t>
-      </w:r>
-      <w:r>
-        <w:t>-</w:t>
-      </w:r>
-      <w:r>
-        <w:t>paper subtitle used in a prior draft) and the correct institutional affiliation is the Vienna University of Economics and Business and VGSF. We treated this paper as preliminary supervisor</w:t>
-      </w:r>
-      <w:r>
-        <w:t>-</w:t>
-      </w:r>
-      <w:r>
-        <w:t>provided material rather than as a published journal article. No AI</w:t>
-      </w:r>
-      <w:r>
-        <w:t>-</w:t>
-      </w:r>
-      <w:r>
-        <w:t>generated reference was accepted without manual verification or supervisor</w:t>
-      </w:r>
-      <w:r>
-        <w:t>-</w:t>
-      </w:r>
-      <w:r>
-        <w:t>provided source evidence. A second risk is generic phrasing and the over</w:t>
-      </w:r>
-      <w:r>
-        <w:t>-</w:t>
-      </w:r>
-      <w:r>
-        <w:t xml:space="preserve">standardisation of academic writing, which can obscure the originality of the analytical contribution. We addressed this by returning repeatedly to our original draft formulations and restoring specific analytical claims and critical positions that AI suggestions had flattened into more conventional language. A third risk is the potential for AI to impose </w:t>
-      </w:r>
-      <w:r>
-        <w:lastRenderedPageBreak/>
-        <w:t xml:space="preserve">an implicit argumentative framing that may not align with our research positioning </w:t>
-      </w:r>
-      <w:r>
-        <w:t>-</w:t>
-      </w:r>
-      <w:r>
-        <w:t xml:space="preserve"> for instance, by resolving the fundamental</w:t>
-      </w:r>
-      <w:r>
-        <w:t>-</w:t>
-      </w:r>
-      <w:r>
-        <w:t>versus</w:t>
-      </w:r>
-      <w:r>
-        <w:t>-</w:t>
-      </w:r>
-      <w:r>
-        <w:t>demand</w:t>
-      </w:r>
-      <w:r>
-        <w:t>-</w:t>
-      </w:r>
-      <w:r>
-        <w:t>pressure tension prematurely in favour of one interpretation. We identified several instances of this tendency and corrected them by reinstating the explicit acknowledgement of uncertainty that characterises our theoretical framework.</w:t>
+        <w:t>The use of AI in academic research carries well-documented risks that we took active steps to mitigate. The most serious is reference hallucination: AI language models are known to fabricate plausible-sounding but non-existent academic citations. To guard against this, the bibliography was manually checked against original journal, publisher, SSRN, or working-paper sources wherever publicly available. For the Reiner (2025) working paper supplied by our supervisor, we verified the bibliographic details against the document provided to us: the correct title is ‘Pricing of climate event risks and opportunities in the options market’ (not the earlier working-paper subtitle used in a prior draft) and the correct institutional affiliation is the Vienna University of Economics and Business and VGSF. We treated this paper as preliminary supervisor-provided material rather than as a published journal article. No AI-generated reference was accepted without manual verification or supervisor-provided source evidence. A second risk is generic phrasing and the over-standardisation of academic writing, which can obscure the originality of the analytical contribution. We addressed this by returning repeatedly to our original draft formulations and restoring specific analytical claims and critical positions that AI suggestions had flattened into more conventional language. A third risk is the potential for AI to impose an implicit argumentative framing that may not align with our research positioning - for instance, by resolving the fundamental-versus-demand-pressure tension prematurely in favour of one interpretation. We identified several instances of this tendency and corrected them by reinstating the explicit acknowledgement of uncertainty that characterises our theoretical framework.</w:t>
       </w:r>
     </w:p>
     <w:p>
@@ -9662,9 +10432,9 @@
           <w:lang w:val="en-GB"/>
         </w:rPr>
       </w:pPr>
-      <w:bookmarkStart w:id="76" w:name="_Toc1441100833"/>
-      <w:bookmarkStart w:id="77" w:name="BM_5_Ethical_Positioning_and_C_47"/>
-      <w:bookmarkStart w:id="78" w:name="_Toc240808293"/>
+      <w:bookmarkStart w:id="83" w:name="_Toc1441100833"/>
+      <w:bookmarkStart w:id="84" w:name="BM_5_Ethical_Positioning_and_C_47"/>
+      <w:bookmarkStart w:id="85" w:name="_Toc241347605"/>
       <w:r>
         <w:rPr>
           <w:szCs w:val="22"/>
@@ -9672,58 +10442,16 @@
         </w:rPr>
         <w:t>5. Ethical Positioning and Compliance</w:t>
       </w:r>
-      <w:bookmarkEnd w:id="76"/>
-      <w:bookmarkEnd w:id="77"/>
-      <w:bookmarkEnd w:id="78"/>
+      <w:bookmarkEnd w:id="83"/>
+      <w:bookmarkEnd w:id="84"/>
+      <w:bookmarkEnd w:id="85"/>
     </w:p>
     <w:p>
       <w:pPr>
         <w:pStyle w:val="BodyText2"/>
       </w:pPr>
       <w:r>
-        <w:t>We declare full compliance with the Audencia MSc AI Charter and with the academic integrity principles governing this programme. The use of AI described above was transparent, purposefully limited, critically evaluated, and supplementary to our own intellectual work. We are personally accountable for every analytical claim, methodological choice, and bibliographic reference contained in this thesis. The AI</w:t>
-      </w:r>
-      <w:r>
-        <w:t>-</w:t>
-      </w:r>
-      <w:r>
-        <w:t>assisted revisions were oriented exclusively toward improving the clarity and compliance of a document whose intellectual substance was already complete, not toward substituting AI</w:t>
-      </w:r>
-      <w:r>
-        <w:t>-</w:t>
-      </w:r>
-      <w:r>
-        <w:t xml:space="preserve">generated content for our own reasoning. We understand and accept that abusive use of AI </w:t>
-      </w:r>
-      <w:r>
-        <w:t>-</w:t>
-      </w:r>
-      <w:r>
-        <w:t xml:space="preserve"> including the use of AI</w:t>
-      </w:r>
-      <w:r>
-        <w:t>-</w:t>
-      </w:r>
-      <w:r>
-        <w:t>generated content presented as original human work, or the inclusion of AI</w:t>
-      </w:r>
-      <w:r>
-        <w:t>-</w:t>
-      </w:r>
-      <w:r>
-        <w:t xml:space="preserve">fabricated references </w:t>
-      </w:r>
-      <w:r>
-        <w:t>-</w:t>
-      </w:r>
-      <w:r>
-        <w:t xml:space="preserve"> would constitute academic fraud and result in a grade of zero. The present statement is provided in a spirit of transparency and critical self</w:t>
-      </w:r>
-      <w:r>
-        <w:t>-</w:t>
-      </w:r>
-      <w:r>
-        <w:t>reflection, consistent with the responsible and ethical engagement with AI tools required by our programme.</w:t>
+        <w:t>We declare full compliance with the Audencia MSc AI Charter and with the academic integrity principles governing this programme. The use of AI described above was transparent, purposefully limited, critically evaluated, and supplementary to our own intellectual work. We are personally accountable for every analytical claim, methodological choice, and bibliographic reference contained in this thesis. The AI-assisted revisions were oriented exclusively toward improving the clarity and compliance of a document whose intellectual substance was already complete, not toward substituting AI-generated content for our own reasoning. We understand and accept that abusive use of AI - including the use of AI-generated content presented as original human work, or the inclusion of AI-fabricated references - would constitute academic fraud and result in a grade of zero. The present statement is provided in a spirit of transparency and critical self-reflection, consistent with the responsible and ethical engagement with AI tools required by our programme.</w:t>
       </w:r>
     </w:p>
     <w:p>
@@ -9747,19 +10475,18 @@
           <w:lang w:val="en-GB"/>
         </w:rPr>
       </w:pPr>
-      <w:bookmarkStart w:id="79" w:name="_Toc483357469"/>
-      <w:bookmarkStart w:id="80" w:name="X_BIBLIOGRAPHY_48"/>
-      <w:bookmarkStart w:id="81" w:name="_Toc240808294"/>
+      <w:bookmarkStart w:id="86" w:name="_Toc483357469"/>
+      <w:bookmarkStart w:id="87" w:name="X_BIBLIOGRAPHY_48"/>
+      <w:bookmarkStart w:id="88" w:name="_Toc241347606"/>
       <w:r>
         <w:rPr>
           <w:lang w:val="en-GB"/>
         </w:rPr>
-        <w:lastRenderedPageBreak/>
         <w:t>X. BIBLIOGRAPHY</w:t>
       </w:r>
-      <w:bookmarkEnd w:id="79"/>
-      <w:bookmarkEnd w:id="80"/>
-      <w:bookmarkEnd w:id="81"/>
+      <w:bookmarkEnd w:id="86"/>
+      <w:bookmarkEnd w:id="87"/>
+      <w:bookmarkEnd w:id="88"/>
     </w:p>
     <w:p>
       <w:pPr>
@@ -9797,39 +10524,21 @@
         <w:rPr>
           <w:lang w:val="fr-FR"/>
         </w:rPr>
-        <w:t>(10), 4451</w:t>
-      </w:r>
+        <w:t>(10), 4451-4469.</w:t>
+      </w:r>
+    </w:p>
+    <w:p>
+      <w:pPr>
+        <w:ind w:left="720" w:hanging="720"/>
+      </w:pPr>
       <w:r>
         <w:rPr>
           <w:lang w:val="fr-FR"/>
         </w:rPr>
-        <w:t>-</w:t>
-      </w:r>
-      <w:r>
-        <w:rPr>
-          <w:lang w:val="fr-FR"/>
-        </w:rPr>
-        <w:t>4469.</w:t>
-      </w:r>
-    </w:p>
-    <w:p>
-      <w:pPr>
-        <w:ind w:left="720" w:hanging="720"/>
-      </w:pPr>
-      <w:r>
-        <w:rPr>
-          <w:lang w:val="fr-FR"/>
-        </w:rPr>
         <w:t xml:space="preserve">Albuquerque, R., Koskinen, Y., Yang, S., &amp; Zhang, C. (2020). </w:t>
       </w:r>
       <w:r>
-        <w:t>Resiliency of environmental and social stocks: An analysis of the exogenous COVID</w:t>
-      </w:r>
-      <w:r>
-        <w:t>-</w:t>
-      </w:r>
-      <w:r>
-        <w:t xml:space="preserve">19 market crash. </w:t>
+        <w:t xml:space="preserve">Resiliency of environmental and social stocks: An analysis of the exogenous COVID-19 market crash. </w:t>
       </w:r>
       <w:r>
         <w:rPr>
@@ -9849,13 +10558,7 @@
         <w:t>9</w:t>
       </w:r>
       <w:r>
-        <w:t>(3), 593</w:t>
-      </w:r>
-      <w:r>
-        <w:t>-</w:t>
-      </w:r>
-      <w:r>
-        <w:t>621.</w:t>
+        <w:t>(3), 593-621.</w:t>
       </w:r>
     </w:p>
     <w:p>
@@ -9883,13 +10586,7 @@
         <w:t>36</w:t>
       </w:r>
       <w:r>
-        <w:t>(2), 247</w:t>
-      </w:r>
-      <w:r>
-        <w:t>-</w:t>
-      </w:r>
-      <w:r>
-        <w:t>271.</w:t>
+        <w:t>(2), 247-271.</w:t>
       </w:r>
     </w:p>
     <w:p>
@@ -9917,13 +10614,7 @@
         <w:t>39</w:t>
       </w:r>
       <w:r>
-        <w:t>(4), 885</w:t>
-      </w:r>
-      <w:r>
-        <w:t>-</w:t>
-      </w:r>
-      <w:r>
-        <w:t>905.</w:t>
+        <w:t>(4), 885-905.</w:t>
       </w:r>
     </w:p>
     <w:p>
@@ -9951,13 +10642,7 @@
         <w:t>89</w:t>
       </w:r>
       <w:r>
-        <w:t>(4), 701</w:t>
-      </w:r>
-      <w:r>
-        <w:t>-</w:t>
-      </w:r>
-      <w:r>
-        <w:t>720.</w:t>
+        <w:t>(4), 701-720.</w:t>
       </w:r>
     </w:p>
     <w:p>
@@ -9985,13 +10670,7 @@
         <w:t>160</w:t>
       </w:r>
       <w:r>
-        <w:t>(1), 220</w:t>
-      </w:r>
-      <w:r>
-        <w:t>-</w:t>
-      </w:r>
-      <w:r>
-        <w:t>234.</w:t>
+        <w:t>(1), 220-234.</w:t>
       </w:r>
     </w:p>
     <w:p>
@@ -10019,13 +10698,7 @@
         <w:t>71</w:t>
       </w:r>
       <w:r>
-        <w:t>(2), 579</w:t>
-      </w:r>
-      <w:r>
-        <w:t>-</w:t>
-      </w:r>
-      <w:r>
-        <w:t>625.</w:t>
+        <w:t>(2), 579-625.</w:t>
       </w:r>
     </w:p>
     <w:p>
@@ -10053,19 +10726,7 @@
         <w:t>35</w:t>
       </w:r>
       <w:r>
-        <w:t>(8</w:t>
-      </w:r>
-      <w:r>
-        <w:t>-</w:t>
-      </w:r>
-      <w:r>
-        <w:t>10), 1485</w:t>
-      </w:r>
-      <w:r>
-        <w:t>-</w:t>
-      </w:r>
-      <w:r>
-        <w:t>1521.</w:t>
+        <w:t>(8-10), 1485-1521.</w:t>
       </w:r>
     </w:p>
     <w:p>
@@ -10093,13 +10754,7 @@
         <w:t>74</w:t>
       </w:r>
       <w:r>
-        <w:t>(1), 3</w:t>
-      </w:r>
-      <w:r>
-        <w:t>-</w:t>
-      </w:r>
-      <w:r>
-        <w:t>30.</w:t>
+        <w:t>(1), 3-30.</w:t>
       </w:r>
     </w:p>
     <w:p>
@@ -10107,13 +10762,7 @@
         <w:ind w:left="720" w:hanging="720"/>
       </w:pPr>
       <w:r>
-        <w:t>Bakshi, G., &amp; Kapadia, N. (2003). Delta</w:t>
-      </w:r>
-      <w:r>
-        <w:t>-</w:t>
-      </w:r>
-      <w:r>
-        <w:t xml:space="preserve">hedged gains and the negative market volatility risk premium. </w:t>
+        <w:t xml:space="preserve">Bakshi, G., &amp; Kapadia, N. (2003). Delta-hedged gains and the negative market volatility risk premium. </w:t>
       </w:r>
       <w:r>
         <w:rPr>
@@ -10133,13 +10782,7 @@
         <w:t>16</w:t>
       </w:r>
       <w:r>
-        <w:t>(2), 527</w:t>
-      </w:r>
-      <w:r>
-        <w:t>-</w:t>
-      </w:r>
-      <w:r>
-        <w:t>566.</w:t>
+        <w:t>(2), 527-566.</w:t>
       </w:r>
     </w:p>
     <w:p>
@@ -10147,13 +10790,7 @@
         <w:ind w:left="720" w:hanging="720"/>
       </w:pPr>
       <w:r>
-        <w:t>Barndorff</w:t>
-      </w:r>
-      <w:r>
-        <w:t>-</w:t>
-      </w:r>
-      <w:r>
-        <w:t xml:space="preserve">Nielsen, O. E., &amp; Shephard, N. (2004). Power and bipower variation with stochastic volatility and jumps. </w:t>
+        <w:t xml:space="preserve">Barndorff-Nielsen, O. E., &amp; Shephard, N. (2004). Power and bipower variation with stochastic volatility and jumps. </w:t>
       </w:r>
       <w:r>
         <w:rPr>
@@ -10173,13 +10810,7 @@
         <w:t>2</w:t>
       </w:r>
       <w:r>
-        <w:t>(1), 1</w:t>
-      </w:r>
-      <w:r>
-        <w:t>-</w:t>
-      </w:r>
-      <w:r>
-        <w:t>37.</w:t>
+        <w:t>(1), 1-37.</w:t>
       </w:r>
     </w:p>
     <w:p>
@@ -10207,13 +10838,7 @@
         <w:t>9</w:t>
       </w:r>
       <w:r>
-        <w:t>(1), 69</w:t>
-      </w:r>
-      <w:r>
-        <w:t>-</w:t>
-      </w:r>
-      <w:r>
-        <w:t>107.</w:t>
+        <w:t>(1), 69-107.</w:t>
       </w:r>
     </w:p>
     <w:p>
@@ -10221,14 +10846,7 @@
         <w:ind w:left="720" w:hanging="720"/>
       </w:pPr>
       <w:r>
-        <w:lastRenderedPageBreak/>
-        <w:t>Bates, D. S. (2000). Post</w:t>
-      </w:r>
-      <w:r>
-        <w:t>-</w:t>
-      </w:r>
-      <w:r>
-        <w:t xml:space="preserve">’87 crash fears in the S&amp;P 500 futures option market. </w:t>
+        <w:t xml:space="preserve">Bates, D. S. (2000). Post-’87 crash fears in the S&amp;P 500 futures option market. </w:t>
       </w:r>
       <w:r>
         <w:rPr>
@@ -10248,19 +10866,7 @@
         <w:t>94</w:t>
       </w:r>
       <w:r>
-        <w:t>(1</w:t>
-      </w:r>
-      <w:r>
-        <w:t>-</w:t>
-      </w:r>
-      <w:r>
-        <w:t>2), 181</w:t>
-      </w:r>
-      <w:r>
-        <w:t>-</w:t>
-      </w:r>
-      <w:r>
-        <w:t>238.</w:t>
+        <w:t>(1-2), 181-238.</w:t>
       </w:r>
     </w:p>
     <w:p>
@@ -10288,13 +10894,7 @@
         <w:t>183</w:t>
       </w:r>
       <w:r>
-        <w:t>(2), 181</w:t>
-      </w:r>
-      <w:r>
-        <w:t>-</w:t>
-      </w:r>
-      <w:r>
-        <w:t>192.</w:t>
+        <w:t>(2), 181-192.</w:t>
       </w:r>
     </w:p>
     <w:p>
@@ -10322,13 +10922,7 @@
         <w:t>26</w:t>
       </w:r>
       <w:r>
-        <w:t>(6), 1315</w:t>
-      </w:r>
-      <w:r>
-        <w:t>-</w:t>
-      </w:r>
-      <w:r>
-        <w:t>1344.</w:t>
+        <w:t>(6), 1315-1344.</w:t>
       </w:r>
     </w:p>
     <w:p>
@@ -10336,13 +10930,7 @@
         <w:ind w:left="720" w:hanging="720"/>
       </w:pPr>
       <w:r>
-        <w:t>Black, F. (1976). Studies of stock price volatility changes. In Proceedings of the 1976 Meeting of the Business and Economic Statistics Section, American Statistical Association (pp. 177</w:t>
-      </w:r>
-      <w:r>
-        <w:t>-</w:t>
-      </w:r>
-      <w:r>
-        <w:t>181).</w:t>
+        <w:t>Black, F. (1976). Studies of stock price volatility changes. In Proceedings of the 1976 Meeting of the Business and Economic Statistics Section, American Statistical Association (pp. 177-181).</w:t>
       </w:r>
     </w:p>
     <w:p>
@@ -10370,13 +10958,7 @@
         <w:t>81</w:t>
       </w:r>
       <w:r>
-        <w:t>(3), 637</w:t>
-      </w:r>
-      <w:r>
-        <w:t>-</w:t>
-      </w:r>
-      <w:r>
-        <w:t>654.</w:t>
+        <w:t>(3), 637-654.</w:t>
       </w:r>
     </w:p>
     <w:p>
@@ -10384,28 +10966,14 @@
         <w:ind w:left="720" w:hanging="720"/>
       </w:pPr>
       <w:r>
-        <w:t>Bollen, N. P. B., &amp; Whaley, R. E. (2004). Does net buying pressure affect the shape of implied volatility functions? Journal of Finance, 59(2), 711</w:t>
-      </w:r>
-      <w:r>
-        <w:t>-</w:t>
-      </w:r>
-      <w:r>
-        <w:t>753.</w:t>
-      </w:r>
-    </w:p>
-    <w:p>
-      <w:pPr>
-        <w:ind w:left="720" w:hanging="720"/>
-      </w:pPr>
-      <w:r>
-        <w:t xml:space="preserve">Bollerslev, T. (1986). Generalized autoregressive conditional heteroskedasticity. </w:t>
+        <w:t xml:space="preserve">Bollen, N. P. B., &amp; Whaley, R. E. (2004). Does net buying pressure affect the shape of implied volatility functions? </w:t>
       </w:r>
       <w:r>
         <w:rPr>
           <w:i/>
           <w:iCs/>
         </w:rPr>
-        <w:t>Journal of Econometrics</w:t>
+        <w:t>Journal of Finance</w:t>
       </w:r>
       <w:r>
         <w:t xml:space="preserve">, </w:t>
@@ -10415,16 +10983,10 @@
           <w:i/>
           <w:iCs/>
         </w:rPr>
-        <w:t>31</w:t>
-      </w:r>
-      <w:r>
-        <w:t>(3), 307</w:t>
-      </w:r>
-      <w:r>
-        <w:t>-</w:t>
-      </w:r>
-      <w:r>
-        <w:t>327.</w:t>
+        <w:t>59</w:t>
+      </w:r>
+      <w:r>
+        <w:t>(2), 711-753.</w:t>
       </w:r>
     </w:p>
     <w:p>
@@ -10432,13 +10994,7 @@
         <w:ind w:left="720" w:hanging="720"/>
       </w:pPr>
       <w:r>
-        <w:t>Bollerslev, T., Gibson, M., &amp; Zhou, H. (2011). Dynamic estimation of volatility risk premia and investor risk aversion from option</w:t>
-      </w:r>
-      <w:r>
-        <w:t>-</w:t>
-      </w:r>
-      <w:r>
-        <w:t xml:space="preserve">implied and realized volatilities. </w:t>
+        <w:t xml:space="preserve">Bollerslev, T. (1986). Generalized autoregressive conditional heteroskedasticity. </w:t>
       </w:r>
       <w:r>
         <w:rPr>
@@ -10455,16 +11011,10 @@
           <w:i/>
           <w:iCs/>
         </w:rPr>
-        <w:t>160</w:t>
-      </w:r>
-      <w:r>
-        <w:t>(1), 235</w:t>
-      </w:r>
-      <w:r>
-        <w:t>-</w:t>
-      </w:r>
-      <w:r>
-        <w:t>245.</w:t>
+        <w:t>31</w:t>
+      </w:r>
+      <w:r>
+        <w:t>(3), 307-327.</w:t>
       </w:r>
     </w:p>
     <w:p>
@@ -10472,7 +11022,7 @@
         <w:ind w:left="720" w:hanging="720"/>
       </w:pPr>
       <w:r>
-        <w:t xml:space="preserve">Bollerslev, T., Patton, A. J., &amp; Quaedvlieg, R. (2016). Exploiting the errors: A simple approach for improved volatility forecasting. </w:t>
+        <w:t xml:space="preserve">Bollerslev, T., Gibson, M., &amp; Zhou, H. (2011). Dynamic estimation of volatility risk premia and investor risk aversion from option-implied and realized volatilities. </w:t>
       </w:r>
       <w:r>
         <w:rPr>
@@ -10489,16 +11039,10 @@
           <w:i/>
           <w:iCs/>
         </w:rPr>
-        <w:t>192</w:t>
-      </w:r>
-      <w:r>
-        <w:t>(1), 1</w:t>
-      </w:r>
-      <w:r>
-        <w:t>-</w:t>
-      </w:r>
-      <w:r>
-        <w:t>18.</w:t>
+        <w:t>160</w:t>
+      </w:r>
+      <w:r>
+        <w:t>(1), 235-245.</w:t>
       </w:r>
     </w:p>
     <w:p>
@@ -10506,28 +11050,14 @@
         <w:ind w:left="720" w:hanging="720"/>
       </w:pPr>
       <w:r>
-        <w:t>Bolton, P., &amp; Kacperczyk, M. (2021). Do investors care about carbon risk? Journal of Financial Economics, 142(2), 517</w:t>
-      </w:r>
-      <w:r>
-        <w:t>-</w:t>
-      </w:r>
-      <w:r>
-        <w:t>549.</w:t>
-      </w:r>
-    </w:p>
-    <w:p>
-      <w:pPr>
-        <w:ind w:left="720" w:hanging="720"/>
-      </w:pPr>
-      <w:r>
-        <w:t xml:space="preserve">Broadie, M., Chernov, M., &amp; Johannes, M. (2009). Understanding index option returns. </w:t>
+        <w:t xml:space="preserve">Bollerslev, T., Patton, A. J., &amp; Quaedvlieg, R. (2016). Exploiting the errors: A simple approach for improved volatility forecasting. </w:t>
       </w:r>
       <w:r>
         <w:rPr>
           <w:i/>
           <w:iCs/>
         </w:rPr>
-        <w:t>Review of Financial Studies</w:t>
+        <w:t>Journal of Econometrics</w:t>
       </w:r>
       <w:r>
         <w:t xml:space="preserve">, </w:t>
@@ -10537,16 +11067,10 @@
           <w:i/>
           <w:iCs/>
         </w:rPr>
-        <w:t>22</w:t>
-      </w:r>
-      <w:r>
-        <w:t>(11), 4493</w:t>
-      </w:r>
-      <w:r>
-        <w:t>-</w:t>
-      </w:r>
-      <w:r>
-        <w:t>4529.</w:t>
+        <w:t>192</w:t>
+      </w:r>
+      <w:r>
+        <w:t>(1), 1-18.</w:t>
       </w:r>
     </w:p>
     <w:p>
@@ -10554,14 +11078,14 @@
         <w:ind w:left="720" w:hanging="720"/>
       </w:pPr>
       <w:r>
-        <w:t xml:space="preserve">Canina, L., &amp; Figlewski, S. (1993). The informational content of implied volatility. </w:t>
+        <w:t xml:space="preserve">Bolton, P., &amp; Kacperczyk, M. (2021). Do investors care about carbon risk? </w:t>
       </w:r>
       <w:r>
         <w:rPr>
           <w:i/>
           <w:iCs/>
         </w:rPr>
-        <w:t>Review of Financial Studies</w:t>
+        <w:t>Journal of Financial Economics</w:t>
       </w:r>
       <w:r>
         <w:t xml:space="preserve">, </w:t>
@@ -10571,16 +11095,10 @@
           <w:i/>
           <w:iCs/>
         </w:rPr>
-        <w:t>6</w:t>
-      </w:r>
-      <w:r>
-        <w:t>(3), 659</w:t>
-      </w:r>
-      <w:r>
-        <w:t>-</w:t>
-      </w:r>
-      <w:r>
-        <w:t>681.</w:t>
+        <w:t>142</w:t>
+      </w:r>
+      <w:r>
+        <w:t>(2), 517-549.</w:t>
       </w:r>
     </w:p>
     <w:p>
@@ -10588,14 +11106,14 @@
         <w:ind w:left="720" w:hanging="720"/>
       </w:pPr>
       <w:r>
-        <w:t xml:space="preserve">Cao, J., Titman, S., Zhan, X., &amp; Zhang, W. (2023). ESG preference, institutional trading, and stock return patterns. </w:t>
+        <w:t xml:space="preserve">Broadie, M., Chernov, M., &amp; Johannes, M. (2009). Understanding index option returns. </w:t>
       </w:r>
       <w:r>
         <w:rPr>
           <w:i/>
           <w:iCs/>
         </w:rPr>
-        <w:t>Journal of Financial and Quantitative Analysis</w:t>
+        <w:t>Review of Financial Studies</w:t>
       </w:r>
       <w:r>
         <w:t xml:space="preserve">, </w:t>
@@ -10605,16 +11123,10 @@
           <w:i/>
           <w:iCs/>
         </w:rPr>
-        <w:t>58</w:t>
-      </w:r>
-      <w:r>
-        <w:t>(5), 1843</w:t>
-      </w:r>
-      <w:r>
-        <w:t>-</w:t>
-      </w:r>
-      <w:r>
-        <w:t>1877.</w:t>
+        <w:t>22</w:t>
+      </w:r>
+      <w:r>
+        <w:t>(11), 4493-4529.</w:t>
       </w:r>
     </w:p>
     <w:p>
@@ -10622,92 +11134,73 @@
         <w:ind w:left="720" w:hanging="720"/>
       </w:pPr>
       <w:r>
-        <w:t xml:space="preserve">Carr, P., &amp; Madan, D. (1998). Towards a theory of volatility trading. In R. Jarrow (Ed.), </w:t>
+        <w:t xml:space="preserve">Canina, L., &amp; Figlewski, S. (1993). The informational content of implied volatility. </w:t>
       </w:r>
       <w:r>
         <w:rPr>
           <w:i/>
           <w:iCs/>
         </w:rPr>
-        <w:t>Volatility: New estimation techniques for pricing derivatives</w:t>
-      </w:r>
-      <w:r>
-        <w:t xml:space="preserve"> (pp. 417</w:t>
-      </w:r>
-      <w:r>
-        <w:t>-</w:t>
-      </w:r>
-      <w:r>
-        <w:t>427). Risk Books.</w:t>
-      </w:r>
-    </w:p>
-    <w:p>
-      <w:pPr>
-        <w:ind w:left="720" w:hanging="720"/>
-      </w:pPr>
-      <w:r>
-        <w:lastRenderedPageBreak/>
-        <w:t xml:space="preserve">Carr, P., &amp; Wu, L. (2009). Variance risk premiums. </w:t>
+        <w:t>Review of Financial Studies</w:t>
+      </w:r>
+      <w:r>
+        <w:t xml:space="preserve">, </w:t>
       </w:r>
       <w:r>
         <w:rPr>
           <w:i/>
           <w:iCs/>
         </w:rPr>
-        <w:t>Review of Financial Studies</w:t>
-      </w:r>
-      <w:r>
-        <w:t xml:space="preserve">, </w:t>
+        <w:t>6</w:t>
+      </w:r>
+      <w:r>
+        <w:t>(3), 659-681.</w:t>
+      </w:r>
+    </w:p>
+    <w:p>
+      <w:pPr>
+        <w:ind w:left="720" w:hanging="720"/>
+      </w:pPr>
+      <w:r>
+        <w:t xml:space="preserve">Cao, J., Titman, S., Zhan, X., &amp; Zhang, W. (2023). ESG preference, institutional trading, and stock return patterns. </w:t>
       </w:r>
       <w:r>
         <w:rPr>
           <w:i/>
           <w:iCs/>
         </w:rPr>
-        <w:t>22</w:t>
-      </w:r>
-      <w:r>
-        <w:t>(3), 1311</w:t>
-      </w:r>
-      <w:r>
-        <w:t>-</w:t>
-      </w:r>
-      <w:r>
-        <w:t>1341.</w:t>
-      </w:r>
-    </w:p>
-    <w:p>
-      <w:pPr>
-        <w:ind w:left="720" w:hanging="720"/>
-      </w:pPr>
-      <w:r>
-        <w:t xml:space="preserve">Christensen, B. J., &amp; Prabhala, N. R. (1998). The relation between implied and realized volatility. </w:t>
+        <w:t>Journal of Financial and Quantitative Analysis</w:t>
+      </w:r>
+      <w:r>
+        <w:t xml:space="preserve">, </w:t>
       </w:r>
       <w:r>
         <w:rPr>
           <w:i/>
           <w:iCs/>
         </w:rPr>
-        <w:t>Journal of Financial Economics</w:t>
-      </w:r>
-      <w:r>
-        <w:t xml:space="preserve">, </w:t>
+        <w:t>58</w:t>
+      </w:r>
+      <w:r>
+        <w:t>(5), 1843-1877.</w:t>
+      </w:r>
+    </w:p>
+    <w:p>
+      <w:pPr>
+        <w:ind w:left="720" w:hanging="720"/>
+      </w:pPr>
+      <w:r>
+        <w:t xml:space="preserve">Carr, P., &amp; Madan, D. (1998). Towards a theory of volatility trading. In R. Jarrow (Ed.), </w:t>
       </w:r>
       <w:r>
         <w:rPr>
           <w:i/>
           <w:iCs/>
         </w:rPr>
-        <w:t>50</w:t>
-      </w:r>
-      <w:r>
-        <w:t>(2), 125</w:t>
-      </w:r>
-      <w:r>
-        <w:t>-</w:t>
-      </w:r>
-      <w:r>
-        <w:t>150.</w:t>
+        <w:t>Volatility: New estimation techniques for pricing derivatives</w:t>
+      </w:r>
+      <w:r>
+        <w:t xml:space="preserve"> (pp. 417-427). Risk Books.</w:t>
       </w:r>
     </w:p>
     <w:p>
@@ -10715,40 +11208,14 @@
         <w:ind w:left="720" w:hanging="720"/>
       </w:pPr>
       <w:r>
-        <w:t>Christoffersen, P. F., &amp; Diebold, F. X. (2000). How relevant is volatility forecasting for financial risk management? Review of Economics and Statistics, 82(1), 12</w:t>
-      </w:r>
-      <w:r>
-        <w:t>-</w:t>
-      </w:r>
-      <w:r>
-        <w:t>22.</w:t>
-      </w:r>
-    </w:p>
-    <w:p>
-      <w:pPr>
-        <w:ind w:left="720" w:hanging="720"/>
-      </w:pPr>
-      <w:r>
-        <w:t>Christoffersen, P. F., &amp; Diebold, F. X. (2006). Financial asset returns, direction</w:t>
-      </w:r>
-      <w:r>
-        <w:t>-</w:t>
-      </w:r>
-      <w:r>
-        <w:t>of</w:t>
-      </w:r>
-      <w:r>
-        <w:t>-</w:t>
-      </w:r>
-      <w:r>
-        <w:t xml:space="preserve">change forecasting, and volatility dynamics. </w:t>
+        <w:t xml:space="preserve">Carr, P., &amp; Wu, L. (2009). Variance risk premiums. </w:t>
       </w:r>
       <w:r>
         <w:rPr>
           <w:i/>
           <w:iCs/>
         </w:rPr>
-        <w:t>Management Science</w:t>
+        <w:t>Review of Financial Studies</w:t>
       </w:r>
       <w:r>
         <w:t xml:space="preserve">, </w:t>
@@ -10758,16 +11225,10 @@
           <w:i/>
           <w:iCs/>
         </w:rPr>
-        <w:t>52</w:t>
-      </w:r>
-      <w:r>
-        <w:t>(8), 1273</w:t>
-      </w:r>
-      <w:r>
-        <w:t>-</w:t>
-      </w:r>
-      <w:r>
-        <w:t>1287.</w:t>
+        <w:t>22</w:t>
+      </w:r>
+      <w:r>
+        <w:t>(3), 1311-1341.</w:t>
       </w:r>
     </w:p>
     <w:p>
@@ -10775,20 +11236,14 @@
         <w:ind w:left="720" w:hanging="720"/>
       </w:pPr>
       <w:r>
-        <w:t>Corsi, F. (2009). A simple approximate long</w:t>
-      </w:r>
-      <w:r>
-        <w:t>-</w:t>
-      </w:r>
-      <w:r>
-        <w:t xml:space="preserve">memory model of realized volatility. </w:t>
+        <w:t xml:space="preserve">Christensen, B. J., &amp; Prabhala, N. R. (1998). The relation between implied and realized volatility. </w:t>
       </w:r>
       <w:r>
         <w:rPr>
           <w:i/>
           <w:iCs/>
         </w:rPr>
-        <w:t>Journal of Financial Econometrics</w:t>
+        <w:t>Journal of Financial Economics</w:t>
       </w:r>
       <w:r>
         <w:t xml:space="preserve">, </w:t>
@@ -10798,16 +11253,10 @@
           <w:i/>
           <w:iCs/>
         </w:rPr>
-        <w:t>7</w:t>
-      </w:r>
-      <w:r>
-        <w:t>(2), 174</w:t>
-      </w:r>
-      <w:r>
-        <w:t>-</w:t>
-      </w:r>
-      <w:r>
-        <w:t>196.</w:t>
+        <w:t>50</w:t>
+      </w:r>
+      <w:r>
+        <w:t>(2), 125-150.</w:t>
       </w:r>
     </w:p>
     <w:p>
@@ -10815,14 +11264,14 @@
         <w:ind w:left="720" w:hanging="720"/>
       </w:pPr>
       <w:r>
-        <w:t xml:space="preserve">Ding, Z., Granger, C. W. J., &amp; Engle, R. F. (1993). A long memory property of stock market returns and a new model. </w:t>
+        <w:t xml:space="preserve">Christoffersen, P. F., &amp; Diebold, F. X. (2000). How relevant is volatility forecasting for financial risk management? </w:t>
       </w:r>
       <w:r>
         <w:rPr>
           <w:i/>
           <w:iCs/>
         </w:rPr>
-        <w:t>Journal of Empirical Finance</w:t>
+        <w:t>Review of Economics and Statistics</w:t>
       </w:r>
       <w:r>
         <w:t xml:space="preserve">, </w:t>
@@ -10832,16 +11281,10 @@
           <w:i/>
           <w:iCs/>
         </w:rPr>
-        <w:t>1</w:t>
-      </w:r>
-      <w:r>
-        <w:t>(1), 83</w:t>
-      </w:r>
-      <w:r>
-        <w:t>-</w:t>
-      </w:r>
-      <w:r>
-        <w:t>106.</w:t>
+        <w:t>82</w:t>
+      </w:r>
+      <w:r>
+        <w:t>(1), 12-22.</w:t>
       </w:r>
     </w:p>
     <w:p>
@@ -10849,28 +11292,14 @@
         <w:ind w:left="720" w:hanging="720"/>
       </w:pPr>
       <w:r>
-        <w:t>Drechsler, I., &amp; Yaron, A. (2011). What’s vol got to do with it? Review of Financial Studies, 24(1), 1</w:t>
-      </w:r>
-      <w:r>
-        <w:t>-</w:t>
-      </w:r>
-      <w:r>
-        <w:t>45.</w:t>
-      </w:r>
-    </w:p>
-    <w:p>
-      <w:pPr>
-        <w:ind w:left="720" w:hanging="720"/>
-      </w:pPr>
-      <w:r>
-        <w:t xml:space="preserve">Engle, R. F. (1982). Autoregressive conditional heteroscedasticity with estimates of the variance of United Kingdom inflation. </w:t>
+        <w:t xml:space="preserve">Christoffersen, P. F., &amp; Diebold, F. X. (2006). Financial asset returns, direction-of-change forecasting, and volatility dynamics. </w:t>
       </w:r>
       <w:r>
         <w:rPr>
           <w:i/>
           <w:iCs/>
         </w:rPr>
-        <w:t>Econometrica</w:t>
+        <w:t>Management Science</w:t>
       </w:r>
       <w:r>
         <w:t xml:space="preserve">, </w:t>
@@ -10880,16 +11309,10 @@
           <w:i/>
           <w:iCs/>
         </w:rPr>
-        <w:t>50</w:t>
-      </w:r>
-      <w:r>
-        <w:t>(4), 987</w:t>
-      </w:r>
-      <w:r>
-        <w:t>-</w:t>
-      </w:r>
-      <w:r>
-        <w:t>1007.</w:t>
+        <w:t>52</w:t>
+      </w:r>
+      <w:r>
+        <w:t>(8), 1273-1287.</w:t>
       </w:r>
     </w:p>
     <w:p>
@@ -10897,198 +11320,129 @@
         <w:ind w:left="720" w:hanging="720"/>
       </w:pPr>
       <w:r>
-        <w:t>Engle, R. F., &amp; Lee, G. (1999). A long</w:t>
-      </w:r>
-      <w:r>
-        <w:t>-</w:t>
-      </w:r>
-      <w:r>
-        <w:t>run and short</w:t>
-      </w:r>
-      <w:r>
-        <w:t>-</w:t>
-      </w:r>
-      <w:r>
-        <w:t xml:space="preserve">run component model of stock return volatility. In R. Engle &amp; H. White (Eds.), </w:t>
+        <w:t xml:space="preserve">Corsi, F. (2009). A simple approximate long-memory model of realized volatility. </w:t>
       </w:r>
       <w:r>
         <w:rPr>
           <w:i/>
           <w:iCs/>
         </w:rPr>
-        <w:t>Cointegration, causality, and forecasting</w:t>
-      </w:r>
-      <w:r>
-        <w:t>. Oxford University Press.</w:t>
-      </w:r>
-    </w:p>
-    <w:p>
-      <w:pPr>
-        <w:ind w:left="720" w:hanging="720"/>
-      </w:pPr>
-      <w:r>
-        <w:t>Frazzini, A., Israel, R., &amp; Moskowitz, T. J. (2015). Trading costs of asset pricing anomalies. Fama</w:t>
-      </w:r>
-      <w:r>
-        <w:t>-</w:t>
-      </w:r>
-      <w:r>
-        <w:t>Miller Working Paper; Chicago Booth Research Paper No. 14</w:t>
-      </w:r>
-      <w:r>
-        <w:t>-</w:t>
-      </w:r>
-      <w:r>
-        <w:t>05.</w:t>
-      </w:r>
-    </w:p>
-    <w:p>
-      <w:pPr>
-        <w:ind w:left="720" w:hanging="720"/>
-      </w:pPr>
-      <w:r>
-        <w:t xml:space="preserve">Friede, G., Busch, T., &amp; Bassen, A. (2015). ESG and financial performance: Aggregated evidence from more than 2000 empirical studies. </w:t>
+        <w:t>Journal of Financial Econometrics</w:t>
+      </w:r>
+      <w:r>
+        <w:t xml:space="preserve">, </w:t>
       </w:r>
       <w:r>
         <w:rPr>
           <w:i/>
           <w:iCs/>
         </w:rPr>
-        <w:t>Journal of Sustainable Finance &amp; Investment</w:t>
-      </w:r>
-      <w:r>
-        <w:t xml:space="preserve">, </w:t>
+        <w:t>7</w:t>
+      </w:r>
+      <w:r>
+        <w:t>(2), 174-196.</w:t>
+      </w:r>
+    </w:p>
+    <w:p>
+      <w:pPr>
+        <w:ind w:left="720" w:hanging="720"/>
+      </w:pPr>
+      <w:r>
+        <w:t xml:space="preserve">Ding, Z., Granger, C. W. J., &amp; Engle, R. F. (1993). A long memory property of stock market returns and a new model. </w:t>
       </w:r>
       <w:r>
         <w:rPr>
           <w:i/>
           <w:iCs/>
         </w:rPr>
-        <w:t>5</w:t>
-      </w:r>
-      <w:r>
-        <w:t>(4), 210</w:t>
-      </w:r>
-      <w:r>
-        <w:t>-</w:t>
-      </w:r>
-      <w:r>
-        <w:t>233.</w:t>
-      </w:r>
-    </w:p>
-    <w:p>
-      <w:pPr>
-        <w:ind w:left="720" w:hanging="720"/>
-      </w:pPr>
-      <w:r>
-        <w:t>Gârleanu, N., Pedersen, L. H., &amp; Poteshman, A. M. (2009). Demand</w:t>
-      </w:r>
-      <w:r>
-        <w:t>-</w:t>
-      </w:r>
-      <w:r>
-        <w:t xml:space="preserve">based option pricing. </w:t>
+        <w:t>Journal of Empirical Finance</w:t>
+      </w:r>
+      <w:r>
+        <w:t xml:space="preserve">, </w:t>
       </w:r>
       <w:r>
         <w:rPr>
           <w:i/>
           <w:iCs/>
         </w:rPr>
-        <w:t>Review of Financial Studies</w:t>
-      </w:r>
-      <w:r>
-        <w:t xml:space="preserve">, </w:t>
+        <w:t>1</w:t>
+      </w:r>
+      <w:r>
+        <w:t>(1), 83-106.</w:t>
+      </w:r>
+    </w:p>
+    <w:p>
+      <w:pPr>
+        <w:ind w:left="720" w:hanging="720"/>
+      </w:pPr>
+      <w:r>
+        <w:t xml:space="preserve">Drechsler, I., &amp; Yaron, A. (2011). What’s vol got to do with it? </w:t>
       </w:r>
       <w:r>
         <w:rPr>
           <w:i/>
           <w:iCs/>
         </w:rPr>
-        <w:t>22</w:t>
-      </w:r>
-      <w:r>
-        <w:t>(10), 4259</w:t>
-      </w:r>
-      <w:r>
-        <w:t>-</w:t>
-      </w:r>
-      <w:r>
-        <w:t>4299.</w:t>
-      </w:r>
-    </w:p>
-    <w:p>
-      <w:pPr>
-        <w:ind w:left="720" w:hanging="720"/>
-      </w:pPr>
-      <w:r>
-        <w:rPr>
-          <w:lang w:val="de-DE"/>
-        </w:rPr>
-        <w:t xml:space="preserve">Gibson Brandon, R., Krüger, P., &amp; Schmidt, P. S. (2021). </w:t>
-      </w:r>
-      <w:r>
-        <w:t xml:space="preserve">ESG rating disagreement and stock returns. </w:t>
+        <w:t>Review of Financial Studies</w:t>
+      </w:r>
+      <w:r>
+        <w:t xml:space="preserve">, </w:t>
       </w:r>
       <w:r>
         <w:rPr>
           <w:i/>
           <w:iCs/>
         </w:rPr>
-        <w:t>Financial Analysts Journal</w:t>
-      </w:r>
-      <w:r>
-        <w:t xml:space="preserve">, </w:t>
+        <w:t>24</w:t>
+      </w:r>
+      <w:r>
+        <w:t>(1), 1-45.</w:t>
+      </w:r>
+    </w:p>
+    <w:p>
+      <w:pPr>
+        <w:ind w:left="720" w:hanging="720"/>
+      </w:pPr>
+      <w:r>
+        <w:t xml:space="preserve">Engle, R. F. (1982). Autoregressive conditional heteroscedasticity with estimates of the variance of United Kingdom inflation. </w:t>
       </w:r>
       <w:r>
         <w:rPr>
           <w:i/>
           <w:iCs/>
         </w:rPr>
-        <w:t>77</w:t>
-      </w:r>
-      <w:r>
-        <w:t>(4), 104</w:t>
-      </w:r>
-      <w:r>
-        <w:t>-</w:t>
-      </w:r>
-      <w:r>
-        <w:t>127.</w:t>
-      </w:r>
-    </w:p>
-    <w:p>
-      <w:pPr>
-        <w:ind w:left="720" w:hanging="720"/>
-      </w:pPr>
-      <w:r>
-        <w:lastRenderedPageBreak/>
-        <w:t xml:space="preserve">Glosten, L. R., Jagannathan, R., &amp; Runkle, D. E. (1993). On the relation between the expected value and the volatility of the nominal excess return on stocks. </w:t>
+        <w:t>Econometrica</w:t>
+      </w:r>
+      <w:r>
+        <w:t xml:space="preserve">, </w:t>
       </w:r>
       <w:r>
         <w:rPr>
           <w:i/>
           <w:iCs/>
         </w:rPr>
-        <w:t>Journal of Finance</w:t>
-      </w:r>
-      <w:r>
-        <w:t xml:space="preserve">, </w:t>
+        <w:t>50</w:t>
+      </w:r>
+      <w:r>
+        <w:t>(4), 987-1007.</w:t>
+      </w:r>
+    </w:p>
+    <w:p>
+      <w:pPr>
+        <w:ind w:left="720" w:hanging="720"/>
+      </w:pPr>
+      <w:r>
+        <w:t xml:space="preserve">Engle, R. F., &amp; Lee, G. (1999). A long-run and short-run component model of stock return volatility. In R. Engle &amp; H. White (Eds.), </w:t>
       </w:r>
       <w:r>
         <w:rPr>
           <w:i/>
           <w:iCs/>
         </w:rPr>
-        <w:t>48</w:t>
-      </w:r>
-      <w:r>
-        <w:t>(5), 1779</w:t>
-      </w:r>
-      <w:r>
-        <w:t>-</w:t>
-      </w:r>
-      <w:r>
-        <w:t>1801.</w:t>
+        <w:t>Cointegration, causality, and forecasting</w:t>
+      </w:r>
+      <w:r>
+        <w:t>. Oxford University Press.</w:t>
       </w:r>
     </w:p>
     <w:p>
@@ -11096,14 +11450,14 @@
         <w:ind w:left="720" w:hanging="720"/>
       </w:pPr>
       <w:r>
-        <w:t xml:space="preserve">Hansen, P. R., Huang, Z., &amp; Shek, H. H. (2012). Realized GARCH: A joint model for returns and realized measures of volatility. </w:t>
+        <w:t xml:space="preserve">Friede, G., Busch, T., &amp; Bassen, A. (2015). ESG and financial performance: Aggregated evidence from more than 2000 empirical studies. </w:t>
       </w:r>
       <w:r>
         <w:rPr>
           <w:i/>
           <w:iCs/>
         </w:rPr>
-        <w:t>Journal of Applied Econometrics</w:t>
+        <w:t>Journal of Sustainable Finance &amp; Investment</w:t>
       </w:r>
       <w:r>
         <w:t xml:space="preserve">, </w:t>
@@ -11113,16 +11467,10 @@
           <w:i/>
           <w:iCs/>
         </w:rPr>
-        <w:t>27</w:t>
-      </w:r>
-      <w:r>
-        <w:t>(6), 877</w:t>
-      </w:r>
-      <w:r>
-        <w:t>-</w:t>
-      </w:r>
-      <w:r>
-        <w:t>906.</w:t>
+        <w:t>5</w:t>
+      </w:r>
+      <w:r>
+        <w:t>(4), 210-233.</w:t>
       </w:r>
     </w:p>
     <w:p>
@@ -11130,14 +11478,14 @@
         <w:ind w:left="720" w:hanging="720"/>
       </w:pPr>
       <w:r>
-        <w:t xml:space="preserve">Hansen, P. R., Lunde, A., &amp; Nason, J. M. (2011). The model confidence set. </w:t>
+        <w:t xml:space="preserve">Gârleanu, N., Pedersen, L. H., &amp; Poteshman, A. M. (2009). Demand-based option pricing. </w:t>
       </w:r>
       <w:r>
         <w:rPr>
           <w:i/>
           <w:iCs/>
         </w:rPr>
-        <w:t>Econometrica</w:t>
+        <w:t>Review of Financial Studies</w:t>
       </w:r>
       <w:r>
         <w:t xml:space="preserve">, </w:t>
@@ -11147,16 +11495,10 @@
           <w:i/>
           <w:iCs/>
         </w:rPr>
-        <w:t>79</w:t>
-      </w:r>
-      <w:r>
-        <w:t>(2), 453</w:t>
-      </w:r>
-      <w:r>
-        <w:t>-</w:t>
-      </w:r>
-      <w:r>
-        <w:t>497.</w:t>
+        <w:t>22</w:t>
+      </w:r>
+      <w:r>
+        <w:t>(10), 4259-4299.</w:t>
       </w:r>
     </w:p>
     <w:p>
@@ -11164,14 +11506,20 @@
         <w:ind w:left="720" w:hanging="720"/>
       </w:pPr>
       <w:r>
-        <w:t xml:space="preserve">Hentschel, L. (1995). All in the family: Nesting symmetric and asymmetric GARCH models. </w:t>
+        <w:rPr>
+          <w:lang w:val="de-DE"/>
+        </w:rPr>
+        <w:t xml:space="preserve">Gibson Brandon, R., Krüger, P., &amp; Schmidt, P. S. (2021). </w:t>
+      </w:r>
+      <w:r>
+        <w:t xml:space="preserve">ESG rating disagreement and stock returns. </w:t>
       </w:r>
       <w:r>
         <w:rPr>
           <w:i/>
           <w:iCs/>
         </w:rPr>
-        <w:t>Journal of Financial Economics</w:t>
+        <w:t>Financial Analysts Journal</w:t>
       </w:r>
       <w:r>
         <w:t xml:space="preserve">, </w:t>
@@ -11181,16 +11529,10 @@
           <w:i/>
           <w:iCs/>
         </w:rPr>
-        <w:t>39</w:t>
-      </w:r>
-      <w:r>
-        <w:t>(1), 71</w:t>
-      </w:r>
-      <w:r>
-        <w:t>-</w:t>
-      </w:r>
-      <w:r>
-        <w:t>104.</w:t>
+        <w:t>77</w:t>
+      </w:r>
+      <w:r>
+        <w:t>(4), 104-127.</w:t>
       </w:r>
     </w:p>
     <w:p>
@@ -11198,20 +11540,14 @@
         <w:ind w:left="720" w:hanging="720"/>
       </w:pPr>
       <w:r>
-        <w:t>Heston, S. L. (1993). A closed</w:t>
-      </w:r>
-      <w:r>
-        <w:t>-</w:t>
-      </w:r>
-      <w:r>
-        <w:t xml:space="preserve">form solution for options with stochastic volatility with applications to bond and currency options. </w:t>
+        <w:t xml:space="preserve">Glosten, L. R., Jagannathan, R., &amp; Runkle, D. E. (1993). On the relation between the expected value and the volatility of the nominal excess return on stocks. </w:t>
       </w:r>
       <w:r>
         <w:rPr>
           <w:i/>
           <w:iCs/>
         </w:rPr>
-        <w:t>Review of Financial Studies</w:t>
+        <w:t>Journal of Finance</w:t>
       </w:r>
       <w:r>
         <w:t xml:space="preserve">, </w:t>
@@ -11221,16 +11557,10 @@
           <w:i/>
           <w:iCs/>
         </w:rPr>
-        <w:t>6</w:t>
-      </w:r>
-      <w:r>
-        <w:t>(2), 327</w:t>
-      </w:r>
-      <w:r>
-        <w:t>-</w:t>
-      </w:r>
-      <w:r>
-        <w:t>343.</w:t>
+        <w:t>48</w:t>
+      </w:r>
+      <w:r>
+        <w:t>(5), 1779-1801.</w:t>
       </w:r>
     </w:p>
     <w:p>
@@ -11238,20 +11568,14 @@
         <w:ind w:left="720" w:hanging="720"/>
       </w:pPr>
       <w:r>
-        <w:t>Huberman, G., &amp; Kandel, S. (1987). Mean</w:t>
-      </w:r>
-      <w:r>
-        <w:t>-</w:t>
-      </w:r>
-      <w:r>
-        <w:t xml:space="preserve">variance spanning. </w:t>
+        <w:t xml:space="preserve">Hansen, P. R., Huang, Z., &amp; Shek, H. H. (2012). Realized GARCH: A joint model for returns and realized measures of volatility. </w:t>
       </w:r>
       <w:r>
         <w:rPr>
           <w:i/>
           <w:iCs/>
         </w:rPr>
-        <w:t>Journal of Finance</w:t>
+        <w:t>Journal of Applied Econometrics</w:t>
       </w:r>
       <w:r>
         <w:t xml:space="preserve">, </w:t>
@@ -11261,16 +11585,10 @@
           <w:i/>
           <w:iCs/>
         </w:rPr>
-        <w:t>42</w:t>
-      </w:r>
-      <w:r>
-        <w:t>(4), 873</w:t>
-      </w:r>
-      <w:r>
-        <w:t>-</w:t>
-      </w:r>
-      <w:r>
-        <w:t>888.</w:t>
+        <w:t>27</w:t>
+      </w:r>
+      <w:r>
+        <w:t>(6), 877-906.</w:t>
       </w:r>
     </w:p>
     <w:p>
@@ -11278,14 +11596,14 @@
         <w:ind w:left="720" w:hanging="720"/>
       </w:pPr>
       <w:r>
-        <w:t xml:space="preserve">Ilhan, E., Sautner, Z., &amp; Vilkov, G. (2021). Carbon tail risk. </w:t>
+        <w:t xml:space="preserve">Hansen, P. R., Lunde, A., &amp; Nason, J. M. (2011). The model confidence set. </w:t>
       </w:r>
       <w:r>
         <w:rPr>
           <w:i/>
           <w:iCs/>
         </w:rPr>
-        <w:t>Review of Financial Studies</w:t>
+        <w:t>Econometrica</w:t>
       </w:r>
       <w:r>
         <w:t xml:space="preserve">, </w:t>
@@ -11295,16 +11613,10 @@
           <w:i/>
           <w:iCs/>
         </w:rPr>
-        <w:t>34</w:t>
-      </w:r>
-      <w:r>
-        <w:t>(3), 1540</w:t>
-      </w:r>
-      <w:r>
-        <w:t>-</w:t>
-      </w:r>
-      <w:r>
-        <w:t>1571.</w:t>
+        <w:t>79</w:t>
+      </w:r>
+      <w:r>
+        <w:t>(2), 453-497.</w:t>
       </w:r>
     </w:p>
     <w:p>
@@ -11312,20 +11624,14 @@
         <w:ind w:left="720" w:hanging="720"/>
       </w:pPr>
       <w:r>
-        <w:rPr>
-          <w:lang w:val="de-DE"/>
-        </w:rPr>
-        <w:t xml:space="preserve">Khan, M., Serafeim, G., &amp; Yoon, A. (2016). </w:t>
-      </w:r>
-      <w:r>
-        <w:t xml:space="preserve">Corporate sustainability: First evidence on materiality. </w:t>
+        <w:t xml:space="preserve">Hentschel, L. (1995). All in the family: Nesting symmetric and asymmetric GARCH models. </w:t>
       </w:r>
       <w:r>
         <w:rPr>
           <w:i/>
           <w:iCs/>
         </w:rPr>
-        <w:t>The Accounting Review</w:t>
+        <w:t>Journal of Financial Economics</w:t>
       </w:r>
       <w:r>
         <w:t xml:space="preserve">, </w:t>
@@ -11335,16 +11641,10 @@
           <w:i/>
           <w:iCs/>
         </w:rPr>
-        <w:t>91</w:t>
-      </w:r>
-      <w:r>
-        <w:t>(6), 1697</w:t>
-      </w:r>
-      <w:r>
-        <w:t>-</w:t>
-      </w:r>
-      <w:r>
-        <w:t>1724.</w:t>
+        <w:t>39</w:t>
+      </w:r>
+      <w:r>
+        <w:t>(1), 71-104.</w:t>
       </w:r>
     </w:p>
     <w:p>
@@ -11352,14 +11652,14 @@
         <w:ind w:left="720" w:hanging="720"/>
       </w:pPr>
       <w:r>
-        <w:t xml:space="preserve">Latané, H. A., &amp; Rendleman, R. J. (1976). Standard deviations of stock price ratios implied in option prices. </w:t>
+        <w:t xml:space="preserve">Heston, S. L. (1993). A closed-form solution for options with stochastic volatility with applications to bond and currency options. </w:t>
       </w:r>
       <w:r>
         <w:rPr>
           <w:i/>
           <w:iCs/>
         </w:rPr>
-        <w:t>Journal of Finance</w:t>
+        <w:t>Review of Financial Studies</w:t>
       </w:r>
       <w:r>
         <w:t xml:space="preserve">, </w:t>
@@ -11369,16 +11669,10 @@
           <w:i/>
           <w:iCs/>
         </w:rPr>
-        <w:t>31</w:t>
-      </w:r>
-      <w:r>
-        <w:t>(2), 369</w:t>
-      </w:r>
-      <w:r>
-        <w:t>-</w:t>
-      </w:r>
-      <w:r>
-        <w:t>381.</w:t>
+        <w:t>6</w:t>
+      </w:r>
+      <w:r>
+        <w:t>(2), 327-343.</w:t>
       </w:r>
     </w:p>
     <w:p>
@@ -11386,14 +11680,14 @@
         <w:ind w:left="720" w:hanging="720"/>
       </w:pPr>
       <w:r>
-        <w:t xml:space="preserve">Lins, K. V., Servaes, H., &amp; Tamayo, A. (2017). Social capital, trust, and firm performance: The value of corporate social responsibility during the financial crisis. </w:t>
+        <w:t xml:space="preserve">Ilhan, E., Sautner, Z., &amp; Vilkov, G. (2021). Carbon tail risk. </w:t>
       </w:r>
       <w:r>
         <w:rPr>
           <w:i/>
           <w:iCs/>
         </w:rPr>
-        <w:t>Journal of Finance</w:t>
+        <w:t>Review of Financial Studies</w:t>
       </w:r>
       <w:r>
         <w:t xml:space="preserve">, </w:t>
@@ -11403,16 +11697,10 @@
           <w:i/>
           <w:iCs/>
         </w:rPr>
-        <w:t>72</w:t>
-      </w:r>
-      <w:r>
-        <w:t>(4), 1785</w:t>
-      </w:r>
-      <w:r>
-        <w:t>-</w:t>
-      </w:r>
-      <w:r>
-        <w:t>1824.</w:t>
+        <w:t>34</w:t>
+      </w:r>
+      <w:r>
+        <w:t>(3), 1540-1571.</w:t>
       </w:r>
     </w:p>
     <w:p>
@@ -11420,14 +11708,20 @@
         <w:ind w:left="720" w:hanging="720"/>
       </w:pPr>
       <w:r>
-        <w:t xml:space="preserve">Merton, R. C. (1976). Option pricing when underlying stock returns are discontinuous. </w:t>
+        <w:rPr>
+          <w:lang w:val="de-DE"/>
+        </w:rPr>
+        <w:t xml:space="preserve">Khan, M., Serafeim, G., &amp; Yoon, A. (2016). </w:t>
+      </w:r>
+      <w:r>
+        <w:t xml:space="preserve">Corporate sustainability: First evidence on materiality. </w:t>
       </w:r>
       <w:r>
         <w:rPr>
           <w:i/>
           <w:iCs/>
         </w:rPr>
-        <w:t>Journal of Financial Economics</w:t>
+        <w:t>The Accounting Review</w:t>
       </w:r>
       <w:r>
         <w:t xml:space="preserve">, </w:t>
@@ -11437,22 +11731,10 @@
           <w:i/>
           <w:iCs/>
         </w:rPr>
-        <w:t>3</w:t>
-      </w:r>
-      <w:r>
-        <w:t>(1</w:t>
-      </w:r>
-      <w:r>
-        <w:t>-</w:t>
-      </w:r>
-      <w:r>
-        <w:t>2), 125</w:t>
-      </w:r>
-      <w:r>
-        <w:t>-</w:t>
-      </w:r>
-      <w:r>
-        <w:t>144.</w:t>
+        <w:t>91</w:t>
+      </w:r>
+      <w:r>
+        <w:t>(6), 1697-1724.</w:t>
       </w:r>
     </w:p>
     <w:p>
@@ -11460,20 +11742,14 @@
         <w:ind w:left="720" w:hanging="720"/>
       </w:pPr>
       <w:r>
-        <w:t xml:space="preserve">Müller, U. A., Dacorogna, M. M., Davé, R. D., Olsen, R. B., Pictet, O. V., &amp; von Weizsäcker, J. E. (1997). Volatilities of different time resolutions </w:t>
-      </w:r>
-      <w:r>
-        <w:t>-</w:t>
-      </w:r>
-      <w:r>
-        <w:t xml:space="preserve"> Analyzing the dynamics of market components. </w:t>
+        <w:t xml:space="preserve">Latané, H. A., &amp; Rendleman, R. J. (1976). Standard deviations of stock price ratios implied in option prices. </w:t>
       </w:r>
       <w:r>
         <w:rPr>
           <w:i/>
           <w:iCs/>
         </w:rPr>
-        <w:t>Journal of Empirical Finance</w:t>
+        <w:t>Journal of Finance</w:t>
       </w:r>
       <w:r>
         <w:t xml:space="preserve">, </w:t>
@@ -11483,22 +11759,10 @@
           <w:i/>
           <w:iCs/>
         </w:rPr>
-        <w:t>4</w:t>
-      </w:r>
-      <w:r>
-        <w:t>(2</w:t>
-      </w:r>
-      <w:r>
-        <w:t>-</w:t>
-      </w:r>
-      <w:r>
-        <w:t>3), 213</w:t>
-      </w:r>
-      <w:r>
-        <w:t>-</w:t>
-      </w:r>
-      <w:r>
-        <w:t>239.</w:t>
+        <w:t>31</w:t>
+      </w:r>
+      <w:r>
+        <w:t>(2), 369-381.</w:t>
       </w:r>
     </w:p>
     <w:p>
@@ -11506,14 +11770,14 @@
         <w:ind w:left="720" w:hanging="720"/>
       </w:pPr>
       <w:r>
-        <w:t xml:space="preserve">Nelson, D. B. (1991). Conditional heteroskedasticity in asset returns: A new approach. </w:t>
+        <w:t xml:space="preserve">Lins, K. V., Servaes, H., &amp; Tamayo, A. (2017). Social capital, trust, and firm performance: The value of corporate social responsibility during the financial crisis. </w:t>
       </w:r>
       <w:r>
         <w:rPr>
           <w:i/>
           <w:iCs/>
         </w:rPr>
-        <w:t>Econometrica</w:t>
+        <w:t>Journal of Finance</w:t>
       </w:r>
       <w:r>
         <w:t xml:space="preserve">, </w:t>
@@ -11523,16 +11787,10 @@
           <w:i/>
           <w:iCs/>
         </w:rPr>
-        <w:t>59</w:t>
-      </w:r>
-      <w:r>
-        <w:t>(2), 347</w:t>
-      </w:r>
-      <w:r>
-        <w:t>-</w:t>
-      </w:r>
-      <w:r>
-        <w:t>370.</w:t>
+        <w:t>72</w:t>
+      </w:r>
+      <w:r>
+        <w:t>(4), 1785-1824.</w:t>
       </w:r>
     </w:p>
     <w:p>
@@ -11540,15 +11798,14 @@
         <w:ind w:left="720" w:hanging="720"/>
       </w:pPr>
       <w:r>
-        <w:lastRenderedPageBreak/>
-        <w:t xml:space="preserve">Pankratz, N. M. C., Bauer, R., &amp; Derwall, J. (2023). Climate change, firm performance, and investor surprises. </w:t>
+        <w:t xml:space="preserve">Merton, R. C. (1976). Option pricing when underlying stock returns are discontinuous. </w:t>
       </w:r>
       <w:r>
         <w:rPr>
           <w:i/>
           <w:iCs/>
         </w:rPr>
-        <w:t>Management Science</w:t>
+        <w:t>Journal of Financial Economics</w:t>
       </w:r>
       <w:r>
         <w:t xml:space="preserve">, </w:t>
@@ -11558,16 +11815,10 @@
           <w:i/>
           <w:iCs/>
         </w:rPr>
-        <w:t>69</w:t>
-      </w:r>
-      <w:r>
-        <w:t>(12), 7352</w:t>
-      </w:r>
-      <w:r>
-        <w:t>-</w:t>
-      </w:r>
-      <w:r>
-        <w:t>7398.</w:t>
+        <w:t>3</w:t>
+      </w:r>
+      <w:r>
+        <w:t>(1-2), 125-144.</w:t>
       </w:r>
     </w:p>
     <w:p>
@@ -11575,14 +11826,14 @@
         <w:ind w:left="720" w:hanging="720"/>
       </w:pPr>
       <w:r>
-        <w:t xml:space="preserve">Pástor, Ľ., Stambaugh, R. F., &amp; Taylor, L. A. (2021). Sustainable investing in equilibrium. </w:t>
+        <w:t xml:space="preserve">Müller, U. A., Dacorogna, M. M., Davé, R. D., Olsen, R. B., Pictet, O. V., &amp; von Weizsäcker, J. E. (1997). Volatilities of different time resolutions - Analyzing the dynamics of market components. </w:t>
       </w:r>
       <w:r>
         <w:rPr>
           <w:i/>
           <w:iCs/>
         </w:rPr>
-        <w:t>Journal of Financial Economics</w:t>
+        <w:t>Journal of Empirical Finance</w:t>
       </w:r>
       <w:r>
         <w:t xml:space="preserve">, </w:t>
@@ -11592,16 +11843,10 @@
           <w:i/>
           <w:iCs/>
         </w:rPr>
-        <w:t>142</w:t>
-      </w:r>
-      <w:r>
-        <w:t>(2), 550</w:t>
-      </w:r>
-      <w:r>
-        <w:t>-</w:t>
-      </w:r>
-      <w:r>
-        <w:t>571.</w:t>
+        <w:t>4</w:t>
+      </w:r>
+      <w:r>
+        <w:t>(2-3), 213-239.</w:t>
       </w:r>
     </w:p>
     <w:p>
@@ -11609,14 +11854,14 @@
         <w:ind w:left="720" w:hanging="720"/>
       </w:pPr>
       <w:r>
-        <w:t xml:space="preserve">Patton, A. J., &amp; Sheppard, K. (2015). Good volatility, bad volatility: Signed jumps and the persistence of volatility. </w:t>
+        <w:t xml:space="preserve">Nelson, D. B. (1991). Conditional heteroskedasticity in asset returns: A new approach. </w:t>
       </w:r>
       <w:r>
         <w:rPr>
           <w:i/>
           <w:iCs/>
         </w:rPr>
-        <w:t>Review of Economics and Statistics</w:t>
+        <w:t>Econometrica</w:t>
       </w:r>
       <w:r>
         <w:t xml:space="preserve">, </w:t>
@@ -11626,16 +11871,10 @@
           <w:i/>
           <w:iCs/>
         </w:rPr>
-        <w:t>97</w:t>
-      </w:r>
-      <w:r>
-        <w:t>(3), 683</w:t>
-      </w:r>
-      <w:r>
-        <w:t>-</w:t>
-      </w:r>
-      <w:r>
-        <w:t>697.</w:t>
+        <w:t>59</w:t>
+      </w:r>
+      <w:r>
+        <w:t>(2), 347-370.</w:t>
       </w:r>
     </w:p>
     <w:p>
@@ -11643,20 +11882,14 @@
         <w:ind w:left="720" w:hanging="720"/>
       </w:pPr>
       <w:r>
-        <w:t>Poon, S.</w:t>
-      </w:r>
-      <w:r>
-        <w:t>-</w:t>
-      </w:r>
-      <w:r>
-        <w:t xml:space="preserve">H., &amp; Granger, C. W. J. (2003). Forecasting volatility in financial markets: A review. </w:t>
+        <w:t xml:space="preserve">Pankratz, N. M. C., Bauer, R., &amp; Derwall, J. (2023). Climate change, firm performance, and investor surprises. </w:t>
       </w:r>
       <w:r>
         <w:rPr>
           <w:i/>
           <w:iCs/>
         </w:rPr>
-        <w:t>Journal of Economic Literature</w:t>
+        <w:t>Management Science</w:t>
       </w:r>
       <w:r>
         <w:t xml:space="preserve">, </w:t>
@@ -11666,16 +11899,10 @@
           <w:i/>
           <w:iCs/>
         </w:rPr>
-        <w:t>41</w:t>
-      </w:r>
-      <w:r>
-        <w:t>(2), 478</w:t>
-      </w:r>
-      <w:r>
-        <w:t>-</w:t>
-      </w:r>
-      <w:r>
-        <w:t>539.</w:t>
+        <w:t>69</w:t>
+      </w:r>
+      <w:r>
+        <w:t>(12), 7352-7398.</w:t>
       </w:r>
     </w:p>
     <w:p>
@@ -11683,22 +11910,14 @@
         <w:ind w:left="720" w:hanging="720"/>
       </w:pPr>
       <w:r>
-        <w:t>Reiner, D. (2025). Pricing of climate event risks and opportunities in the options market. Working paper, Vienna University of Economics and Business and Vienna Graduate School of Finance.</w:t>
-      </w:r>
-    </w:p>
-    <w:p>
-      <w:pPr>
-        <w:ind w:left="720" w:hanging="720"/>
-      </w:pPr>
-      <w:r>
-        <w:t xml:space="preserve">Rubinstein, M. (1994). Implied binomial trees. </w:t>
+        <w:t xml:space="preserve">Pástor, Ľ., Stambaugh, R. F., &amp; Taylor, L. A. (2021). Sustainable investing in equilibrium. </w:t>
       </w:r>
       <w:r>
         <w:rPr>
           <w:i/>
           <w:iCs/>
         </w:rPr>
-        <w:t>Journal of Finance</w:t>
+        <w:t>Journal of Financial Economics</w:t>
       </w:r>
       <w:r>
         <w:t xml:space="preserve">, </w:t>
@@ -11708,16 +11927,10 @@
           <w:i/>
           <w:iCs/>
         </w:rPr>
-        <w:t>49</w:t>
-      </w:r>
-      <w:r>
-        <w:t>(3), 771</w:t>
-      </w:r>
-      <w:r>
-        <w:t>-</w:t>
-      </w:r>
-      <w:r>
-        <w:t>818.</w:t>
+        <w:t>142</w:t>
+      </w:r>
+      <w:r>
+        <w:t>(2), 550-571.</w:t>
       </w:r>
     </w:p>
     <w:p>
@@ -11725,32 +11938,14 @@
         <w:ind w:left="720" w:hanging="720"/>
       </w:pPr>
       <w:r>
-        <w:rPr>
-          <w:lang w:val="it-IT"/>
-        </w:rPr>
-        <w:t>Santa</w:t>
-      </w:r>
-      <w:r>
-        <w:rPr>
-          <w:lang w:val="it-IT"/>
-        </w:rPr>
-        <w:t>-</w:t>
-      </w:r>
-      <w:r>
-        <w:rPr>
-          <w:lang w:val="it-IT"/>
-        </w:rPr>
-        <w:t xml:space="preserve">Clara, P., &amp; Saretto, A. (2009). </w:t>
-      </w:r>
-      <w:r>
-        <w:t xml:space="preserve">Option strategies: Good deals and margin calls. </w:t>
+        <w:t xml:space="preserve">Patton, A. J., &amp; Sheppard, K. (2015). Good volatility, bad volatility: Signed jumps and the persistence of volatility. </w:t>
       </w:r>
       <w:r>
         <w:rPr>
           <w:i/>
           <w:iCs/>
         </w:rPr>
-        <w:t>Journal of Financial Markets</w:t>
+        <w:t>Review of Economics and Statistics</w:t>
       </w:r>
       <w:r>
         <w:t xml:space="preserve">, </w:t>
@@ -11760,16 +11955,10 @@
           <w:i/>
           <w:iCs/>
         </w:rPr>
-        <w:t>12</w:t>
-      </w:r>
-      <w:r>
-        <w:t>(3), 391</w:t>
-      </w:r>
-      <w:r>
-        <w:t>-</w:t>
-      </w:r>
-      <w:r>
-        <w:t>417.</w:t>
+        <w:t>97</w:t>
+      </w:r>
+      <w:r>
+        <w:t>(3), 683-697.</w:t>
       </w:r>
     </w:p>
     <w:p>
@@ -11777,69 +11966,143 @@
         <w:ind w:left="720" w:hanging="720"/>
       </w:pPr>
       <w:r>
-        <w:t xml:space="preserve">Sautner, Z., &amp; Starks, L. T. (2023). ESG and downside risks: Implications for pension funds. In P. B. Hammond, R. Maurer, &amp; O. S. Mitchell (Eds.), </w:t>
+        <w:t xml:space="preserve">Poon, S.-H., &amp; Granger, C. W. J. (2003). Forecasting volatility in financial markets: A review. </w:t>
       </w:r>
       <w:r>
         <w:rPr>
           <w:i/>
           <w:iCs/>
         </w:rPr>
-        <w:t>Pension funds and sustainable investment: Challenges and opportunities</w:t>
-      </w:r>
-      <w:r>
-        <w:t xml:space="preserve"> (pp. 137</w:t>
-      </w:r>
-      <w:r>
-        <w:t>-</w:t>
-      </w:r>
-      <w:r>
-        <w:t>156). Oxford University Press.</w:t>
-      </w:r>
-    </w:p>
-    <w:p>
-      <w:pPr>
-        <w:ind w:left="720" w:hanging="720"/>
-      </w:pPr>
-      <w:r>
-        <w:t>Yang, R., Caporin, M., &amp; Jiménez</w:t>
-      </w:r>
-      <w:r>
-        <w:t>-</w:t>
-      </w:r>
-      <w:r>
-        <w:t>Martin, J.</w:t>
-      </w:r>
-      <w:r>
-        <w:t>-</w:t>
-      </w:r>
-      <w:r>
-        <w:t xml:space="preserve">A. (2024). ESG risk exposure: A tale of two tails. </w:t>
+        <w:t>Journal of Economic Literature</w:t>
+      </w:r>
+      <w:r>
+        <w:t xml:space="preserve">, </w:t>
       </w:r>
       <w:r>
         <w:rPr>
           <w:i/>
           <w:iCs/>
         </w:rPr>
-        <w:t>Quantitative Finance</w:t>
-      </w:r>
-      <w:r>
-        <w:t xml:space="preserve">, </w:t>
+        <w:t>41</w:t>
+      </w:r>
+      <w:r>
+        <w:t>(2), 478-539.</w:t>
+      </w:r>
+    </w:p>
+    <w:p>
+      <w:pPr>
+        <w:ind w:left="720" w:hanging="720"/>
+      </w:pPr>
+      <w:r>
+        <w:t>Reiner, M. (2025). Pricing of climate event risks and opportunities in the options market. Working paper, Vienna University of Economics and Business and Vienna Graduate School of Finance.</w:t>
+      </w:r>
+    </w:p>
+    <w:p>
+      <w:pPr>
+        <w:ind w:left="720" w:hanging="720"/>
+      </w:pPr>
+      <w:r>
+        <w:t xml:space="preserve">Rubinstein, M. (1994). Implied binomial trees. </w:t>
       </w:r>
       <w:r>
         <w:rPr>
           <w:i/>
           <w:iCs/>
         </w:rPr>
+        <w:t>Journal of Finance</w:t>
+      </w:r>
+      <w:r>
+        <w:t xml:space="preserve">, </w:t>
+      </w:r>
+      <w:r>
+        <w:rPr>
+          <w:i/>
+          <w:iCs/>
+        </w:rPr>
+        <w:t>49</w:t>
+      </w:r>
+      <w:r>
+        <w:t>(3), 771-818.</w:t>
+      </w:r>
+    </w:p>
+    <w:p>
+      <w:pPr>
+        <w:ind w:left="720" w:hanging="720"/>
+      </w:pPr>
+      <w:r>
+        <w:rPr>
+          <w:lang w:val="it-IT"/>
+        </w:rPr>
+        <w:t xml:space="preserve">Santa-Clara, P., &amp; Saretto, A. (2009). </w:t>
+      </w:r>
+      <w:r>
+        <w:t xml:space="preserve">Option strategies: Good deals and margin calls. </w:t>
+      </w:r>
+      <w:r>
+        <w:rPr>
+          <w:i/>
+          <w:iCs/>
+        </w:rPr>
+        <w:t>Journal of Financial Markets</w:t>
+      </w:r>
+      <w:r>
+        <w:t xml:space="preserve">, </w:t>
+      </w:r>
+      <w:r>
+        <w:rPr>
+          <w:i/>
+          <w:iCs/>
+        </w:rPr>
+        <w:t>12</w:t>
+      </w:r>
+      <w:r>
+        <w:t>(3), 391-417.</w:t>
+      </w:r>
+    </w:p>
+    <w:p>
+      <w:pPr>
+        <w:ind w:left="720" w:hanging="720"/>
+      </w:pPr>
+      <w:r>
+        <w:t xml:space="preserve">Sautner, Z., &amp; Starks, L. T. (2023). ESG and downside risks: Implications for pension funds. In P. B. Hammond, R. Maurer, &amp; O. S. Mitchell (Eds.), </w:t>
+      </w:r>
+      <w:r>
+        <w:rPr>
+          <w:i/>
+          <w:iCs/>
+        </w:rPr>
+        <w:t>Pension funds and sustainable investment: Challenges and opportunities</w:t>
+      </w:r>
+      <w:r>
+        <w:t xml:space="preserve"> (pp. 137-156). Oxford University Press.</w:t>
+      </w:r>
+    </w:p>
+    <w:p>
+      <w:pPr>
+        <w:ind w:left="720" w:hanging="720"/>
+      </w:pPr>
+      <w:r>
+        <w:t xml:space="preserve">Yang, R., Caporin, M., &amp; Jiménez-Martin, J.-A. (2024). ESG risk exposure: A tale of two tails. </w:t>
+      </w:r>
+      <w:r>
+        <w:rPr>
+          <w:i/>
+          <w:iCs/>
+        </w:rPr>
+        <w:t>Quantitative Finance</w:t>
+      </w:r>
+      <w:r>
+        <w:t xml:space="preserve">, </w:t>
+      </w:r>
+      <w:r>
+        <w:rPr>
+          <w:i/>
+          <w:iCs/>
+        </w:rPr>
         <w:t>24</w:t>
       </w:r>
       <w:r>
-        <w:t>(6), 827</w:t>
-      </w:r>
-      <w:r>
-        <w:t>-</w:t>
-      </w:r>
-      <w:r>
-        <w:t>849.</w:t>
+        <w:t>(6), 827-849.</w:t>
       </w:r>
     </w:p>
     <w:p>
@@ -11850,9 +12113,8 @@
           <w:sz w:val="32"/>
         </w:rPr>
       </w:pPr>
-      <w:bookmarkStart w:id="82" w:name="_Toc318111557"/>
-      <w:bookmarkStart w:id="83" w:name="XI_APPENDICES_49"/>
-      <w:bookmarkStart w:id="84" w:name="_Toc240808295"/>
+      <w:bookmarkStart w:id="89" w:name="_Toc318111557"/>
+      <w:bookmarkStart w:id="90" w:name="XI_APPENDICES_49"/>
       <w:r>
         <w:br w:type="page"/>
       </w:r>
@@ -11865,17 +12127,17 @@
           <w:lang w:val="en-GB"/>
         </w:rPr>
       </w:pPr>
+      <w:bookmarkStart w:id="91" w:name="_Toc241347607"/>
       <w:r>
         <w:rPr>
           <w:szCs w:val="22"/>
           <w:lang w:val="en-GB"/>
         </w:rPr>
-        <w:lastRenderedPageBreak/>
         <w:t>XI. APPENDICES</w:t>
       </w:r>
-      <w:bookmarkEnd w:id="82"/>
-      <w:bookmarkEnd w:id="83"/>
-      <w:bookmarkEnd w:id="84"/>
+      <w:bookmarkEnd w:id="89"/>
+      <w:bookmarkEnd w:id="90"/>
+      <w:bookmarkEnd w:id="91"/>
     </w:p>
     <w:p>
       <w:pPr>
@@ -11893,14 +12155,14 @@
           <w:lang w:val="en-GB"/>
         </w:rPr>
       </w:pPr>
-      <w:bookmarkStart w:id="85" w:name="_Toc240808296"/>
+      <w:bookmarkStart w:id="92" w:name="_Toc241347608"/>
       <w:r>
         <w:rPr>
           <w:lang w:val="en-GB"/>
         </w:rPr>
         <w:t>Appendix A. Final Sample and Empirical Pipeline Audit</w:t>
       </w:r>
-      <w:bookmarkEnd w:id="85"/>
+      <w:bookmarkEnd w:id="92"/>
     </w:p>
     <w:tbl>
       <w:tblPr>
@@ -12265,14 +12527,14 @@
           <w:lang w:val="en-GB"/>
         </w:rPr>
       </w:pPr>
-      <w:bookmarkStart w:id="86" w:name="_Toc240808297"/>
+      <w:bookmarkStart w:id="93" w:name="_Toc241347609"/>
       <w:r>
         <w:rPr>
           <w:lang w:val="en-GB"/>
         </w:rPr>
         <w:t>Appendix B. Option Pricing and Mispricing Diagnostics</w:t>
       </w:r>
-      <w:bookmarkEnd w:id="86"/>
+      <w:bookmarkEnd w:id="93"/>
     </w:p>
     <w:p>
       <w:pPr>
@@ -12292,15 +12554,15 @@
         <w:tblLook w:val="04A0" w:firstRow="1" w:lastRow="0" w:firstColumn="1" w:lastColumn="0" w:noHBand="0" w:noVBand="1"/>
       </w:tblPr>
       <w:tblGrid>
-        <w:gridCol w:w="926"/>
-        <w:gridCol w:w="603"/>
-        <w:gridCol w:w="631"/>
-        <w:gridCol w:w="1283"/>
-        <w:gridCol w:w="1104"/>
-        <w:gridCol w:w="1197"/>
-        <w:gridCol w:w="1304"/>
-        <w:gridCol w:w="1068"/>
-        <w:gridCol w:w="946"/>
+        <w:gridCol w:w="898"/>
+        <w:gridCol w:w="614"/>
+        <w:gridCol w:w="633"/>
+        <w:gridCol w:w="1309"/>
+        <w:gridCol w:w="1103"/>
+        <w:gridCol w:w="1182"/>
+        <w:gridCol w:w="1289"/>
+        <w:gridCol w:w="1070"/>
+        <w:gridCol w:w="964"/>
       </w:tblGrid>
       <w:tr>
         <w:tc>
@@ -12704,7 +12966,6 @@
           </w:tcPr>
           <w:p>
             <w:r>
-              <w:lastRenderedPageBreak/>
               <w:t>ESG-EGARCH(G)</w:t>
             </w:r>
           </w:p>
@@ -13822,13 +14083,13 @@
         <w:tblLook w:val="04A0" w:firstRow="1" w:lastRow="0" w:firstColumn="1" w:lastColumn="0" w:noHBand="0" w:noVBand="1"/>
       </w:tblPr>
       <w:tblGrid>
-        <w:gridCol w:w="1427"/>
-        <w:gridCol w:w="1273"/>
-        <w:gridCol w:w="1269"/>
+        <w:gridCol w:w="1475"/>
+        <w:gridCol w:w="1264"/>
+        <w:gridCol w:w="1261"/>
+        <w:gridCol w:w="1266"/>
+        <w:gridCol w:w="1261"/>
+        <w:gridCol w:w="1261"/>
         <w:gridCol w:w="1274"/>
-        <w:gridCol w:w="1269"/>
-        <w:gridCol w:w="1269"/>
-        <w:gridCol w:w="1281"/>
       </w:tblGrid>
       <w:tr>
         <w:tc>
@@ -14290,7 +14551,6 @@
           </w:tcPr>
           <w:p>
             <w:r>
-              <w:lastRenderedPageBreak/>
               <w:t>ESG-GARCH</w:t>
             </w:r>
           </w:p>
@@ -15024,15 +15284,15 @@
         <w:tblLook w:val="04A0" w:firstRow="1" w:lastRow="0" w:firstColumn="1" w:lastColumn="0" w:noHBand="0" w:noVBand="1"/>
       </w:tblPr>
       <w:tblGrid>
-        <w:gridCol w:w="1109"/>
-        <w:gridCol w:w="703"/>
-        <w:gridCol w:w="739"/>
-        <w:gridCol w:w="857"/>
-        <w:gridCol w:w="1271"/>
-        <w:gridCol w:w="974"/>
-        <w:gridCol w:w="1110"/>
-        <w:gridCol w:w="803"/>
-        <w:gridCol w:w="1496"/>
+        <w:gridCol w:w="1074"/>
+        <w:gridCol w:w="717"/>
+        <w:gridCol w:w="741"/>
+        <w:gridCol w:w="833"/>
+        <w:gridCol w:w="1316"/>
+        <w:gridCol w:w="983"/>
+        <w:gridCol w:w="1116"/>
+        <w:gridCol w:w="816"/>
+        <w:gridCol w:w="1466"/>
       </w:tblGrid>
       <w:tr>
         <w:tc>
@@ -16080,7 +16340,6 @@
           </w:tcPr>
           <w:p>
             <w:r>
-              <w:lastRenderedPageBreak/>
               <w:t>ESG-GJR-GARCH(E)</w:t>
             </w:r>
           </w:p>
@@ -16543,14 +16802,14 @@
           <w:lang w:val="en-GB"/>
         </w:rPr>
       </w:pPr>
-      <w:bookmarkStart w:id="87" w:name="_Toc240808298"/>
+      <w:bookmarkStart w:id="94" w:name="_Toc241347610"/>
       <w:r>
         <w:rPr>
           <w:lang w:val="en-GB"/>
         </w:rPr>
         <w:t>Appendix C. Trading Performance and Risk</w:t>
       </w:r>
-      <w:bookmarkEnd w:id="87"/>
+      <w:bookmarkEnd w:id="94"/>
     </w:p>
     <w:p>
       <w:pPr>
@@ -16570,13 +16829,13 @@
         <w:tblLook w:val="04A0" w:firstRow="1" w:lastRow="0" w:firstColumn="1" w:lastColumn="0" w:noHBand="0" w:noVBand="1"/>
       </w:tblPr>
       <w:tblGrid>
-        <w:gridCol w:w="1427"/>
-        <w:gridCol w:w="1248"/>
-        <w:gridCol w:w="1260"/>
-        <w:gridCol w:w="1274"/>
-        <w:gridCol w:w="1329"/>
-        <w:gridCol w:w="1261"/>
-        <w:gridCol w:w="1263"/>
+        <w:gridCol w:w="1475"/>
+        <w:gridCol w:w="1215"/>
+        <w:gridCol w:w="1228"/>
+        <w:gridCol w:w="1243"/>
+        <w:gridCol w:w="1439"/>
+        <w:gridCol w:w="1230"/>
+        <w:gridCol w:w="1232"/>
       </w:tblGrid>
       <w:tr>
         <w:tc>
@@ -17686,7 +17945,6 @@
           </w:tcPr>
           <w:p>
             <w:r>
-              <w:lastRenderedPageBreak/>
               <w:t>ESG-EGARCH(S)</w:t>
             </w:r>
           </w:p>
@@ -19631,7 +19889,6 @@
           </w:tcPr>
           <w:p>
             <w:r>
-              <w:lastRenderedPageBreak/>
               <w:t>GARCH</w:t>
             </w:r>
           </w:p>
@@ -19933,14 +20190,14 @@
         <w:tblLook w:val="04A0" w:firstRow="1" w:lastRow="0" w:firstColumn="1" w:lastColumn="0" w:noHBand="0" w:noVBand="1"/>
       </w:tblPr>
       <w:tblGrid>
-        <w:gridCol w:w="1046"/>
-        <w:gridCol w:w="711"/>
-        <w:gridCol w:w="962"/>
-        <w:gridCol w:w="1096"/>
-        <w:gridCol w:w="1423"/>
-        <w:gridCol w:w="1565"/>
-        <w:gridCol w:w="1004"/>
-        <w:gridCol w:w="1255"/>
+        <w:gridCol w:w="1002"/>
+        <w:gridCol w:w="713"/>
+        <w:gridCol w:w="996"/>
+        <w:gridCol w:w="1110"/>
+        <w:gridCol w:w="1408"/>
+        <w:gridCol w:w="1560"/>
+        <w:gridCol w:w="1026"/>
+        <w:gridCol w:w="1247"/>
       </w:tblGrid>
       <w:tr>
         <w:tc>
@@ -21203,7 +21460,6 @@
           </w:tcPr>
           <w:p>
             <w:r>
-              <w:lastRenderedPageBreak/>
               <w:t>ESG-GARCH(G)</w:t>
             </w:r>
           </w:p>
@@ -22598,7 +22854,6 @@
           </w:tcPr>
           <w:p>
             <w:r>
-              <w:lastRenderedPageBreak/>
               <w:t>ESG-EGARCH</w:t>
             </w:r>
           </w:p>
@@ -23760,13 +24015,13 @@
         <w:tblLook w:val="04A0" w:firstRow="1" w:lastRow="0" w:firstColumn="1" w:lastColumn="0" w:noHBand="0" w:noVBand="1"/>
       </w:tblPr>
       <w:tblGrid>
-        <w:gridCol w:w="1211"/>
-        <w:gridCol w:w="810"/>
-        <w:gridCol w:w="1472"/>
-        <w:gridCol w:w="1432"/>
-        <w:gridCol w:w="1162"/>
-        <w:gridCol w:w="1794"/>
-        <w:gridCol w:w="1181"/>
+        <w:gridCol w:w="1170"/>
+        <w:gridCol w:w="817"/>
+        <w:gridCol w:w="1465"/>
+        <w:gridCol w:w="1419"/>
+        <w:gridCol w:w="1178"/>
+        <w:gridCol w:w="1798"/>
+        <w:gridCol w:w="1215"/>
       </w:tblGrid>
       <w:tr>
         <w:tc>
@@ -24084,7 +24339,6 @@
           </w:tcPr>
           <w:p>
             <w:r>
-              <w:lastRenderedPageBreak/>
               <w:t>ESG-EGARCH</w:t>
             </w:r>
           </w:p>
@@ -25453,7 +25707,6 @@
           </w:tcPr>
           <w:p>
             <w:r>
-              <w:lastRenderedPageBreak/>
               <w:t>ESG-GJR-GARCH(G)</w:t>
             </w:r>
           </w:p>
@@ -27038,7 +27291,6 @@
           </w:tcPr>
           <w:p>
             <w:r>
-              <w:lastRenderedPageBreak/>
               <w:t>GJR-GARCH</w:t>
             </w:r>
           </w:p>
@@ -27228,7 +27480,6 @@
         <w:rPr>
           <w:noProof/>
         </w:rPr>
-        <w:lastRenderedPageBreak/>
         <w:drawing>
           <wp:inline distT="0" distB="0" distL="0" distR="0" wp14:anchorId="5128BC92" wp14:editId="22D71CE9">
             <wp:extent cx="5669280" cy="2948026"/>
@@ -27346,7 +27597,6 @@
           <w:szCs w:val="24"/>
         </w:rPr>
       </w:pPr>
-      <w:bookmarkStart w:id="88" w:name="_Toc240808299"/>
       <w:r>
         <w:br w:type="page"/>
       </w:r>
@@ -27358,14 +27608,14 @@
           <w:lang w:val="en-GB"/>
         </w:rPr>
       </w:pPr>
+      <w:bookmarkStart w:id="95" w:name="_Toc241347611"/>
       <w:r>
         <w:rPr>
           <w:lang w:val="en-GB"/>
         </w:rPr>
-        <w:lastRenderedPageBreak/>
         <w:t>Appendix D. Threshold Robustness and Paired Tests</w:t>
       </w:r>
-      <w:bookmarkEnd w:id="88"/>
+      <w:bookmarkEnd w:id="95"/>
     </w:p>
     <w:p>
       <w:pPr>
@@ -28198,7 +28448,6 @@
         <w:rPr>
           <w:noProof/>
         </w:rPr>
-        <w:lastRenderedPageBreak/>
         <w:drawing>
           <wp:inline distT="0" distB="0" distL="0" distR="0" wp14:anchorId="7AD965CC" wp14:editId="012348A3">
             <wp:extent cx="5669280" cy="2948026"/>
@@ -28255,14 +28504,14 @@
           <w:lang w:val="en-GB"/>
         </w:rPr>
       </w:pPr>
-      <w:bookmarkStart w:id="89" w:name="_Toc240808300"/>
+      <w:bookmarkStart w:id="96" w:name="_Toc241347612"/>
       <w:r>
         <w:rPr>
           <w:lang w:val="en-GB"/>
         </w:rPr>
         <w:t>Appendix E. Reproducibility and Data Provenance</w:t>
       </w:r>
-      <w:bookmarkEnd w:id="89"/>
+      <w:bookmarkEnd w:id="96"/>
     </w:p>
     <w:p>
       <w:pPr>
@@ -28324,7 +28573,6 @@
         <w:jc w:val="both"/>
       </w:pPr>
       <w:r>
-        <w:lastRenderedPageBreak/>
         <w:t>The repository does not redistribute restricted third-party source datasets. OptionMetrics and Refinitiv Eikon / LSEG data remain subject to their respective licensing and access conditions.</w:t>
       </w:r>
     </w:p>
@@ -28926,7 +29174,6 @@
     <w:name w:val="Normal"/>
     <w:qFormat/>
     <w:rPr>
-      <w:rFonts w:ascii="Times New Roman" w:eastAsia="Times New Roman" w:hAnsi="Times New Roman"/>
       <w:lang w:val="en-GB"/>
     </w:rPr>
   </w:style>
@@ -28940,7 +29187,6 @@
       <w:outlineLvl w:val="0"/>
     </w:pPr>
     <w:rPr>
-      <w:rFonts w:ascii="Times New Roman" w:eastAsia="Times New Roman" w:hAnsi="Times New Roman"/>
       <w:b/>
       <w:bCs/>
       <w:sz w:val="32"/>
@@ -28958,7 +29204,6 @@
       <w:outlineLvl w:val="1"/>
     </w:pPr>
     <w:rPr>
-      <w:rFonts w:ascii="Times New Roman" w:eastAsia="Times New Roman" w:hAnsi="Times New Roman"/>
       <w:b/>
       <w:bCs/>
       <w:i/>
@@ -28978,7 +29223,6 @@
       <w:outlineLvl w:val="2"/>
     </w:pPr>
     <w:rPr>
-      <w:rFonts w:ascii="Times New Roman" w:eastAsia="Times New Roman" w:hAnsi="Times New Roman"/>
       <w:b/>
       <w:bCs/>
     </w:rPr>
@@ -29027,6 +29271,7 @@
   <w:style w:type="character" w:default="1" w:styleId="DefaultParagraphFont">
     <w:name w:val="Default Paragraph Font"/>
     <w:uiPriority w:val="1"/>
+    <w:semiHidden/>
     <w:unhideWhenUsed/>
   </w:style>
   <w:style w:type="table" w:default="1" w:styleId="TableNormal">
@@ -29244,7 +29489,7 @@
     <w:uiPriority w:val="99"/>
     <w:rsid w:val="00C2152B"/>
     <w:rPr>
-      <w:rFonts w:ascii="Times New Roman" w:eastAsia="Times New Roman" w:hAnsi="Times New Roman"/>
+      <w:rFonts w:ascii="Arial" w:eastAsia="Arial" w:hAnsi="Arial"/>
       <w:lang w:val="en-GB"/>
     </w:rPr>
   </w:style>
@@ -29313,7 +29558,7 @@
     </a:clrScheme>
     <a:fontScheme name="Office">
       <a:majorFont>
-        <a:latin typeface="Aptos Display" panose="02110004020202020204"/>
+        <a:latin typeface="Arial" panose="02110004020202020204"/>
         <a:ea typeface=""/>
         <a:cs typeface=""/>
         <a:font script="Jpan" typeface="游ゴシック Light"/>
@@ -29365,7 +29610,7 @@
         <a:font script="Tfng" typeface="Ebrima"/>
       </a:majorFont>
       <a:minorFont>
-        <a:latin typeface="Aptos" panose="02110004020202020204"/>
+        <a:latin typeface="Arial" panose="02110004020202020204"/>
         <a:ea typeface=""/>
         <a:cs typeface=""/>
         <a:font script="Jpan" typeface="游明朝"/>

--- a/01_Thesis/ESG-Adjusted Volatility Forecasts and Equity Option Trading.docx
+++ b/01_Thesis/ESG-Adjusted Volatility Forecasts and Equity Option Trading.docx
@@ -4720,382 +4720,170 @@
     </w:p>
     <w:p>
       <w:pPr>
-        <w:spacing w:after="200"/>
-      </w:pPr>
-      <w:r>
-        <w:rPr>
-          <w:i/>
-        </w:rPr>
-        <w:t>(Page references to be completed after final pagination is set in Word; select this list and press F9, or update manually before submission.)</w:t>
-      </w:r>
-    </w:p>
-    <w:p>
-      <w:pPr>
         <w:pStyle w:val="Heading2"/>
-        <w:spacing w:before="0" w:after="120"/>
-      </w:pPr>
-      <w:bookmarkStart w:id="3" w:name="_Toc241347555"/>
-      <w:r>
-        <w:t>List of Tables</w:t>
-      </w:r>
-      <w:bookmarkEnd w:id="3"/>
-    </w:p>
-    <w:p>
-      <w:pPr>
-        <w:spacing w:after="80"/>
-        <w:ind w:left="720" w:hanging="720"/>
-      </w:pPr>
-      <w:r>
-        <w:rPr>
-          <w:b/>
-        </w:rPr>
-        <w:t xml:space="preserve">Table 1. </w:t>
-      </w:r>
-      <w:r>
-        <w:t>Out-of-sample forecast accuracy by volatility model</w:t>
-      </w:r>
-      <w:r>
-        <w:tab/>
-        <w:t>[p. __]</w:t>
-      </w:r>
-    </w:p>
-    <w:p>
-      <w:pPr>
-        <w:spacing w:after="80"/>
-        <w:ind w:left="720" w:hanging="720"/>
-      </w:pPr>
-      <w:r>
-        <w:rPr>
-          <w:b/>
-        </w:rPr>
-        <w:t xml:space="preserve">Table 2. </w:t>
-      </w:r>
-      <w:r>
-        <w:t>Trade coverage by entry threshold</w:t>
-      </w:r>
-      <w:r>
-        <w:tab/>
-        <w:t>[p. __]</w:t>
-      </w:r>
-    </w:p>
-    <w:p>
-      <w:pPr>
-        <w:spacing w:after="80"/>
-        <w:ind w:left="720" w:hanging="720"/>
-      </w:pPr>
-      <w:r>
-        <w:rPr>
-          <w:b/>
-        </w:rPr>
-        <w:t xml:space="preserve">Table 3. </w:t>
-      </w:r>
-      <w:r>
-        <w:t>Benchmark trading performance by horizon</w:t>
-      </w:r>
-      <w:r>
-        <w:tab/>
-        <w:t>[p. __]</w:t>
-      </w:r>
-    </w:p>
-    <w:p>
-      <w:pPr>
-        <w:spacing w:after="80"/>
-        <w:ind w:left="720" w:hanging="720"/>
-      </w:pPr>
-      <w:r>
-        <w:rPr>
-          <w:b/>
-        </w:rPr>
-        <w:t xml:space="preserve">Table 4. </w:t>
-      </w:r>
-      <w:r>
-        <w:t>Black-76 straddle pricing and mispricing summary</w:t>
-      </w:r>
-      <w:r>
-        <w:tab/>
-        <w:t>[p. __]</w:t>
-      </w:r>
-    </w:p>
-    <w:p>
-      <w:pPr>
-        <w:spacing w:after="80"/>
-        <w:ind w:left="720" w:hanging="720"/>
-      </w:pPr>
-      <w:r>
-        <w:rPr>
-          <w:b/>
-        </w:rPr>
-        <w:t xml:space="preserve">Table B1. </w:t>
-      </w:r>
-      <w:r>
-        <w:t>Black-76 straddle pricing summary</w:t>
-      </w:r>
-      <w:r>
-        <w:tab/>
-        <w:t>[p. __]</w:t>
-      </w:r>
-    </w:p>
-    <w:p>
-      <w:pPr>
-        <w:spacing w:after="80"/>
-        <w:ind w:left="720" w:hanging="720"/>
-      </w:pPr>
-      <w:r>
-        <w:rPr>
-          <w:b/>
-        </w:rPr>
-        <w:t xml:space="preserve">Table B2. </w:t>
-      </w:r>
-      <w:r>
-        <w:t>Signed and absolute mispricing summary</w:t>
-      </w:r>
-      <w:r>
-        <w:tab/>
-        <w:t>[p. __]</w:t>
-      </w:r>
-    </w:p>
-    <w:p>
-      <w:pPr>
-        <w:spacing w:after="80"/>
-        <w:ind w:left="720" w:hanging="720"/>
-      </w:pPr>
-      <w:r>
-        <w:rPr>
-          <w:b/>
-        </w:rPr>
-        <w:t xml:space="preserve">Table B3. </w:t>
-      </w:r>
-      <w:r>
-        <w:t>Implied-volatility versus forecast-volatility diagnostics</w:t>
-      </w:r>
-      <w:r>
-        <w:tab/>
-        <w:t>[p. __]</w:t>
-      </w:r>
-    </w:p>
-    <w:p>
-      <w:pPr>
-        <w:spacing w:after="80"/>
-        <w:ind w:left="720" w:hanging="720"/>
-      </w:pPr>
-      <w:r>
-        <w:rPr>
-          <w:b/>
-        </w:rPr>
-        <w:t xml:space="preserve">Table C1. </w:t>
-      </w:r>
-      <w:r>
-        <w:t>Baseline realised P&amp;L by model and horizon</w:t>
-      </w:r>
-      <w:r>
-        <w:tab/>
-        <w:t>[p. __]</w:t>
-      </w:r>
-    </w:p>
-    <w:p>
-      <w:pPr>
-        <w:spacing w:after="80"/>
-        <w:ind w:left="720" w:hanging="720"/>
-      </w:pPr>
-      <w:r>
-        <w:rPr>
-          <w:b/>
-        </w:rPr>
-        <w:t xml:space="preserve">Table C2. </w:t>
-      </w:r>
-      <w:r>
-        <w:t>USD 1 million capital-normalised performance</w:t>
-      </w:r>
-      <w:r>
-        <w:tab/>
-        <w:t>[p. __]</w:t>
-      </w:r>
-    </w:p>
-    <w:p>
-      <w:pPr>
-        <w:spacing w:after="80"/>
-        <w:ind w:left="720" w:hanging="720"/>
-      </w:pPr>
-      <w:r>
-        <w:rPr>
-          <w:b/>
-        </w:rPr>
-        <w:t xml:space="preserve">Table C3. </w:t>
-      </w:r>
-      <w:r>
-        <w:t>Risk diagnostics</w:t>
-      </w:r>
-      <w:r>
-        <w:tab/>
-        <w:t>[p. __]</w:t>
-      </w:r>
-    </w:p>
-    <w:p>
-      <w:pPr>
-        <w:spacing w:after="80"/>
-        <w:ind w:left="720" w:hanging="720"/>
-      </w:pPr>
-      <w:r>
-        <w:rPr>
-          <w:b/>
-        </w:rPr>
-        <w:t xml:space="preserve">Table D1. </w:t>
-      </w:r>
-      <w:r>
-        <w:t>Threshold robustness summary</w:t>
-      </w:r>
-      <w:r>
-        <w:tab/>
-        <w:t>[p. __]</w:t>
-      </w:r>
-    </w:p>
-    <w:p>
-      <w:pPr>
-        <w:spacing w:after="80"/>
-        <w:ind w:left="720" w:hanging="720"/>
-      </w:pPr>
-      <w:r>
-        <w:rPr>
-          <w:b/>
-        </w:rPr>
-        <w:t xml:space="preserve">Table D2. </w:t>
-      </w:r>
-      <w:r>
-        <w:t>Holm-adjusted paired ESG-versus-benchmark P&amp;L tests</w:t>
-      </w:r>
-      <w:r>
-        <w:tab/>
-        <w:t>[p. __]</w:t>
-      </w:r>
-    </w:p>
-    <w:p>
-      <w:pPr>
-        <w:spacing w:after="80"/>
-      </w:pPr>
+      </w:pPr>
+      <w:r>
+        <w:t xml:space="preserve">List of Tables</w:t>
+      </w:r>
+    </w:p>
+    <w:p>
+      <w:pPr>
+        <w:pStyle w:val="BodyText2"/>
+      </w:pPr>
+      <w:r>
+        <w:t xml:space="preserve">Table 1. Out-of-sample forecast accuracy by volatility model	[p. __]</w:t>
+      </w:r>
+    </w:p>
+    <w:p>
+      <w:pPr>
+        <w:pStyle w:val="BodyText2"/>
+      </w:pPr>
+      <w:r>
+        <w:t xml:space="preserve">Table 2. Trade coverage by entry threshold	[p. __]</w:t>
+      </w:r>
+    </w:p>
+    <w:p>
+      <w:pPr>
+        <w:pStyle w:val="BodyText2"/>
+      </w:pPr>
+      <w:r>
+        <w:t xml:space="preserve">Table 3. Benchmark trading performance by horizon	[p. __]</w:t>
+      </w:r>
+    </w:p>
+    <w:p>
+      <w:pPr>
+        <w:pStyle w:val="BodyText2"/>
+      </w:pPr>
+      <w:r>
+        <w:t xml:space="preserve">Table 4. Black-76 straddle pricing and mispricing summary	[p. __]</w:t>
+      </w:r>
+    </w:p>
+    <w:p>
+      <w:pPr>
+        <w:pStyle w:val="BodyText2"/>
+      </w:pPr>
+      <w:r>
+        <w:t xml:space="preserve">Table A1. Final sample and empirical pipeline audit	[p. __]</w:t>
+      </w:r>
+    </w:p>
+    <w:p>
+      <w:pPr>
+        <w:pStyle w:val="BodyText2"/>
+      </w:pPr>
+      <w:r>
+        <w:t xml:space="preserve">Table B1. Black-76 straddle pricing summary	[p. __]</w:t>
+      </w:r>
+    </w:p>
+    <w:p>
+      <w:pPr>
+        <w:pStyle w:val="BodyText2"/>
+      </w:pPr>
+      <w:r>
+        <w:t xml:space="preserve">Table B2. Signed and absolute mispricing summary	[p. __]</w:t>
+      </w:r>
+    </w:p>
+    <w:p>
+      <w:pPr>
+        <w:pStyle w:val="BodyText2"/>
+      </w:pPr>
+      <w:r>
+        <w:t xml:space="preserve">Table B3. Implied-volatility versus forecast-volatility diagnostics	[p. __]</w:t>
+      </w:r>
+    </w:p>
+    <w:p>
+      <w:pPr>
+        <w:pStyle w:val="BodyText2"/>
+      </w:pPr>
+      <w:r>
+        <w:t xml:space="preserve">Table C1. Baseline realised P&amp;L by model and horizon	[p. __]</w:t>
+      </w:r>
+    </w:p>
+    <w:p>
+      <w:pPr>
+        <w:pStyle w:val="BodyText2"/>
+      </w:pPr>
+      <w:r>
+        <w:t xml:space="preserve">Table C2. USD 1 million capital-normalised performance	[p. __]</w:t>
+      </w:r>
+    </w:p>
+    <w:p>
+      <w:pPr>
+        <w:pStyle w:val="BodyText2"/>
+      </w:pPr>
+      <w:r>
+        <w:t xml:space="preserve">Table C3. Risk diagnostics	[p. __]</w:t>
+      </w:r>
+    </w:p>
+    <w:p>
+      <w:pPr>
+        <w:pStyle w:val="BodyText2"/>
+      </w:pPr>
+      <w:r>
+        <w:t xml:space="preserve">Table D1. Threshold robustness summary	[p. __]</w:t>
+      </w:r>
+    </w:p>
+    <w:p>
+      <w:pPr>
+        <w:pStyle w:val="BodyText2"/>
+      </w:pPr>
+      <w:r>
+        <w:t xml:space="preserve">Table D2. Holm-adjusted paired ESG-versus-benchmark P&amp;L tests	[p. __]</w:t>
+      </w:r>
     </w:p>
     <w:p>
       <w:pPr>
         <w:pStyle w:val="Heading2"/>
-        <w:spacing w:before="240" w:after="120"/>
-      </w:pPr>
-      <w:bookmarkStart w:id="4" w:name="_Toc241347556"/>
-      <w:r>
-        <w:t>List of Figures</w:t>
-      </w:r>
-      <w:bookmarkEnd w:id="4"/>
-    </w:p>
-    <w:p>
-      <w:pPr>
-        <w:spacing w:after="80"/>
-        <w:ind w:left="720" w:hanging="720"/>
-      </w:pPr>
-      <w:r>
-        <w:rPr>
-          <w:b/>
-        </w:rPr>
-        <w:t xml:space="preserve">Figure C1. </w:t>
-      </w:r>
-      <w:r>
-        <w:t>Total realised P&amp;L by model at the 10-day horizon.</w:t>
-      </w:r>
-      <w:r>
-        <w:tab/>
-        <w:t>[p. __]</w:t>
-      </w:r>
-    </w:p>
-    <w:p>
-      <w:pPr>
-        <w:spacing w:after="80"/>
-        <w:ind w:left="720" w:hanging="720"/>
-      </w:pPr>
-      <w:r>
-        <w:rPr>
-          <w:b/>
-        </w:rPr>
-        <w:t xml:space="preserve">Figure C2. </w:t>
-      </w:r>
-      <w:r>
-        <w:t>Total realised P&amp;L by model at the 20-day horizon.</w:t>
-      </w:r>
-      <w:r>
-        <w:tab/>
-        <w:t>[p. __]</w:t>
-      </w:r>
-    </w:p>
-    <w:p>
-      <w:pPr>
-        <w:spacing w:after="80"/>
-        <w:ind w:left="720" w:hanging="720"/>
-      </w:pPr>
-      <w:r>
-        <w:rPr>
-          <w:b/>
-        </w:rPr>
-        <w:t xml:space="preserve">Figure C3. </w:t>
-      </w:r>
-      <w:r>
-        <w:t>Cumulative return on the USD 1 million reference capital at the 10-day horizon.</w:t>
-      </w:r>
-      <w:r>
-        <w:tab/>
-        <w:t>[p. __]</w:t>
-      </w:r>
-    </w:p>
-    <w:p>
-      <w:pPr>
-        <w:spacing w:after="80"/>
-        <w:ind w:left="720" w:hanging="720"/>
-      </w:pPr>
-      <w:r>
-        <w:rPr>
-          <w:b/>
-        </w:rPr>
-        <w:t xml:space="preserve">Figure C4. </w:t>
-      </w:r>
-      <w:r>
-        <w:t>Maximum drawdown by model at the 10-day horizon.</w:t>
-      </w:r>
-      <w:r>
-        <w:tab/>
-        <w:t>[p. __]</w:t>
-      </w:r>
-    </w:p>
-    <w:p>
-      <w:pPr>
-        <w:spacing w:after="80"/>
-        <w:ind w:left="720" w:hanging="720"/>
-      </w:pPr>
-      <w:r>
-        <w:rPr>
-          <w:b/>
-        </w:rPr>
-        <w:t xml:space="preserve">Figure D1. </w:t>
-      </w:r>
-      <w:r>
-        <w:t>Mean model total P&amp;L across entry thresholds and horizons.</w:t>
-      </w:r>
-      <w:r>
-        <w:tab/>
-        <w:t>[p. __]</w:t>
-      </w:r>
-    </w:p>
-    <w:p>
-      <w:pPr>
-        <w:spacing w:after="80"/>
-        <w:ind w:left="720" w:hanging="720"/>
-      </w:pPr>
-      <w:r>
-        <w:rPr>
-          <w:b/>
-        </w:rPr>
-        <w:t xml:space="preserve">Figure D2. </w:t>
-      </w:r>
-      <w:r>
-        <w:t>Mean paired ESG-minus-benchmark P&amp;L difference by entry threshold.</w:t>
-      </w:r>
-      <w:r>
-        <w:tab/>
-        <w:t>[p. __]</w:t>
+      </w:pPr>
+      <w:r>
+        <w:t xml:space="preserve">List of Figures</w:t>
+      </w:r>
+    </w:p>
+    <w:p>
+      <w:pPr>
+        <w:pStyle w:val="BodyText2"/>
+      </w:pPr>
+      <w:r>
+        <w:t xml:space="preserve">Figure C1. Total realised P&amp;L by model at the 10-day horizon	[p. __]</w:t>
+      </w:r>
+    </w:p>
+    <w:p>
+      <w:pPr>
+        <w:pStyle w:val="BodyText2"/>
+      </w:pPr>
+      <w:r>
+        <w:t xml:space="preserve">Figure C2. Total realised P&amp;L by model at the 20-day horizon	[p. __]</w:t>
+      </w:r>
+    </w:p>
+    <w:p>
+      <w:pPr>
+        <w:pStyle w:val="BodyText2"/>
+      </w:pPr>
+      <w:r>
+        <w:t xml:space="preserve">Figure C3. Cumulative return on the USD 1 million reference capital at the 10-day horizon	[p. __]</w:t>
+      </w:r>
+    </w:p>
+    <w:p>
+      <w:pPr>
+        <w:pStyle w:val="BodyText2"/>
+      </w:pPr>
+      <w:r>
+        <w:t xml:space="preserve">Figure C4. Maximum drawdown by model at the 10-day horizon	[p. __]</w:t>
+      </w:r>
+    </w:p>
+    <w:p>
+      <w:pPr>
+        <w:pStyle w:val="BodyText2"/>
+      </w:pPr>
+      <w:r>
+        <w:t xml:space="preserve">Figure D1. Mean model total P&amp;L across entry thresholds and horizons	[p. __]</w:t>
+      </w:r>
+    </w:p>
+    <w:p>
+      <w:pPr>
+        <w:pStyle w:val="BodyText2"/>
+      </w:pPr>
+      <w:r>
+        <w:t xml:space="preserve">Figure D2. Mean paired ESG-minus-benchmark P&amp;L difference by entry threshold	[p. __]</w:t>
       </w:r>
     </w:p>
     <w:p>
@@ -6533,23 +6321,21 @@
       <w:pPr>
         <w:pStyle w:val="BodyText2"/>
       </w:pPr>
-      <w:r>
-        <w:t>The baseline volatility engine starts from the Generalised Autoregressive Conditional Heteroskedasticity model of Bollerslev (1986). Let r_t denote the daily log return, expressed in percentage units, and let epsilon_t = r_t - mu denote the innovation around the conditional mean. The conditional variance is h_t = Var(epsilon_t | F_{t-1}). The implemented GARCH(1,1) recursion is h_t = omega + alpha epsilon_(t-1)^2 + beta h_(t-1). Here omega is the long-run variance intercept, alpha is the ARCH or news coeffi</w:t>
-      </w:r>
-      <w:r>
-        <w:t>cient measuring the immediate response to a new squared shock, and beta is the GARCH persistence coefficient governing the carry-over of previously estimated variance.</w:t>
-      </w:r>
+      <m:oMath>
+        <m:r>
+          <m:t>hₜ = ω + αεₜ₋₁² + βhₜ₋₁</m:t>
+        </m:r>
+      </m:oMath>
     </w:p>
     <w:p>
       <w:pPr>
         <w:pStyle w:val="BodyText2"/>
       </w:pPr>
-      <w:r>
-        <w:t>The code estimates this model with the arch Python package using a constant conditional mean, Gaussian innovations, p=1, o=0 and q=1. The model is estimated recursively rather than once on the complete sample. This is essential because the thesis evaluates genuine out-of-sample information rather than a full-sample fitted variance. The one-day-ahead variance is subsequently converted to annualised volatility as sigma_(t+1)^ann = sqrt(h_hat_(t+1) x 252) / 100 because the return input is expressed in percenta</w:t>
-      </w:r>
-      <w:r>
-        <w:t>ge points.</w:t>
-      </w:r>
+      <m:oMath>
+        <m:r>
+          <m:t>σₜ₊₁ᵃⁿⁿ = √(ĥₜ₊₁ × 252) / 100</m:t>
+        </m:r>
+      </m:oMath>
     </w:p>
     <w:p>
       <w:pPr>
@@ -6571,12 +6357,11 @@
       <w:pPr>
         <w:pStyle w:val="BodyText2"/>
       </w:pPr>
-      <w:r>
-        <w:t>The second baseline family is the Glosten, Jagannathan and Runkle (1993) threshold model, commonly referred to as GJR-GARCH. Its purpose is to capture the asymmetry of equity volatility, whereby negative return shocks can have a different effect on future variance from positive shocks of the same magnitude. The implemented recursion is h_t = omega + alpha epsilon_(t-1)^2 + gamma I(epsilon_(t-1)&lt;0) epsilon_(t-1)^2 + beta h_(t-1). The additional coefficient gamma is therefore the leverage or asymmetry paramet</w:t>
-      </w:r>
-      <w:r>
-        <w:t>er.</w:t>
-      </w:r>
+      <m:oMath>
+        <m:r>
+          <m:t>hₜ = ω + αεₜ₋₁² + γI(εₜ₋₁ &lt; 0)εₜ₋₁² + βhₜ₋₁</m:t>
+        </m:r>
+      </m:oMath>
     </w:p>
     <w:p>
       <w:pPr>
@@ -6598,9 +6383,11 @@
       <w:pPr>
         <w:pStyle w:val="BodyText2"/>
       </w:pPr>
-      <w:r>
-        <w:t>The third family is the Exponential GARCH model of Nelson (1991). EGARCH models the logarithm of conditional variance rather than variance itself. The implemented recursion can be written ln(h_t) = omega + beta ln(h_(t-1)) + alpha(|z_(t-1)| - E|z|) + gamma z_(t-1), where z_(t-1) = epsilon_(t-1)/sqrt(h_(t-1)). Under the Gaussian innovation assumption, E|z| = sqrt(2/pi). Alpha captures the response to shock magnitude, while gamma captures the sign effect.</w:t>
-      </w:r>
+      <m:oMath>
+        <m:r>
+          <m:t>ln(hₜ) = ω + βln(hₜ₋₁) + α(|zₜ₋₁| − E|z|) + γzₜ₋₁</m:t>
+        </m:r>
+      </m:oMath>
     </w:p>
     <w:p>
       <w:pPr>
@@ -6630,9 +6417,11 @@
       <w:pPr>
         <w:pStyle w:val="BodyText2"/>
       </w:pPr>
-      <w:r>
-        <w:t>For each fitted volatility family j, the engine obtains the historical fitted conditional variance h_hat_t^(j), constructs y_t^(j) = ln(h_hat_t^(j)), and constructs the lagged variance state x_t^(j) = ln(h_hat_(t-1)^(j)). The composite ESG relation is y_t^(j) = c_j + phi_j x_t^(j) + delta_E,j E_t + delta_S,j S_t + delta_G,j G_t + u_t. The pillar-specific versions retain only one ESG variable. The ESG variables are standardised within the current training window rather than using future-sample moments.</w:t>
-      </w:r>
+      <m:oMath>
+        <m:r>
+          <m:t>yₜ⁽ʲ⁾ = cⱼ + φⱼxₜ⁽ʲ⁾ + δE,ⱼEₜ + δS,ⱼSₜ + δG,ⱼGₜ + uₜ</m:t>
+        </m:r>
+      </m:oMath>
     </w:p>
     <w:p>
       <w:pPr>
@@ -6689,17 +6478,21 @@
       <w:pPr>
         <w:pStyle w:val="BodyText2"/>
       </w:pPr>
-      <w:r>
-        <w:t>At each forecast date, the engine takes the latest fitted baseline variance state and the ESG value available under the lag convention. For a single-pillar model, the forecast equation is ln(h_hat_(t+1)^ESG) = c_hat_j + phi_hat_j ln(h_hat_t) + delta_hat_k,j Z_(k,t), where k denotes E, S or G. For the composite model, ln(h_hat_(t+1)^ESG) = c_hat_j + phi_hat_j ln(h_hat_t) + delta_hat_E,j Z_E,t + delta_hat_S,j Z_S,t + delta_hat_G,j Z_G,t.</w:t>
-      </w:r>
+      <m:oMath>
+        <m:r>
+          <m:t>ln(ĥₜ₊₁ᴱˢᴳ) = ĉⱼ + φ̂ⱼln(ĥₜ) + δ̂E,ⱼZᴱ,ₜ + δ̂S,ⱼZˢ,ₜ + δ̂G,ⱼZᴳ,ₜ</m:t>
+        </m:r>
+      </m:oMath>
     </w:p>
     <w:p>
       <w:pPr>
         <w:pStyle w:val="BodyText2"/>
       </w:pPr>
-      <w:r>
-        <w:t>The resulting log variance is transformed back as h_hat_(t+1)^ESG = exp(clip(ln(h_hat_(t+1)^ESG), -10, 5)). The upper bound of +5 implies an annualised volatility ceiling of approximately 193.4 percent. These bounds are numerical safeguards rather than economic assumptions about normal equity volatility. The lower bound prevents numerical underflow, while the upper bound limits pathological explosive forecasts.</w:t>
-      </w:r>
+      <m:oMath>
+        <m:r>
+          <m:t>ĥₜ₊₁ᴱˢᴳ = exp(clip(ln(ĥₜ₊₁ᴱˢᴳ), −10, 5))</m:t>
+        </m:r>
+      </m:oMath>
     </w:p>
     <w:p>
       <w:pPr>
@@ -6788,9 +6581,11 @@
       <w:pPr>
         <w:pStyle w:val="BodyText2"/>
       </w:pPr>
-      <w:r>
-        <w:t>The forecast target is the next-day realised variance proxy r_(t+1)^2, with returns expressed in percentage units. The primary loss is the squared variance forecast error, L_t = (r_(t+1)^2 - h_hat_(t+1))^2. Because the target and forecast are on the same variance scale, this loss permits direct pairwise comparison across all 15 specifications. Volatility-scale MAE and RMSE are complementary measures after taking the square root of the model variance forecast.</w:t>
-      </w:r>
+      <m:oMath>
+        <m:r>
+          <m:t>Lₜ = (rₜ₊₁² − ĥₜ₊₁)²</m:t>
+        </m:r>
+      </m:oMath>
     </w:p>
     <w:p>
       <w:pPr>
@@ -6823,9 +6618,11 @@
       <w:pPr>
         <w:pStyle w:val="BodyText2"/>
       </w:pPr>
-      <w:r>
-        <w:t>Once the one-day-ahead volatility forecasts are generated, they are carried into the option stage without re-estimating the forecasting models on option information. For a European call under Black-76, C = exp(-rT)[F N(d1) - K N(d2)], while P = exp(-rT)[K N(-d2) - F N(-d1)], with d1 = [ln(F/K) + 0.5 sigma^2 T] / (sigma sqrt(T)) and d2 = d1 - sigma sqrt(T). Here F is the observed LSEG forward price, K is strike, r is the risk-free proxy, T is time to maturity and sigma is the annualised forecast volatility.</w:t>
-      </w:r>
+      <m:oMath>
+        <m:r>
+          <m:t>C = e⁻ʳᵀ[F N(d₁) − K N(d₂)] ; P = e⁻ʳᵀ[K N(−d₂) − F N(−d₁)]</m:t>
+        </m:r>
+      </m:oMath>
     </w:p>
     <w:p>
       <w:pPr>
@@ -6855,12 +6652,11 @@
       <w:pPr>
         <w:pStyle w:val="BodyText2"/>
       </w:pPr>
-      <w:r>
-        <w:t>For each model, the trading signal begins with Gap_t = IV_t - sigma_hat_t. The gap is standardised using a rolling 252-observation standard deviation based only on information available before the trading date: Z_t = Gap_t / SD_252(Gap). A positive Z-score means that market-implied volatility is high relative to the model forecast and generates a short-volatility signal. A negative Z-score means that implied volatility is low relative to the forecast and generates a long-volatility signal. The baseline entr</w:t>
-      </w:r>
-      <w:r>
-        <w:t>y rule is |Z| &gt;= 1.5, with |Z| &gt;= 1.0 and |Z| &gt;= 2.0 used for threshold robustness.</w:t>
-      </w:r>
+      <m:oMath>
+        <m:r>
+          <m:t>Gapₜ = IVₜ − σ̂ₜ ;  Zₜ = Gapₜ / SD₂₅₂(Gap)</m:t>
+        </m:r>
+      </m:oMath>
     </w:p>
     <w:p>
       <w:pPr>
@@ -6882,12 +6678,11 @@
       <w:pPr>
         <w:pStyle w:val="BodyText2"/>
       </w:pPr>
-      <w:r>
-        <w:t>The trading implementation separates two risk-neutralisation objectives. Delta hedging controls first-order exposure to movements in the underlying equity, whereas vega hedging controls first-order exposure to changes in implied volatility. They are therefore not substitutes. If the target straddle has vega V1 and the longer-maturity hedge straddle has vega V2, the hedge ratio is h = V1 / V2 and the hedge is taken in the opposite direction. The combined position then has approximately zero net vega at entry</w:t>
-      </w:r>
-      <w:r>
-        <w:t>: V_net = V1 - h V2 approximately equals zero.</w:t>
-      </w:r>
+      <m:oMath>
+        <m:r>
+          <m:t>Vₙₑₜ = V₁ − hV₂ ≈ 0 ;  h = V₁ / V₂</m:t>
+        </m:r>
+      </m:oMath>
     </w:p>
     <w:p>
       <w:pPr>
